--- a/templates/telangana/trial_court/divorce_mutual.docx
+++ b/templates/telangana/trial_court/divorce_mutual.docx
@@ -13,128 +13,147 @@
         <w:rPr>
           <w:rFonts w:ascii="Bookman Old Style" w:hAnsi="Bookman Old Style" w:cs="Tahoma"/>
         </w:rPr>
-        <w:t xml:space="preserve">IN THE COURT OF </w:t>
-      </w:r>
-      <w:proofErr w:type="gramStart"/>
-      <w:r>
-        <w:rPr>
-          <w:rFonts w:ascii="Bookman Old Style" w:hAnsi="Bookman Old Style" w:cs="Tahoma"/>
-        </w:rPr>
-        <w:t xml:space="preserve">THE  </w:t>
+        <w:t xml:space="preserve">IN THE COURT OF THE  </w:t>
       </w:r>
       <w:r>
         <w:rPr>
           <w:rFonts w:ascii="Bookman Old Style" w:hAnsi="Bookman Old Style" w:cs="Tahoma"/>
           <w:noProof/>
         </w:rPr>
-        <w:t>{</w:t>
-      </w:r>
-      <w:proofErr w:type="gramEnd"/>
+        <w:t>{{court_name}}</w:t>
+      </w:r>
+    </w:p>
+    <w:p>
+      <w:pPr>
+        <w:jc w:val="center"/>
+        <w:rPr>
+          <w:rFonts w:ascii="Bookman Old Style" w:hAnsi="Bookman Old Style" w:cs="Tahoma"/>
+        </w:rPr>
+      </w:pPr>
+    </w:p>
+    <w:p>
+      <w:pPr>
+        <w:jc w:val="center"/>
+        <w:rPr>
+          <w:rFonts w:ascii="Bookman Old Style" w:hAnsi="Bookman Old Style" w:cs="Tahoma"/>
+        </w:rPr>
+      </w:pPr>
+      <w:r>
+        <w:rPr>
+          <w:rFonts w:ascii="Bookman Old Style" w:hAnsi="Bookman Old Style" w:cs="Tahoma"/>
+        </w:rPr>
+        <w:t>F.C.O.P.</w:t>
+      </w:r>
+      <w:r>
+        <w:rPr>
+          <w:rFonts w:ascii="Bookman Old Style" w:hAnsi="Bookman Old Style" w:cs="Tahoma"/>
+        </w:rPr>
+        <w:t xml:space="preserve">NO.                 OF  </w:t>
+      </w:r>
       <w:r>
         <w:rPr>
           <w:rFonts w:ascii="Bookman Old Style" w:hAnsi="Bookman Old Style" w:cs="Tahoma"/>
           <w:noProof/>
         </w:rPr>
-        <w:t>{court_name}}</w:t>
-      </w:r>
-    </w:p>
-    <w:p>
-      <w:pPr>
-        <w:jc w:val="center"/>
-        <w:rPr>
-          <w:rFonts w:ascii="Bookman Old Style" w:hAnsi="Bookman Old Style" w:cs="Tahoma"/>
-        </w:rPr>
-      </w:pPr>
-    </w:p>
-    <w:p>
-      <w:pPr>
-        <w:jc w:val="center"/>
-        <w:rPr>
-          <w:rFonts w:ascii="Bookman Old Style" w:hAnsi="Bookman Old Style" w:cs="Tahoma"/>
-        </w:rPr>
-      </w:pPr>
-      <w:r>
-        <w:rPr>
-          <w:rFonts w:ascii="Bookman Old Style" w:hAnsi="Bookman Old Style" w:cs="Tahoma"/>
-        </w:rPr>
-        <w:t>F.C.O.P.</w:t>
-      </w:r>
-      <w:r>
-        <w:rPr>
-          <w:rFonts w:ascii="Bookman Old Style" w:hAnsi="Bookman Old Style" w:cs="Tahoma"/>
-        </w:rPr>
-        <w:t xml:space="preserve">NO.                 </w:t>
-      </w:r>
-      <w:proofErr w:type="gramStart"/>
-      <w:r>
-        <w:rPr>
-          <w:rFonts w:ascii="Bookman Old Style" w:hAnsi="Bookman Old Style" w:cs="Tahoma"/>
-        </w:rPr>
-        <w:t xml:space="preserve">OF  </w:t>
-      </w:r>
+        <w:t>{{year}}</w:t>
+      </w:r>
+    </w:p>
+    <w:p>
+      <w:pPr>
+        <w:rPr>
+          <w:rFonts w:ascii="Bookman Old Style" w:hAnsi="Bookman Old Style" w:cs="Tahoma"/>
+        </w:rPr>
+      </w:pPr>
+    </w:p>
+    <w:p>
+      <w:pPr>
+        <w:rPr>
+          <w:rFonts w:ascii="Bookman Old Style" w:hAnsi="Bookman Old Style" w:cs="Tahoma"/>
+        </w:rPr>
+      </w:pPr>
+    </w:p>
+    <w:p>
+      <w:pPr>
+        <w:rPr>
+          <w:rFonts w:ascii="Bookman Old Style" w:hAnsi="Bookman Old Style" w:cs="Tahoma"/>
+        </w:rPr>
+      </w:pPr>
+      <w:r>
+        <w:rPr>
+          <w:rFonts w:ascii="Bookman Old Style" w:hAnsi="Bookman Old Style" w:cs="Tahoma"/>
+        </w:rPr>
+        <w:t>Between:</w:t>
+      </w:r>
+    </w:p>
+    <w:p>
+      <w:pPr>
+        <w:rPr>
+          <w:rFonts w:ascii="Bookman Old Style" w:hAnsi="Bookman Old Style" w:cs="Tahoma"/>
+        </w:rPr>
+      </w:pPr>
+    </w:p>
+    <w:p>
+      <w:pPr>
+        <w:rPr>
+          <w:rFonts w:ascii="Bookman Old Style" w:hAnsi="Bookman Old Style" w:cs="Tahoma"/>
+        </w:rPr>
+      </w:pPr>
       <w:r>
         <w:rPr>
           <w:rFonts w:ascii="Bookman Old Style" w:hAnsi="Bookman Old Style" w:cs="Tahoma"/>
           <w:noProof/>
         </w:rPr>
-        <w:t>{</w:t>
-      </w:r>
-      <w:proofErr w:type="gramEnd"/>
+        <w:t>{{petitioner}}</w:t>
+      </w:r>
+    </w:p>
+    <w:p>
+      <w:pPr>
+        <w:jc w:val="right"/>
+        <w:rPr>
+          <w:rFonts w:ascii="Bookman Old Style" w:hAnsi="Bookman Old Style" w:cs="Tahoma"/>
+        </w:rPr>
+      </w:pPr>
+      <w:r>
+        <w:rPr>
+          <w:rFonts w:ascii="Bookman Old Style" w:hAnsi="Bookman Old Style" w:cs="Tahoma"/>
+        </w:rPr>
+        <w:t>…FIRST PETITIONER</w:t>
+      </w:r>
+    </w:p>
+    <w:p>
+      <w:pPr>
+        <w:jc w:val="center"/>
+        <w:rPr>
+          <w:rFonts w:ascii="Bookman Old Style" w:hAnsi="Bookman Old Style" w:cs="Tahoma"/>
+        </w:rPr>
+      </w:pPr>
+      <w:r>
+        <w:rPr>
+          <w:rFonts w:ascii="Bookman Old Style" w:hAnsi="Bookman Old Style" w:cs="Tahoma"/>
+        </w:rPr>
+        <w:t>AND</w:t>
+      </w:r>
+    </w:p>
+    <w:p>
+      <w:pPr>
+        <w:rPr>
+          <w:rFonts w:ascii="Bookman Old Style" w:hAnsi="Bookman Old Style" w:cs="Tahoma"/>
+        </w:rPr>
+      </w:pPr>
       <w:r>
         <w:rPr>
           <w:rFonts w:ascii="Bookman Old Style" w:hAnsi="Bookman Old Style" w:cs="Tahoma"/>
           <w:noProof/>
         </w:rPr>
-        <w:t>{year}}</w:t>
-      </w:r>
-    </w:p>
-    <w:p>
-      <w:pPr>
-        <w:rPr>
-          <w:rFonts w:ascii="Bookman Old Style" w:hAnsi="Bookman Old Style" w:cs="Tahoma"/>
-        </w:rPr>
-      </w:pPr>
-    </w:p>
-    <w:p>
-      <w:pPr>
-        <w:rPr>
-          <w:rFonts w:ascii="Bookman Old Style" w:hAnsi="Bookman Old Style" w:cs="Tahoma"/>
-        </w:rPr>
-      </w:pPr>
-    </w:p>
-    <w:p>
-      <w:pPr>
-        <w:rPr>
-          <w:rFonts w:ascii="Bookman Old Style" w:hAnsi="Bookman Old Style" w:cs="Tahoma"/>
-        </w:rPr>
-      </w:pPr>
-      <w:r>
-        <w:rPr>
-          <w:rFonts w:ascii="Bookman Old Style" w:hAnsi="Bookman Old Style" w:cs="Tahoma"/>
-        </w:rPr>
-        <w:t>Between:</w:t>
-      </w:r>
-    </w:p>
-    <w:p>
-      <w:pPr>
-        <w:rPr>
-          <w:rFonts w:ascii="Bookman Old Style" w:hAnsi="Bookman Old Style" w:cs="Tahoma"/>
-        </w:rPr>
-      </w:pPr>
-    </w:p>
-    <w:p>
-      <w:pPr>
-        <w:rPr>
-          <w:rFonts w:ascii="Bookman Old Style" w:hAnsi="Bookman Old Style" w:cs="Tahoma"/>
-        </w:rPr>
-      </w:pPr>
-      <w:r>
-        <w:rPr>
-          <w:rFonts w:ascii="Bookman Old Style" w:hAnsi="Bookman Old Style" w:cs="Tahoma"/>
-          <w:noProof/>
-        </w:rPr>
-        <w:t>{{petitioner}}</w:t>
-      </w:r>
+        <w:t>{{respondent}}</w:t>
+      </w:r>
+    </w:p>
+    <w:p>
+      <w:pPr>
+        <w:rPr>
+          <w:rFonts w:ascii="Bookman Old Style" w:hAnsi="Bookman Old Style" w:cs="Tahoma"/>
+        </w:rPr>
+      </w:pPr>
     </w:p>
     <w:p>
       <w:pPr>
@@ -147,55 +166,6 @@
         <w:rPr>
           <w:rFonts w:ascii="Bookman Old Style" w:hAnsi="Bookman Old Style" w:cs="Tahoma"/>
         </w:rPr>
-        <w:t>…FIRST PETITIONER</w:t>
-      </w:r>
-    </w:p>
-    <w:p>
-      <w:pPr>
-        <w:jc w:val="center"/>
-        <w:rPr>
-          <w:rFonts w:ascii="Bookman Old Style" w:hAnsi="Bookman Old Style" w:cs="Tahoma"/>
-        </w:rPr>
-      </w:pPr>
-      <w:r>
-        <w:rPr>
-          <w:rFonts w:ascii="Bookman Old Style" w:hAnsi="Bookman Old Style" w:cs="Tahoma"/>
-        </w:rPr>
-        <w:t>AND</w:t>
-      </w:r>
-    </w:p>
-    <w:p>
-      <w:pPr>
-        <w:rPr>
-          <w:rFonts w:ascii="Bookman Old Style" w:hAnsi="Bookman Old Style" w:cs="Tahoma"/>
-        </w:rPr>
-      </w:pPr>
-      <w:r>
-        <w:rPr>
-          <w:rFonts w:ascii="Bookman Old Style" w:hAnsi="Bookman Old Style" w:cs="Tahoma"/>
-          <w:noProof/>
-        </w:rPr>
-        <w:t>{{respondent}}</w:t>
-      </w:r>
-    </w:p>
-    <w:p>
-      <w:pPr>
-        <w:rPr>
-          <w:rFonts w:ascii="Bookman Old Style" w:hAnsi="Bookman Old Style" w:cs="Tahoma"/>
-        </w:rPr>
-      </w:pPr>
-    </w:p>
-    <w:p>
-      <w:pPr>
-        <w:jc w:val="right"/>
-        <w:rPr>
-          <w:rFonts w:ascii="Bookman Old Style" w:hAnsi="Bookman Old Style" w:cs="Tahoma"/>
-        </w:rPr>
-      </w:pPr>
-      <w:r>
-        <w:rPr>
-          <w:rFonts w:ascii="Bookman Old Style" w:hAnsi="Bookman Old Style" w:cs="Tahoma"/>
-        </w:rPr>
         <w:t>…SECOND PETITIONER</w:t>
       </w:r>
     </w:p>
@@ -235,25 +205,7 @@
           <w:b/>
           <w:u w:val="single"/>
         </w:rPr>
-        <w:t xml:space="preserve">PETITION FILED UNDER SEC.13-B (2) OF THE HINDU MARRIAGE ACT, 1955, FOR DISSOLUTION OF </w:t>
-      </w:r>
-      <w:proofErr w:type="gramStart"/>
-      <w:r>
-        <w:rPr>
-          <w:rFonts w:ascii="Bookman Old Style" w:hAnsi="Bookman Old Style" w:cs="Tahoma"/>
-          <w:b/>
-          <w:u w:val="single"/>
-        </w:rPr>
-        <w:t>MARRIAGE  BY</w:t>
-      </w:r>
-      <w:proofErr w:type="gramEnd"/>
-      <w:r>
-        <w:rPr>
-          <w:rFonts w:ascii="Bookman Old Style" w:hAnsi="Bookman Old Style" w:cs="Tahoma"/>
-          <w:b/>
-          <w:u w:val="single"/>
-        </w:rPr>
-        <w:t xml:space="preserve"> MUTUAL CONSENT.</w:t>
+        <w:t>PETITION FILED UNDER SEC.13-B (2) OF THE HINDU MARRIAGE ACT, 1955, FOR DISSOLUTION OF MARRIAGE  BY MUTUAL CONSENT.</w:t>
       </w:r>
     </w:p>
     <w:p>
@@ -330,23 +282,7 @@
         <w:rPr>
           <w:rFonts w:ascii="Bookman Old Style" w:hAnsi="Bookman Old Style" w:cs="Tahoma"/>
         </w:rPr>
-        <w:t xml:space="preserve">2. The Second petitioner husband is Employee working as ___________ in _________ at _______, and he is residing within the jurisdiction of this </w:t>
-      </w:r>
-      <w:smartTag w:uri="urn:schemas-microsoft-com:office:smarttags" w:element="Street">
-        <w:smartTag w:uri="urn:schemas-microsoft-com:office:smarttags" w:element="address">
-          <w:r>
-            <w:rPr>
-              <w:rFonts w:ascii="Bookman Old Style" w:hAnsi="Bookman Old Style" w:cs="Tahoma"/>
-            </w:rPr>
-            <w:t>Hon’ble Court</w:t>
-          </w:r>
-        </w:smartTag>
-      </w:smartTag>
-      <w:r>
-        <w:rPr>
-          <w:rFonts w:ascii="Bookman Old Style" w:hAnsi="Bookman Old Style" w:cs="Tahoma"/>
-        </w:rPr>
-        <w:t>.</w:t>
+        <w:t>2. The Second petitioner husband is Employee working as ___________ in _________ at _______, and he is residing within the jurisdiction of this Hon’ble Court.</w:t>
       </w:r>
     </w:p>
     <w:p>
@@ -371,23 +307,7 @@
           <w:rFonts w:ascii="Bookman Old Style" w:hAnsi="Bookman Old Style" w:cs="Tahoma"/>
         </w:rPr>
         <w:lastRenderedPageBreak/>
-        <w:t xml:space="preserve">3. The First petitioner wife is a housewife and at present is residing with her parents which comes within the jurisdiction of this </w:t>
-      </w:r>
-      <w:smartTag w:uri="urn:schemas-microsoft-com:office:smarttags" w:element="Street">
-        <w:smartTag w:uri="urn:schemas-microsoft-com:office:smarttags" w:element="address">
-          <w:r>
-            <w:rPr>
-              <w:rFonts w:ascii="Bookman Old Style" w:hAnsi="Bookman Old Style" w:cs="Tahoma"/>
-            </w:rPr>
-            <w:t>Hon’ble Court</w:t>
-          </w:r>
-        </w:smartTag>
-      </w:smartTag>
-      <w:r>
-        <w:rPr>
-          <w:rFonts w:ascii="Bookman Old Style" w:hAnsi="Bookman Old Style" w:cs="Tahoma"/>
-        </w:rPr>
-        <w:t>.</w:t>
+        <w:t>3. The First petitioner wife is a housewife and at present is residing with her parents which comes within the jurisdiction of this Hon’ble Court.</w:t>
       </w:r>
     </w:p>
     <w:p>
@@ -435,37 +355,7 @@
         <w:rPr>
           <w:rFonts w:ascii="Bookman Old Style" w:hAnsi="Bookman Old Style" w:cs="Tahoma"/>
         </w:rPr>
-        <w:t xml:space="preserve">5. Both the petitioners submit that there has been an irreconcilable, incompatibility between both the spouse i.e., petitioners herein and by reason of this incompatibility the second petitioner husband was left at his </w:t>
-      </w:r>
-      <w:proofErr w:type="spellStart"/>
-      <w:proofErr w:type="gramStart"/>
-      <w:r>
-        <w:rPr>
-          <w:rFonts w:ascii="Bookman Old Style" w:hAnsi="Bookman Old Style" w:cs="Tahoma"/>
-        </w:rPr>
-        <w:t>parents</w:t>
-      </w:r>
-      <w:proofErr w:type="spellEnd"/>
-      <w:proofErr w:type="gramEnd"/>
-      <w:r>
-        <w:rPr>
-          <w:rFonts w:ascii="Bookman Old Style" w:hAnsi="Bookman Old Style" w:cs="Tahoma"/>
-        </w:rPr>
-        <w:t xml:space="preserve"> house at ______________ in the month of __________ and after the said date both the petitioners have not lived together or resumed cohabitation.  Both the petitioners have been living separately </w:t>
-      </w:r>
-      <w:proofErr w:type="gramStart"/>
-      <w:r>
-        <w:rPr>
-          <w:rFonts w:ascii="Bookman Old Style" w:hAnsi="Bookman Old Style" w:cs="Tahoma"/>
-        </w:rPr>
-        <w:t>since</w:t>
-      </w:r>
-      <w:proofErr w:type="gramEnd"/>
-      <w:r>
-        <w:rPr>
-          <w:rFonts w:ascii="Bookman Old Style" w:hAnsi="Bookman Old Style" w:cs="Tahoma"/>
-        </w:rPr>
-        <w:t xml:space="preserve"> Second week of ___________ the first petitioner is with her parents at _____________ and the second Petitioner living with his parents at ______________, both the petitioners have last resided together at the parents of the first petitioner’s house.</w:t>
+        <w:t>5. Both the petitioners submit that there has been an irreconcilable, incompatibility between both the spouse i.e., petitioners herein and by reason of this incompatibility the second petitioner husband was left at his parents house at ______________ in the month of __________ and after the said date both the petitioners have not lived together or resumed cohabitation.  Both the petitioners have been living separately since Second week of ___________ the first petitioner is with her parents at _____________ and the second Petitioner living with his parents at ______________, both the petitioners have last resided together at the parents of the first petitioner’s house.</w:t>
       </w:r>
     </w:p>
     <w:p>
@@ -513,21 +403,7 @@
         <w:rPr>
           <w:rFonts w:ascii="Bookman Old Style" w:hAnsi="Bookman Old Style" w:cs="Tahoma"/>
         </w:rPr>
-        <w:t xml:space="preserve">7. Both the petitioners hail from a </w:t>
-      </w:r>
-      <w:proofErr w:type="gramStart"/>
-      <w:r>
-        <w:rPr>
-          <w:rFonts w:ascii="Bookman Old Style" w:hAnsi="Bookman Old Style" w:cs="Tahoma"/>
-        </w:rPr>
-        <w:t>middle class</w:t>
-      </w:r>
-      <w:proofErr w:type="gramEnd"/>
-      <w:r>
-        <w:rPr>
-          <w:rFonts w:ascii="Bookman Old Style" w:hAnsi="Bookman Old Style" w:cs="Tahoma"/>
-        </w:rPr>
-        <w:t xml:space="preserve"> family with good cultural background and having regard to all the circumstances, the petitioners have decided for the dissolution of their marriage by mutual consent.</w:t>
+        <w:t>7. Both the petitioners hail from a middle class family with good cultural background and having regard to all the circumstances, the petitioners have decided for the dissolution of their marriage by mutual consent.</w:t>
       </w:r>
     </w:p>
     <w:p>
@@ -575,49 +451,7 @@
         <w:rPr>
           <w:rFonts w:ascii="Bookman Old Style" w:hAnsi="Bookman Old Style" w:cs="Tahoma"/>
         </w:rPr>
-        <w:t xml:space="preserve">9. The second petitioner’s wife hereby submit that the first petitioner has received all her </w:t>
-      </w:r>
-      <w:proofErr w:type="spellStart"/>
-      <w:r>
-        <w:rPr>
-          <w:rFonts w:ascii="Bookman Old Style" w:hAnsi="Bookman Old Style" w:cs="Tahoma"/>
-        </w:rPr>
-        <w:t>jewellery</w:t>
-      </w:r>
-      <w:proofErr w:type="spellEnd"/>
-      <w:r>
-        <w:rPr>
-          <w:rFonts w:ascii="Bookman Old Style" w:hAnsi="Bookman Old Style" w:cs="Tahoma"/>
-        </w:rPr>
-        <w:t xml:space="preserve"> and </w:t>
-      </w:r>
-      <w:proofErr w:type="spellStart"/>
-      <w:r>
-        <w:rPr>
-          <w:rFonts w:ascii="Bookman Old Style" w:hAnsi="Bookman Old Style" w:cs="Tahoma"/>
-        </w:rPr>
-        <w:t>stridana</w:t>
-      </w:r>
-      <w:proofErr w:type="spellEnd"/>
-      <w:r>
-        <w:rPr>
-          <w:rFonts w:ascii="Bookman Old Style" w:hAnsi="Bookman Old Style" w:cs="Tahoma"/>
-        </w:rPr>
-        <w:t xml:space="preserve"> property and there is no </w:t>
-      </w:r>
-      <w:proofErr w:type="spellStart"/>
-      <w:r>
-        <w:rPr>
-          <w:rFonts w:ascii="Bookman Old Style" w:hAnsi="Bookman Old Style" w:cs="Tahoma"/>
-        </w:rPr>
-        <w:t>jewellery</w:t>
-      </w:r>
-      <w:proofErr w:type="spellEnd"/>
-      <w:r>
-        <w:rPr>
-          <w:rFonts w:ascii="Bookman Old Style" w:hAnsi="Bookman Old Style" w:cs="Tahoma"/>
-        </w:rPr>
-        <w:t>, property cash or any other articles belonging to first petitioner wife with the second petitioner or his parents and there is no retention of any property of the first petitioner with the second petitioner husband or his parents.</w:t>
+        <w:t>9. The second petitioner’s wife hereby submit that the first petitioner has received all her jewellery and stridana property and there is no jewellery, property cash or any other articles belonging to first petitioner wife with the second petitioner or his parents and there is no retention of any property of the first petitioner with the second petitioner husband or his parents.</w:t>
       </w:r>
     </w:p>
     <w:p>
@@ -641,21 +475,7 @@
         <w:rPr>
           <w:rFonts w:ascii="Bookman Old Style" w:hAnsi="Bookman Old Style" w:cs="Tahoma"/>
         </w:rPr>
-        <w:t xml:space="preserve">10. The first petitioner wife further submit that in vain of the amicable settlement there has been a </w:t>
-      </w:r>
-      <w:proofErr w:type="gramStart"/>
-      <w:r>
-        <w:rPr>
-          <w:rFonts w:ascii="Bookman Old Style" w:hAnsi="Bookman Old Style" w:cs="Tahoma"/>
-        </w:rPr>
-        <w:t>permanent settlements of maintenance</w:t>
-      </w:r>
-      <w:proofErr w:type="gramEnd"/>
-      <w:r>
-        <w:rPr>
-          <w:rFonts w:ascii="Bookman Old Style" w:hAnsi="Bookman Old Style" w:cs="Tahoma"/>
-        </w:rPr>
-        <w:t xml:space="preserve"> and the first petitioner hereby declares that the first petitioner shall not make any claim whatsoever for maintenance or alimony or initiate any proceedings civil or criminal, since there are no claim outstanding and all claims have been full and finally settled.</w:t>
+        <w:t>10. The first petitioner wife further submit that in vain of the amicable settlement there has been a permanent settlements of maintenance and the first petitioner hereby declares that the first petitioner shall not make any claim whatsoever for maintenance or alimony or initiate any proceedings civil or criminal, since there are no claim outstanding and all claims have been full and finally settled.</w:t>
       </w:r>
     </w:p>
     <w:p>
@@ -755,25 +575,7 @@
           <w:rFonts w:ascii="Bookman Old Style" w:hAnsi="Bookman Old Style" w:cs="Tahoma"/>
           <w:sz w:val="24"/>
         </w:rPr>
-        <w:t xml:space="preserve">14. The second Petitioner is Employee at ________, and the first Petitioner is housewife and both are residing within the jurisdiction of this </w:t>
-      </w:r>
-      <w:smartTag w:uri="urn:schemas-microsoft-com:office:smarttags" w:element="Street">
-        <w:smartTag w:uri="urn:schemas-microsoft-com:office:smarttags" w:element="address">
-          <w:r>
-            <w:rPr>
-              <w:rFonts w:ascii="Bookman Old Style" w:hAnsi="Bookman Old Style" w:cs="Tahoma"/>
-              <w:sz w:val="24"/>
-            </w:rPr>
-            <w:t>Hon’ble Court</w:t>
-          </w:r>
-        </w:smartTag>
-      </w:smartTag>
-      <w:r>
-        <w:rPr>
-          <w:rFonts w:ascii="Bookman Old Style" w:hAnsi="Bookman Old Style" w:cs="Tahoma"/>
-          <w:sz w:val="24"/>
-        </w:rPr>
-        <w:t>.</w:t>
+        <w:t>14. The second Petitioner is Employee at ________, and the first Petitioner is housewife and both are residing within the jurisdiction of this Hon’ble Court.</w:t>
       </w:r>
     </w:p>
     <w:p>
@@ -800,69 +602,7 @@
         <w:rPr>
           <w:rFonts w:ascii="Bookman Old Style" w:hAnsi="Bookman Old Style" w:cs="Tahoma"/>
         </w:rPr>
-        <w:t xml:space="preserve">15. This </w:t>
-      </w:r>
-      <w:smartTag w:uri="urn:schemas-microsoft-com:office:smarttags" w:element="Street">
-        <w:smartTag w:uri="urn:schemas-microsoft-com:office:smarttags" w:element="address">
-          <w:r>
-            <w:rPr>
-              <w:rFonts w:ascii="Bookman Old Style" w:hAnsi="Bookman Old Style" w:cs="Tahoma"/>
-            </w:rPr>
-            <w:t>Hon’ble Court</w:t>
-          </w:r>
-        </w:smartTag>
-      </w:smartTag>
-      <w:r>
-        <w:rPr>
-          <w:rFonts w:ascii="Bookman Old Style" w:hAnsi="Bookman Old Style" w:cs="Tahoma"/>
-        </w:rPr>
-        <w:t xml:space="preserve"> has jurisdiction since the marriage was solemnized at </w:t>
-      </w:r>
-      <w:smartTag w:uri="urn:schemas-microsoft-com:office:smarttags" w:element="City">
-        <w:r>
-          <w:rPr>
-            <w:rFonts w:ascii="Bookman Old Style" w:hAnsi="Bookman Old Style" w:cs="Tahoma"/>
-          </w:rPr>
-          <w:t>Hyderabad</w:t>
-        </w:r>
-      </w:smartTag>
-      <w:r>
-        <w:rPr>
-          <w:rFonts w:ascii="Bookman Old Style" w:hAnsi="Bookman Old Style" w:cs="Tahoma"/>
-        </w:rPr>
-        <w:t xml:space="preserve"> and as first petitioner wife has taken up permanent resident at </w:t>
-      </w:r>
-      <w:smartTag w:uri="urn:schemas-microsoft-com:office:smarttags" w:element="place">
-        <w:smartTag w:uri="urn:schemas-microsoft-com:office:smarttags" w:element="City">
-          <w:r>
-            <w:rPr>
-              <w:rFonts w:ascii="Bookman Old Style" w:hAnsi="Bookman Old Style" w:cs="Tahoma"/>
-            </w:rPr>
-            <w:t>Hyderabad</w:t>
-          </w:r>
-        </w:smartTag>
-      </w:smartTag>
-      <w:r>
-        <w:rPr>
-          <w:rFonts w:ascii="Bookman Old Style" w:hAnsi="Bookman Old Style" w:cs="Tahoma"/>
-        </w:rPr>
-        <w:t xml:space="preserve"> within the Jurisdiction of this </w:t>
-      </w:r>
-      <w:smartTag w:uri="urn:schemas-microsoft-com:office:smarttags" w:element="Street">
-        <w:smartTag w:uri="urn:schemas-microsoft-com:office:smarttags" w:element="address">
-          <w:r>
-            <w:rPr>
-              <w:rFonts w:ascii="Bookman Old Style" w:hAnsi="Bookman Old Style" w:cs="Tahoma"/>
-            </w:rPr>
-            <w:t>Hon’ble Court</w:t>
-          </w:r>
-        </w:smartTag>
-      </w:smartTag>
-      <w:r>
-        <w:rPr>
-          <w:rFonts w:ascii="Bookman Old Style" w:hAnsi="Bookman Old Style" w:cs="Tahoma"/>
-        </w:rPr>
-        <w:t>.</w:t>
+        <w:t>15. This Hon’ble Court has jurisdiction since the marriage was solemnized at Hyderabad and as first petitioner wife has taken up permanent resident at Hyderabad within the Jurisdiction of this Hon’ble Court.</w:t>
       </w:r>
     </w:p>
     <w:p>
@@ -883,35 +623,11 @@
           <w:rFonts w:ascii="Bookman Old Style" w:hAnsi="Bookman Old Style" w:cs="Tahoma"/>
         </w:rPr>
       </w:pPr>
-      <w:smartTag w:uri="urn:schemas-microsoft-com:office:smarttags" w:element="Street">
-        <w:smartTag w:uri="urn:schemas-microsoft-com:office:smarttags" w:element="address">
-          <w:r>
-            <w:rPr>
-              <w:rFonts w:ascii="Bookman Old Style" w:hAnsi="Bookman Old Style" w:cs="Tahoma"/>
-            </w:rPr>
-            <w:t>16. A Fixed Court</w:t>
-          </w:r>
-        </w:smartTag>
-      </w:smartTag>
-      <w:r>
-        <w:rPr>
-          <w:rFonts w:ascii="Bookman Old Style" w:hAnsi="Bookman Old Style" w:cs="Tahoma"/>
-        </w:rPr>
-        <w:t xml:space="preserve"> fee of </w:t>
-      </w:r>
-      <w:proofErr w:type="gramStart"/>
-      <w:r>
-        <w:rPr>
-          <w:rFonts w:ascii="Bookman Old Style" w:hAnsi="Bookman Old Style" w:cs="Tahoma"/>
-        </w:rPr>
-        <w:t>Rs._</w:t>
-      </w:r>
-      <w:proofErr w:type="gramEnd"/>
-      <w:r>
-        <w:rPr>
-          <w:rFonts w:ascii="Bookman Old Style" w:hAnsi="Bookman Old Style" w:cs="Tahoma"/>
-        </w:rPr>
-        <w:t>______/-     is paid under Sec.19 Schedule-II of Andhra Pradesh Court Fee and Suit Valuation Act, 1956.</w:t>
+      <w:r>
+        <w:rPr>
+          <w:rFonts w:ascii="Bookman Old Style" w:hAnsi="Bookman Old Style" w:cs="Tahoma"/>
+        </w:rPr>
+        <w:t>16. A Fixed Court fee of Rs._______/-     is paid under Sec.19 Schedule-II of Andhra Pradesh Court Fee and Suit Valuation Act, 1956.</w:t>
       </w:r>
     </w:p>
     <w:p>
@@ -1064,7 +780,6 @@
           <w:rFonts w:ascii="Bookman Old Style" w:hAnsi="Bookman Old Style" w:cs="Tahoma"/>
         </w:rPr>
       </w:pPr>
-      <w:proofErr w:type="gramStart"/>
       <w:r>
         <w:rPr>
           <w:rFonts w:ascii="Bookman Old Style" w:hAnsi="Bookman Old Style" w:cs="Tahoma"/>
@@ -1076,31 +791,7 @@
           <w:rFonts w:ascii="Bookman Old Style" w:hAnsi="Bookman Old Style" w:cs="Tahoma"/>
           <w:noProof/>
         </w:rPr>
-        <w:t>{</w:t>
-      </w:r>
-      <w:proofErr w:type="gramEnd"/>
-      <w:r>
-        <w:rPr>
-          <w:rFonts w:ascii="Bookman Old Style" w:hAnsi="Bookman Old Style" w:cs="Tahoma"/>
-          <w:noProof/>
-        </w:rPr>
-        <w:t>{</w:t>
-      </w:r>
-      <w:proofErr w:type="spellStart"/>
-      <w:r>
-        <w:rPr>
-          <w:rFonts w:ascii="Bookman Old Style" w:hAnsi="Bookman Old Style" w:cs="Tahoma"/>
-          <w:noProof/>
-        </w:rPr>
-        <w:t>dof</w:t>
-      </w:r>
-      <w:proofErr w:type="spellEnd"/>
-      <w:r>
-        <w:rPr>
-          <w:rFonts w:ascii="Bookman Old Style" w:hAnsi="Bookman Old Style" w:cs="Tahoma"/>
-          <w:noProof/>
-        </w:rPr>
-        <w:t>}}</w:t>
+        <w:t>{{dof}}</w:t>
       </w:r>
       <w:r>
         <w:rPr>
@@ -1151,7 +842,6 @@
         <w:jc w:val="center"/>
         <w:rPr>
           <w:rFonts w:ascii="Bookman Old Style" w:hAnsi="Bookman Old Style" w:cs="Tahoma"/>
-          <w:u w:val="single"/>
         </w:rPr>
       </w:pPr>
       <w:r>
@@ -1163,7 +853,6 @@
       <w:r>
         <w:rPr>
           <w:rFonts w:ascii="Bookman Old Style" w:hAnsi="Bookman Old Style" w:cs="Tahoma"/>
-          <w:u w:val="single"/>
         </w:rPr>
         <w:lastRenderedPageBreak/>
         <w:t xml:space="preserve">IN THE COURT OF THE </w:t>
@@ -1175,14 +864,12 @@
         <w:jc w:val="center"/>
         <w:rPr>
           <w:rFonts w:ascii="Bookman Old Style" w:hAnsi="Bookman Old Style" w:cs="Tahoma"/>
-          <w:u w:val="single"/>
         </w:rPr>
       </w:pPr>
       <w:r>
         <w:rPr>
           <w:rFonts w:ascii="Bookman Old Style" w:hAnsi="Bookman Old Style" w:cs="Tahoma"/>
           <w:noProof/>
-          <w:u w:val="single"/>
         </w:rPr>
         <w:t>{{court_name}}</w:t>
       </w:r>
@@ -1232,29 +919,14 @@
         <w:rPr>
           <w:rFonts w:ascii="Bookman Old Style" w:hAnsi="Bookman Old Style" w:cs="Tahoma"/>
         </w:rPr>
-        <w:t xml:space="preserve">NO.           </w:t>
-      </w:r>
-      <w:proofErr w:type="gramStart"/>
-      <w:r>
-        <w:rPr>
-          <w:rFonts w:ascii="Bookman Old Style" w:hAnsi="Bookman Old Style" w:cs="Tahoma"/>
-        </w:rPr>
-        <w:t xml:space="preserve">OF  </w:t>
+        <w:t xml:space="preserve">NO.           OF  </w:t>
       </w:r>
       <w:r>
         <w:rPr>
           <w:rFonts w:ascii="Bookman Old Style" w:hAnsi="Bookman Old Style" w:cs="Tahoma"/>
           <w:noProof/>
         </w:rPr>
-        <w:t>{</w:t>
-      </w:r>
-      <w:proofErr w:type="gramEnd"/>
-      <w:r>
-        <w:rPr>
-          <w:rFonts w:ascii="Bookman Old Style" w:hAnsi="Bookman Old Style" w:cs="Tahoma"/>
-          <w:noProof/>
-        </w:rPr>
-        <w:t>{year}}</w:t>
+        <w:t>{{year}}</w:t>
       </w:r>
     </w:p>
     <w:p>
@@ -1446,19 +1118,11 @@
           <w:rFonts w:ascii="Bookman Old Style" w:hAnsi="Bookman Old Style" w:cs="Tahoma"/>
         </w:rPr>
       </w:pPr>
-      <w:proofErr w:type="gramStart"/>
-      <w:r>
-        <w:rPr>
-          <w:rFonts w:ascii="Bookman Old Style" w:hAnsi="Bookman Old Style" w:cs="Tahoma"/>
-        </w:rPr>
-        <w:t>….SECOND</w:t>
-      </w:r>
-      <w:proofErr w:type="gramEnd"/>
-      <w:r>
-        <w:rPr>
-          <w:rFonts w:ascii="Bookman Old Style" w:hAnsi="Bookman Old Style" w:cs="Tahoma"/>
-        </w:rPr>
-        <w:t xml:space="preserve"> PETITIONER</w:t>
+      <w:r>
+        <w:rPr>
+          <w:rFonts w:ascii="Bookman Old Style" w:hAnsi="Bookman Old Style" w:cs="Tahoma"/>
+        </w:rPr>
+        <w:t>….SECOND PETITIONER</w:t>
       </w:r>
     </w:p>
     <w:p>
@@ -1517,36 +1181,18 @@
           <w:b/>
           <w:u w:val="single"/>
         </w:rPr>
-        <w:t xml:space="preserve">PETITION FILED U/ SEC.13-B (2) OF THE HINDU MARRIAGE ACT, 1955, FOR DISSOLUTION OF </w:t>
-      </w:r>
-      <w:proofErr w:type="gramStart"/>
-      <w:r>
-        <w:rPr>
-          <w:rFonts w:ascii="Bookman Old Style" w:hAnsi="Bookman Old Style" w:cs="Tahoma"/>
-          <w:b/>
+        <w:t>PETITION FILED U/ SEC.13-B (2) OF THE HINDU MARRIAGE ACT, 1955, FOR DISSOLUTION OF MARRIAGE  BY MUTUAL CONSENT.</w:t>
+      </w:r>
+    </w:p>
+    <w:p>
+      <w:pPr>
+        <w:pStyle w:val="BodyTextIndent"/>
+        <w:ind w:left="5040" w:right="-720"/>
+        <w:jc w:val="center"/>
+        <w:rPr>
+          <w:rFonts w:ascii="Bookman Old Style" w:hAnsi="Bookman Old Style" w:cs="Tahoma"/>
           <w:u w:val="single"/>
         </w:rPr>
-        <w:t>MARRIAGE  BY</w:t>
-      </w:r>
-      <w:proofErr w:type="gramEnd"/>
-      <w:r>
-        <w:rPr>
-          <w:rFonts w:ascii="Bookman Old Style" w:hAnsi="Bookman Old Style" w:cs="Tahoma"/>
-          <w:b/>
-          <w:u w:val="single"/>
-        </w:rPr>
-        <w:t xml:space="preserve"> MUTUAL CONSENT.</w:t>
-      </w:r>
-    </w:p>
-    <w:p>
-      <w:pPr>
-        <w:pStyle w:val="BodyTextIndent"/>
-        <w:ind w:left="5040" w:right="-720"/>
-        <w:jc w:val="center"/>
-        <w:rPr>
-          <w:rFonts w:ascii="Bookman Old Style" w:hAnsi="Bookman Old Style" w:cs="Tahoma"/>
-          <w:u w:val="single"/>
-        </w:rPr>
       </w:pPr>
     </w:p>
     <w:p>
@@ -1628,7 +1274,13 @@
         <w:rPr>
           <w:rFonts w:ascii="Bookman Old Style" w:hAnsi="Bookman Old Style" w:cs="Tahoma"/>
         </w:rPr>
-        <w:t xml:space="preserve">M/s </w:t>
+        <w:t xml:space="preserve">  </w:t>
+      </w:r>
+      <w:r>
+        <w:rPr>
+          <w:rFonts w:ascii="Bookman Old Style" w:hAnsi="Bookman Old Style" w:cs="Tahoma"/>
+        </w:rPr>
+        <w:t xml:space="preserve"> </w:t>
       </w:r>
       <w:r>
         <w:rPr>
@@ -1652,13 +1304,11 @@
         <w:ind w:left="5040" w:right="-720"/>
         <w:rPr>
           <w:rFonts w:ascii="Bookman Old Style" w:hAnsi="Bookman Old Style" w:cs="Tahoma"/>
-          <w:sz w:val="22"/>
-        </w:rPr>
-      </w:pPr>
-      <w:r>
-        <w:rPr>
-          <w:rFonts w:ascii="Bookman Old Style" w:hAnsi="Bookman Old Style" w:cs="Tahoma"/>
-          <w:sz w:val="22"/>
+        </w:rPr>
+      </w:pPr>
+      <w:r>
+        <w:rPr>
+          <w:rFonts w:ascii="Bookman Old Style" w:hAnsi="Bookman Old Style" w:cs="Tahoma"/>
         </w:rPr>
         <w:t>COUNSEL FOR PETITIONERS No.1 &amp; 2</w:t>
       </w:r>
@@ -1668,7 +1318,6 @@
         <w:ind w:left="5040" w:right="-630"/>
         <w:rPr>
           <w:rFonts w:ascii="Bookman Old Style" w:hAnsi="Bookman Old Style" w:cs="Tahoma"/>
-          <w:sz w:val="22"/>
         </w:rPr>
       </w:pPr>
     </w:p>
@@ -1913,42 +1562,13 @@
           <w:rFonts w:ascii="Bookman Old Style" w:hAnsi="Bookman Old Style" w:cs="Tahoma"/>
           <w:noProof/>
         </w:rPr>
-        <w:t>{{aff_oath}</w:t>
-      </w:r>
-      <w:proofErr w:type="gramStart"/>
-      <w:r>
-        <w:rPr>
-          <w:rFonts w:ascii="Bookman Old Style" w:hAnsi="Bookman Old Style" w:cs="Tahoma"/>
-          <w:noProof/>
-        </w:rPr>
-        <w:t>}</w:t>
-      </w:r>
-      <w:r>
-        <w:rPr>
-          <w:rFonts w:ascii="Bookman Old Style" w:hAnsi="Bookman Old Style" w:cs="Tahoma"/>
-        </w:rPr>
-        <w:t>,  do</w:t>
-      </w:r>
-      <w:proofErr w:type="gramEnd"/>
-      <w:r>
-        <w:rPr>
-          <w:rFonts w:ascii="Bookman Old Style" w:hAnsi="Bookman Old Style" w:cs="Tahoma"/>
-        </w:rPr>
-        <w:t xml:space="preserve"> hereby </w:t>
-      </w:r>
-      <w:proofErr w:type="spellStart"/>
-      <w:r>
-        <w:rPr>
-          <w:rFonts w:ascii="Bookman Old Style" w:hAnsi="Bookman Old Style" w:cs="Tahoma"/>
-        </w:rPr>
-        <w:t>hereby</w:t>
-      </w:r>
-      <w:proofErr w:type="spellEnd"/>
-      <w:r>
-        <w:rPr>
-          <w:rFonts w:ascii="Bookman Old Style" w:hAnsi="Bookman Old Style" w:cs="Tahoma"/>
-        </w:rPr>
-        <w:t xml:space="preserve"> solemnly affirm and state as follows:</w:t>
+        <w:t>{{aff_oath}}</w:t>
+      </w:r>
+      <w:r>
+        <w:rPr>
+          <w:rFonts w:ascii="Bookman Old Style" w:hAnsi="Bookman Old Style" w:cs="Tahoma"/>
+        </w:rPr>
+        <w:t>,  do hereby hereby solemnly affirm and state as follows:</w:t>
       </w:r>
     </w:p>
     <w:p>
@@ -1972,21 +1592,7 @@
         <w:rPr>
           <w:rFonts w:ascii="Bookman Old Style" w:hAnsi="Bookman Old Style" w:cs="Tahoma"/>
         </w:rPr>
-        <w:t xml:space="preserve">1. I submit that I am the first petitioner herein as such well acquainted with the fact of the case, </w:t>
-      </w:r>
-      <w:proofErr w:type="gramStart"/>
-      <w:r>
-        <w:rPr>
-          <w:rFonts w:ascii="Bookman Old Style" w:hAnsi="Bookman Old Style" w:cs="Tahoma"/>
-        </w:rPr>
-        <w:t>Hence</w:t>
-      </w:r>
-      <w:proofErr w:type="gramEnd"/>
-      <w:r>
-        <w:rPr>
-          <w:rFonts w:ascii="Bookman Old Style" w:hAnsi="Bookman Old Style" w:cs="Tahoma"/>
-        </w:rPr>
-        <w:t xml:space="preserve"> in a fit position to depose.</w:t>
+        <w:t>1. I submit that I am the first petitioner herein as such well acquainted with the fact of the case, Hence in a fit position to depose.</w:t>
       </w:r>
     </w:p>
     <w:p>
@@ -2022,21 +1628,7 @@
         <w:rPr>
           <w:rFonts w:ascii="Bookman Old Style" w:hAnsi="Bookman Old Style" w:cs="Tahoma"/>
         </w:rPr>
-        <w:t xml:space="preserve"> U/Sec.13-</w:t>
-      </w:r>
-      <w:proofErr w:type="gramStart"/>
-      <w:r>
-        <w:rPr>
-          <w:rFonts w:ascii="Bookman Old Style" w:hAnsi="Bookman Old Style" w:cs="Tahoma"/>
-        </w:rPr>
-        <w:t>B(</w:t>
-      </w:r>
-      <w:proofErr w:type="gramEnd"/>
-      <w:r>
-        <w:rPr>
-          <w:rFonts w:ascii="Bookman Old Style" w:hAnsi="Bookman Old Style" w:cs="Tahoma"/>
-        </w:rPr>
-        <w:t>2) of Hindu Marriage Act. I state that, I do not have any legal knowledge, hence I am in need of legal assistance of an advocate as the matter is pertaining to matrimonial one.</w:t>
+        <w:t xml:space="preserve"> U/Sec.13-B(2) of Hindu Marriage Act. I state that, I do not have any legal knowledge, hence I am in need of legal assistance of an advocate as the matter is pertaining to matrimonial one.</w:t>
       </w:r>
     </w:p>
     <w:p>
@@ -2099,23 +1691,7 @@
           <w:rFonts w:ascii="Bookman Old Style" w:hAnsi="Bookman Old Style" w:cs="Tahoma"/>
         </w:rPr>
         <w:lastRenderedPageBreak/>
-        <w:t xml:space="preserve">It is therefore prayed that this </w:t>
-      </w:r>
-      <w:smartTag w:uri="urn:schemas-microsoft-com:office:smarttags" w:element="Street">
-        <w:smartTag w:uri="urn:schemas-microsoft-com:office:smarttags" w:element="address">
-          <w:r>
-            <w:rPr>
-              <w:rFonts w:ascii="Bookman Old Style" w:hAnsi="Bookman Old Style" w:cs="Tahoma"/>
-            </w:rPr>
-            <w:t>Hon’ble Court</w:t>
-          </w:r>
-        </w:smartTag>
-      </w:smartTag>
-      <w:r>
-        <w:rPr>
-          <w:rFonts w:ascii="Bookman Old Style" w:hAnsi="Bookman Old Style" w:cs="Tahoma"/>
-        </w:rPr>
-        <w:t xml:space="preserve"> may be pleased to permit me to seek legal assistance of an advocate as otherwise I suffer loss and injury.</w:t>
+        <w:t>It is therefore prayed that this Hon’ble Court may be pleased to permit me to seek legal assistance of an advocate as otherwise I suffer loss and injury.</w:t>
       </w:r>
     </w:p>
     <w:p>
@@ -2252,19 +1828,11 @@
           <w:rFonts w:ascii="Bookman Old Style" w:hAnsi="Bookman Old Style" w:cs="Tahoma"/>
         </w:rPr>
       </w:pPr>
-      <w:proofErr w:type="gramStart"/>
-      <w:r>
-        <w:rPr>
-          <w:rFonts w:ascii="Bookman Old Style" w:hAnsi="Bookman Old Style" w:cs="Tahoma"/>
-        </w:rPr>
-        <w:t>ADVOCATE :</w:t>
-      </w:r>
-      <w:proofErr w:type="gramEnd"/>
-      <w:r>
-        <w:rPr>
-          <w:rFonts w:ascii="Bookman Old Style" w:hAnsi="Bookman Old Style" w:cs="Tahoma"/>
-        </w:rPr>
-        <w:t xml:space="preserve">: </w:t>
+      <w:r>
+        <w:rPr>
+          <w:rFonts w:ascii="Bookman Old Style" w:hAnsi="Bookman Old Style" w:cs="Tahoma"/>
+        </w:rPr>
+        <w:t xml:space="preserve">ADVOCATE :: </w:t>
       </w:r>
       <w:r>
         <w:rPr>
@@ -2542,42 +2110,13 @@
           <w:rFonts w:ascii="Bookman Old Style" w:hAnsi="Bookman Old Style" w:cs="Tahoma"/>
           <w:noProof/>
         </w:rPr>
-        <w:t>}</w:t>
-      </w:r>
-      <w:proofErr w:type="gramStart"/>
-      <w:r>
-        <w:rPr>
-          <w:rFonts w:ascii="Bookman Old Style" w:hAnsi="Bookman Old Style" w:cs="Tahoma"/>
-          <w:noProof/>
-        </w:rPr>
-        <w:t>}</w:t>
-      </w:r>
-      <w:r>
-        <w:rPr>
-          <w:rFonts w:ascii="Bookman Old Style" w:hAnsi="Bookman Old Style" w:cs="Tahoma"/>
-        </w:rPr>
-        <w:t>,  do</w:t>
-      </w:r>
-      <w:proofErr w:type="gramEnd"/>
-      <w:r>
-        <w:rPr>
-          <w:rFonts w:ascii="Bookman Old Style" w:hAnsi="Bookman Old Style" w:cs="Tahoma"/>
-        </w:rPr>
-        <w:t xml:space="preserve"> hereby </w:t>
-      </w:r>
-      <w:proofErr w:type="spellStart"/>
-      <w:r>
-        <w:rPr>
-          <w:rFonts w:ascii="Bookman Old Style" w:hAnsi="Bookman Old Style" w:cs="Tahoma"/>
-        </w:rPr>
-        <w:t>hereby</w:t>
-      </w:r>
-      <w:proofErr w:type="spellEnd"/>
-      <w:r>
-        <w:rPr>
-          <w:rFonts w:ascii="Bookman Old Style" w:hAnsi="Bookman Old Style" w:cs="Tahoma"/>
-        </w:rPr>
-        <w:t xml:space="preserve"> solemnly affirm and state as follows:</w:t>
+        <w:t>}}</w:t>
+      </w:r>
+      <w:r>
+        <w:rPr>
+          <w:rFonts w:ascii="Bookman Old Style" w:hAnsi="Bookman Old Style" w:cs="Tahoma"/>
+        </w:rPr>
+        <w:t>,  do hereby hereby solemnly affirm and state as follows:</w:t>
       </w:r>
     </w:p>
     <w:p>
@@ -2602,21 +2141,7 @@
         <w:rPr>
           <w:rFonts w:ascii="Bookman Old Style" w:hAnsi="Bookman Old Style" w:cs="Tahoma"/>
         </w:rPr>
-        <w:t xml:space="preserve">1. I submit that I am the second petitioner herein as such well acquainted with the fact of the case, </w:t>
-      </w:r>
-      <w:proofErr w:type="gramStart"/>
-      <w:r>
-        <w:rPr>
-          <w:rFonts w:ascii="Bookman Old Style" w:hAnsi="Bookman Old Style" w:cs="Tahoma"/>
-        </w:rPr>
-        <w:t>Hence</w:t>
-      </w:r>
-      <w:proofErr w:type="gramEnd"/>
-      <w:r>
-        <w:rPr>
-          <w:rFonts w:ascii="Bookman Old Style" w:hAnsi="Bookman Old Style" w:cs="Tahoma"/>
-        </w:rPr>
-        <w:t xml:space="preserve"> in a fit position to depose.</w:t>
+        <w:t>1. I submit that I am the second petitioner herein as such well acquainted with the fact of the case, Hence in a fit position to depose.</w:t>
       </w:r>
     </w:p>
     <w:p>
@@ -2652,21 +2177,7 @@
         <w:rPr>
           <w:rFonts w:ascii="Bookman Old Style" w:hAnsi="Bookman Old Style" w:cs="Tahoma"/>
         </w:rPr>
-        <w:t xml:space="preserve"> U/Sec.13-</w:t>
-      </w:r>
-      <w:proofErr w:type="gramStart"/>
-      <w:r>
-        <w:rPr>
-          <w:rFonts w:ascii="Bookman Old Style" w:hAnsi="Bookman Old Style" w:cs="Tahoma"/>
-        </w:rPr>
-        <w:t>B(</w:t>
-      </w:r>
-      <w:proofErr w:type="gramEnd"/>
-      <w:r>
-        <w:rPr>
-          <w:rFonts w:ascii="Bookman Old Style" w:hAnsi="Bookman Old Style" w:cs="Tahoma"/>
-        </w:rPr>
-        <w:t>2) of Hindu Marriage Act. I state that, I do not have any legal knowledge, hence I am in need of legal assistance of an advocate as the matter is pertaining to matrimonial one.</w:t>
+        <w:t xml:space="preserve"> U/Sec.13-B(2) of Hindu Marriage Act. I state that, I do not have any legal knowledge, hence I am in need of legal assistance of an advocate as the matter is pertaining to matrimonial one.</w:t>
       </w:r>
     </w:p>
     <w:p>
@@ -2729,23 +2240,7 @@
           <w:rFonts w:ascii="Bookman Old Style" w:hAnsi="Bookman Old Style" w:cs="Tahoma"/>
         </w:rPr>
         <w:lastRenderedPageBreak/>
-        <w:t xml:space="preserve">It is therefore prayed that this </w:t>
-      </w:r>
-      <w:smartTag w:uri="urn:schemas-microsoft-com:office:smarttags" w:element="Street">
-        <w:smartTag w:uri="urn:schemas-microsoft-com:office:smarttags" w:element="address">
-          <w:r>
-            <w:rPr>
-              <w:rFonts w:ascii="Bookman Old Style" w:hAnsi="Bookman Old Style" w:cs="Tahoma"/>
-            </w:rPr>
-            <w:t>Hon’ble Court</w:t>
-          </w:r>
-        </w:smartTag>
-      </w:smartTag>
-      <w:r>
-        <w:rPr>
-          <w:rFonts w:ascii="Bookman Old Style" w:hAnsi="Bookman Old Style" w:cs="Tahoma"/>
-        </w:rPr>
-        <w:t xml:space="preserve"> may be pleased to permit me to seek legal assistance of an advocate as otherwise I suffer loss and injury.</w:t>
+        <w:t>It is therefore prayed that this Hon’ble Court may be pleased to permit me to seek legal assistance of an advocate as otherwise I suffer loss and injury.</w:t>
       </w:r>
     </w:p>
     <w:p>
@@ -2788,14 +2283,7 @@
         <w:rPr>
           <w:rFonts w:ascii="Bookman Old Style" w:hAnsi="Bookman Old Style" w:cs="Tahoma"/>
         </w:rPr>
-        <w:t xml:space="preserve">Solemnly affirm and signed </w:t>
-      </w:r>
-      <w:proofErr w:type="gramStart"/>
-      <w:r>
-        <w:rPr>
-          <w:rFonts w:ascii="Bookman Old Style" w:hAnsi="Bookman Old Style" w:cs="Tahoma"/>
-        </w:rPr>
-        <w:t xml:space="preserve">on </w:t>
+        <w:t xml:space="preserve">Solemnly affirm and signed on </w:t>
       </w:r>
       <w:r>
         <w:rPr>
@@ -2808,12 +2296,6 @@
           <w:rFonts w:ascii="Bookman Old Style" w:hAnsi="Bookman Old Style" w:cs="Tahoma"/>
         </w:rPr>
         <w:tab/>
-      </w:r>
-      <w:proofErr w:type="gramEnd"/>
-      <w:r>
-        <w:rPr>
-          <w:rFonts w:ascii="Bookman Old Style" w:hAnsi="Bookman Old Style" w:cs="Tahoma"/>
-        </w:rPr>
         <w:t xml:space="preserve">     </w:t>
       </w:r>
       <w:r>
@@ -2908,19 +2390,11 @@
           <w:rFonts w:ascii="Bookman Old Style" w:hAnsi="Bookman Old Style" w:cs="Tahoma"/>
         </w:rPr>
       </w:pPr>
-      <w:proofErr w:type="gramStart"/>
-      <w:r>
-        <w:rPr>
-          <w:rFonts w:ascii="Bookman Old Style" w:hAnsi="Bookman Old Style" w:cs="Tahoma"/>
-        </w:rPr>
-        <w:t>ADVOCATE :</w:t>
-      </w:r>
-      <w:proofErr w:type="gramEnd"/>
-      <w:r>
-        <w:rPr>
-          <w:rFonts w:ascii="Bookman Old Style" w:hAnsi="Bookman Old Style" w:cs="Tahoma"/>
-        </w:rPr>
-        <w:t xml:space="preserve">: </w:t>
+      <w:r>
+        <w:rPr>
+          <w:rFonts w:ascii="Bookman Old Style" w:hAnsi="Bookman Old Style" w:cs="Tahoma"/>
+        </w:rPr>
+        <w:t xml:space="preserve">ADVOCATE :: </w:t>
       </w:r>
       <w:r>
         <w:rPr>
@@ -2962,87 +2436,57 @@
           <w:rFonts w:ascii="Bookman Old Style" w:hAnsi="Bookman Old Style" w:cs="Tahoma"/>
         </w:rPr>
         <w:lastRenderedPageBreak/>
-        <w:t xml:space="preserve">IN THE COURT OF </w:t>
-      </w:r>
-      <w:proofErr w:type="gramStart"/>
-      <w:r>
-        <w:rPr>
-          <w:rFonts w:ascii="Bookman Old Style" w:hAnsi="Bookman Old Style" w:cs="Tahoma"/>
-        </w:rPr>
-        <w:t xml:space="preserve">THE  </w:t>
+        <w:t xml:space="preserve">IN THE COURT OF THE  </w:t>
       </w:r>
       <w:r>
         <w:rPr>
           <w:rFonts w:ascii="Bookman Old Style" w:hAnsi="Bookman Old Style" w:cs="Tahoma"/>
           <w:noProof/>
         </w:rPr>
-        <w:t>{</w:t>
-      </w:r>
-      <w:proofErr w:type="gramEnd"/>
+        <w:t>{{court_name}}</w:t>
+      </w:r>
+    </w:p>
+    <w:p>
+      <w:pPr>
+        <w:jc w:val="center"/>
+        <w:rPr>
+          <w:rFonts w:ascii="Bookman Old Style" w:hAnsi="Bookman Old Style" w:cs="Tahoma"/>
+        </w:rPr>
+      </w:pPr>
+    </w:p>
+    <w:p>
+      <w:pPr>
+        <w:jc w:val="center"/>
+        <w:rPr>
+          <w:rFonts w:ascii="Bookman Old Style" w:hAnsi="Bookman Old Style" w:cs="Tahoma"/>
+        </w:rPr>
+      </w:pPr>
+    </w:p>
+    <w:p>
+      <w:pPr>
+        <w:jc w:val="center"/>
+        <w:rPr>
+          <w:rFonts w:ascii="Bookman Old Style" w:hAnsi="Bookman Old Style" w:cs="Tahoma"/>
+        </w:rPr>
+      </w:pPr>
+      <w:r>
+        <w:rPr>
+          <w:rFonts w:ascii="Bookman Old Style" w:hAnsi="Bookman Old Style" w:cs="Tahoma"/>
+        </w:rPr>
+        <w:t>F.C.O.P.</w:t>
+      </w:r>
+      <w:r>
+        <w:rPr>
+          <w:rFonts w:ascii="Bookman Old Style" w:hAnsi="Bookman Old Style" w:cs="Tahoma"/>
+        </w:rPr>
+        <w:t xml:space="preserve">NO.                 OF  </w:t>
+      </w:r>
       <w:r>
         <w:rPr>
           <w:rFonts w:ascii="Bookman Old Style" w:hAnsi="Bookman Old Style" w:cs="Tahoma"/>
           <w:noProof/>
         </w:rPr>
-        <w:t>{court_name}}</w:t>
-      </w:r>
-    </w:p>
-    <w:p>
-      <w:pPr>
-        <w:jc w:val="center"/>
-        <w:rPr>
-          <w:rFonts w:ascii="Bookman Old Style" w:hAnsi="Bookman Old Style" w:cs="Tahoma"/>
-        </w:rPr>
-      </w:pPr>
-    </w:p>
-    <w:p>
-      <w:pPr>
-        <w:jc w:val="center"/>
-        <w:rPr>
-          <w:rFonts w:ascii="Bookman Old Style" w:hAnsi="Bookman Old Style" w:cs="Tahoma"/>
-        </w:rPr>
-      </w:pPr>
-    </w:p>
-    <w:p>
-      <w:pPr>
-        <w:jc w:val="center"/>
-        <w:rPr>
-          <w:rFonts w:ascii="Bookman Old Style" w:hAnsi="Bookman Old Style" w:cs="Tahoma"/>
-        </w:rPr>
-      </w:pPr>
-      <w:r>
-        <w:rPr>
-          <w:rFonts w:ascii="Bookman Old Style" w:hAnsi="Bookman Old Style" w:cs="Tahoma"/>
-        </w:rPr>
-        <w:t>F.C.O.P.</w:t>
-      </w:r>
-      <w:r>
-        <w:rPr>
-          <w:rFonts w:ascii="Bookman Old Style" w:hAnsi="Bookman Old Style" w:cs="Tahoma"/>
-        </w:rPr>
-        <w:t xml:space="preserve">NO.                 </w:t>
-      </w:r>
-      <w:proofErr w:type="gramStart"/>
-      <w:r>
-        <w:rPr>
-          <w:rFonts w:ascii="Bookman Old Style" w:hAnsi="Bookman Old Style" w:cs="Tahoma"/>
-        </w:rPr>
-        <w:t xml:space="preserve">OF  </w:t>
-      </w:r>
-      <w:r>
-        <w:rPr>
-          <w:rFonts w:ascii="Bookman Old Style" w:hAnsi="Bookman Old Style" w:cs="Tahoma"/>
-          <w:noProof/>
-        </w:rPr>
-        <w:t>{</w:t>
-      </w:r>
-      <w:proofErr w:type="gramEnd"/>
-      <w:r>
-        <w:rPr>
-          <w:rFonts w:ascii="Bookman Old Style" w:hAnsi="Bookman Old Style" w:cs="Tahoma"/>
-          <w:noProof/>
-        </w:rPr>
-        <w:t>{year}}</w:t>
+        <w:t>{{year}}</w:t>
       </w:r>
     </w:p>
     <w:p>
@@ -3243,41 +2687,7 @@
           <w:rFonts w:ascii="Bookman Old Style" w:hAnsi="Bookman Old Style" w:cs="Tahoma"/>
           <w:sz w:val="24"/>
         </w:rPr>
-        <w:t xml:space="preserve">For the reason state in the accompanying </w:t>
-      </w:r>
-      <w:proofErr w:type="gramStart"/>
-      <w:r>
-        <w:rPr>
-          <w:rFonts w:ascii="Bookman Old Style" w:hAnsi="Bookman Old Style" w:cs="Tahoma"/>
-          <w:sz w:val="24"/>
-        </w:rPr>
-        <w:t>affidavit</w:t>
-      </w:r>
-      <w:proofErr w:type="gramEnd"/>
-      <w:r>
-        <w:rPr>
-          <w:rFonts w:ascii="Bookman Old Style" w:hAnsi="Bookman Old Style" w:cs="Tahoma"/>
-          <w:sz w:val="24"/>
-        </w:rPr>
-        <w:t xml:space="preserve"> it is prayed that this </w:t>
-      </w:r>
-      <w:smartTag w:uri="urn:schemas-microsoft-com:office:smarttags" w:element="Street">
-        <w:smartTag w:uri="urn:schemas-microsoft-com:office:smarttags" w:element="address">
-          <w:r>
-            <w:rPr>
-              <w:rFonts w:ascii="Bookman Old Style" w:hAnsi="Bookman Old Style" w:cs="Tahoma"/>
-              <w:sz w:val="24"/>
-            </w:rPr>
-            <w:t>Hon’ble Court</w:t>
-          </w:r>
-        </w:smartTag>
-      </w:smartTag>
-      <w:r>
-        <w:rPr>
-          <w:rFonts w:ascii="Bookman Old Style" w:hAnsi="Bookman Old Style" w:cs="Tahoma"/>
-          <w:sz w:val="24"/>
-        </w:rPr>
-        <w:t xml:space="preserve"> may be pleased to permit me seek the legal assistance of </w:t>
+        <w:t xml:space="preserve">For the reason state in the accompanying affidavit it is prayed that this Hon’ble Court may be pleased to permit me seek the legal assistance of </w:t>
       </w:r>
       <w:r>
         <w:rPr>
@@ -3292,23 +2702,7 @@
           <w:rFonts w:ascii="Bookman Old Style" w:hAnsi="Bookman Old Style" w:cs="Tahoma"/>
           <w:sz w:val="24"/>
         </w:rPr>
-        <w:t xml:space="preserve"> as an Advocate, otherwise the </w:t>
-      </w:r>
-      <w:proofErr w:type="gramStart"/>
-      <w:r>
-        <w:rPr>
-          <w:rFonts w:ascii="Bookman Old Style" w:hAnsi="Bookman Old Style" w:cs="Tahoma"/>
-          <w:sz w:val="24"/>
-        </w:rPr>
-        <w:t>petitioner’s</w:t>
-      </w:r>
-      <w:proofErr w:type="gramEnd"/>
-      <w:r>
-        <w:rPr>
-          <w:rFonts w:ascii="Bookman Old Style" w:hAnsi="Bookman Old Style" w:cs="Tahoma"/>
-          <w:sz w:val="24"/>
-        </w:rPr>
-        <w:t xml:space="preserve"> would sustain loss and injury.</w:t>
+        <w:t xml:space="preserve"> as an Advocate, otherwise the petitioner’s would sustain loss and injury.</w:t>
       </w:r>
     </w:p>
     <w:p>
@@ -3347,7 +2741,6 @@
           <w:rFonts w:ascii="Bookman Old Style" w:hAnsi="Bookman Old Style" w:cs="Tahoma"/>
         </w:rPr>
       </w:pPr>
-      <w:proofErr w:type="gramStart"/>
       <w:r>
         <w:rPr>
           <w:rFonts w:ascii="Bookman Old Style" w:hAnsi="Bookman Old Style" w:cs="Tahoma"/>
@@ -3359,50 +2752,26 @@
           <w:rFonts w:ascii="Bookman Old Style" w:hAnsi="Bookman Old Style" w:cs="Tahoma"/>
           <w:noProof/>
         </w:rPr>
-        <w:t>{</w:t>
-      </w:r>
-      <w:proofErr w:type="gramEnd"/>
+        <w:t>{{dof}}</w:t>
+      </w:r>
+      <w:r>
+        <w:rPr>
+          <w:rFonts w:ascii="Bookman Old Style" w:hAnsi="Bookman Old Style" w:cs="Tahoma"/>
+        </w:rPr>
+        <w:t xml:space="preserve"> </w:t>
+      </w:r>
+    </w:p>
+    <w:p>
+      <w:pPr>
+        <w:rPr>
+          <w:rFonts w:ascii="Bookman Old Style" w:hAnsi="Bookman Old Style" w:cs="Tahoma"/>
+        </w:rPr>
+      </w:pPr>
       <w:r>
         <w:rPr>
           <w:rFonts w:ascii="Bookman Old Style" w:hAnsi="Bookman Old Style" w:cs="Tahoma"/>
           <w:noProof/>
         </w:rPr>
-        <w:t>{</w:t>
-      </w:r>
-      <w:proofErr w:type="spellStart"/>
-      <w:r>
-        <w:rPr>
-          <w:rFonts w:ascii="Bookman Old Style" w:hAnsi="Bookman Old Style" w:cs="Tahoma"/>
-          <w:noProof/>
-        </w:rPr>
-        <w:t>dof</w:t>
-      </w:r>
-      <w:proofErr w:type="spellEnd"/>
-      <w:r>
-        <w:rPr>
-          <w:rFonts w:ascii="Bookman Old Style" w:hAnsi="Bookman Old Style" w:cs="Tahoma"/>
-          <w:noProof/>
-        </w:rPr>
-        <w:t>}}</w:t>
-      </w:r>
-      <w:r>
-        <w:rPr>
-          <w:rFonts w:ascii="Bookman Old Style" w:hAnsi="Bookman Old Style" w:cs="Tahoma"/>
-        </w:rPr>
-        <w:t xml:space="preserve"> </w:t>
-      </w:r>
-    </w:p>
-    <w:p>
-      <w:pPr>
-        <w:rPr>
-          <w:rFonts w:ascii="Bookman Old Style" w:hAnsi="Bookman Old Style" w:cs="Tahoma"/>
-        </w:rPr>
-      </w:pPr>
-      <w:r>
-        <w:rPr>
-          <w:rFonts w:ascii="Bookman Old Style" w:hAnsi="Bookman Old Style" w:cs="Tahoma"/>
-          <w:noProof/>
-        </w:rPr>
         <w:t>{{place}}</w:t>
       </w:r>
     </w:p>
@@ -3430,7 +2799,6 @@
         <w:jc w:val="center"/>
         <w:rPr>
           <w:rFonts w:ascii="Bookman Old Style" w:hAnsi="Bookman Old Style" w:cs="Tahoma"/>
-          <w:u w:val="single"/>
         </w:rPr>
       </w:pPr>
       <w:r>
@@ -3442,7 +2810,6 @@
       <w:r>
         <w:rPr>
           <w:rFonts w:ascii="Bookman Old Style" w:hAnsi="Bookman Old Style" w:cs="Tahoma"/>
-          <w:u w:val="single"/>
         </w:rPr>
         <w:lastRenderedPageBreak/>
         <w:t xml:space="preserve">IN THE COURT OF THE </w:t>
@@ -3454,14 +2821,12 @@
         <w:jc w:val="center"/>
         <w:rPr>
           <w:rFonts w:ascii="Bookman Old Style" w:hAnsi="Bookman Old Style" w:cs="Tahoma"/>
-          <w:u w:val="single"/>
         </w:rPr>
       </w:pPr>
       <w:r>
         <w:rPr>
           <w:rFonts w:ascii="Bookman Old Style" w:hAnsi="Bookman Old Style" w:cs="Tahoma"/>
           <w:noProof/>
-          <w:u w:val="single"/>
         </w:rPr>
         <w:t>{{court_name}}</w:t>
       </w:r>
@@ -3492,19 +2857,11 @@
           <w:rFonts w:ascii="Bookman Old Style" w:hAnsi="Bookman Old Style" w:cs="Tahoma"/>
         </w:rPr>
       </w:pPr>
-      <w:proofErr w:type="spellStart"/>
-      <w:r>
-        <w:rPr>
-          <w:rFonts w:ascii="Bookman Old Style" w:hAnsi="Bookman Old Style" w:cs="Tahoma"/>
-        </w:rPr>
-        <w:t>I.A.No</w:t>
-      </w:r>
-      <w:proofErr w:type="spellEnd"/>
-      <w:r>
-        <w:rPr>
-          <w:rFonts w:ascii="Bookman Old Style" w:hAnsi="Bookman Old Style" w:cs="Tahoma"/>
-        </w:rPr>
-        <w:t>.</w:t>
+      <w:r>
+        <w:rPr>
+          <w:rFonts w:ascii="Bookman Old Style" w:hAnsi="Bookman Old Style" w:cs="Tahoma"/>
+        </w:rPr>
+        <w:t>I.A.No.</w:t>
       </w:r>
       <w:r>
         <w:rPr>
@@ -3578,81 +2935,66 @@
         <w:rPr>
           <w:rFonts w:ascii="Bookman Old Style" w:hAnsi="Bookman Old Style" w:cs="Tahoma"/>
         </w:rPr>
-        <w:t xml:space="preserve">NO.                   </w:t>
-      </w:r>
-      <w:proofErr w:type="gramStart"/>
-      <w:r>
-        <w:rPr>
-          <w:rFonts w:ascii="Bookman Old Style" w:hAnsi="Bookman Old Style" w:cs="Tahoma"/>
-        </w:rPr>
-        <w:t xml:space="preserve">OF  </w:t>
+        <w:t xml:space="preserve">NO.        OF  </w:t>
       </w:r>
       <w:r>
         <w:rPr>
           <w:rFonts w:ascii="Bookman Old Style" w:hAnsi="Bookman Old Style" w:cs="Tahoma"/>
           <w:noProof/>
         </w:rPr>
-        <w:t>{</w:t>
-      </w:r>
-      <w:proofErr w:type="gramEnd"/>
+        <w:t>{{year}}</w:t>
+      </w:r>
+    </w:p>
+    <w:p>
+      <w:pPr>
+        <w:ind w:left="5040" w:right="-720"/>
+        <w:rPr>
+          <w:rFonts w:ascii="Bookman Old Style" w:hAnsi="Bookman Old Style" w:cs="Tahoma"/>
+        </w:rPr>
+      </w:pPr>
+    </w:p>
+    <w:p>
+      <w:pPr>
+        <w:ind w:left="5040" w:right="-720"/>
+        <w:rPr>
+          <w:rFonts w:ascii="Bookman Old Style" w:hAnsi="Bookman Old Style" w:cs="Tahoma"/>
+        </w:rPr>
+      </w:pPr>
+    </w:p>
+    <w:p>
+      <w:pPr>
+        <w:ind w:left="5040" w:right="-720"/>
+        <w:rPr>
+          <w:rFonts w:ascii="Bookman Old Style" w:hAnsi="Bookman Old Style" w:cs="Tahoma"/>
+        </w:rPr>
+      </w:pPr>
+      <w:r>
+        <w:rPr>
+          <w:rFonts w:ascii="Bookman Old Style" w:hAnsi="Bookman Old Style" w:cs="Tahoma"/>
+        </w:rPr>
+        <w:t>Between:</w:t>
+      </w:r>
+    </w:p>
+    <w:p>
+      <w:pPr>
+        <w:ind w:left="5040" w:right="-720"/>
+        <w:rPr>
+          <w:rFonts w:ascii="Bookman Old Style" w:hAnsi="Bookman Old Style" w:cs="Tahoma"/>
+        </w:rPr>
+      </w:pPr>
+    </w:p>
+    <w:p>
+      <w:pPr>
+        <w:ind w:left="5040" w:right="-720"/>
+        <w:rPr>
+          <w:rFonts w:ascii="Bookman Old Style" w:hAnsi="Bookman Old Style" w:cs="Tahoma"/>
+        </w:rPr>
+      </w:pPr>
       <w:r>
         <w:rPr>
           <w:rFonts w:ascii="Bookman Old Style" w:hAnsi="Bookman Old Style" w:cs="Tahoma"/>
           <w:noProof/>
         </w:rPr>
-        <w:t>{year}}</w:t>
-      </w:r>
-    </w:p>
-    <w:p>
-      <w:pPr>
-        <w:ind w:left="5040" w:right="-720"/>
-        <w:rPr>
-          <w:rFonts w:ascii="Bookman Old Style" w:hAnsi="Bookman Old Style" w:cs="Tahoma"/>
-        </w:rPr>
-      </w:pPr>
-    </w:p>
-    <w:p>
-      <w:pPr>
-        <w:ind w:left="5040" w:right="-720"/>
-        <w:rPr>
-          <w:rFonts w:ascii="Bookman Old Style" w:hAnsi="Bookman Old Style" w:cs="Tahoma"/>
-        </w:rPr>
-      </w:pPr>
-    </w:p>
-    <w:p>
-      <w:pPr>
-        <w:ind w:left="5040" w:right="-720"/>
-        <w:rPr>
-          <w:rFonts w:ascii="Bookman Old Style" w:hAnsi="Bookman Old Style" w:cs="Tahoma"/>
-        </w:rPr>
-      </w:pPr>
-      <w:r>
-        <w:rPr>
-          <w:rFonts w:ascii="Bookman Old Style" w:hAnsi="Bookman Old Style" w:cs="Tahoma"/>
-        </w:rPr>
-        <w:t>Between:</w:t>
-      </w:r>
-    </w:p>
-    <w:p>
-      <w:pPr>
-        <w:ind w:left="5040" w:right="-720"/>
-        <w:rPr>
-          <w:rFonts w:ascii="Bookman Old Style" w:hAnsi="Bookman Old Style" w:cs="Tahoma"/>
-        </w:rPr>
-      </w:pPr>
-    </w:p>
-    <w:p>
-      <w:pPr>
-        <w:ind w:left="5040" w:right="-720"/>
-        <w:rPr>
-          <w:rFonts w:ascii="Bookman Old Style" w:hAnsi="Bookman Old Style" w:cs="Tahoma"/>
-        </w:rPr>
-      </w:pPr>
-      <w:r>
-        <w:rPr>
-          <w:rFonts w:ascii="Bookman Old Style" w:hAnsi="Bookman Old Style" w:cs="Tahoma"/>
-          <w:noProof/>
-        </w:rPr>
         <w:t>{{pet_name}}</w:t>
       </w:r>
     </w:p>
@@ -3679,19 +3021,11 @@
           <w:rFonts w:ascii="Bookman Old Style" w:hAnsi="Bookman Old Style" w:cs="Tahoma"/>
         </w:rPr>
       </w:pPr>
-      <w:proofErr w:type="gramStart"/>
-      <w:r>
-        <w:rPr>
-          <w:rFonts w:ascii="Bookman Old Style" w:hAnsi="Bookman Old Style" w:cs="Tahoma"/>
-        </w:rPr>
-        <w:t>….FIRST</w:t>
-      </w:r>
-      <w:proofErr w:type="gramEnd"/>
-      <w:r>
-        <w:rPr>
-          <w:rFonts w:ascii="Bookman Old Style" w:hAnsi="Bookman Old Style" w:cs="Tahoma"/>
-        </w:rPr>
-        <w:t xml:space="preserve"> PETITIONER</w:t>
+      <w:r>
+        <w:rPr>
+          <w:rFonts w:ascii="Bookman Old Style" w:hAnsi="Bookman Old Style" w:cs="Tahoma"/>
+        </w:rPr>
+        <w:t>….FIRST PETITIONER</w:t>
       </w:r>
     </w:p>
     <w:p>
@@ -3976,7 +3310,13 @@
         <w:rPr>
           <w:rFonts w:ascii="Bookman Old Style" w:hAnsi="Bookman Old Style" w:cs="Tahoma"/>
         </w:rPr>
-        <w:t xml:space="preserve">M/s </w:t>
+        <w:t xml:space="preserve">  </w:t>
+      </w:r>
+      <w:r>
+        <w:rPr>
+          <w:rFonts w:ascii="Bookman Old Style" w:hAnsi="Bookman Old Style" w:cs="Tahoma"/>
+        </w:rPr>
+        <w:t xml:space="preserve"> </w:t>
       </w:r>
       <w:r>
         <w:rPr>
@@ -3992,22 +3332,19 @@
         <w:jc w:val="both"/>
         <w:rPr>
           <w:rFonts w:ascii="Bookman Old Style" w:hAnsi="Bookman Old Style" w:cs="Tahoma"/>
-          <w:sz w:val="22"/>
-        </w:rPr>
-      </w:pPr>
-    </w:p>
-    <w:p>
-      <w:pPr>
-        <w:ind w:left="5040" w:right="-720"/>
-        <w:rPr>
-          <w:rFonts w:ascii="Bookman Old Style" w:hAnsi="Bookman Old Style" w:cs="Tahoma"/>
-          <w:sz w:val="22"/>
-        </w:rPr>
-      </w:pPr>
-      <w:r>
-        <w:rPr>
-          <w:rFonts w:ascii="Bookman Old Style" w:hAnsi="Bookman Old Style" w:cs="Tahoma"/>
-          <w:sz w:val="22"/>
+        </w:rPr>
+      </w:pPr>
+    </w:p>
+    <w:p>
+      <w:pPr>
+        <w:ind w:left="5040" w:right="-720"/>
+        <w:rPr>
+          <w:rFonts w:ascii="Bookman Old Style" w:hAnsi="Bookman Old Style" w:cs="Tahoma"/>
+        </w:rPr>
+      </w:pPr>
+      <w:r>
+        <w:rPr>
+          <w:rFonts w:ascii="Bookman Old Style" w:hAnsi="Bookman Old Style" w:cs="Tahoma"/>
         </w:rPr>
         <w:t>COUNSEL FOR PETITIONERS No.1 &amp; 2</w:t>
       </w:r>
@@ -4018,318 +3355,255 @@
         <w:rPr>
           <w:rFonts w:ascii="Bookman Old Style" w:hAnsi="Bookman Old Style" w:cs="Tahoma"/>
           <w:b/>
-          <w:sz w:val="22"/>
-          <w:szCs w:val="22"/>
+        </w:rPr>
+      </w:pPr>
+      <w:r>
+        <w:rPr>
+          <w:rFonts w:ascii="Bookman Old Style" w:hAnsi="Bookman Old Style" w:cs="Tahoma"/>
+        </w:rPr>
+        <w:br w:type="page"/>
+      </w:r>
+      <w:r>
+        <w:rPr>
+          <w:rFonts w:ascii="Bookman Old Style" w:hAnsi="Bookman Old Style" w:cs="Tahoma"/>
+          <w:b/>
+          <w:bCs/>
+        </w:rPr>
+        <w:lastRenderedPageBreak/>
+        <w:t xml:space="preserve">IN THE COURT OF THE  </w:t>
+      </w:r>
+      <w:r>
+        <w:rPr>
+          <w:rFonts w:ascii="Bookman Old Style" w:hAnsi="Bookman Old Style" w:cs="Tahoma"/>
+          <w:b/>
+          <w:noProof/>
+        </w:rPr>
+        <w:t>{{court_name}}</w:t>
+      </w:r>
+    </w:p>
+    <w:p>
+      <w:pPr>
+        <w:jc w:val="center"/>
+        <w:rPr>
+          <w:rFonts w:ascii="Bookman Old Style" w:hAnsi="Bookman Old Style" w:cs="Tahoma"/>
+          <w:b/>
+          <w:bCs/>
           <w:u w:val="single"/>
         </w:rPr>
       </w:pPr>
-      <w:r>
-        <w:rPr>
-          <w:rFonts w:ascii="Bookman Old Style" w:hAnsi="Bookman Old Style" w:cs="Tahoma"/>
-          <w:sz w:val="22"/>
-        </w:rPr>
-        <w:br w:type="page"/>
-      </w:r>
-      <w:r>
-        <w:rPr>
-          <w:rFonts w:ascii="Bookman Old Style" w:hAnsi="Bookman Old Style" w:cs="Tahoma"/>
-          <w:b/>
-          <w:bCs/>
-          <w:sz w:val="22"/>
-          <w:szCs w:val="22"/>
+    </w:p>
+    <w:p>
+      <w:pPr>
+        <w:jc w:val="center"/>
+        <w:rPr>
+          <w:rFonts w:ascii="Bookman Old Style" w:hAnsi="Bookman Old Style" w:cs="Tahoma"/>
+        </w:rPr>
+      </w:pPr>
+    </w:p>
+    <w:p>
+      <w:pPr>
+        <w:jc w:val="center"/>
+        <w:rPr>
+          <w:rFonts w:ascii="Bookman Old Style" w:hAnsi="Bookman Old Style" w:cs="Tahoma"/>
+        </w:rPr>
+      </w:pPr>
+      <w:r>
+        <w:rPr>
+          <w:rFonts w:ascii="Bookman Old Style" w:hAnsi="Bookman Old Style" w:cs="Tahoma"/>
+        </w:rPr>
+        <w:t>F.C.O.P.</w:t>
+      </w:r>
+      <w:r>
+        <w:rPr>
+          <w:rFonts w:ascii="Bookman Old Style" w:hAnsi="Bookman Old Style" w:cs="Tahoma"/>
+        </w:rPr>
+        <w:t xml:space="preserve">No.                  OF </w:t>
+      </w:r>
+      <w:r>
+        <w:rPr>
+          <w:rFonts w:ascii="Bookman Old Style" w:hAnsi="Bookman Old Style" w:cs="Tahoma"/>
+          <w:noProof/>
+        </w:rPr>
+        <w:t>{{year}}</w:t>
+      </w:r>
+    </w:p>
+    <w:p>
+      <w:pPr>
+        <w:jc w:val="center"/>
+        <w:rPr>
+          <w:rFonts w:ascii="Bookman Old Style" w:hAnsi="Bookman Old Style" w:cs="Tahoma"/>
+        </w:rPr>
+      </w:pPr>
+      <w:r>
+        <w:rPr>
+          <w:rFonts w:ascii="Bookman Old Style" w:hAnsi="Bookman Old Style" w:cs="Tahoma"/>
+        </w:rPr>
+        <w:t>(Under Hindu Marriage Act)</w:t>
+      </w:r>
+    </w:p>
+    <w:p>
+      <w:pPr>
+        <w:jc w:val="both"/>
+        <w:rPr>
+          <w:rFonts w:ascii="Bookman Old Style" w:hAnsi="Bookman Old Style" w:cs="Tahoma"/>
+        </w:rPr>
+      </w:pPr>
+      <w:r>
+        <w:rPr>
+          <w:rFonts w:ascii="Bookman Old Style" w:hAnsi="Bookman Old Style" w:cs="Tahoma"/>
+        </w:rPr>
+        <w:t>BETWEEN:</w:t>
+      </w:r>
+    </w:p>
+    <w:p>
+      <w:pPr>
+        <w:jc w:val="both"/>
+        <w:rPr>
+          <w:rFonts w:ascii="Bookman Old Style" w:hAnsi="Bookman Old Style" w:cs="Tahoma"/>
+        </w:rPr>
+      </w:pPr>
+    </w:p>
+    <w:p>
+      <w:pPr>
+        <w:rPr>
+          <w:rFonts w:ascii="Bookman Old Style" w:hAnsi="Bookman Old Style" w:cs="Tahoma"/>
+        </w:rPr>
+      </w:pPr>
+      <w:r>
+        <w:rPr>
+          <w:rFonts w:ascii="Bookman Old Style" w:hAnsi="Bookman Old Style" w:cs="Tahoma"/>
+          <w:noProof/>
+        </w:rPr>
+        <w:t>{{pet_name}}</w:t>
+      </w:r>
+    </w:p>
+    <w:p>
+      <w:pPr>
+        <w:jc w:val="right"/>
+        <w:rPr>
+          <w:rFonts w:ascii="Bookman Old Style" w:hAnsi="Bookman Old Style" w:cs="Tahoma"/>
+        </w:rPr>
+      </w:pPr>
+      <w:r>
+        <w:rPr>
+          <w:rFonts w:ascii="Bookman Old Style" w:hAnsi="Bookman Old Style" w:cs="Tahoma"/>
+        </w:rPr>
+        <w:t>….</w:t>
+      </w:r>
+      <w:r>
+        <w:rPr>
+          <w:rFonts w:ascii="Bookman Old Style" w:hAnsi="Bookman Old Style" w:cs="Tahoma"/>
+        </w:rPr>
+        <w:t xml:space="preserve"> </w:t>
+      </w:r>
+      <w:r>
+        <w:rPr>
+          <w:rFonts w:ascii="Bookman Old Style" w:hAnsi="Bookman Old Style" w:cs="Tahoma"/>
+        </w:rPr>
+        <w:t>Petitioner</w:t>
+      </w:r>
+      <w:r>
+        <w:rPr>
+          <w:rFonts w:ascii="Bookman Old Style" w:hAnsi="Bookman Old Style" w:cs="Tahoma"/>
+        </w:rPr>
+        <w:t xml:space="preserve"> No.1</w:t>
+      </w:r>
+    </w:p>
+    <w:p>
+      <w:pPr>
+        <w:jc w:val="center"/>
+        <w:rPr>
+          <w:rFonts w:ascii="Bookman Old Style" w:hAnsi="Bookman Old Style" w:cs="Tahoma"/>
+        </w:rPr>
+      </w:pPr>
+      <w:r>
+        <w:rPr>
+          <w:rFonts w:ascii="Bookman Old Style" w:hAnsi="Bookman Old Style" w:cs="Tahoma"/>
+        </w:rPr>
+        <w:t>AND</w:t>
+      </w:r>
+    </w:p>
+    <w:p>
+      <w:pPr>
+        <w:jc w:val="both"/>
+        <w:rPr>
+          <w:rFonts w:ascii="Bookman Old Style" w:hAnsi="Bookman Old Style" w:cs="Tahoma"/>
+        </w:rPr>
+      </w:pPr>
+    </w:p>
+    <w:p>
+      <w:pPr>
+        <w:rPr>
+          <w:rFonts w:ascii="Bookman Old Style" w:hAnsi="Bookman Old Style" w:cs="Tahoma"/>
+        </w:rPr>
+      </w:pPr>
+      <w:r>
+        <w:rPr>
+          <w:rFonts w:ascii="Bookman Old Style" w:hAnsi="Bookman Old Style" w:cs="Tahoma"/>
+          <w:noProof/>
+        </w:rPr>
+        <w:t>{{res_name}}</w:t>
+      </w:r>
+    </w:p>
+    <w:p>
+      <w:pPr>
+        <w:jc w:val="right"/>
+        <w:rPr>
+          <w:rFonts w:ascii="Bookman Old Style" w:hAnsi="Bookman Old Style" w:cs="Tahoma"/>
+        </w:rPr>
+      </w:pPr>
+      <w:r>
+        <w:rPr>
+          <w:rFonts w:ascii="Bookman Old Style" w:hAnsi="Bookman Old Style" w:cs="Tahoma"/>
+        </w:rPr>
+        <w:t>...</w:t>
+      </w:r>
+      <w:r>
+        <w:rPr>
+          <w:rFonts w:ascii="Bookman Old Style" w:hAnsi="Bookman Old Style" w:cs="Tahoma"/>
+        </w:rPr>
+        <w:t xml:space="preserve">. </w:t>
+      </w:r>
+      <w:r>
+        <w:rPr>
+          <w:rFonts w:ascii="Bookman Old Style" w:hAnsi="Bookman Old Style" w:cs="Tahoma"/>
+        </w:rPr>
+        <w:t>Petitioner No.2</w:t>
+      </w:r>
+    </w:p>
+    <w:p>
+      <w:pPr>
+        <w:ind w:right="-630"/>
+        <w:rPr>
+          <w:rFonts w:ascii="Bookman Old Style" w:hAnsi="Bookman Old Style" w:cs="Tahoma"/>
+        </w:rPr>
+      </w:pPr>
+    </w:p>
+    <w:p>
+      <w:pPr>
+        <w:ind w:right="-630"/>
+        <w:rPr>
+          <w:rFonts w:ascii="Bookman Old Style" w:hAnsi="Bookman Old Style" w:cs="Tahoma"/>
+        </w:rPr>
+      </w:pPr>
+    </w:p>
+    <w:p>
+      <w:pPr>
+        <w:ind w:right="-630"/>
+        <w:jc w:val="center"/>
+        <w:rPr>
+          <w:rFonts w:ascii="Bookman Old Style" w:hAnsi="Bookman Old Style" w:cs="Tahoma"/>
+          <w:b/>
           <w:u w:val="single"/>
         </w:rPr>
-        <w:lastRenderedPageBreak/>
-        <w:t xml:space="preserve">IN THE COURT OF </w:t>
-      </w:r>
-      <w:proofErr w:type="gramStart"/>
-      <w:r>
-        <w:rPr>
-          <w:rFonts w:ascii="Bookman Old Style" w:hAnsi="Bookman Old Style" w:cs="Tahoma"/>
-          <w:b/>
-          <w:bCs/>
-          <w:sz w:val="22"/>
-          <w:szCs w:val="22"/>
+      </w:pPr>
+      <w:r>
+        <w:rPr>
+          <w:rFonts w:ascii="Bookman Old Style" w:hAnsi="Bookman Old Style" w:cs="Tahoma"/>
+          <w:b/>
           <w:u w:val="single"/>
         </w:rPr>
-        <w:t xml:space="preserve">THE  </w:t>
-      </w:r>
-      <w:r>
-        <w:rPr>
-          <w:rFonts w:ascii="Bookman Old Style" w:hAnsi="Bookman Old Style" w:cs="Tahoma"/>
-          <w:b/>
-          <w:noProof/>
-          <w:sz w:val="22"/>
-          <w:szCs w:val="22"/>
-          <w:u w:val="single"/>
-        </w:rPr>
-        <w:t>{</w:t>
-      </w:r>
-      <w:proofErr w:type="gramEnd"/>
-      <w:r>
-        <w:rPr>
-          <w:rFonts w:ascii="Bookman Old Style" w:hAnsi="Bookman Old Style" w:cs="Tahoma"/>
-          <w:b/>
-          <w:noProof/>
-          <w:sz w:val="22"/>
-          <w:szCs w:val="22"/>
-          <w:u w:val="single"/>
-        </w:rPr>
-        <w:t>{court_name}}</w:t>
-      </w:r>
-    </w:p>
-    <w:p>
-      <w:pPr>
-        <w:jc w:val="center"/>
-        <w:rPr>
-          <w:rFonts w:ascii="Bookman Old Style" w:hAnsi="Bookman Old Style" w:cs="Tahoma"/>
-          <w:b/>
-          <w:bCs/>
-          <w:sz w:val="22"/>
-          <w:szCs w:val="22"/>
-          <w:u w:val="single"/>
-        </w:rPr>
-      </w:pPr>
-    </w:p>
-    <w:p>
-      <w:pPr>
-        <w:jc w:val="center"/>
-        <w:rPr>
-          <w:rFonts w:ascii="Bookman Old Style" w:hAnsi="Bookman Old Style" w:cs="Tahoma"/>
-          <w:sz w:val="22"/>
-          <w:szCs w:val="22"/>
-        </w:rPr>
-      </w:pPr>
-    </w:p>
-    <w:p>
-      <w:pPr>
-        <w:jc w:val="center"/>
-        <w:rPr>
-          <w:rFonts w:ascii="Bookman Old Style" w:hAnsi="Bookman Old Style" w:cs="Tahoma"/>
-          <w:sz w:val="22"/>
-          <w:szCs w:val="22"/>
-        </w:rPr>
-      </w:pPr>
-      <w:proofErr w:type="spellStart"/>
-      <w:r>
-        <w:rPr>
-          <w:rFonts w:ascii="Bookman Old Style" w:hAnsi="Bookman Old Style" w:cs="Tahoma"/>
-          <w:sz w:val="22"/>
-          <w:szCs w:val="22"/>
-        </w:rPr>
-        <w:t>F.C.O.P.</w:t>
-      </w:r>
-      <w:r>
-        <w:rPr>
-          <w:rFonts w:ascii="Bookman Old Style" w:hAnsi="Bookman Old Style" w:cs="Tahoma"/>
-          <w:sz w:val="22"/>
-          <w:szCs w:val="22"/>
-        </w:rPr>
-        <w:t>No</w:t>
-      </w:r>
-      <w:proofErr w:type="spellEnd"/>
-      <w:r>
-        <w:rPr>
-          <w:rFonts w:ascii="Bookman Old Style" w:hAnsi="Bookman Old Style" w:cs="Tahoma"/>
-          <w:sz w:val="22"/>
-          <w:szCs w:val="22"/>
-        </w:rPr>
-        <w:t xml:space="preserve">.                  OF </w:t>
-      </w:r>
-      <w:r>
-        <w:rPr>
-          <w:rFonts w:ascii="Bookman Old Style" w:hAnsi="Bookman Old Style" w:cs="Tahoma"/>
-          <w:noProof/>
-          <w:sz w:val="22"/>
-          <w:szCs w:val="22"/>
-        </w:rPr>
-        <w:t>{{year}}</w:t>
-      </w:r>
-    </w:p>
-    <w:p>
-      <w:pPr>
-        <w:jc w:val="center"/>
-        <w:rPr>
-          <w:rFonts w:ascii="Bookman Old Style" w:hAnsi="Bookman Old Style" w:cs="Tahoma"/>
-          <w:sz w:val="22"/>
-          <w:szCs w:val="22"/>
-        </w:rPr>
-      </w:pPr>
-      <w:r>
-        <w:rPr>
-          <w:rFonts w:ascii="Bookman Old Style" w:hAnsi="Bookman Old Style" w:cs="Tahoma"/>
-          <w:sz w:val="22"/>
-          <w:szCs w:val="22"/>
-        </w:rPr>
-        <w:t>(Under Hindu Marriage Act)</w:t>
-      </w:r>
-    </w:p>
-    <w:p>
-      <w:pPr>
-        <w:jc w:val="both"/>
-        <w:rPr>
-          <w:rFonts w:ascii="Bookman Old Style" w:hAnsi="Bookman Old Style" w:cs="Tahoma"/>
-          <w:sz w:val="22"/>
-          <w:szCs w:val="22"/>
-        </w:rPr>
-      </w:pPr>
-      <w:r>
-        <w:rPr>
-          <w:rFonts w:ascii="Bookman Old Style" w:hAnsi="Bookman Old Style" w:cs="Tahoma"/>
-          <w:sz w:val="22"/>
-          <w:szCs w:val="22"/>
-        </w:rPr>
-        <w:t>BETWEEN:</w:t>
-      </w:r>
-    </w:p>
-    <w:p>
-      <w:pPr>
-        <w:jc w:val="both"/>
-        <w:rPr>
-          <w:rFonts w:ascii="Bookman Old Style" w:hAnsi="Bookman Old Style" w:cs="Tahoma"/>
-          <w:sz w:val="22"/>
-          <w:szCs w:val="22"/>
-        </w:rPr>
-      </w:pPr>
-    </w:p>
-    <w:p>
-      <w:pPr>
-        <w:rPr>
-          <w:rFonts w:ascii="Bookman Old Style" w:hAnsi="Bookman Old Style" w:cs="Tahoma"/>
-          <w:sz w:val="22"/>
-          <w:szCs w:val="22"/>
-        </w:rPr>
-      </w:pPr>
-      <w:r>
-        <w:rPr>
-          <w:rFonts w:ascii="Bookman Old Style" w:hAnsi="Bookman Old Style" w:cs="Tahoma"/>
-          <w:noProof/>
-          <w:sz w:val="22"/>
-          <w:szCs w:val="22"/>
-        </w:rPr>
-        <w:t>{{pet_name}}</w:t>
-      </w:r>
-    </w:p>
-    <w:p>
-      <w:pPr>
-        <w:jc w:val="right"/>
-        <w:rPr>
-          <w:rFonts w:ascii="Bookman Old Style" w:hAnsi="Bookman Old Style" w:cs="Tahoma"/>
-          <w:sz w:val="22"/>
-          <w:szCs w:val="22"/>
-        </w:rPr>
-      </w:pPr>
-      <w:r>
-        <w:rPr>
-          <w:rFonts w:ascii="Bookman Old Style" w:hAnsi="Bookman Old Style" w:cs="Tahoma"/>
-          <w:sz w:val="22"/>
-          <w:szCs w:val="22"/>
-        </w:rPr>
-        <w:t>….</w:t>
-      </w:r>
-      <w:r>
-        <w:rPr>
-          <w:rFonts w:ascii="Bookman Old Style" w:hAnsi="Bookman Old Style" w:cs="Tahoma"/>
-          <w:sz w:val="22"/>
-          <w:szCs w:val="22"/>
-        </w:rPr>
-        <w:t xml:space="preserve"> </w:t>
-      </w:r>
-      <w:r>
-        <w:rPr>
-          <w:rFonts w:ascii="Bookman Old Style" w:hAnsi="Bookman Old Style" w:cs="Tahoma"/>
-          <w:sz w:val="22"/>
-          <w:szCs w:val="22"/>
-        </w:rPr>
-        <w:t>Petitioner</w:t>
-      </w:r>
-      <w:r>
-        <w:rPr>
-          <w:rFonts w:ascii="Bookman Old Style" w:hAnsi="Bookman Old Style" w:cs="Tahoma"/>
-          <w:sz w:val="22"/>
-          <w:szCs w:val="22"/>
-        </w:rPr>
-        <w:t xml:space="preserve"> No.1</w:t>
-      </w:r>
-    </w:p>
-    <w:p>
-      <w:pPr>
-        <w:jc w:val="center"/>
-        <w:rPr>
-          <w:rFonts w:ascii="Bookman Old Style" w:hAnsi="Bookman Old Style" w:cs="Tahoma"/>
-          <w:sz w:val="22"/>
-          <w:szCs w:val="22"/>
-        </w:rPr>
-      </w:pPr>
-      <w:r>
-        <w:rPr>
-          <w:rFonts w:ascii="Bookman Old Style" w:hAnsi="Bookman Old Style" w:cs="Tahoma"/>
-          <w:sz w:val="22"/>
-          <w:szCs w:val="22"/>
-        </w:rPr>
-        <w:t>AND</w:t>
-      </w:r>
-    </w:p>
-    <w:p>
-      <w:pPr>
-        <w:jc w:val="both"/>
-        <w:rPr>
-          <w:rFonts w:ascii="Bookman Old Style" w:hAnsi="Bookman Old Style" w:cs="Tahoma"/>
-          <w:sz w:val="22"/>
-          <w:szCs w:val="22"/>
-        </w:rPr>
-      </w:pPr>
-    </w:p>
-    <w:p>
-      <w:pPr>
-        <w:rPr>
-          <w:rFonts w:ascii="Bookman Old Style" w:hAnsi="Bookman Old Style" w:cs="Tahoma"/>
-          <w:sz w:val="22"/>
-          <w:szCs w:val="22"/>
-        </w:rPr>
-      </w:pPr>
-      <w:r>
-        <w:rPr>
-          <w:rFonts w:ascii="Bookman Old Style" w:hAnsi="Bookman Old Style" w:cs="Tahoma"/>
-          <w:noProof/>
-          <w:sz w:val="22"/>
-          <w:szCs w:val="22"/>
-        </w:rPr>
-        <w:t>{{res_name}}</w:t>
-      </w:r>
-    </w:p>
-    <w:p>
-      <w:pPr>
-        <w:jc w:val="right"/>
-        <w:rPr>
-          <w:rFonts w:ascii="Bookman Old Style" w:hAnsi="Bookman Old Style" w:cs="Tahoma"/>
-          <w:sz w:val="22"/>
-          <w:szCs w:val="22"/>
-        </w:rPr>
-      </w:pPr>
-      <w:r>
-        <w:rPr>
-          <w:rFonts w:ascii="Bookman Old Style" w:hAnsi="Bookman Old Style" w:cs="Tahoma"/>
-          <w:sz w:val="22"/>
-          <w:szCs w:val="22"/>
-        </w:rPr>
-        <w:t>...</w:t>
-      </w:r>
-      <w:r>
-        <w:rPr>
-          <w:rFonts w:ascii="Bookman Old Style" w:hAnsi="Bookman Old Style" w:cs="Tahoma"/>
-          <w:sz w:val="22"/>
-          <w:szCs w:val="22"/>
-        </w:rPr>
-        <w:t xml:space="preserve">. </w:t>
-      </w:r>
-      <w:r>
-        <w:rPr>
-          <w:rFonts w:ascii="Bookman Old Style" w:hAnsi="Bookman Old Style" w:cs="Tahoma"/>
-          <w:sz w:val="22"/>
-          <w:szCs w:val="22"/>
-        </w:rPr>
-        <w:t>Petitioner No.2</w:t>
+        <w:t>PARTICULARS FURNISHED BY PETITIONER</w:t>
       </w:r>
     </w:p>
     <w:p>
@@ -4337,51 +3611,6 @@
         <w:ind w:right="-630"/>
         <w:rPr>
           <w:rFonts w:ascii="Bookman Old Style" w:hAnsi="Bookman Old Style" w:cs="Tahoma"/>
-          <w:sz w:val="22"/>
-          <w:szCs w:val="22"/>
-        </w:rPr>
-      </w:pPr>
-    </w:p>
-    <w:p>
-      <w:pPr>
-        <w:ind w:right="-630"/>
-        <w:rPr>
-          <w:rFonts w:ascii="Bookman Old Style" w:hAnsi="Bookman Old Style" w:cs="Tahoma"/>
-          <w:sz w:val="22"/>
-          <w:szCs w:val="22"/>
-        </w:rPr>
-      </w:pPr>
-    </w:p>
-    <w:p>
-      <w:pPr>
-        <w:ind w:right="-630"/>
-        <w:jc w:val="center"/>
-        <w:rPr>
-          <w:rFonts w:ascii="Bookman Old Style" w:hAnsi="Bookman Old Style" w:cs="Tahoma"/>
-          <w:b/>
-          <w:sz w:val="22"/>
-          <w:szCs w:val="22"/>
-          <w:u w:val="single"/>
-        </w:rPr>
-      </w:pPr>
-      <w:r>
-        <w:rPr>
-          <w:rFonts w:ascii="Bookman Old Style" w:hAnsi="Bookman Old Style" w:cs="Tahoma"/>
-          <w:b/>
-          <w:sz w:val="22"/>
-          <w:szCs w:val="22"/>
-          <w:u w:val="single"/>
-        </w:rPr>
-        <w:t>PARTICULARS FURNISHED BY PETITIONER</w:t>
-      </w:r>
-    </w:p>
-    <w:p>
-      <w:pPr>
-        <w:ind w:right="-630"/>
-        <w:rPr>
-          <w:rFonts w:ascii="Bookman Old Style" w:hAnsi="Bookman Old Style" w:cs="Tahoma"/>
-          <w:sz w:val="22"/>
-          <w:szCs w:val="22"/>
         </w:rPr>
       </w:pPr>
     </w:p>
@@ -4391,10 +3620,10 @@
         <w:tblLook w:val="01E0" w:firstRow="1" w:lastRow="1" w:firstColumn="1" w:lastColumn="1" w:noHBand="0" w:noVBand="0"/>
       </w:tblPr>
       <w:tblGrid>
-        <w:gridCol w:w="423"/>
-        <w:gridCol w:w="3884"/>
-        <w:gridCol w:w="349"/>
-        <w:gridCol w:w="3867"/>
+        <w:gridCol w:w="442"/>
+        <w:gridCol w:w="3891"/>
+        <w:gridCol w:w="350"/>
+        <w:gridCol w:w="3840"/>
       </w:tblGrid>
       <w:tr>
         <w:trPr>
@@ -4409,15 +3638,11 @@
             <w:pPr>
               <w:rPr>
                 <w:rFonts w:ascii="Bookman Old Style" w:eastAsia="Calibri" w:hAnsi="Bookman Old Style" w:cs="Tahoma"/>
-                <w:sz w:val="22"/>
-                <w:szCs w:val="22"/>
               </w:rPr>
             </w:pPr>
             <w:r>
               <w:rPr>
                 <w:rFonts w:ascii="Bookman Old Style" w:eastAsia="Calibri" w:hAnsi="Bookman Old Style" w:cs="Tahoma"/>
-                <w:sz w:val="22"/>
-                <w:szCs w:val="22"/>
               </w:rPr>
               <w:t>1.</w:t>
             </w:r>
@@ -4433,15 +3658,11 @@
               <w:ind w:right="72"/>
               <w:rPr>
                 <w:rFonts w:ascii="Bookman Old Style" w:eastAsia="Calibri" w:hAnsi="Bookman Old Style" w:cs="Tahoma"/>
-                <w:sz w:val="22"/>
-                <w:szCs w:val="22"/>
               </w:rPr>
             </w:pPr>
             <w:r>
               <w:rPr>
                 <w:rFonts w:ascii="Bookman Old Style" w:eastAsia="Calibri" w:hAnsi="Bookman Old Style" w:cs="Tahoma"/>
-                <w:sz w:val="22"/>
-                <w:szCs w:val="22"/>
               </w:rPr>
               <w:t>Place and Date of Marriage</w:t>
             </w:r>
@@ -4456,15 +3677,11 @@
             <w:pPr>
               <w:rPr>
                 <w:rFonts w:ascii="Bookman Old Style" w:eastAsia="Calibri" w:hAnsi="Bookman Old Style" w:cs="Tahoma"/>
-                <w:sz w:val="22"/>
-                <w:szCs w:val="22"/>
               </w:rPr>
             </w:pPr>
             <w:r>
               <w:rPr>
                 <w:rFonts w:ascii="Bookman Old Style" w:eastAsia="Calibri" w:hAnsi="Bookman Old Style" w:cs="Tahoma"/>
-                <w:sz w:val="22"/>
-                <w:szCs w:val="22"/>
               </w:rPr>
               <w:t>:</w:t>
             </w:r>
@@ -4479,8 +3696,6 @@
             <w:pPr>
               <w:rPr>
                 <w:rFonts w:ascii="Bookman Old Style" w:eastAsia="Calibri" w:hAnsi="Bookman Old Style" w:cs="Tahoma"/>
-                <w:sz w:val="22"/>
-                <w:szCs w:val="22"/>
               </w:rPr>
             </w:pPr>
           </w:p>
@@ -4499,15 +3714,11 @@
             <w:pPr>
               <w:rPr>
                 <w:rFonts w:ascii="Bookman Old Style" w:eastAsia="Calibri" w:hAnsi="Bookman Old Style" w:cs="Tahoma"/>
-                <w:sz w:val="22"/>
-                <w:szCs w:val="22"/>
               </w:rPr>
             </w:pPr>
             <w:r>
               <w:rPr>
                 <w:rFonts w:ascii="Bookman Old Style" w:eastAsia="Calibri" w:hAnsi="Bookman Old Style" w:cs="Tahoma"/>
-                <w:sz w:val="22"/>
-                <w:szCs w:val="22"/>
               </w:rPr>
               <w:t>2.</w:t>
             </w:r>
@@ -4523,15 +3734,11 @@
               <w:ind w:right="72"/>
               <w:rPr>
                 <w:rFonts w:ascii="Bookman Old Style" w:eastAsia="Calibri" w:hAnsi="Bookman Old Style" w:cs="Tahoma"/>
-                <w:sz w:val="22"/>
-                <w:szCs w:val="22"/>
               </w:rPr>
             </w:pPr>
             <w:r>
               <w:rPr>
                 <w:rFonts w:ascii="Bookman Old Style" w:eastAsia="Calibri" w:hAnsi="Bookman Old Style" w:cs="Tahoma"/>
-                <w:sz w:val="22"/>
-                <w:szCs w:val="22"/>
               </w:rPr>
               <w:t>Names of the parties and their occupations</w:t>
             </w:r>
@@ -4546,15 +3753,11 @@
             <w:pPr>
               <w:rPr>
                 <w:rFonts w:ascii="Bookman Old Style" w:eastAsia="Calibri" w:hAnsi="Bookman Old Style" w:cs="Tahoma"/>
-                <w:sz w:val="22"/>
-                <w:szCs w:val="22"/>
               </w:rPr>
             </w:pPr>
             <w:r>
               <w:rPr>
                 <w:rFonts w:ascii="Bookman Old Style" w:eastAsia="Calibri" w:hAnsi="Bookman Old Style" w:cs="Tahoma"/>
-                <w:sz w:val="22"/>
-                <w:szCs w:val="22"/>
               </w:rPr>
               <w:t>:</w:t>
             </w:r>
@@ -4569,8 +3772,6 @@
             <w:pPr>
               <w:rPr>
                 <w:rFonts w:ascii="Bookman Old Style" w:eastAsia="Calibri" w:hAnsi="Bookman Old Style" w:cs="Tahoma"/>
-                <w:sz w:val="22"/>
-                <w:szCs w:val="22"/>
               </w:rPr>
             </w:pPr>
           </w:p>
@@ -4589,15 +3790,11 @@
             <w:pPr>
               <w:rPr>
                 <w:rFonts w:ascii="Bookman Old Style" w:eastAsia="Calibri" w:hAnsi="Bookman Old Style" w:cs="Tahoma"/>
-                <w:sz w:val="22"/>
-                <w:szCs w:val="22"/>
               </w:rPr>
             </w:pPr>
             <w:r>
               <w:rPr>
                 <w:rFonts w:ascii="Bookman Old Style" w:eastAsia="Calibri" w:hAnsi="Bookman Old Style" w:cs="Tahoma"/>
-                <w:sz w:val="22"/>
-                <w:szCs w:val="22"/>
               </w:rPr>
               <w:t>3.</w:t>
             </w:r>
@@ -4613,35 +3810,13 @@
               <w:ind w:right="72"/>
               <w:rPr>
                 <w:rFonts w:ascii="Bookman Old Style" w:eastAsia="Calibri" w:hAnsi="Bookman Old Style" w:cs="Tahoma"/>
-                <w:sz w:val="22"/>
-                <w:szCs w:val="22"/>
               </w:rPr>
             </w:pPr>
             <w:r>
               <w:rPr>
                 <w:rFonts w:ascii="Bookman Old Style" w:eastAsia="Calibri" w:hAnsi="Bookman Old Style" w:cs="Tahoma"/>
-                <w:sz w:val="22"/>
-                <w:szCs w:val="22"/>
               </w:rPr>
-              <w:t xml:space="preserve">Place and address where the parties reside or last </w:t>
-            </w:r>
-            <w:proofErr w:type="gramStart"/>
-            <w:r>
-              <w:rPr>
-                <w:rFonts w:ascii="Bookman Old Style" w:eastAsia="Calibri" w:hAnsi="Bookman Old Style" w:cs="Tahoma"/>
-                <w:sz w:val="22"/>
-                <w:szCs w:val="22"/>
-              </w:rPr>
-              <w:t>resides</w:t>
-            </w:r>
-            <w:proofErr w:type="gramEnd"/>
-            <w:r>
-              <w:rPr>
-                <w:rFonts w:ascii="Bookman Old Style" w:eastAsia="Calibri" w:hAnsi="Bookman Old Style" w:cs="Tahoma"/>
-                <w:sz w:val="22"/>
-                <w:szCs w:val="22"/>
-              </w:rPr>
-              <w:t xml:space="preserve"> together with the jurisdiction of the court</w:t>
+              <w:t>Place and address where the parties reside or last resides together with the jurisdiction of the court</w:t>
             </w:r>
           </w:p>
         </w:tc>
@@ -4654,15 +3829,11 @@
             <w:pPr>
               <w:rPr>
                 <w:rFonts w:ascii="Bookman Old Style" w:eastAsia="Calibri" w:hAnsi="Bookman Old Style" w:cs="Tahoma"/>
-                <w:sz w:val="22"/>
-                <w:szCs w:val="22"/>
               </w:rPr>
             </w:pPr>
             <w:r>
               <w:rPr>
                 <w:rFonts w:ascii="Bookman Old Style" w:eastAsia="Calibri" w:hAnsi="Bookman Old Style" w:cs="Tahoma"/>
-                <w:sz w:val="22"/>
-                <w:szCs w:val="22"/>
               </w:rPr>
               <w:t>:</w:t>
             </w:r>
@@ -4677,8 +3848,6 @@
             <w:pPr>
               <w:rPr>
                 <w:rFonts w:ascii="Bookman Old Style" w:eastAsia="Calibri" w:hAnsi="Bookman Old Style" w:cs="Tahoma"/>
-                <w:sz w:val="22"/>
-                <w:szCs w:val="22"/>
               </w:rPr>
             </w:pPr>
           </w:p>
@@ -4697,15 +3866,11 @@
             <w:pPr>
               <w:rPr>
                 <w:rFonts w:ascii="Bookman Old Style" w:eastAsia="Calibri" w:hAnsi="Bookman Old Style" w:cs="Tahoma"/>
-                <w:sz w:val="22"/>
-                <w:szCs w:val="22"/>
               </w:rPr>
             </w:pPr>
             <w:r>
               <w:rPr>
                 <w:rFonts w:ascii="Bookman Old Style" w:eastAsia="Calibri" w:hAnsi="Bookman Old Style" w:cs="Tahoma"/>
-                <w:sz w:val="22"/>
-                <w:szCs w:val="22"/>
               </w:rPr>
               <w:t>4.</w:t>
             </w:r>
@@ -4721,15 +3886,11 @@
               <w:ind w:right="72"/>
               <w:rPr>
                 <w:rFonts w:ascii="Bookman Old Style" w:eastAsia="Calibri" w:hAnsi="Bookman Old Style" w:cs="Tahoma"/>
-                <w:sz w:val="22"/>
-                <w:szCs w:val="22"/>
               </w:rPr>
             </w:pPr>
             <w:r>
               <w:rPr>
                 <w:rFonts w:ascii="Bookman Old Style" w:eastAsia="Calibri" w:hAnsi="Bookman Old Style" w:cs="Tahoma"/>
-                <w:sz w:val="22"/>
-                <w:szCs w:val="22"/>
               </w:rPr>
               <w:t>Name of the children if any of the marriage together with their dates of births and ages</w:t>
             </w:r>
@@ -4744,15 +3905,11 @@
             <w:pPr>
               <w:rPr>
                 <w:rFonts w:ascii="Bookman Old Style" w:eastAsia="Calibri" w:hAnsi="Bookman Old Style" w:cs="Tahoma"/>
-                <w:sz w:val="22"/>
-                <w:szCs w:val="22"/>
               </w:rPr>
             </w:pPr>
             <w:r>
               <w:rPr>
                 <w:rFonts w:ascii="Bookman Old Style" w:eastAsia="Calibri" w:hAnsi="Bookman Old Style" w:cs="Tahoma"/>
-                <w:sz w:val="22"/>
-                <w:szCs w:val="22"/>
               </w:rPr>
               <w:t>:</w:t>
             </w:r>
@@ -4767,8 +3924,6 @@
             <w:pPr>
               <w:rPr>
                 <w:rFonts w:ascii="Bookman Old Style" w:eastAsia="Calibri" w:hAnsi="Bookman Old Style" w:cs="Tahoma"/>
-                <w:sz w:val="22"/>
-                <w:szCs w:val="22"/>
               </w:rPr>
             </w:pPr>
           </w:p>
@@ -4787,15 +3942,11 @@
             <w:pPr>
               <w:rPr>
                 <w:rFonts w:ascii="Bookman Old Style" w:eastAsia="Calibri" w:hAnsi="Bookman Old Style" w:cs="Tahoma"/>
-                <w:sz w:val="22"/>
-                <w:szCs w:val="22"/>
               </w:rPr>
             </w:pPr>
             <w:r>
               <w:rPr>
                 <w:rFonts w:ascii="Bookman Old Style" w:eastAsia="Calibri" w:hAnsi="Bookman Old Style" w:cs="Tahoma"/>
-                <w:sz w:val="22"/>
-                <w:szCs w:val="22"/>
               </w:rPr>
               <w:t>5.</w:t>
             </w:r>
@@ -4811,15 +3962,11 @@
               <w:ind w:right="72"/>
               <w:rPr>
                 <w:rFonts w:ascii="Bookman Old Style" w:eastAsia="Calibri" w:hAnsi="Bookman Old Style" w:cs="Tahoma"/>
-                <w:sz w:val="22"/>
-                <w:szCs w:val="22"/>
               </w:rPr>
             </w:pPr>
             <w:r>
               <w:rPr>
                 <w:rFonts w:ascii="Bookman Old Style" w:eastAsia="Calibri" w:hAnsi="Bookman Old Style" w:cs="Tahoma"/>
-                <w:sz w:val="22"/>
-                <w:szCs w:val="22"/>
               </w:rPr>
               <w:t>If prior to the date of the petition, there has been any proceedings under the Act between the parties to the petition in full particulars thereof.</w:t>
             </w:r>
@@ -4834,15 +3981,11 @@
             <w:pPr>
               <w:rPr>
                 <w:rFonts w:ascii="Bookman Old Style" w:eastAsia="Calibri" w:hAnsi="Bookman Old Style" w:cs="Tahoma"/>
-                <w:sz w:val="22"/>
-                <w:szCs w:val="22"/>
               </w:rPr>
             </w:pPr>
             <w:r>
               <w:rPr>
                 <w:rFonts w:ascii="Bookman Old Style" w:eastAsia="Calibri" w:hAnsi="Bookman Old Style" w:cs="Tahoma"/>
-                <w:sz w:val="22"/>
-                <w:szCs w:val="22"/>
               </w:rPr>
               <w:t>:</w:t>
             </w:r>
@@ -4857,8 +4000,6 @@
             <w:pPr>
               <w:rPr>
                 <w:rFonts w:ascii="Bookman Old Style" w:eastAsia="Calibri" w:hAnsi="Bookman Old Style" w:cs="Tahoma"/>
-                <w:sz w:val="22"/>
-                <w:szCs w:val="22"/>
               </w:rPr>
             </w:pPr>
           </w:p>
@@ -4877,15 +4018,11 @@
             <w:pPr>
               <w:rPr>
                 <w:rFonts w:ascii="Bookman Old Style" w:eastAsia="Calibri" w:hAnsi="Bookman Old Style" w:cs="Tahoma"/>
-                <w:sz w:val="22"/>
-                <w:szCs w:val="22"/>
               </w:rPr>
             </w:pPr>
             <w:r>
               <w:rPr>
                 <w:rFonts w:ascii="Bookman Old Style" w:eastAsia="Calibri" w:hAnsi="Bookman Old Style" w:cs="Tahoma"/>
-                <w:sz w:val="22"/>
-                <w:szCs w:val="22"/>
               </w:rPr>
               <w:t>6.</w:t>
             </w:r>
@@ -4901,15 +4038,11 @@
               <w:ind w:right="72"/>
               <w:rPr>
                 <w:rFonts w:ascii="Bookman Old Style" w:eastAsia="Calibri" w:hAnsi="Bookman Old Style" w:cs="Tahoma"/>
-                <w:sz w:val="22"/>
-                <w:szCs w:val="22"/>
               </w:rPr>
             </w:pPr>
             <w:r>
               <w:rPr>
                 <w:rFonts w:ascii="Bookman Old Style" w:eastAsia="Calibri" w:hAnsi="Bookman Old Style" w:cs="Tahoma"/>
-                <w:sz w:val="22"/>
-                <w:szCs w:val="22"/>
               </w:rPr>
               <w:t xml:space="preserve">If the petition is for restitution of conjugal rights date from which in the circumstances under which the respondent withdrew from the society of the petitioner. </w:t>
             </w:r>
@@ -4924,15 +4057,11 @@
             <w:pPr>
               <w:rPr>
                 <w:rFonts w:ascii="Bookman Old Style" w:eastAsia="Calibri" w:hAnsi="Bookman Old Style" w:cs="Tahoma"/>
-                <w:sz w:val="22"/>
-                <w:szCs w:val="22"/>
               </w:rPr>
             </w:pPr>
             <w:r>
               <w:rPr>
                 <w:rFonts w:ascii="Bookman Old Style" w:eastAsia="Calibri" w:hAnsi="Bookman Old Style" w:cs="Tahoma"/>
-                <w:sz w:val="22"/>
-                <w:szCs w:val="22"/>
               </w:rPr>
               <w:t>:</w:t>
             </w:r>
@@ -4947,8 +4076,6 @@
             <w:pPr>
               <w:rPr>
                 <w:rFonts w:ascii="Bookman Old Style" w:eastAsia="Calibri" w:hAnsi="Bookman Old Style" w:cs="Tahoma"/>
-                <w:sz w:val="22"/>
-                <w:szCs w:val="22"/>
               </w:rPr>
             </w:pPr>
           </w:p>
@@ -4967,15 +4094,11 @@
             <w:pPr>
               <w:rPr>
                 <w:rFonts w:ascii="Bookman Old Style" w:eastAsia="Calibri" w:hAnsi="Bookman Old Style" w:cs="Tahoma"/>
-                <w:sz w:val="22"/>
-                <w:szCs w:val="22"/>
               </w:rPr>
             </w:pPr>
             <w:r>
               <w:rPr>
                 <w:rFonts w:ascii="Bookman Old Style" w:eastAsia="Calibri" w:hAnsi="Bookman Old Style" w:cs="Tahoma"/>
-                <w:sz w:val="22"/>
-                <w:szCs w:val="22"/>
               </w:rPr>
               <w:t>7.</w:t>
             </w:r>
@@ -4991,17 +4114,20 @@
               <w:ind w:right="72"/>
               <w:rPr>
                 <w:rFonts w:ascii="Bookman Old Style" w:eastAsia="Calibri" w:hAnsi="Bookman Old Style" w:cs="Tahoma"/>
-                <w:sz w:val="22"/>
-                <w:szCs w:val="22"/>
               </w:rPr>
             </w:pPr>
             <w:r>
               <w:rPr>
                 <w:rFonts w:ascii="Bookman Old Style" w:eastAsia="Calibri" w:hAnsi="Bookman Old Style" w:cs="Tahoma"/>
-                <w:sz w:val="22"/>
-                <w:szCs w:val="22"/>
               </w:rPr>
-              <w:t>If the petition is for judicial separation the matrimonial offence alleged or other ground on which the relief is sought to such particulars are known to the petitioner</w:t>
+              <w:t xml:space="preserve">If the petition is for judicial separation the matrimonial offence alleged or other ground on which the relief is </w:t>
+            </w:r>
+            <w:r>
+              <w:rPr>
+                <w:rFonts w:ascii="Bookman Old Style" w:eastAsia="Calibri" w:hAnsi="Bookman Old Style" w:cs="Tahoma"/>
+              </w:rPr>
+              <w:lastRenderedPageBreak/>
+              <w:t>sought to such particulars are known to the petitioner</w:t>
             </w:r>
           </w:p>
         </w:tc>
@@ -5014,16 +4140,13 @@
             <w:pPr>
               <w:rPr>
                 <w:rFonts w:ascii="Bookman Old Style" w:eastAsia="Calibri" w:hAnsi="Bookman Old Style" w:cs="Tahoma"/>
-                <w:sz w:val="22"/>
-                <w:szCs w:val="22"/>
               </w:rPr>
             </w:pPr>
             <w:r>
               <w:rPr>
                 <w:rFonts w:ascii="Bookman Old Style" w:eastAsia="Calibri" w:hAnsi="Bookman Old Style" w:cs="Tahoma"/>
-                <w:sz w:val="22"/>
-                <w:szCs w:val="22"/>
               </w:rPr>
+              <w:lastRenderedPageBreak/>
               <w:t>:</w:t>
             </w:r>
           </w:p>
@@ -5037,8 +4160,6 @@
             <w:pPr>
               <w:rPr>
                 <w:rFonts w:ascii="Bookman Old Style" w:eastAsia="Calibri" w:hAnsi="Bookman Old Style" w:cs="Tahoma"/>
-                <w:sz w:val="22"/>
-                <w:szCs w:val="22"/>
               </w:rPr>
             </w:pPr>
           </w:p>
@@ -5057,17 +4178,12 @@
             <w:pPr>
               <w:rPr>
                 <w:rFonts w:ascii="Bookman Old Style" w:eastAsia="Calibri" w:hAnsi="Bookman Old Style" w:cs="Tahoma"/>
-                <w:sz w:val="22"/>
-                <w:szCs w:val="22"/>
               </w:rPr>
             </w:pPr>
             <w:r>
               <w:rPr>
                 <w:rFonts w:ascii="Bookman Old Style" w:eastAsia="Calibri" w:hAnsi="Bookman Old Style" w:cs="Tahoma"/>
-                <w:sz w:val="22"/>
-                <w:szCs w:val="22"/>
               </w:rPr>
-              <w:lastRenderedPageBreak/>
               <w:t>8.</w:t>
             </w:r>
           </w:p>
@@ -5082,15 +4198,11 @@
               <w:ind w:right="72"/>
               <w:rPr>
                 <w:rFonts w:ascii="Bookman Old Style" w:eastAsia="Calibri" w:hAnsi="Bookman Old Style" w:cs="Tahoma"/>
-                <w:sz w:val="22"/>
-                <w:szCs w:val="22"/>
               </w:rPr>
             </w:pPr>
             <w:r>
               <w:rPr>
                 <w:rFonts w:ascii="Bookman Old Style" w:eastAsia="Calibri" w:hAnsi="Bookman Old Style" w:cs="Tahoma"/>
-                <w:sz w:val="22"/>
-                <w:szCs w:val="22"/>
               </w:rPr>
               <w:t>If the petition is for Divorce to matrimonial offence alleged or other grounds upon which the full particulars re known to the petitioner</w:t>
             </w:r>
@@ -5105,15 +4217,11 @@
             <w:pPr>
               <w:rPr>
                 <w:rFonts w:ascii="Bookman Old Style" w:eastAsia="Calibri" w:hAnsi="Bookman Old Style" w:cs="Tahoma"/>
-                <w:sz w:val="22"/>
-                <w:szCs w:val="22"/>
               </w:rPr>
             </w:pPr>
             <w:r>
               <w:rPr>
                 <w:rFonts w:ascii="Bookman Old Style" w:eastAsia="Calibri" w:hAnsi="Bookman Old Style" w:cs="Tahoma"/>
-                <w:sz w:val="22"/>
-                <w:szCs w:val="22"/>
               </w:rPr>
               <w:t>:</w:t>
             </w:r>
@@ -5128,8 +4236,6 @@
             <w:pPr>
               <w:rPr>
                 <w:rFonts w:ascii="Bookman Old Style" w:eastAsia="Calibri" w:hAnsi="Bookman Old Style" w:cs="Tahoma"/>
-                <w:sz w:val="22"/>
-                <w:szCs w:val="22"/>
               </w:rPr>
             </w:pPr>
           </w:p>
@@ -5141,8 +4247,6 @@
         <w:ind w:right="-630"/>
         <w:rPr>
           <w:rFonts w:ascii="Bookman Old Style" w:hAnsi="Bookman Old Style" w:cs="Tahoma"/>
-          <w:sz w:val="22"/>
-          <w:szCs w:val="22"/>
         </w:rPr>
       </w:pPr>
     </w:p>
@@ -5151,15 +4255,11 @@
         <w:ind w:left="6480" w:right="-630"/>
         <w:rPr>
           <w:rFonts w:ascii="Bookman Old Style" w:hAnsi="Bookman Old Style" w:cs="Tahoma"/>
-          <w:sz w:val="22"/>
-          <w:szCs w:val="22"/>
-        </w:rPr>
-      </w:pPr>
-      <w:r>
-        <w:rPr>
-          <w:rFonts w:ascii="Bookman Old Style" w:hAnsi="Bookman Old Style" w:cs="Tahoma"/>
-          <w:sz w:val="22"/>
-          <w:szCs w:val="22"/>
+        </w:rPr>
+      </w:pPr>
+      <w:r>
+        <w:rPr>
+          <w:rFonts w:ascii="Bookman Old Style" w:hAnsi="Bookman Old Style" w:cs="Tahoma"/>
         </w:rPr>
         <w:t>Be pleased to consider,</w:t>
       </w:r>
@@ -5169,25 +4269,19 @@
         <w:ind w:right="-630"/>
         <w:rPr>
           <w:rFonts w:ascii="Bookman Old Style" w:hAnsi="Bookman Old Style" w:cs="Tahoma"/>
-          <w:sz w:val="22"/>
-          <w:szCs w:val="22"/>
-        </w:rPr>
-      </w:pPr>
-    </w:p>
-    <w:p>
-      <w:pPr>
-        <w:jc w:val="both"/>
-        <w:rPr>
-          <w:rFonts w:ascii="Bookman Old Style" w:hAnsi="Bookman Old Style" w:cs="Tahoma"/>
-          <w:sz w:val="22"/>
-          <w:szCs w:val="22"/>
-        </w:rPr>
-      </w:pPr>
-      <w:r>
-        <w:rPr>
-          <w:rFonts w:ascii="Bookman Old Style" w:hAnsi="Bookman Old Style" w:cs="Tahoma"/>
-          <w:sz w:val="22"/>
-          <w:szCs w:val="22"/>
+        </w:rPr>
+      </w:pPr>
+    </w:p>
+    <w:p>
+      <w:pPr>
+        <w:jc w:val="both"/>
+        <w:rPr>
+          <w:rFonts w:ascii="Bookman Old Style" w:hAnsi="Bookman Old Style" w:cs="Tahoma"/>
+        </w:rPr>
+      </w:pPr>
+      <w:r>
+        <w:rPr>
+          <w:rFonts w:ascii="Bookman Old Style" w:hAnsi="Bookman Old Style" w:cs="Tahoma"/>
         </w:rPr>
         <w:t xml:space="preserve">Date: </w:t>
       </w:r>
@@ -5195,16 +4289,12 @@
         <w:rPr>
           <w:rFonts w:ascii="Bookman Old Style" w:hAnsi="Bookman Old Style" w:cs="Tahoma"/>
           <w:noProof/>
-          <w:sz w:val="22"/>
-          <w:szCs w:val="22"/>
         </w:rPr>
         <w:t>{{dof}}</w:t>
       </w:r>
       <w:r>
         <w:rPr>
           <w:rFonts w:ascii="Bookman Old Style" w:hAnsi="Bookman Old Style" w:cs="Tahoma"/>
-          <w:sz w:val="22"/>
-          <w:szCs w:val="22"/>
         </w:rPr>
         <w:t xml:space="preserve"> </w:t>
       </w:r>
@@ -5216,16 +4306,12 @@
         <w:rPr>
           <w:rFonts w:ascii="Bookman Old Style" w:hAnsi="Bookman Old Style" w:cs="Tahoma"/>
           <w:noProof/>
-          <w:sz w:val="22"/>
-          <w:szCs w:val="22"/>
         </w:rPr>
       </w:pPr>
       <w:r>
         <w:rPr>
           <w:rFonts w:ascii="Bookman Old Style" w:hAnsi="Bookman Old Style" w:cs="Tahoma"/>
           <w:noProof/>
-          <w:sz w:val="22"/>
-          <w:szCs w:val="22"/>
         </w:rPr>
         <w:t>{{place}}</w:t>
       </w:r>
@@ -5237,8 +4323,6 @@
         <w:rPr>
           <w:rFonts w:ascii="Bookman Old Style" w:hAnsi="Bookman Old Style" w:cs="Tahoma"/>
           <w:noProof/>
-          <w:sz w:val="22"/>
-          <w:szCs w:val="22"/>
         </w:rPr>
       </w:pPr>
     </w:p>
@@ -5248,47 +4332,35 @@
         <w:jc w:val="right"/>
         <w:rPr>
           <w:rFonts w:ascii="Bookman Old Style" w:hAnsi="Bookman Old Style" w:cs="Tahoma"/>
-          <w:sz w:val="22"/>
-          <w:szCs w:val="22"/>
-        </w:rPr>
-      </w:pPr>
-      <w:r>
-        <w:rPr>
-          <w:rFonts w:ascii="Bookman Old Style" w:hAnsi="Bookman Old Style" w:cs="Tahoma"/>
-          <w:sz w:val="22"/>
-          <w:szCs w:val="22"/>
+        </w:rPr>
+      </w:pPr>
+      <w:r>
+        <w:rPr>
+          <w:rFonts w:ascii="Bookman Old Style" w:hAnsi="Bookman Old Style" w:cs="Tahoma"/>
         </w:rPr>
         <w:tab/>
       </w:r>
       <w:r>
         <w:rPr>
           <w:rFonts w:ascii="Bookman Old Style" w:hAnsi="Bookman Old Style" w:cs="Tahoma"/>
-          <w:sz w:val="22"/>
-          <w:szCs w:val="22"/>
         </w:rPr>
         <w:tab/>
       </w:r>
       <w:r>
         <w:rPr>
           <w:rFonts w:ascii="Bookman Old Style" w:hAnsi="Bookman Old Style" w:cs="Tahoma"/>
-          <w:sz w:val="22"/>
-          <w:szCs w:val="22"/>
         </w:rPr>
         <w:tab/>
       </w:r>
       <w:r>
         <w:rPr>
           <w:rFonts w:ascii="Bookman Old Style" w:hAnsi="Bookman Old Style" w:cs="Tahoma"/>
-          <w:sz w:val="22"/>
-          <w:szCs w:val="22"/>
         </w:rPr>
         <w:tab/>
       </w:r>
       <w:r>
         <w:rPr>
           <w:rFonts w:ascii="Bookman Old Style" w:hAnsi="Bookman Old Style" w:cs="Tahoma"/>
-          <w:sz w:val="22"/>
-          <w:szCs w:val="22"/>
         </w:rPr>
         <w:tab/>
         <w:t>Petitioner</w:t>
@@ -5296,8 +4368,6 @@
       <w:r>
         <w:rPr>
           <w:rFonts w:ascii="Bookman Old Style" w:hAnsi="Bookman Old Style" w:cs="Tahoma"/>
-          <w:sz w:val="22"/>
-          <w:szCs w:val="22"/>
         </w:rPr>
         <w:t xml:space="preserve"> No.1 </w:t>
       </w:r>
@@ -5308,8 +4378,6 @@
         <w:jc w:val="right"/>
         <w:rPr>
           <w:rFonts w:ascii="Bookman Old Style" w:hAnsi="Bookman Old Style" w:cs="Tahoma"/>
-          <w:sz w:val="22"/>
-          <w:szCs w:val="22"/>
         </w:rPr>
       </w:pPr>
     </w:p>
@@ -5319,8 +4387,6 @@
         <w:jc w:val="right"/>
         <w:rPr>
           <w:rFonts w:ascii="Bookman Old Style" w:hAnsi="Bookman Old Style" w:cs="Tahoma"/>
-          <w:sz w:val="22"/>
-          <w:szCs w:val="22"/>
         </w:rPr>
       </w:pPr>
     </w:p>
@@ -5330,8 +4396,6 @@
         <w:jc w:val="right"/>
         <w:rPr>
           <w:rFonts w:ascii="Bookman Old Style" w:hAnsi="Bookman Old Style" w:cs="Tahoma"/>
-          <w:sz w:val="22"/>
-          <w:szCs w:val="22"/>
         </w:rPr>
       </w:pPr>
     </w:p>
@@ -5341,25 +4405,13 @@
         <w:jc w:val="right"/>
         <w:rPr>
           <w:rFonts w:ascii="Bookman Old Style" w:hAnsi="Bookman Old Style" w:cs="Tahoma"/>
-          <w:sz w:val="22"/>
-          <w:szCs w:val="22"/>
-        </w:rPr>
-      </w:pPr>
-      <w:r>
-        <w:rPr>
-          <w:rFonts w:ascii="Bookman Old Style" w:hAnsi="Bookman Old Style" w:cs="Tahoma"/>
-          <w:sz w:val="22"/>
-          <w:szCs w:val="22"/>
-        </w:rPr>
-        <w:t>Petitioner</w:t>
-      </w:r>
-      <w:r>
-        <w:rPr>
-          <w:rFonts w:ascii="Bookman Old Style" w:hAnsi="Bookman Old Style" w:cs="Tahoma"/>
-          <w:sz w:val="22"/>
-          <w:szCs w:val="22"/>
-        </w:rPr>
-        <w:t xml:space="preserve"> No.2</w:t>
+        </w:rPr>
+      </w:pPr>
+      <w:r>
+        <w:rPr>
+          <w:rFonts w:ascii="Bookman Old Style" w:hAnsi="Bookman Old Style" w:cs="Tahoma"/>
+        </w:rPr>
+        <w:t>Petitioner No.2</w:t>
       </w:r>
     </w:p>
     <w:p>
@@ -5368,8 +4420,6 @@
         <w:jc w:val="right"/>
         <w:rPr>
           <w:rFonts w:ascii="Bookman Old Style" w:hAnsi="Bookman Old Style" w:cs="Tahoma"/>
-          <w:sz w:val="22"/>
-          <w:szCs w:val="22"/>
         </w:rPr>
       </w:pPr>
     </w:p>
@@ -5379,15 +4429,11 @@
         <w:jc w:val="center"/>
         <w:rPr>
           <w:rFonts w:ascii="Bookman Old Style" w:hAnsi="Bookman Old Style" w:cs="Tahoma"/>
-          <w:sz w:val="22"/>
-          <w:szCs w:val="22"/>
-        </w:rPr>
-      </w:pPr>
-      <w:r>
-        <w:rPr>
-          <w:rFonts w:ascii="Bookman Old Style" w:hAnsi="Bookman Old Style" w:cs="Tahoma"/>
-          <w:sz w:val="22"/>
-          <w:szCs w:val="22"/>
+        </w:rPr>
+      </w:pPr>
+      <w:r>
+        <w:rPr>
+          <w:rFonts w:ascii="Bookman Old Style" w:hAnsi="Bookman Old Style" w:cs="Tahoma"/>
         </w:rPr>
         <w:t>Counsel for Petitioner</w:t>
       </w:r>
@@ -5398,17 +4444,14 @@
         <w:jc w:val="center"/>
         <w:rPr>
           <w:rFonts w:ascii="Bookman Old Style" w:hAnsi="Bookman Old Style" w:cs="Tahoma"/>
-          <w:sz w:val="22"/>
-          <w:szCs w:val="22"/>
-        </w:rPr>
-      </w:pPr>
-    </w:p>
-    <w:p>
-      <w:pPr>
-        <w:rPr>
-          <w:rFonts w:ascii="Bookman Old Style" w:hAnsi="Bookman Old Style" w:cs="Tahoma"/>
-          <w:b/>
-          <w:sz w:val="22"/>
+        </w:rPr>
+      </w:pPr>
+    </w:p>
+    <w:p>
+      <w:pPr>
+        <w:rPr>
+          <w:rFonts w:ascii="Bookman Old Style" w:hAnsi="Bookman Old Style" w:cs="Tahoma"/>
+          <w:b/>
         </w:rPr>
       </w:pPr>
       <w:r>
@@ -5424,16 +4467,12 @@
         <w:rPr>
           <w:rFonts w:ascii="Bookman Old Style" w:hAnsi="Bookman Old Style" w:cs="Tahoma"/>
           <w:b/>
-          <w:sz w:val="18"/>
-          <w:szCs w:val="28"/>
-        </w:rPr>
-      </w:pPr>
-      <w:r>
-        <w:rPr>
-          <w:rFonts w:ascii="Bookman Old Style" w:hAnsi="Bookman Old Style" w:cs="Tahoma"/>
-          <w:b/>
-          <w:sz w:val="34"/>
-          <w:szCs w:val="44"/>
+        </w:rPr>
+      </w:pPr>
+      <w:r>
+        <w:rPr>
+          <w:rFonts w:ascii="Bookman Old Style" w:hAnsi="Bookman Old Style" w:cs="Tahoma"/>
+          <w:b/>
         </w:rPr>
         <w:t>Form No.7 List of Document (Rule 9,10 &amp; 62)</w:t>
       </w:r>
@@ -5443,13 +4482,11 @@
         <w:jc w:val="center"/>
         <w:rPr>
           <w:rFonts w:ascii="Bookman Old Style" w:hAnsi="Bookman Old Style" w:cs="Tahoma"/>
-          <w:sz w:val="20"/>
-        </w:rPr>
-      </w:pPr>
-      <w:r>
-        <w:rPr>
-          <w:rFonts w:ascii="Bookman Old Style" w:hAnsi="Bookman Old Style" w:cs="Tahoma"/>
-          <w:szCs w:val="28"/>
+        </w:rPr>
+      </w:pPr>
+      <w:r>
+        <w:rPr>
+          <w:rFonts w:ascii="Bookman Old Style" w:hAnsi="Bookman Old Style" w:cs="Tahoma"/>
         </w:rPr>
         <w:t>(Under Order VII, R.14 or Order XIII, R.1 of Code of Civil Procedure)</w:t>
       </w:r>
@@ -5459,7 +4496,6 @@
         <w:rPr>
           <w:rFonts w:ascii="Bookman Old Style" w:hAnsi="Bookman Old Style" w:cs="Tahoma"/>
           <w:b/>
-          <w:sz w:val="22"/>
         </w:rPr>
       </w:pPr>
     </w:p>
@@ -5470,7 +4506,6 @@
           <w:rFonts w:ascii="Bookman Old Style" w:hAnsi="Bookman Old Style" w:cs="Tahoma"/>
           <w:b/>
           <w:bCs/>
-          <w:sz w:val="22"/>
         </w:rPr>
       </w:pPr>
       <w:r>
@@ -5478,7 +4513,6 @@
           <w:rFonts w:ascii="Bookman Old Style" w:hAnsi="Bookman Old Style" w:cs="Tahoma"/>
           <w:b/>
           <w:bCs/>
-          <w:sz w:val="22"/>
         </w:rPr>
         <w:t xml:space="preserve">IN THE COURT OF THE </w:t>
       </w:r>
@@ -5487,7 +4521,6 @@
           <w:rFonts w:ascii="Bookman Old Style" w:hAnsi="Bookman Old Style" w:cs="Tahoma"/>
           <w:b/>
           <w:noProof/>
-          <w:sz w:val="22"/>
         </w:rPr>
         <w:t>{{court_name}}</w:t>
       </w:r>
@@ -5498,51 +4531,32 @@
         <w:rPr>
           <w:rFonts w:ascii="Bookman Old Style" w:hAnsi="Bookman Old Style" w:cs="Tahoma"/>
           <w:b/>
-          <w:sz w:val="22"/>
-        </w:rPr>
-      </w:pPr>
-    </w:p>
-    <w:p>
-      <w:pPr>
-        <w:jc w:val="center"/>
-        <w:rPr>
-          <w:rFonts w:ascii="Bookman Old Style" w:hAnsi="Bookman Old Style" w:cs="Tahoma"/>
-          <w:sz w:val="22"/>
-          <w:szCs w:val="22"/>
-        </w:rPr>
-      </w:pPr>
-      <w:proofErr w:type="spellStart"/>
-      <w:r>
-        <w:rPr>
-          <w:rFonts w:ascii="Bookman Old Style" w:hAnsi="Bookman Old Style" w:cs="Tahoma"/>
-          <w:sz w:val="22"/>
-          <w:szCs w:val="22"/>
+        </w:rPr>
+      </w:pPr>
+    </w:p>
+    <w:p>
+      <w:pPr>
+        <w:jc w:val="center"/>
+        <w:rPr>
+          <w:rFonts w:ascii="Bookman Old Style" w:hAnsi="Bookman Old Style" w:cs="Tahoma"/>
+        </w:rPr>
+      </w:pPr>
+      <w:r>
+        <w:rPr>
+          <w:rFonts w:ascii="Bookman Old Style" w:hAnsi="Bookman Old Style" w:cs="Tahoma"/>
         </w:rPr>
         <w:t>F.C.O.P.</w:t>
       </w:r>
       <w:r>
         <w:rPr>
           <w:rFonts w:ascii="Bookman Old Style" w:hAnsi="Bookman Old Style" w:cs="Tahoma"/>
-          <w:sz w:val="22"/>
-          <w:szCs w:val="22"/>
-        </w:rPr>
-        <w:t>No</w:t>
-      </w:r>
-      <w:proofErr w:type="spellEnd"/>
-      <w:r>
-        <w:rPr>
-          <w:rFonts w:ascii="Bookman Old Style" w:hAnsi="Bookman Old Style" w:cs="Tahoma"/>
-          <w:sz w:val="22"/>
-          <w:szCs w:val="22"/>
-        </w:rPr>
-        <w:t xml:space="preserve">.                of </w:t>
+        </w:rPr>
+        <w:t xml:space="preserve">No.                of </w:t>
       </w:r>
       <w:r>
         <w:rPr>
           <w:rFonts w:ascii="Bookman Old Style" w:hAnsi="Bookman Old Style" w:cs="Tahoma"/>
           <w:noProof/>
-          <w:sz w:val="22"/>
-          <w:szCs w:val="22"/>
         </w:rPr>
         <w:t>{{year}}</w:t>
       </w:r>
@@ -5553,7 +4567,6 @@
         <w:rPr>
           <w:rFonts w:ascii="Bookman Old Style" w:hAnsi="Bookman Old Style" w:cs="Tahoma"/>
           <w:b/>
-          <w:sz w:val="22"/>
         </w:rPr>
       </w:pPr>
     </w:p>
@@ -5563,23 +4576,20 @@
         <w:rPr>
           <w:rFonts w:ascii="Bookman Old Style" w:hAnsi="Bookman Old Style" w:cs="Tahoma"/>
           <w:b/>
-          <w:sz w:val="22"/>
-        </w:rPr>
-      </w:pPr>
-    </w:p>
-    <w:p>
-      <w:pPr>
-        <w:rPr>
-          <w:rFonts w:ascii="Bookman Old Style" w:hAnsi="Bookman Old Style" w:cs="Tahoma"/>
-          <w:b/>
-          <w:sz w:val="22"/>
-        </w:rPr>
-      </w:pPr>
-      <w:r>
-        <w:rPr>
-          <w:rFonts w:ascii="Bookman Old Style" w:hAnsi="Bookman Old Style" w:cs="Tahoma"/>
-          <w:b/>
-          <w:sz w:val="22"/>
+        </w:rPr>
+      </w:pPr>
+    </w:p>
+    <w:p>
+      <w:pPr>
+        <w:rPr>
+          <w:rFonts w:ascii="Bookman Old Style" w:hAnsi="Bookman Old Style" w:cs="Tahoma"/>
+          <w:b/>
+        </w:rPr>
+      </w:pPr>
+      <w:r>
+        <w:rPr>
+          <w:rFonts w:ascii="Bookman Old Style" w:hAnsi="Bookman Old Style" w:cs="Tahoma"/>
+          <w:b/>
         </w:rPr>
         <w:t>Between:</w:t>
       </w:r>
@@ -5589,23 +4599,20 @@
         <w:rPr>
           <w:rFonts w:ascii="Bookman Old Style" w:hAnsi="Bookman Old Style" w:cs="Tahoma"/>
           <w:b/>
-          <w:sz w:val="22"/>
-        </w:rPr>
-      </w:pPr>
-    </w:p>
-    <w:p>
-      <w:pPr>
-        <w:jc w:val="both"/>
-        <w:rPr>
-          <w:rFonts w:ascii="Bookman Old Style" w:hAnsi="Bookman Old Style" w:cs="Tahoma"/>
-          <w:sz w:val="22"/>
+        </w:rPr>
+      </w:pPr>
+    </w:p>
+    <w:p>
+      <w:pPr>
+        <w:jc w:val="both"/>
+        <w:rPr>
+          <w:rFonts w:ascii="Bookman Old Style" w:hAnsi="Bookman Old Style" w:cs="Tahoma"/>
         </w:rPr>
       </w:pPr>
       <w:r>
         <w:rPr>
           <w:rFonts w:ascii="Bookman Old Style" w:hAnsi="Bookman Old Style" w:cs="Tahoma"/>
           <w:noProof/>
-          <w:sz w:val="22"/>
         </w:rPr>
         <w:t>{{pet_name}}</w:t>
       </w:r>
@@ -5615,13 +4622,11 @@
         <w:jc w:val="right"/>
         <w:rPr>
           <w:rFonts w:ascii="Bookman Old Style" w:hAnsi="Bookman Old Style" w:cs="Tahoma"/>
-          <w:sz w:val="22"/>
-        </w:rPr>
-      </w:pPr>
-      <w:r>
-        <w:rPr>
-          <w:rFonts w:ascii="Bookman Old Style" w:hAnsi="Bookman Old Style" w:cs="Tahoma"/>
-          <w:sz w:val="22"/>
+        </w:rPr>
+      </w:pPr>
+      <w:r>
+        <w:rPr>
+          <w:rFonts w:ascii="Bookman Old Style" w:hAnsi="Bookman Old Style" w:cs="Tahoma"/>
         </w:rPr>
         <w:t>….. Petitioner No.1</w:t>
       </w:r>
@@ -5631,14 +4636,12 @@
         <w:rPr>
           <w:rFonts w:ascii="Bookman Old Style" w:hAnsi="Bookman Old Style" w:cs="Tahoma"/>
           <w:b/>
-          <w:sz w:val="22"/>
-        </w:rPr>
-      </w:pPr>
-      <w:r>
-        <w:rPr>
-          <w:rFonts w:ascii="Bookman Old Style" w:hAnsi="Bookman Old Style" w:cs="Tahoma"/>
-          <w:b/>
-          <w:sz w:val="22"/>
+        </w:rPr>
+      </w:pPr>
+      <w:r>
+        <w:rPr>
+          <w:rFonts w:ascii="Bookman Old Style" w:hAnsi="Bookman Old Style" w:cs="Tahoma"/>
+          <w:b/>
         </w:rPr>
         <w:t xml:space="preserve">                                                                                                                              </w:t>
       </w:r>
@@ -5648,23 +4651,20 @@
         <w:rPr>
           <w:rFonts w:ascii="Bookman Old Style" w:hAnsi="Bookman Old Style" w:cs="Tahoma"/>
           <w:b/>
-          <w:sz w:val="22"/>
-        </w:rPr>
-      </w:pPr>
-    </w:p>
-    <w:p>
-      <w:pPr>
-        <w:rPr>
-          <w:rFonts w:ascii="Bookman Old Style" w:hAnsi="Bookman Old Style" w:cs="Tahoma"/>
-          <w:b/>
-          <w:sz w:val="22"/>
-        </w:rPr>
-      </w:pPr>
-      <w:r>
-        <w:rPr>
-          <w:rFonts w:ascii="Bookman Old Style" w:hAnsi="Bookman Old Style" w:cs="Tahoma"/>
-          <w:b/>
-          <w:sz w:val="22"/>
+        </w:rPr>
+      </w:pPr>
+    </w:p>
+    <w:p>
+      <w:pPr>
+        <w:rPr>
+          <w:rFonts w:ascii="Bookman Old Style" w:hAnsi="Bookman Old Style" w:cs="Tahoma"/>
+          <w:b/>
+        </w:rPr>
+      </w:pPr>
+      <w:r>
+        <w:rPr>
+          <w:rFonts w:ascii="Bookman Old Style" w:hAnsi="Bookman Old Style" w:cs="Tahoma"/>
+          <w:b/>
         </w:rPr>
         <w:t xml:space="preserve">                                                 AND</w:t>
       </w:r>
@@ -5674,14 +4674,12 @@
         <w:jc w:val="both"/>
         <w:rPr>
           <w:rFonts w:ascii="Bookman Old Style" w:hAnsi="Bookman Old Style" w:cs="Tahoma"/>
-          <w:sz w:val="22"/>
         </w:rPr>
       </w:pPr>
       <w:r>
         <w:rPr>
           <w:rFonts w:ascii="Bookman Old Style" w:hAnsi="Bookman Old Style" w:cs="Tahoma"/>
           <w:noProof/>
-          <w:sz w:val="22"/>
         </w:rPr>
         <w:t>{{res_name}}</w:t>
       </w:r>
@@ -5691,20 +4689,17 @@
         <w:jc w:val="right"/>
         <w:rPr>
           <w:rFonts w:ascii="Bookman Old Style" w:hAnsi="Bookman Old Style" w:cs="Tahoma"/>
-          <w:sz w:val="22"/>
-        </w:rPr>
-      </w:pPr>
-      <w:r>
-        <w:rPr>
-          <w:rFonts w:ascii="Bookman Old Style" w:hAnsi="Bookman Old Style" w:cs="Tahoma"/>
-          <w:sz w:val="22"/>
+        </w:rPr>
+      </w:pPr>
+      <w:r>
+        <w:rPr>
+          <w:rFonts w:ascii="Bookman Old Style" w:hAnsi="Bookman Old Style" w:cs="Tahoma"/>
         </w:rPr>
         <w:t xml:space="preserve">…. </w:t>
       </w:r>
       <w:r>
         <w:rPr>
           <w:rFonts w:ascii="Bookman Old Style" w:hAnsi="Bookman Old Style" w:cs="Tahoma"/>
-          <w:sz w:val="22"/>
         </w:rPr>
         <w:t>Petitioner No.2</w:t>
       </w:r>
@@ -5714,24 +4709,21 @@
         <w:rPr>
           <w:rFonts w:ascii="Bookman Old Style" w:hAnsi="Bookman Old Style" w:cs="Tahoma"/>
           <w:b/>
-          <w:sz w:val="22"/>
-        </w:rPr>
-      </w:pPr>
-    </w:p>
-    <w:p>
-      <w:pPr>
-        <w:jc w:val="center"/>
-        <w:rPr>
-          <w:rFonts w:ascii="Bookman Old Style" w:hAnsi="Bookman Old Style" w:cs="Tahoma"/>
-          <w:b/>
-          <w:sz w:val="22"/>
-        </w:rPr>
-      </w:pPr>
-      <w:r>
-        <w:rPr>
-          <w:rFonts w:ascii="Bookman Old Style" w:hAnsi="Bookman Old Style" w:cs="Tahoma"/>
-          <w:b/>
-          <w:sz w:val="22"/>
+        </w:rPr>
+      </w:pPr>
+    </w:p>
+    <w:p>
+      <w:pPr>
+        <w:jc w:val="center"/>
+        <w:rPr>
+          <w:rFonts w:ascii="Bookman Old Style" w:hAnsi="Bookman Old Style" w:cs="Tahoma"/>
+          <w:b/>
+        </w:rPr>
+      </w:pPr>
+      <w:r>
+        <w:rPr>
+          <w:rFonts w:ascii="Bookman Old Style" w:hAnsi="Bookman Old Style" w:cs="Tahoma"/>
+          <w:b/>
         </w:rPr>
         <w:t>List of Documents filed by- Petitioner/Petitioner</w:t>
       </w:r>
@@ -5742,7 +4734,6 @@
         <w:rPr>
           <w:rFonts w:ascii="Bookman Old Style" w:hAnsi="Bookman Old Style" w:cs="Tahoma"/>
           <w:b/>
-          <w:sz w:val="22"/>
         </w:rPr>
       </w:pPr>
     </w:p>
@@ -5785,23 +4776,15 @@
               <w:rPr>
                 <w:rFonts w:ascii="Bookman Old Style" w:hAnsi="Bookman Old Style" w:cs="Tahoma"/>
                 <w:b/>
-                <w:sz w:val="22"/>
-                <w:szCs w:val="22"/>
               </w:rPr>
             </w:pPr>
-            <w:proofErr w:type="spellStart"/>
-            <w:proofErr w:type="gramStart"/>
             <w:r>
               <w:rPr>
                 <w:rFonts w:ascii="Bookman Old Style" w:hAnsi="Bookman Old Style" w:cs="Tahoma"/>
                 <w:b/>
-                <w:sz w:val="22"/>
-                <w:szCs w:val="22"/>
               </w:rPr>
               <w:t>S.No</w:t>
             </w:r>
-            <w:proofErr w:type="spellEnd"/>
-            <w:proofErr w:type="gramEnd"/>
           </w:p>
         </w:tc>
         <w:tc>
@@ -5821,16 +4804,12 @@
               <w:rPr>
                 <w:rFonts w:ascii="Bookman Old Style" w:hAnsi="Bookman Old Style" w:cs="Tahoma"/>
                 <w:b/>
-                <w:sz w:val="22"/>
-                <w:szCs w:val="22"/>
               </w:rPr>
             </w:pPr>
             <w:r>
               <w:rPr>
                 <w:rFonts w:ascii="Bookman Old Style" w:hAnsi="Bookman Old Style" w:cs="Tahoma"/>
                 <w:b/>
-                <w:sz w:val="22"/>
-                <w:szCs w:val="22"/>
               </w:rPr>
               <w:t>Date if any of documents vernacular in English</w:t>
             </w:r>
@@ -5853,16 +4832,12 @@
               <w:rPr>
                 <w:rFonts w:ascii="Bookman Old Style" w:hAnsi="Bookman Old Style" w:cs="Tahoma"/>
                 <w:b/>
-                <w:sz w:val="22"/>
-                <w:szCs w:val="22"/>
               </w:rPr>
             </w:pPr>
             <w:r>
               <w:rPr>
                 <w:rFonts w:ascii="Bookman Old Style" w:hAnsi="Bookman Old Style" w:cs="Tahoma"/>
                 <w:b/>
-                <w:sz w:val="22"/>
-                <w:szCs w:val="22"/>
               </w:rPr>
               <w:t>Parties to the Document</w:t>
             </w:r>
@@ -5885,16 +4860,12 @@
               <w:rPr>
                 <w:rFonts w:ascii="Bookman Old Style" w:hAnsi="Bookman Old Style" w:cs="Tahoma"/>
                 <w:b/>
-                <w:sz w:val="22"/>
-                <w:szCs w:val="22"/>
               </w:rPr>
             </w:pPr>
             <w:r>
               <w:rPr>
                 <w:rFonts w:ascii="Bookman Old Style" w:hAnsi="Bookman Old Style" w:cs="Tahoma"/>
                 <w:b/>
-                <w:sz w:val="22"/>
-                <w:szCs w:val="22"/>
               </w:rPr>
               <w:t>Description of Document</w:t>
             </w:r>
@@ -6347,31 +5318,26 @@
         <w:pStyle w:val="BodyText"/>
         <w:rPr>
           <w:rFonts w:ascii="Bookman Old Style" w:hAnsi="Bookman Old Style" w:cs="Tahoma"/>
-          <w:sz w:val="26"/>
-        </w:rPr>
-      </w:pPr>
-    </w:p>
-    <w:p>
-      <w:pPr>
-        <w:rPr>
-          <w:rFonts w:ascii="Bookman Old Style" w:hAnsi="Bookman Old Style" w:cs="Tahoma"/>
-          <w:b/>
-          <w:sz w:val="22"/>
-        </w:rPr>
-      </w:pPr>
-    </w:p>
-    <w:p>
-      <w:pPr>
-        <w:rPr>
-          <w:rFonts w:ascii="Bookman Old Style" w:hAnsi="Bookman Old Style" w:cs="Tahoma"/>
-          <w:sz w:val="22"/>
-        </w:rPr>
-      </w:pPr>
-      <w:proofErr w:type="gramStart"/>
-      <w:r>
-        <w:rPr>
-          <w:rFonts w:ascii="Bookman Old Style" w:hAnsi="Bookman Old Style" w:cs="Tahoma"/>
-          <w:sz w:val="22"/>
+        </w:rPr>
+      </w:pPr>
+    </w:p>
+    <w:p>
+      <w:pPr>
+        <w:rPr>
+          <w:rFonts w:ascii="Bookman Old Style" w:hAnsi="Bookman Old Style" w:cs="Tahoma"/>
+          <w:b/>
+        </w:rPr>
+      </w:pPr>
+    </w:p>
+    <w:p>
+      <w:pPr>
+        <w:rPr>
+          <w:rFonts w:ascii="Bookman Old Style" w:hAnsi="Bookman Old Style" w:cs="Tahoma"/>
+        </w:rPr>
+      </w:pPr>
+      <w:r>
+        <w:rPr>
+          <w:rFonts w:ascii="Bookman Old Style" w:hAnsi="Bookman Old Style" w:cs="Tahoma"/>
         </w:rPr>
         <w:t xml:space="preserve">Date  </w:t>
       </w:r>
@@ -6379,132 +5345,106 @@
         <w:rPr>
           <w:rFonts w:ascii="Bookman Old Style" w:hAnsi="Bookman Old Style" w:cs="Tahoma"/>
           <w:noProof/>
-          <w:sz w:val="22"/>
-        </w:rPr>
-        <w:t>{</w:t>
-      </w:r>
-      <w:proofErr w:type="gramEnd"/>
+        </w:rPr>
+        <w:t>{{dof}}</w:t>
+      </w:r>
+      <w:r>
+        <w:rPr>
+          <w:rFonts w:ascii="Bookman Old Style" w:hAnsi="Bookman Old Style" w:cs="Tahoma"/>
+        </w:rPr>
+        <w:t xml:space="preserve">      </w:t>
+      </w:r>
+      <w:r>
+        <w:rPr>
+          <w:rFonts w:ascii="Bookman Old Style" w:hAnsi="Bookman Old Style" w:cs="Tahoma"/>
+        </w:rPr>
+        <w:tab/>
+      </w:r>
+      <w:r>
+        <w:rPr>
+          <w:rFonts w:ascii="Bookman Old Style" w:hAnsi="Bookman Old Style" w:cs="Tahoma"/>
+        </w:rPr>
+        <w:tab/>
+      </w:r>
+      <w:r>
+        <w:rPr>
+          <w:rFonts w:ascii="Bookman Old Style" w:hAnsi="Bookman Old Style" w:cs="Tahoma"/>
+        </w:rPr>
+        <w:tab/>
+      </w:r>
+      <w:r>
+        <w:rPr>
+          <w:rFonts w:ascii="Bookman Old Style" w:hAnsi="Bookman Old Style" w:cs="Tahoma"/>
+        </w:rPr>
+        <w:tab/>
+      </w:r>
+      <w:r>
+        <w:rPr>
+          <w:rFonts w:ascii="Bookman Old Style" w:hAnsi="Bookman Old Style" w:cs="Tahoma"/>
+        </w:rPr>
+        <w:tab/>
+      </w:r>
+    </w:p>
+    <w:p>
+      <w:pPr>
+        <w:rPr>
+          <w:rFonts w:ascii="Bookman Old Style" w:hAnsi="Bookman Old Style" w:cs="Tahoma"/>
+        </w:rPr>
+      </w:pPr>
       <w:r>
         <w:rPr>
           <w:rFonts w:ascii="Bookman Old Style" w:hAnsi="Bookman Old Style" w:cs="Tahoma"/>
           <w:noProof/>
-          <w:sz w:val="22"/>
-        </w:rPr>
-        <w:t>{dof}}</w:t>
-      </w:r>
-      <w:r>
-        <w:rPr>
-          <w:rFonts w:ascii="Bookman Old Style" w:hAnsi="Bookman Old Style" w:cs="Tahoma"/>
-          <w:sz w:val="22"/>
-        </w:rPr>
-        <w:t xml:space="preserve">      </w:t>
-      </w:r>
-      <w:r>
-        <w:rPr>
-          <w:rFonts w:ascii="Bookman Old Style" w:hAnsi="Bookman Old Style" w:cs="Tahoma"/>
-          <w:sz w:val="22"/>
+        </w:rPr>
+        <w:t>{{place}}</w:t>
+      </w:r>
+      <w:r>
+        <w:rPr>
+          <w:rFonts w:ascii="Bookman Old Style" w:hAnsi="Bookman Old Style" w:cs="Tahoma"/>
         </w:rPr>
         <w:tab/>
       </w:r>
       <w:r>
         <w:rPr>
           <w:rFonts w:ascii="Bookman Old Style" w:hAnsi="Bookman Old Style" w:cs="Tahoma"/>
-          <w:sz w:val="22"/>
         </w:rPr>
         <w:tab/>
       </w:r>
       <w:r>
         <w:rPr>
           <w:rFonts w:ascii="Bookman Old Style" w:hAnsi="Bookman Old Style" w:cs="Tahoma"/>
-          <w:sz w:val="22"/>
         </w:rPr>
         <w:tab/>
       </w:r>
       <w:r>
         <w:rPr>
           <w:rFonts w:ascii="Bookman Old Style" w:hAnsi="Bookman Old Style" w:cs="Tahoma"/>
-          <w:sz w:val="22"/>
         </w:rPr>
         <w:tab/>
       </w:r>
       <w:r>
         <w:rPr>
           <w:rFonts w:ascii="Bookman Old Style" w:hAnsi="Bookman Old Style" w:cs="Tahoma"/>
-          <w:sz w:val="22"/>
         </w:rPr>
         <w:tab/>
       </w:r>
     </w:p>
     <w:p>
       <w:pPr>
-        <w:rPr>
-          <w:rFonts w:ascii="Bookman Old Style" w:hAnsi="Bookman Old Style" w:cs="Tahoma"/>
-          <w:sz w:val="22"/>
-        </w:rPr>
-      </w:pPr>
-      <w:r>
-        <w:rPr>
-          <w:rFonts w:ascii="Bookman Old Style" w:hAnsi="Bookman Old Style" w:cs="Tahoma"/>
-          <w:noProof/>
-          <w:sz w:val="22"/>
-        </w:rPr>
-        <w:t>{{place}}</w:t>
-      </w:r>
-      <w:r>
-        <w:rPr>
-          <w:rFonts w:ascii="Bookman Old Style" w:hAnsi="Bookman Old Style" w:cs="Tahoma"/>
-          <w:sz w:val="22"/>
-        </w:rPr>
-        <w:tab/>
-      </w:r>
-      <w:r>
-        <w:rPr>
-          <w:rFonts w:ascii="Bookman Old Style" w:hAnsi="Bookman Old Style" w:cs="Tahoma"/>
-          <w:sz w:val="22"/>
-        </w:rPr>
-        <w:tab/>
-      </w:r>
-      <w:r>
-        <w:rPr>
-          <w:rFonts w:ascii="Bookman Old Style" w:hAnsi="Bookman Old Style" w:cs="Tahoma"/>
-          <w:sz w:val="22"/>
-        </w:rPr>
-        <w:tab/>
-      </w:r>
-      <w:r>
-        <w:rPr>
-          <w:rFonts w:ascii="Bookman Old Style" w:hAnsi="Bookman Old Style" w:cs="Tahoma"/>
-          <w:sz w:val="22"/>
-        </w:rPr>
-        <w:tab/>
-      </w:r>
-      <w:r>
-        <w:rPr>
-          <w:rFonts w:ascii="Bookman Old Style" w:hAnsi="Bookman Old Style" w:cs="Tahoma"/>
-          <w:sz w:val="22"/>
-        </w:rPr>
-        <w:tab/>
-      </w:r>
-    </w:p>
-    <w:p>
-      <w:pPr>
         <w:jc w:val="right"/>
         <w:rPr>
           <w:rFonts w:ascii="Bookman Old Style" w:hAnsi="Bookman Old Style" w:cs="Tahoma"/>
-          <w:sz w:val="22"/>
-        </w:rPr>
-      </w:pPr>
-      <w:r>
-        <w:rPr>
-          <w:rFonts w:ascii="Bookman Old Style" w:hAnsi="Bookman Old Style" w:cs="Tahoma"/>
-          <w:sz w:val="22"/>
+        </w:rPr>
+      </w:pPr>
+      <w:r>
+        <w:rPr>
+          <w:rFonts w:ascii="Bookman Old Style" w:hAnsi="Bookman Old Style" w:cs="Tahoma"/>
         </w:rPr>
         <w:t>Advocate for Petitioner</w:t>
       </w:r>
       <w:r>
         <w:rPr>
           <w:rFonts w:ascii="Bookman Old Style" w:hAnsi="Bookman Old Style" w:cs="Tahoma"/>
-          <w:sz w:val="22"/>
         </w:rPr>
         <w:t>s</w:t>
       </w:r>
@@ -6521,7 +5461,6 @@
       <w:r>
         <w:rPr>
           <w:rFonts w:ascii="Bookman Old Style" w:hAnsi="Bookman Old Style" w:cs="Tahoma"/>
-          <w:sz w:val="22"/>
         </w:rPr>
         <w:br w:type="page"/>
       </w:r>
@@ -6600,7 +5539,6 @@
         <w:rPr>
           <w:rFonts w:ascii="Bookman Old Style" w:hAnsi="Bookman Old Style" w:cs="Tahoma"/>
           <w:noProof/>
-          <w:szCs w:val="16"/>
         </w:rPr>
         <w:t>{{year}}</w:t>
       </w:r>
@@ -6687,19 +5625,7 @@
         <w:rPr>
           <w:rFonts w:ascii="Bookman Old Style" w:hAnsi="Bookman Old Style" w:cs="Tahoma"/>
         </w:rPr>
-        <w:t xml:space="preserve"> </w:t>
-      </w:r>
-      <w:r>
-        <w:rPr>
-          <w:rFonts w:ascii="Bookman Old Style" w:hAnsi="Bookman Old Style" w:cs="Tahoma"/>
-        </w:rPr>
-        <w:t>Petitioner</w:t>
-      </w:r>
-      <w:r>
-        <w:rPr>
-          <w:rFonts w:ascii="Bookman Old Style" w:hAnsi="Bookman Old Style" w:cs="Tahoma"/>
-        </w:rPr>
-        <w:t xml:space="preserve"> No.1</w:t>
+        <w:t xml:space="preserve"> Petitioner No.1</w:t>
       </w:r>
     </w:p>
     <w:p>
@@ -6769,19 +5695,7 @@
         <w:rPr>
           <w:rFonts w:ascii="Bookman Old Style" w:hAnsi="Bookman Old Style" w:cs="Tahoma"/>
         </w:rPr>
-        <w:t xml:space="preserve"> </w:t>
-      </w:r>
-      <w:r>
-        <w:rPr>
-          <w:rFonts w:ascii="Bookman Old Style" w:hAnsi="Bookman Old Style" w:cs="Tahoma"/>
-        </w:rPr>
-        <w:t>Petitioner</w:t>
-      </w:r>
-      <w:r>
-        <w:rPr>
-          <w:rFonts w:ascii="Bookman Old Style" w:hAnsi="Bookman Old Style" w:cs="Tahoma"/>
-        </w:rPr>
-        <w:t xml:space="preserve"> No.2</w:t>
+        <w:t xml:space="preserve"> Petitioner No.2</w:t>
       </w:r>
     </w:p>
     <w:p>
@@ -6994,7 +5908,13 @@
         <w:rPr>
           <w:rFonts w:ascii="Bookman Old Style" w:hAnsi="Bookman Old Style" w:cs="Tahoma"/>
         </w:rPr>
-        <w:t xml:space="preserve">M/s </w:t>
+        <w:t xml:space="preserve">  </w:t>
+      </w:r>
+      <w:r>
+        <w:rPr>
+          <w:rFonts w:ascii="Bookman Old Style" w:hAnsi="Bookman Old Style" w:cs="Tahoma"/>
+        </w:rPr>
+        <w:t xml:space="preserve"> </w:t>
       </w:r>
       <w:r>
         <w:rPr>
@@ -7046,1205 +5966,986 @@
         <w:rPr>
           <w:rFonts w:ascii="Bookman Old Style" w:hAnsi="Bookman Old Style" w:cs="Tahoma"/>
           <w:b/>
-          <w:sz w:val="22"/>
+        </w:rPr>
+      </w:pPr>
+      <w:r>
+        <w:rPr>
+          <w:rFonts w:ascii="Bookman Old Style" w:hAnsi="Bookman Old Style" w:cs="Tahoma"/>
+        </w:rPr>
+        <w:br w:type="page"/>
+      </w:r>
+      <w:r>
+        <w:rPr>
+          <w:rFonts w:ascii="Bookman Old Style" w:hAnsi="Bookman Old Style" w:cs="Tahoma"/>
+          <w:b/>
+          <w:bCs/>
+        </w:rPr>
+        <w:lastRenderedPageBreak/>
+        <w:t xml:space="preserve">IN THE COURT OF THE </w:t>
+      </w:r>
+      <w:r>
+        <w:rPr>
+          <w:rFonts w:ascii="Bookman Old Style" w:hAnsi="Bookman Old Style" w:cs="Tahoma"/>
+          <w:b/>
+          <w:noProof/>
+        </w:rPr>
+        <w:t>{{court_name}}</w:t>
+      </w:r>
+    </w:p>
+    <w:p>
+      <w:pPr>
+        <w:jc w:val="center"/>
+        <w:rPr>
+          <w:rFonts w:ascii="Bookman Old Style" w:hAnsi="Bookman Old Style" w:cs="Tahoma"/>
+          <w:b/>
+          <w:bCs/>
           <w:u w:val="single"/>
         </w:rPr>
       </w:pPr>
-      <w:r>
-        <w:rPr>
-          <w:rFonts w:ascii="Bookman Old Style" w:hAnsi="Bookman Old Style" w:cs="Tahoma"/>
-          <w:sz w:val="22"/>
+    </w:p>
+    <w:p>
+      <w:pPr>
+        <w:jc w:val="center"/>
+        <w:rPr>
+          <w:rFonts w:ascii="Bookman Old Style" w:hAnsi="Bookman Old Style" w:cs="Tahoma"/>
+        </w:rPr>
+      </w:pPr>
+    </w:p>
+    <w:p>
+      <w:pPr>
+        <w:jc w:val="center"/>
+        <w:rPr>
+          <w:rFonts w:ascii="Bookman Old Style" w:hAnsi="Bookman Old Style" w:cs="Tahoma"/>
+        </w:rPr>
+      </w:pPr>
+      <w:r>
+        <w:rPr>
+          <w:rFonts w:ascii="Bookman Old Style" w:hAnsi="Bookman Old Style" w:cs="Tahoma"/>
+        </w:rPr>
+        <w:t>F.C.O.P.</w:t>
+      </w:r>
+      <w:r>
+        <w:rPr>
+          <w:rFonts w:ascii="Bookman Old Style" w:hAnsi="Bookman Old Style" w:cs="Tahoma"/>
+        </w:rPr>
+        <w:t xml:space="preserve">No.                  OF </w:t>
+      </w:r>
+      <w:r>
+        <w:rPr>
+          <w:rFonts w:ascii="Bookman Old Style" w:hAnsi="Bookman Old Style" w:cs="Tahoma"/>
+          <w:noProof/>
+        </w:rPr>
+        <w:t>{{year}}</w:t>
+      </w:r>
+    </w:p>
+    <w:p>
+      <w:pPr>
+        <w:jc w:val="both"/>
+        <w:rPr>
+          <w:rFonts w:ascii="Bookman Old Style" w:hAnsi="Bookman Old Style" w:cs="Tahoma"/>
+        </w:rPr>
+      </w:pPr>
+    </w:p>
+    <w:p>
+      <w:pPr>
+        <w:jc w:val="both"/>
+        <w:rPr>
+          <w:rFonts w:ascii="Bookman Old Style" w:hAnsi="Bookman Old Style" w:cs="Tahoma"/>
+        </w:rPr>
+      </w:pPr>
+      <w:r>
+        <w:rPr>
+          <w:rFonts w:ascii="Bookman Old Style" w:hAnsi="Bookman Old Style" w:cs="Tahoma"/>
+        </w:rPr>
+        <w:t>BETWEEN:</w:t>
+      </w:r>
+    </w:p>
+    <w:p>
+      <w:pPr>
+        <w:jc w:val="both"/>
+        <w:rPr>
+          <w:rFonts w:ascii="Bookman Old Style" w:hAnsi="Bookman Old Style" w:cs="Tahoma"/>
+        </w:rPr>
+      </w:pPr>
+    </w:p>
+    <w:p>
+      <w:pPr>
+        <w:jc w:val="both"/>
+        <w:rPr>
+          <w:rFonts w:ascii="Bookman Old Style" w:hAnsi="Bookman Old Style" w:cs="Tahoma"/>
+        </w:rPr>
+      </w:pPr>
+      <w:r>
+        <w:rPr>
+          <w:rFonts w:ascii="Bookman Old Style" w:hAnsi="Bookman Old Style" w:cs="Tahoma"/>
+          <w:noProof/>
+        </w:rPr>
+        <w:t>{{pet_name}}</w:t>
+      </w:r>
+    </w:p>
+    <w:p>
+      <w:pPr>
+        <w:jc w:val="right"/>
+        <w:rPr>
+          <w:rFonts w:ascii="Bookman Old Style" w:hAnsi="Bookman Old Style" w:cs="Tahoma"/>
+        </w:rPr>
+      </w:pPr>
+      <w:r>
+        <w:rPr>
+          <w:rFonts w:ascii="Bookman Old Style" w:hAnsi="Bookman Old Style" w:cs="Tahoma"/>
+        </w:rPr>
+        <w:t xml:space="preserve">….  FIRST PETITIONER </w:t>
+      </w:r>
+    </w:p>
+    <w:p>
+      <w:pPr>
+        <w:jc w:val="both"/>
+        <w:rPr>
+          <w:rFonts w:ascii="Bookman Old Style" w:hAnsi="Bookman Old Style" w:cs="Tahoma"/>
+        </w:rPr>
+      </w:pPr>
+      <w:r>
+        <w:rPr>
+          <w:rFonts w:ascii="Bookman Old Style" w:hAnsi="Bookman Old Style" w:cs="Tahoma"/>
+        </w:rPr>
+        <w:t xml:space="preserve">        AND</w:t>
+      </w:r>
+    </w:p>
+    <w:p>
+      <w:pPr>
+        <w:jc w:val="both"/>
+        <w:rPr>
+          <w:rFonts w:ascii="Bookman Old Style" w:hAnsi="Bookman Old Style" w:cs="Tahoma"/>
+        </w:rPr>
+      </w:pPr>
+    </w:p>
+    <w:p>
+      <w:pPr>
+        <w:jc w:val="both"/>
+        <w:rPr>
+          <w:rFonts w:ascii="Bookman Old Style" w:hAnsi="Bookman Old Style" w:cs="Tahoma"/>
+        </w:rPr>
+      </w:pPr>
+      <w:r>
+        <w:rPr>
+          <w:rFonts w:ascii="Bookman Old Style" w:hAnsi="Bookman Old Style" w:cs="Tahoma"/>
+          <w:noProof/>
+        </w:rPr>
+        <w:t>{{res_name}}</w:t>
+      </w:r>
+    </w:p>
+    <w:p>
+      <w:pPr>
+        <w:jc w:val="right"/>
+        <w:rPr>
+          <w:rFonts w:ascii="Bookman Old Style" w:hAnsi="Bookman Old Style" w:cs="Tahoma"/>
+        </w:rPr>
+      </w:pPr>
+      <w:r>
+        <w:rPr>
+          <w:rFonts w:ascii="Bookman Old Style" w:hAnsi="Bookman Old Style" w:cs="Tahoma"/>
+        </w:rPr>
+        <w:t>…..SECOND PETITIONER</w:t>
+      </w:r>
+    </w:p>
+    <w:p>
+      <w:pPr>
+        <w:jc w:val="right"/>
+        <w:rPr>
+          <w:rFonts w:ascii="Bookman Old Style" w:hAnsi="Bookman Old Style" w:cs="Tahoma"/>
+        </w:rPr>
+      </w:pPr>
+    </w:p>
+    <w:p>
+      <w:pPr>
+        <w:jc w:val="right"/>
+        <w:rPr>
+          <w:rFonts w:ascii="Bookman Old Style" w:hAnsi="Bookman Old Style" w:cs="Tahoma"/>
+        </w:rPr>
+      </w:pPr>
+    </w:p>
+    <w:p>
+      <w:pPr>
+        <w:jc w:val="both"/>
+        <w:rPr>
+          <w:rFonts w:ascii="Bookman Old Style" w:hAnsi="Bookman Old Style" w:cs="Tahoma"/>
+        </w:rPr>
+      </w:pPr>
+      <w:r>
+        <w:rPr>
+          <w:rFonts w:ascii="Bookman Old Style" w:hAnsi="Bookman Old Style" w:cs="Tahoma"/>
+        </w:rPr>
+        <w:t xml:space="preserve">     We, </w:t>
+      </w:r>
+      <w:r>
+        <w:rPr>
+          <w:rFonts w:ascii="Bookman Old Style" w:hAnsi="Bookman Old Style" w:cs="Tahoma"/>
+          <w:noProof/>
+        </w:rPr>
+        <w:t>{{pet_name}}</w:t>
+      </w:r>
+      <w:r>
+        <w:rPr>
+          <w:rFonts w:ascii="Bookman Old Style" w:hAnsi="Bookman Old Style" w:cs="Tahoma"/>
+        </w:rPr>
+        <w:t xml:space="preserve"> and </w:t>
+      </w:r>
+      <w:r>
+        <w:rPr>
+          <w:rFonts w:ascii="Bookman Old Style" w:hAnsi="Bookman Old Style" w:cs="Tahoma"/>
+          <w:noProof/>
+        </w:rPr>
+        <w:t>{{res_name}}</w:t>
+      </w:r>
+      <w:r>
+        <w:rPr>
+          <w:rFonts w:ascii="Bookman Old Style" w:hAnsi="Bookman Old Style" w:cs="Tahoma"/>
+        </w:rPr>
+        <w:t xml:space="preserve"> do hereby appoint and retain</w:t>
+      </w:r>
+    </w:p>
+    <w:p>
+      <w:pPr>
+        <w:jc w:val="both"/>
+        <w:rPr>
+          <w:rFonts w:ascii="Bookman Old Style" w:hAnsi="Bookman Old Style" w:cs="Tahoma"/>
+        </w:rPr>
+      </w:pPr>
+    </w:p>
+    <w:p>
+      <w:pPr>
+        <w:jc w:val="center"/>
+        <w:rPr>
+          <w:rFonts w:ascii="Bookman Old Style" w:hAnsi="Bookman Old Style" w:cs="Tahoma"/>
+          <w:b/>
+        </w:rPr>
+      </w:pPr>
+      <w:r>
+        <w:rPr>
+          <w:rFonts w:ascii="Bookman Old Style" w:hAnsi="Bookman Old Style" w:cs="Tahoma"/>
+          <w:b/>
+          <w:noProof/>
+        </w:rPr>
+        <w:t>{{adv_name}}</w:t>
+      </w:r>
+    </w:p>
+    <w:p>
+      <w:pPr>
+        <w:jc w:val="center"/>
+        <w:rPr>
+          <w:rFonts w:ascii="Bookman Old Style" w:hAnsi="Bookman Old Style" w:cs="Tahoma"/>
+          <w:b/>
+          <w:bCs/>
+        </w:rPr>
+      </w:pPr>
+      <w:r>
+        <w:rPr>
+          <w:rFonts w:ascii="Bookman Old Style" w:hAnsi="Bookman Old Style" w:cs="Tahoma"/>
+          <w:b/>
+          <w:bCs/>
+        </w:rPr>
+        <w:t>Advocate</w:t>
+      </w:r>
+    </w:p>
+    <w:p>
+      <w:pPr>
+        <w:jc w:val="both"/>
+        <w:rPr>
+          <w:rFonts w:ascii="Bookman Old Style" w:hAnsi="Bookman Old Style" w:cs="Tahoma"/>
+        </w:rPr>
+      </w:pPr>
+    </w:p>
+    <w:p>
+      <w:pPr>
+        <w:jc w:val="both"/>
+        <w:rPr>
+          <w:rFonts w:ascii="Bookman Old Style" w:hAnsi="Bookman Old Style" w:cs="Tahoma"/>
+        </w:rPr>
+      </w:pPr>
+    </w:p>
+    <w:p>
+      <w:pPr>
+        <w:jc w:val="both"/>
+        <w:rPr>
+          <w:rFonts w:ascii="Bookman Old Style" w:hAnsi="Bookman Old Style" w:cs="Tahoma"/>
+        </w:rPr>
+      </w:pPr>
+      <w:r>
+        <w:rPr>
+          <w:rFonts w:ascii="Bookman Old Style" w:hAnsi="Bookman Old Style" w:cs="Tahoma"/>
+        </w:rPr>
+        <w:t xml:space="preserve">     Advocate/s to appear for me/us in the above Suit/Appeal/Petition/Case and to conduct and prosecute or defend the same and all proceedings that may be taken in respect of any application for execution of any decree or order passed therein. I/We empower my/our Advocate/s to appear in all miscellaneous proceedings in the above suit or matter till all decrees or order are fully satisfied, or adjusted, to compromise and obtain the return of documents and draw any money that might be payable to me/us in the said suit or matter and I/We do further empower my/our Advocate/s to accept on my/our behalf service of notice of all or any appeal or petition filed in any court or appeal Reference or Revision with regard to the said suit or matter before disposal of the same in Honourable Court.</w:t>
+      </w:r>
+    </w:p>
+    <w:p>
+      <w:pPr>
+        <w:jc w:val="both"/>
+        <w:rPr>
+          <w:rFonts w:ascii="Bookman Old Style" w:hAnsi="Bookman Old Style" w:cs="Tahoma"/>
+        </w:rPr>
+      </w:pPr>
+    </w:p>
+    <w:p>
+      <w:pPr>
+        <w:jc w:val="both"/>
+        <w:rPr>
+          <w:rFonts w:ascii="Bookman Old Style" w:hAnsi="Bookman Old Style" w:cs="Tahoma"/>
+        </w:rPr>
+      </w:pPr>
+    </w:p>
+    <w:p>
+      <w:pPr>
+        <w:jc w:val="both"/>
+        <w:rPr>
+          <w:rFonts w:ascii="Bookman Old Style" w:hAnsi="Bookman Old Style" w:cs="Tahoma"/>
+        </w:rPr>
+      </w:pPr>
+    </w:p>
+    <w:p>
+      <w:pPr>
+        <w:jc w:val="both"/>
+        <w:rPr>
+          <w:rFonts w:ascii="Bookman Old Style" w:hAnsi="Bookman Old Style" w:cs="Tahoma"/>
+        </w:rPr>
+      </w:pPr>
+    </w:p>
+    <w:p>
+      <w:pPr>
+        <w:jc w:val="both"/>
+        <w:rPr>
+          <w:rFonts w:ascii="Bookman Old Style" w:hAnsi="Bookman Old Style" w:cs="Tahoma"/>
+        </w:rPr>
+      </w:pPr>
+    </w:p>
+    <w:p>
+      <w:pPr>
+        <w:jc w:val="both"/>
+        <w:rPr>
+          <w:rFonts w:ascii="Bookman Old Style" w:hAnsi="Bookman Old Style" w:cs="Tahoma"/>
+        </w:rPr>
+      </w:pPr>
+    </w:p>
+    <w:p>
+      <w:pPr>
+        <w:jc w:val="both"/>
+        <w:rPr>
+          <w:rFonts w:ascii="Bookman Old Style" w:hAnsi="Bookman Old Style" w:cs="Tahoma"/>
+        </w:rPr>
+      </w:pPr>
+    </w:p>
+    <w:p>
+      <w:pPr>
+        <w:jc w:val="both"/>
+        <w:rPr>
+          <w:rFonts w:ascii="Bookman Old Style" w:hAnsi="Bookman Old Style" w:cs="Tahoma"/>
+        </w:rPr>
+      </w:pPr>
+      <w:r>
+        <w:rPr>
+          <w:rFonts w:ascii="Bookman Old Style" w:hAnsi="Bookman Old Style" w:cs="Tahoma"/>
+        </w:rPr>
+        <w:t xml:space="preserve">     I certified that the executant who is well acquainted with English, read this Vakalatnama that the contents of this Vakalatnama were read out and explained in Urdu/Hindi/Telugu to the executant he/she/they being unacquainted with English, who appeared perfectly to understand the same and signed or put his/her/their name or mark in my presence.</w:t>
+      </w:r>
+    </w:p>
+    <w:p>
+      <w:pPr>
+        <w:jc w:val="both"/>
+        <w:rPr>
+          <w:rFonts w:ascii="Bookman Old Style" w:hAnsi="Bookman Old Style" w:cs="Tahoma"/>
+        </w:rPr>
+      </w:pPr>
+    </w:p>
+    <w:p>
+      <w:pPr>
+        <w:jc w:val="both"/>
+        <w:rPr>
+          <w:rFonts w:ascii="Bookman Old Style" w:hAnsi="Bookman Old Style" w:cs="Tahoma"/>
+        </w:rPr>
+      </w:pPr>
+    </w:p>
+    <w:p>
+      <w:pPr>
+        <w:jc w:val="both"/>
+        <w:rPr>
+          <w:rFonts w:ascii="Bookman Old Style" w:hAnsi="Bookman Old Style" w:cs="Tahoma"/>
+        </w:rPr>
+      </w:pPr>
+      <w:r>
+        <w:rPr>
+          <w:rFonts w:ascii="Bookman Old Style" w:hAnsi="Bookman Old Style" w:cs="Tahoma"/>
+        </w:rPr>
+        <w:lastRenderedPageBreak/>
+        <w:t>Identified by Sri _______________________________</w:t>
+      </w:r>
+    </w:p>
+    <w:p>
+      <w:pPr>
+        <w:jc w:val="both"/>
+        <w:rPr>
+          <w:rFonts w:ascii="Bookman Old Style" w:hAnsi="Bookman Old Style" w:cs="Tahoma"/>
+        </w:rPr>
+      </w:pPr>
+    </w:p>
+    <w:p>
+      <w:pPr>
+        <w:rPr>
+          <w:rFonts w:ascii="Bookman Old Style" w:hAnsi="Bookman Old Style" w:cs="Tahoma"/>
+        </w:rPr>
+      </w:pPr>
+      <w:r>
+        <w:rPr>
+          <w:rFonts w:ascii="Bookman Old Style" w:hAnsi="Bookman Old Style" w:cs="Tahoma"/>
+        </w:rPr>
+        <w:t xml:space="preserve">Executed  on </w:t>
+      </w:r>
+      <w:r>
+        <w:rPr>
+          <w:rFonts w:ascii="Bookman Old Style" w:hAnsi="Bookman Old Style" w:cs="Tahoma"/>
+          <w:noProof/>
+        </w:rPr>
+        <w:t>{{dof}}</w:t>
+      </w:r>
+      <w:r>
+        <w:rPr>
+          <w:rFonts w:ascii="Bookman Old Style" w:hAnsi="Bookman Old Style" w:cs="Tahoma"/>
+        </w:rPr>
+        <w:t xml:space="preserve">                                            ADVOCATE</w:t>
+      </w:r>
+    </w:p>
+    <w:p>
+      <w:pPr>
+        <w:rPr>
+          <w:rFonts w:ascii="Bookman Old Style" w:hAnsi="Bookman Old Style" w:cs="Tahoma"/>
+        </w:rPr>
+      </w:pPr>
+      <w:r>
+        <w:rPr>
+          <w:rFonts w:ascii="Bookman Old Style" w:hAnsi="Bookman Old Style" w:cs="Tahoma"/>
+        </w:rPr>
+        <w:t xml:space="preserve">At </w:t>
+      </w:r>
+      <w:r>
+        <w:rPr>
+          <w:rFonts w:ascii="Bookman Old Style" w:hAnsi="Bookman Old Style" w:cs="Tahoma"/>
+          <w:noProof/>
+        </w:rPr>
+        <w:t>{{place}}</w:t>
+      </w:r>
+    </w:p>
+    <w:p>
+      <w:pPr>
+        <w:rPr>
+          <w:rFonts w:ascii="Bookman Old Style" w:hAnsi="Bookman Old Style" w:cs="Tahoma"/>
+        </w:rPr>
+      </w:pPr>
+      <w:r>
+        <w:rPr>
+          <w:rFonts w:ascii="Bookman Old Style" w:hAnsi="Bookman Old Style" w:cs="Tahoma"/>
         </w:rPr>
         <w:br w:type="page"/>
       </w:r>
-      <w:r>
+    </w:p>
+    <w:p>
+      <w:pPr>
+        <w:ind w:left="5040" w:right="-720"/>
+        <w:jc w:val="center"/>
+        <w:rPr>
+          <w:rFonts w:ascii="Bookman Old Style" w:hAnsi="Bookman Old Style" w:cs="Tahoma"/>
+        </w:rPr>
+      </w:pPr>
+    </w:p>
+    <w:p>
+      <w:pPr>
+        <w:ind w:left="5040" w:right="-720"/>
+        <w:jc w:val="center"/>
         <w:rPr>
           <w:rFonts w:ascii="Bookman Old Style" w:hAnsi="Bookman Old Style" w:cs="Tahoma"/>
           <w:b/>
           <w:bCs/>
-          <w:sz w:val="22"/>
+        </w:rPr>
+      </w:pPr>
+      <w:r>
+        <w:rPr>
+          <w:rFonts w:ascii="Bookman Old Style" w:hAnsi="Bookman Old Style" w:cs="Tahoma"/>
+          <w:b/>
+          <w:bCs/>
+        </w:rPr>
+        <w:t>IN THE COURT OF THE</w:t>
+      </w:r>
+    </w:p>
+    <w:p>
+      <w:pPr>
+        <w:ind w:left="5040" w:right="-720"/>
+        <w:jc w:val="center"/>
+        <w:rPr>
+          <w:rFonts w:ascii="Bookman Old Style" w:hAnsi="Bookman Old Style" w:cs="Tahoma"/>
+          <w:b/>
+          <w:bCs/>
+        </w:rPr>
+      </w:pPr>
+      <w:r>
+        <w:rPr>
+          <w:rFonts w:ascii="Bookman Old Style" w:hAnsi="Bookman Old Style" w:cs="Tahoma"/>
+          <w:b/>
+          <w:bCs/>
+          <w:noProof/>
+        </w:rPr>
+        <w:t>{{court_name}}</w:t>
+      </w:r>
+    </w:p>
+    <w:p>
+      <w:pPr>
+        <w:ind w:left="5040" w:right="-720"/>
+        <w:jc w:val="center"/>
+        <w:rPr>
+          <w:rFonts w:ascii="Bookman Old Style" w:hAnsi="Bookman Old Style" w:cs="Tahoma"/>
+        </w:rPr>
+      </w:pPr>
+    </w:p>
+    <w:p>
+      <w:pPr>
+        <w:ind w:left="5040" w:right="-720"/>
+        <w:jc w:val="center"/>
+        <w:rPr>
+          <w:rFonts w:ascii="Bookman Old Style" w:hAnsi="Bookman Old Style" w:cs="Tahoma"/>
+        </w:rPr>
+      </w:pPr>
+    </w:p>
+    <w:p>
+      <w:pPr>
+        <w:ind w:left="5040" w:right="-720"/>
+        <w:jc w:val="center"/>
+        <w:rPr>
+          <w:rFonts w:ascii="Bookman Old Style" w:hAnsi="Bookman Old Style" w:cs="Tahoma"/>
+        </w:rPr>
+      </w:pPr>
+      <w:r>
+        <w:rPr>
+          <w:rFonts w:ascii="Bookman Old Style" w:hAnsi="Bookman Old Style" w:cs="Tahoma"/>
+        </w:rPr>
+        <w:t>F.C.O.P.</w:t>
+      </w:r>
+      <w:r>
+        <w:rPr>
+          <w:rFonts w:ascii="Bookman Old Style" w:hAnsi="Bookman Old Style" w:cs="Tahoma"/>
+        </w:rPr>
+        <w:t xml:space="preserve"> </w:t>
+      </w:r>
+      <w:r>
+        <w:rPr>
+          <w:rFonts w:ascii="Bookman Old Style" w:hAnsi="Bookman Old Style" w:cs="Tahoma"/>
+        </w:rPr>
+        <w:t xml:space="preserve">No.              OF </w:t>
+      </w:r>
+      <w:r>
+        <w:rPr>
+          <w:rFonts w:ascii="Bookman Old Style" w:hAnsi="Bookman Old Style" w:cs="Tahoma"/>
+          <w:noProof/>
+        </w:rPr>
+        <w:t>{{year}}</w:t>
+      </w:r>
+    </w:p>
+    <w:p>
+      <w:pPr>
+        <w:ind w:left="5040" w:right="-720"/>
+        <w:jc w:val="center"/>
+        <w:rPr>
+          <w:rFonts w:ascii="Bookman Old Style" w:hAnsi="Bookman Old Style" w:cs="Tahoma"/>
+        </w:rPr>
+      </w:pPr>
+    </w:p>
+    <w:p>
+      <w:pPr>
+        <w:ind w:left="5040" w:right="-720"/>
+        <w:jc w:val="center"/>
+        <w:rPr>
+          <w:rFonts w:ascii="Bookman Old Style" w:hAnsi="Bookman Old Style" w:cs="Tahoma"/>
+        </w:rPr>
+      </w:pPr>
+    </w:p>
+    <w:p>
+      <w:pPr>
+        <w:ind w:left="5040" w:right="-720"/>
+        <w:jc w:val="center"/>
+        <w:rPr>
+          <w:rFonts w:ascii="Bookman Old Style" w:hAnsi="Bookman Old Style" w:cs="Tahoma"/>
+        </w:rPr>
+      </w:pPr>
+    </w:p>
+    <w:p>
+      <w:pPr>
+        <w:ind w:left="5040" w:right="-720"/>
+        <w:rPr>
+          <w:rFonts w:ascii="Bookman Old Style" w:hAnsi="Bookman Old Style" w:cs="Tahoma"/>
+        </w:rPr>
+      </w:pPr>
+      <w:r>
+        <w:rPr>
+          <w:rFonts w:ascii="Bookman Old Style" w:hAnsi="Bookman Old Style" w:cs="Tahoma"/>
+        </w:rPr>
+        <w:t>BETWEEN:</w:t>
+      </w:r>
+    </w:p>
+    <w:p>
+      <w:pPr>
+        <w:ind w:left="5040" w:right="-720"/>
+        <w:rPr>
+          <w:rFonts w:ascii="Bookman Old Style" w:hAnsi="Bookman Old Style" w:cs="Tahoma"/>
+        </w:rPr>
+      </w:pPr>
+    </w:p>
+    <w:p>
+      <w:pPr>
+        <w:ind w:left="5040" w:right="-900"/>
+        <w:jc w:val="both"/>
+        <w:rPr>
+          <w:rFonts w:ascii="Bookman Old Style" w:hAnsi="Bookman Old Style" w:cs="Tahoma"/>
+        </w:rPr>
+      </w:pPr>
+      <w:r>
+        <w:rPr>
+          <w:rFonts w:ascii="Bookman Old Style" w:hAnsi="Bookman Old Style" w:cs="Tahoma"/>
+          <w:noProof/>
+        </w:rPr>
+        <w:t>{{pet_name}}</w:t>
+      </w:r>
+    </w:p>
+    <w:p>
+      <w:pPr>
+        <w:ind w:left="5040" w:right="-720"/>
+        <w:rPr>
+          <w:rFonts w:ascii="Bookman Old Style" w:hAnsi="Bookman Old Style" w:cs="Tahoma"/>
+        </w:rPr>
+      </w:pPr>
+    </w:p>
+    <w:p>
+      <w:pPr>
+        <w:ind w:left="5040" w:right="-720"/>
+        <w:jc w:val="right"/>
+        <w:rPr>
+          <w:rFonts w:ascii="Bookman Old Style" w:hAnsi="Bookman Old Style" w:cs="Tahoma"/>
+        </w:rPr>
+      </w:pPr>
+      <w:r>
+        <w:rPr>
+          <w:rFonts w:ascii="Bookman Old Style" w:hAnsi="Bookman Old Style" w:cs="Tahoma"/>
+        </w:rPr>
+        <w:t>…</w:t>
+      </w:r>
+      <w:r>
+        <w:rPr>
+          <w:rFonts w:ascii="Bookman Old Style" w:hAnsi="Bookman Old Style" w:cs="Tahoma"/>
+        </w:rPr>
+        <w:t xml:space="preserve"> </w:t>
+      </w:r>
+      <w:r>
+        <w:rPr>
+          <w:rFonts w:ascii="Bookman Old Style" w:hAnsi="Bookman Old Style" w:cs="Tahoma"/>
+        </w:rPr>
+        <w:t>FIRST PETITIONER</w:t>
+      </w:r>
+    </w:p>
+    <w:p>
+      <w:pPr>
+        <w:ind w:left="5040" w:right="-720"/>
+        <w:jc w:val="center"/>
+        <w:rPr>
+          <w:rFonts w:ascii="Bookman Old Style" w:hAnsi="Bookman Old Style" w:cs="Tahoma"/>
+        </w:rPr>
+      </w:pPr>
+    </w:p>
+    <w:p>
+      <w:pPr>
+        <w:ind w:left="5040" w:right="-720"/>
+        <w:jc w:val="center"/>
+        <w:rPr>
+          <w:rFonts w:ascii="Bookman Old Style" w:hAnsi="Bookman Old Style" w:cs="Tahoma"/>
+        </w:rPr>
+      </w:pPr>
+      <w:r>
+        <w:rPr>
+          <w:rFonts w:ascii="Bookman Old Style" w:hAnsi="Bookman Old Style" w:cs="Tahoma"/>
+        </w:rPr>
+        <w:t>AND</w:t>
+      </w:r>
+    </w:p>
+    <w:p>
+      <w:pPr>
+        <w:ind w:left="5040" w:right="-720"/>
+        <w:jc w:val="center"/>
+        <w:rPr>
+          <w:rFonts w:ascii="Bookman Old Style" w:hAnsi="Bookman Old Style" w:cs="Tahoma"/>
+        </w:rPr>
+      </w:pPr>
+    </w:p>
+    <w:p>
+      <w:pPr>
+        <w:ind w:left="5040" w:right="-900"/>
+        <w:jc w:val="both"/>
+        <w:rPr>
+          <w:rFonts w:ascii="Bookman Old Style" w:hAnsi="Bookman Old Style" w:cs="Tahoma"/>
+        </w:rPr>
+      </w:pPr>
+      <w:r>
+        <w:rPr>
+          <w:rFonts w:ascii="Bookman Old Style" w:hAnsi="Bookman Old Style" w:cs="Tahoma"/>
+          <w:noProof/>
+        </w:rPr>
+        <w:t>{{res_name}}</w:t>
+      </w:r>
+    </w:p>
+    <w:p>
+      <w:pPr>
+        <w:ind w:left="5040" w:right="-720"/>
+        <w:jc w:val="center"/>
+        <w:rPr>
+          <w:rFonts w:ascii="Bookman Old Style" w:hAnsi="Bookman Old Style" w:cs="Tahoma"/>
+        </w:rPr>
+      </w:pPr>
+    </w:p>
+    <w:p>
+      <w:pPr>
+        <w:ind w:left="5040" w:right="-720"/>
+        <w:jc w:val="right"/>
+        <w:rPr>
+          <w:rFonts w:ascii="Bookman Old Style" w:hAnsi="Bookman Old Style" w:cs="Tahoma"/>
+        </w:rPr>
+      </w:pPr>
+      <w:r>
+        <w:rPr>
+          <w:rFonts w:ascii="Bookman Old Style" w:hAnsi="Bookman Old Style" w:cs="Tahoma"/>
+        </w:rPr>
+        <w:t xml:space="preserve">… </w:t>
+      </w:r>
+      <w:r>
+        <w:rPr>
+          <w:rFonts w:ascii="Bookman Old Style" w:hAnsi="Bookman Old Style" w:cs="Tahoma"/>
+        </w:rPr>
+        <w:t>SECOND PETITIONER</w:t>
+      </w:r>
+    </w:p>
+    <w:p>
+      <w:pPr>
+        <w:ind w:left="5040" w:right="-720"/>
+        <w:jc w:val="center"/>
+        <w:rPr>
+          <w:rFonts w:ascii="Bookman Old Style" w:hAnsi="Bookman Old Style" w:cs="Tahoma"/>
+        </w:rPr>
+      </w:pPr>
+    </w:p>
+    <w:p>
+      <w:pPr>
+        <w:ind w:left="5040" w:right="-720"/>
+        <w:jc w:val="center"/>
+        <w:rPr>
+          <w:rFonts w:ascii="Bookman Old Style" w:hAnsi="Bookman Old Style" w:cs="Tahoma"/>
+        </w:rPr>
+      </w:pPr>
+    </w:p>
+    <w:p>
+      <w:pPr>
+        <w:ind w:left="5040" w:right="-720"/>
+        <w:jc w:val="center"/>
+        <w:rPr>
+          <w:rFonts w:ascii="Bookman Old Style" w:hAnsi="Bookman Old Style" w:cs="Tahoma"/>
+        </w:rPr>
+      </w:pPr>
+    </w:p>
+    <w:p>
+      <w:pPr>
+        <w:ind w:left="5040" w:right="-720"/>
+        <w:jc w:val="center"/>
+        <w:rPr>
+          <w:rFonts w:ascii="Bookman Old Style" w:hAnsi="Bookman Old Style" w:cs="Tahoma"/>
+        </w:rPr>
+      </w:pPr>
+    </w:p>
+    <w:p>
+      <w:pPr>
+        <w:ind w:left="5040" w:right="-720"/>
+        <w:jc w:val="center"/>
+        <w:rPr>
+          <w:rFonts w:ascii="Bookman Old Style" w:hAnsi="Bookman Old Style" w:cs="Tahoma"/>
+          <w:b/>
+          <w:bCs/>
+          <w:sz w:val="48"/>
+          <w:szCs w:val="48"/>
+        </w:rPr>
+      </w:pPr>
+      <w:r>
+        <w:rPr>
+          <w:rFonts w:ascii="Bookman Old Style" w:hAnsi="Bookman Old Style" w:cs="Tahoma"/>
+          <w:b/>
+          <w:bCs/>
+          <w:sz w:val="48"/>
+          <w:szCs w:val="48"/>
+        </w:rPr>
+        <w:t>VAKALAT</w:t>
+      </w:r>
+    </w:p>
+    <w:p>
+      <w:pPr>
+        <w:ind w:left="5040" w:right="-720"/>
+        <w:jc w:val="center"/>
+        <w:rPr>
+          <w:rFonts w:ascii="Bookman Old Style" w:hAnsi="Bookman Old Style" w:cs="Tahoma"/>
+          <w:b/>
+          <w:bCs/>
           <w:u w:val="single"/>
         </w:rPr>
-        <w:lastRenderedPageBreak/>
-        <w:t xml:space="preserve">IN THE COURT OF </w:t>
-      </w:r>
-      <w:proofErr w:type="gramStart"/>
+      </w:pPr>
       <w:r>
         <w:rPr>
           <w:rFonts w:ascii="Bookman Old Style" w:hAnsi="Bookman Old Style" w:cs="Tahoma"/>
           <w:b/>
           <w:bCs/>
-          <w:sz w:val="22"/>
           <w:u w:val="single"/>
         </w:rPr>
-        <w:t xml:space="preserve">THE  </w:t>
-      </w:r>
-      <w:r>
-        <w:rPr>
-          <w:rFonts w:ascii="Bookman Old Style" w:hAnsi="Bookman Old Style" w:cs="Tahoma"/>
-          <w:b/>
+        <w:t>ACCEPTED</w:t>
+      </w:r>
+    </w:p>
+    <w:p>
+      <w:pPr>
+        <w:ind w:left="5040" w:right="-720"/>
+        <w:jc w:val="center"/>
+        <w:rPr>
+          <w:rFonts w:ascii="Bookman Old Style" w:hAnsi="Bookman Old Style" w:cs="Tahoma"/>
+        </w:rPr>
+      </w:pPr>
+    </w:p>
+    <w:p>
+      <w:pPr>
+        <w:ind w:left="5040" w:right="-720"/>
+        <w:jc w:val="center"/>
+        <w:rPr>
+          <w:rFonts w:ascii="Bookman Old Style" w:hAnsi="Bookman Old Style" w:cs="Tahoma"/>
+        </w:rPr>
+      </w:pPr>
+    </w:p>
+    <w:p>
+      <w:pPr>
+        <w:ind w:left="5040" w:right="-720"/>
+        <w:jc w:val="center"/>
+        <w:rPr>
+          <w:rFonts w:ascii="Bookman Old Style" w:hAnsi="Bookman Old Style" w:cs="Tahoma"/>
+        </w:rPr>
+      </w:pPr>
+    </w:p>
+    <w:p>
+      <w:pPr>
+        <w:ind w:left="5040" w:right="-720"/>
+        <w:jc w:val="center"/>
+        <w:rPr>
+          <w:rFonts w:ascii="Bookman Old Style" w:hAnsi="Bookman Old Style" w:cs="Tahoma"/>
+        </w:rPr>
+      </w:pPr>
+    </w:p>
+    <w:p>
+      <w:pPr>
+        <w:ind w:left="5040" w:right="-720"/>
+        <w:jc w:val="center"/>
+        <w:rPr>
+          <w:rFonts w:ascii="Bookman Old Style" w:hAnsi="Bookman Old Style" w:cs="Tahoma"/>
+        </w:rPr>
+      </w:pPr>
+    </w:p>
+    <w:p>
+      <w:pPr>
+        <w:ind w:left="5040" w:right="-720"/>
+        <w:rPr>
+          <w:rFonts w:ascii="Bookman Old Style" w:hAnsi="Bookman Old Style" w:cs="Tahoma"/>
+        </w:rPr>
+      </w:pPr>
+      <w:r>
+        <w:rPr>
+          <w:rFonts w:ascii="Bookman Old Style" w:hAnsi="Bookman Old Style" w:cs="Tahoma"/>
+        </w:rPr>
+        <w:t xml:space="preserve">FILED ON: </w:t>
+      </w:r>
+      <w:r>
+        <w:rPr>
+          <w:rFonts w:ascii="Bookman Old Style" w:hAnsi="Bookman Old Style" w:cs="Tahoma"/>
           <w:noProof/>
-          <w:sz w:val="22"/>
+        </w:rPr>
+        <w:t>{{dof}}</w:t>
+      </w:r>
+    </w:p>
+    <w:p>
+      <w:pPr>
+        <w:ind w:left="5040" w:right="-720"/>
+        <w:jc w:val="center"/>
+        <w:rPr>
+          <w:rFonts w:ascii="Bookman Old Style" w:hAnsi="Bookman Old Style" w:cs="Tahoma"/>
+        </w:rPr>
+      </w:pPr>
+    </w:p>
+    <w:p>
+      <w:pPr>
+        <w:ind w:left="5040" w:right="-720"/>
+        <w:jc w:val="center"/>
+        <w:rPr>
+          <w:rFonts w:ascii="Bookman Old Style" w:hAnsi="Bookman Old Style" w:cs="Tahoma"/>
+        </w:rPr>
+      </w:pPr>
+    </w:p>
+    <w:p>
+      <w:pPr>
+        <w:ind w:left="5040" w:right="-720"/>
+        <w:rPr>
+          <w:rFonts w:ascii="Bookman Old Style" w:hAnsi="Bookman Old Style" w:cs="Tahoma"/>
+        </w:rPr>
+      </w:pPr>
+      <w:r>
+        <w:rPr>
+          <w:rFonts w:ascii="Bookman Old Style" w:hAnsi="Bookman Old Style" w:cs="Tahoma"/>
+        </w:rPr>
+        <w:t>FILED BY:</w:t>
+      </w:r>
+    </w:p>
+    <w:p>
+      <w:pPr>
+        <w:ind w:left="5040" w:right="-720"/>
+        <w:rPr>
+          <w:rFonts w:ascii="Bookman Old Style" w:hAnsi="Bookman Old Style" w:cs="Tahoma"/>
+        </w:rPr>
+      </w:pPr>
+    </w:p>
+    <w:p>
+      <w:pPr>
+        <w:ind w:left="5040" w:right="-720"/>
+        <w:rPr>
+          <w:rFonts w:ascii="Bookman Old Style" w:hAnsi="Bookman Old Style" w:cs="Tahoma"/>
           <w:u w:val="single"/>
         </w:rPr>
-        <w:t>{</w:t>
-      </w:r>
-      <w:proofErr w:type="gramEnd"/>
-      <w:r>
-        <w:rPr>
-          <w:rFonts w:ascii="Bookman Old Style" w:hAnsi="Bookman Old Style" w:cs="Tahoma"/>
-          <w:b/>
+      </w:pPr>
+      <w:r>
+        <w:rPr>
+          <w:rFonts w:ascii="Bookman Old Style" w:hAnsi="Bookman Old Style" w:cs="Tahoma"/>
+          <w:u w:val="single"/>
+        </w:rPr>
+        <w:t xml:space="preserve">Address for Service: </w:t>
+      </w:r>
+    </w:p>
+    <w:p>
+      <w:pPr>
+        <w:ind w:left="5040" w:right="-720"/>
+        <w:rPr>
+          <w:rFonts w:ascii="Bookman Old Style" w:hAnsi="Bookman Old Style" w:cs="Tahoma"/>
+        </w:rPr>
+      </w:pPr>
+    </w:p>
+    <w:p>
+      <w:pPr>
+        <w:ind w:left="5040" w:right="-720"/>
+        <w:jc w:val="both"/>
+        <w:rPr>
+          <w:rFonts w:ascii="Bookman Old Style" w:hAnsi="Bookman Old Style" w:cs="Tahoma"/>
+        </w:rPr>
+      </w:pPr>
+      <w:r>
+        <w:rPr>
+          <w:rFonts w:ascii="Bookman Old Style" w:hAnsi="Bookman Old Style" w:cs="Tahoma"/>
           <w:noProof/>
-          <w:sz w:val="22"/>
-          <w:u w:val="single"/>
-        </w:rPr>
-        <w:t>{court_name}}</w:t>
-      </w:r>
-    </w:p>
-    <w:p>
-      <w:pPr>
-        <w:jc w:val="center"/>
-        <w:rPr>
-          <w:rFonts w:ascii="Bookman Old Style" w:hAnsi="Bookman Old Style" w:cs="Tahoma"/>
-          <w:b/>
-          <w:bCs/>
-          <w:sz w:val="22"/>
-          <w:u w:val="single"/>
-        </w:rPr>
-      </w:pPr>
-    </w:p>
-    <w:p>
-      <w:pPr>
-        <w:jc w:val="center"/>
-        <w:rPr>
-          <w:rFonts w:ascii="Bookman Old Style" w:hAnsi="Bookman Old Style" w:cs="Tahoma"/>
-          <w:sz w:val="22"/>
-        </w:rPr>
-      </w:pPr>
-    </w:p>
-    <w:p>
-      <w:pPr>
-        <w:jc w:val="center"/>
-        <w:rPr>
-          <w:rFonts w:ascii="Bookman Old Style" w:hAnsi="Bookman Old Style" w:cs="Tahoma"/>
-          <w:sz w:val="22"/>
-          <w:szCs w:val="22"/>
-        </w:rPr>
-      </w:pPr>
-      <w:proofErr w:type="spellStart"/>
-      <w:r>
-        <w:rPr>
-          <w:rFonts w:ascii="Bookman Old Style" w:hAnsi="Bookman Old Style" w:cs="Tahoma"/>
-          <w:sz w:val="22"/>
-          <w:szCs w:val="22"/>
-        </w:rPr>
-        <w:t>F.C.O.P.</w:t>
-      </w:r>
-      <w:r>
-        <w:rPr>
-          <w:rFonts w:ascii="Bookman Old Style" w:hAnsi="Bookman Old Style" w:cs="Tahoma"/>
-          <w:sz w:val="22"/>
-          <w:szCs w:val="22"/>
-        </w:rPr>
-        <w:t>No</w:t>
-      </w:r>
-      <w:proofErr w:type="spellEnd"/>
-      <w:r>
-        <w:rPr>
-          <w:rFonts w:ascii="Bookman Old Style" w:hAnsi="Bookman Old Style" w:cs="Tahoma"/>
-          <w:sz w:val="22"/>
-          <w:szCs w:val="22"/>
-        </w:rPr>
-        <w:t xml:space="preserve">.                  OF </w:t>
-      </w:r>
-      <w:r>
-        <w:rPr>
-          <w:rFonts w:ascii="Bookman Old Style" w:hAnsi="Bookman Old Style" w:cs="Tahoma"/>
-          <w:noProof/>
-          <w:sz w:val="22"/>
-          <w:szCs w:val="22"/>
-        </w:rPr>
-        <w:t>{{year}}</w:t>
-      </w:r>
-    </w:p>
-    <w:p>
-      <w:pPr>
-        <w:jc w:val="both"/>
-        <w:rPr>
-          <w:rFonts w:ascii="Bookman Old Style" w:hAnsi="Bookman Old Style" w:cs="Tahoma"/>
-          <w:sz w:val="22"/>
-        </w:rPr>
-      </w:pPr>
-    </w:p>
-    <w:p>
-      <w:pPr>
-        <w:jc w:val="both"/>
-        <w:rPr>
-          <w:rFonts w:ascii="Bookman Old Style" w:hAnsi="Bookman Old Style" w:cs="Tahoma"/>
-          <w:sz w:val="22"/>
-        </w:rPr>
-      </w:pPr>
-      <w:r>
-        <w:rPr>
-          <w:rFonts w:ascii="Bookman Old Style" w:hAnsi="Bookman Old Style" w:cs="Tahoma"/>
-          <w:sz w:val="22"/>
-        </w:rPr>
-        <w:t>BETWEEN:</w:t>
-      </w:r>
-    </w:p>
-    <w:p>
-      <w:pPr>
-        <w:jc w:val="both"/>
-        <w:rPr>
-          <w:rFonts w:ascii="Bookman Old Style" w:hAnsi="Bookman Old Style" w:cs="Tahoma"/>
-          <w:sz w:val="22"/>
-        </w:rPr>
-      </w:pPr>
-    </w:p>
-    <w:p>
-      <w:pPr>
-        <w:jc w:val="both"/>
-        <w:rPr>
-          <w:rFonts w:ascii="Bookman Old Style" w:hAnsi="Bookman Old Style" w:cs="Tahoma"/>
-          <w:sz w:val="22"/>
-        </w:rPr>
-      </w:pPr>
-      <w:r>
-        <w:rPr>
-          <w:rFonts w:ascii="Bookman Old Style" w:hAnsi="Bookman Old Style" w:cs="Tahoma"/>
-          <w:noProof/>
-          <w:sz w:val="22"/>
-        </w:rPr>
-        <w:t>{{pet_name}}</w:t>
-      </w:r>
-    </w:p>
-    <w:p>
-      <w:pPr>
-        <w:jc w:val="right"/>
-        <w:rPr>
-          <w:rFonts w:ascii="Bookman Old Style" w:hAnsi="Bookman Old Style" w:cs="Tahoma"/>
-          <w:sz w:val="22"/>
-        </w:rPr>
-      </w:pPr>
-      <w:r>
-        <w:rPr>
-          <w:rFonts w:ascii="Bookman Old Style" w:hAnsi="Bookman Old Style" w:cs="Tahoma"/>
-          <w:sz w:val="22"/>
-        </w:rPr>
-        <w:t xml:space="preserve">….  FIRST PETITIONER </w:t>
-      </w:r>
-    </w:p>
-    <w:p>
-      <w:pPr>
-        <w:jc w:val="both"/>
-        <w:rPr>
-          <w:rFonts w:ascii="Bookman Old Style" w:hAnsi="Bookman Old Style" w:cs="Tahoma"/>
-          <w:sz w:val="22"/>
-        </w:rPr>
-      </w:pPr>
-      <w:r>
-        <w:rPr>
-          <w:rFonts w:ascii="Bookman Old Style" w:hAnsi="Bookman Old Style" w:cs="Tahoma"/>
-          <w:sz w:val="22"/>
-        </w:rPr>
-        <w:t xml:space="preserve">        AND</w:t>
-      </w:r>
-    </w:p>
-    <w:p>
-      <w:pPr>
-        <w:jc w:val="both"/>
-        <w:rPr>
-          <w:rFonts w:ascii="Bookman Old Style" w:hAnsi="Bookman Old Style" w:cs="Tahoma"/>
-          <w:sz w:val="22"/>
-        </w:rPr>
-      </w:pPr>
-    </w:p>
-    <w:p>
-      <w:pPr>
-        <w:jc w:val="both"/>
-        <w:rPr>
-          <w:rFonts w:ascii="Bookman Old Style" w:hAnsi="Bookman Old Style" w:cs="Tahoma"/>
-          <w:sz w:val="22"/>
-        </w:rPr>
-      </w:pPr>
-      <w:r>
-        <w:rPr>
-          <w:rFonts w:ascii="Bookman Old Style" w:hAnsi="Bookman Old Style" w:cs="Tahoma"/>
-          <w:noProof/>
-          <w:sz w:val="22"/>
-        </w:rPr>
-        <w:t>{{res_name}}</w:t>
-      </w:r>
-    </w:p>
-    <w:p>
-      <w:pPr>
-        <w:jc w:val="right"/>
-        <w:rPr>
-          <w:rFonts w:ascii="Bookman Old Style" w:hAnsi="Bookman Old Style" w:cs="Tahoma"/>
-          <w:sz w:val="22"/>
-        </w:rPr>
-      </w:pPr>
-      <w:proofErr w:type="gramStart"/>
-      <w:r>
-        <w:rPr>
-          <w:rFonts w:ascii="Bookman Old Style" w:hAnsi="Bookman Old Style" w:cs="Tahoma"/>
-          <w:sz w:val="22"/>
-        </w:rPr>
-        <w:t>…..</w:t>
-      </w:r>
-      <w:proofErr w:type="gramEnd"/>
-      <w:r>
-        <w:rPr>
-          <w:rFonts w:ascii="Bookman Old Style" w:hAnsi="Bookman Old Style" w:cs="Tahoma"/>
-          <w:sz w:val="22"/>
-        </w:rPr>
-        <w:t>SECOND PETITIONER</w:t>
-      </w:r>
-    </w:p>
-    <w:p>
-      <w:pPr>
-        <w:jc w:val="right"/>
-        <w:rPr>
-          <w:rFonts w:ascii="Bookman Old Style" w:hAnsi="Bookman Old Style" w:cs="Tahoma"/>
-          <w:sz w:val="22"/>
-        </w:rPr>
-      </w:pPr>
-    </w:p>
-    <w:p>
-      <w:pPr>
-        <w:jc w:val="right"/>
-        <w:rPr>
-          <w:rFonts w:ascii="Bookman Old Style" w:hAnsi="Bookman Old Style" w:cs="Tahoma"/>
-          <w:sz w:val="22"/>
-        </w:rPr>
-      </w:pPr>
-    </w:p>
-    <w:p>
-      <w:pPr>
-        <w:jc w:val="both"/>
-        <w:rPr>
-          <w:rFonts w:ascii="Bookman Old Style" w:hAnsi="Bookman Old Style" w:cs="Tahoma"/>
-          <w:sz w:val="22"/>
-        </w:rPr>
-      </w:pPr>
-      <w:r>
-        <w:rPr>
-          <w:rFonts w:ascii="Bookman Old Style" w:hAnsi="Bookman Old Style" w:cs="Tahoma"/>
-          <w:sz w:val="22"/>
-        </w:rPr>
-        <w:t xml:space="preserve">     We, </w:t>
-      </w:r>
-      <w:r>
-        <w:rPr>
-          <w:rFonts w:ascii="Bookman Old Style" w:hAnsi="Bookman Old Style" w:cs="Tahoma"/>
-          <w:noProof/>
-          <w:sz w:val="22"/>
-        </w:rPr>
-        <w:t>{{pet_name}}</w:t>
-      </w:r>
-      <w:r>
-        <w:rPr>
-          <w:rFonts w:ascii="Bookman Old Style" w:hAnsi="Bookman Old Style" w:cs="Tahoma"/>
-          <w:sz w:val="22"/>
-        </w:rPr>
-        <w:t xml:space="preserve"> and </w:t>
-      </w:r>
-      <w:r>
-        <w:rPr>
-          <w:rFonts w:ascii="Bookman Old Style" w:hAnsi="Bookman Old Style" w:cs="Tahoma"/>
-          <w:noProof/>
-          <w:sz w:val="22"/>
-        </w:rPr>
-        <w:t>{{res_name}}</w:t>
-      </w:r>
-      <w:r>
-        <w:rPr>
-          <w:rFonts w:ascii="Bookman Old Style" w:hAnsi="Bookman Old Style" w:cs="Tahoma"/>
-          <w:sz w:val="22"/>
-        </w:rPr>
-        <w:t xml:space="preserve"> do hereby appoint and retain</w:t>
-      </w:r>
-    </w:p>
-    <w:p>
-      <w:pPr>
-        <w:jc w:val="both"/>
-        <w:rPr>
-          <w:rFonts w:ascii="Bookman Old Style" w:hAnsi="Bookman Old Style" w:cs="Tahoma"/>
-          <w:sz w:val="22"/>
-        </w:rPr>
-      </w:pPr>
-    </w:p>
-    <w:p>
-      <w:pPr>
-        <w:jc w:val="center"/>
-        <w:rPr>
-          <w:rFonts w:ascii="Bookman Old Style" w:hAnsi="Bookman Old Style" w:cs="Tahoma"/>
-          <w:b/>
-          <w:sz w:val="32"/>
-          <w:szCs w:val="32"/>
-        </w:rPr>
-      </w:pPr>
-      <w:r>
-        <w:rPr>
-          <w:rFonts w:ascii="Bookman Old Style" w:hAnsi="Bookman Old Style" w:cs="Tahoma"/>
-          <w:b/>
-          <w:noProof/>
-          <w:sz w:val="32"/>
-          <w:szCs w:val="32"/>
-        </w:rPr>
-        <w:t>{{adv_name}}</w:t>
-      </w:r>
-    </w:p>
-    <w:p>
-      <w:pPr>
-        <w:jc w:val="center"/>
-        <w:rPr>
-          <w:rFonts w:ascii="Bookman Old Style" w:hAnsi="Bookman Old Style" w:cs="Tahoma"/>
-          <w:b/>
-          <w:bCs/>
-          <w:sz w:val="22"/>
-        </w:rPr>
-      </w:pPr>
-      <w:r>
-        <w:rPr>
-          <w:rFonts w:ascii="Bookman Old Style" w:hAnsi="Bookman Old Style" w:cs="Tahoma"/>
-          <w:b/>
-          <w:bCs/>
-          <w:sz w:val="22"/>
-        </w:rPr>
-        <w:t>Advocate</w:t>
-      </w:r>
-    </w:p>
-    <w:p>
-      <w:pPr>
-        <w:jc w:val="both"/>
-        <w:rPr>
-          <w:rFonts w:ascii="Bookman Old Style" w:hAnsi="Bookman Old Style" w:cs="Tahoma"/>
-          <w:sz w:val="22"/>
-        </w:rPr>
-      </w:pPr>
-    </w:p>
-    <w:p>
-      <w:pPr>
-        <w:jc w:val="both"/>
-        <w:rPr>
-          <w:rFonts w:ascii="Bookman Old Style" w:hAnsi="Bookman Old Style" w:cs="Tahoma"/>
-          <w:sz w:val="22"/>
-        </w:rPr>
-      </w:pPr>
-    </w:p>
-    <w:p>
-      <w:pPr>
-        <w:jc w:val="both"/>
-        <w:rPr>
-          <w:rFonts w:ascii="Bookman Old Style" w:hAnsi="Bookman Old Style" w:cs="Tahoma"/>
-          <w:sz w:val="20"/>
-        </w:rPr>
-      </w:pPr>
-      <w:r>
-        <w:rPr>
-          <w:rFonts w:ascii="Bookman Old Style" w:hAnsi="Bookman Old Style" w:cs="Tahoma"/>
-          <w:sz w:val="20"/>
-        </w:rPr>
-        <w:t xml:space="preserve">     Advocate/s to appear for me/us in the above Suit/Appeal/Petition/Case and to conduct and prosecute or defend the same and all proceedings that may be taken in respect of any application for execution of any decree or order passed therein. I/We empower my/our Advocate/s to appear in all miscellaneous proceedings in the above suit or matter till all decrees or order are fully satisfied, or adjusted, to compromise and obtain the return of documents and draw any money that might be payable to me/us in the said suit or matter and I/We do further empower my/our Advocate/s to accept on my/our behalf service of notice of all or any appeal or petition filed in any court or appeal Reference or Revision with regard to the said suit or matter before disposal of the same in </w:t>
-      </w:r>
-      <w:proofErr w:type="spellStart"/>
-      <w:r>
-        <w:rPr>
-          <w:rFonts w:ascii="Bookman Old Style" w:hAnsi="Bookman Old Style" w:cs="Tahoma"/>
-          <w:sz w:val="20"/>
-        </w:rPr>
-        <w:t>Honourable</w:t>
-      </w:r>
-      <w:proofErr w:type="spellEnd"/>
-      <w:r>
-        <w:rPr>
-          <w:rFonts w:ascii="Bookman Old Style" w:hAnsi="Bookman Old Style" w:cs="Tahoma"/>
-          <w:sz w:val="20"/>
-        </w:rPr>
-        <w:t xml:space="preserve"> Court.</w:t>
-      </w:r>
-    </w:p>
-    <w:p>
-      <w:pPr>
-        <w:jc w:val="both"/>
-        <w:rPr>
-          <w:rFonts w:ascii="Bookman Old Style" w:hAnsi="Bookman Old Style" w:cs="Tahoma"/>
-          <w:sz w:val="20"/>
-        </w:rPr>
-      </w:pPr>
-    </w:p>
-    <w:p>
-      <w:pPr>
-        <w:jc w:val="both"/>
-        <w:rPr>
-          <w:rFonts w:ascii="Bookman Old Style" w:hAnsi="Bookman Old Style" w:cs="Tahoma"/>
-          <w:sz w:val="20"/>
-        </w:rPr>
-      </w:pPr>
-    </w:p>
-    <w:p>
-      <w:pPr>
-        <w:jc w:val="both"/>
-        <w:rPr>
-          <w:rFonts w:ascii="Bookman Old Style" w:hAnsi="Bookman Old Style" w:cs="Tahoma"/>
-          <w:sz w:val="20"/>
-        </w:rPr>
-      </w:pPr>
-    </w:p>
-    <w:p>
-      <w:pPr>
-        <w:jc w:val="both"/>
-        <w:rPr>
-          <w:rFonts w:ascii="Bookman Old Style" w:hAnsi="Bookman Old Style" w:cs="Tahoma"/>
-          <w:sz w:val="20"/>
-        </w:rPr>
-      </w:pPr>
-    </w:p>
-    <w:p>
-      <w:pPr>
-        <w:jc w:val="both"/>
-        <w:rPr>
-          <w:rFonts w:ascii="Bookman Old Style" w:hAnsi="Bookman Old Style" w:cs="Tahoma"/>
-          <w:sz w:val="20"/>
-        </w:rPr>
-      </w:pPr>
-    </w:p>
-    <w:p>
-      <w:pPr>
-        <w:jc w:val="both"/>
-        <w:rPr>
-          <w:rFonts w:ascii="Bookman Old Style" w:hAnsi="Bookman Old Style" w:cs="Tahoma"/>
-          <w:sz w:val="20"/>
-        </w:rPr>
-      </w:pPr>
-    </w:p>
-    <w:p>
-      <w:pPr>
-        <w:jc w:val="both"/>
-        <w:rPr>
-          <w:rFonts w:ascii="Bookman Old Style" w:hAnsi="Bookman Old Style" w:cs="Tahoma"/>
-          <w:sz w:val="20"/>
-        </w:rPr>
-      </w:pPr>
-    </w:p>
-    <w:p>
-      <w:pPr>
-        <w:jc w:val="both"/>
-        <w:rPr>
-          <w:rFonts w:ascii="Bookman Old Style" w:hAnsi="Bookman Old Style" w:cs="Tahoma"/>
-          <w:sz w:val="20"/>
-        </w:rPr>
-      </w:pPr>
-      <w:r>
-        <w:rPr>
-          <w:rFonts w:ascii="Bookman Old Style" w:hAnsi="Bookman Old Style" w:cs="Tahoma"/>
-          <w:sz w:val="20"/>
-        </w:rPr>
-        <w:t xml:space="preserve">     I certified that the executant who is well acquainted with English, read this Vakalatnama that the contents of this Vakalatnama were read out and explained in Urdu/Hindi/Telugu to the executant he/she/they being unacquainted with English, who appeared perfectly to understand the same and signed or put his/her/their name or mark in my presence.</w:t>
-      </w:r>
-    </w:p>
-    <w:p>
-      <w:pPr>
-        <w:jc w:val="both"/>
-        <w:rPr>
-          <w:rFonts w:ascii="Bookman Old Style" w:hAnsi="Bookman Old Style" w:cs="Tahoma"/>
-          <w:sz w:val="20"/>
-        </w:rPr>
-      </w:pPr>
-    </w:p>
-    <w:p>
-      <w:pPr>
-        <w:jc w:val="both"/>
-        <w:rPr>
-          <w:rFonts w:ascii="Bookman Old Style" w:hAnsi="Bookman Old Style" w:cs="Tahoma"/>
-          <w:sz w:val="20"/>
-        </w:rPr>
-      </w:pPr>
-    </w:p>
-    <w:p>
-      <w:pPr>
-        <w:jc w:val="both"/>
-        <w:rPr>
-          <w:rFonts w:ascii="Bookman Old Style" w:hAnsi="Bookman Old Style" w:cs="Tahoma"/>
-          <w:sz w:val="20"/>
-        </w:rPr>
-      </w:pPr>
-      <w:r>
-        <w:rPr>
-          <w:rFonts w:ascii="Bookman Old Style" w:hAnsi="Bookman Old Style" w:cs="Tahoma"/>
-          <w:sz w:val="20"/>
-        </w:rPr>
-        <w:t xml:space="preserve">Identified by </w:t>
-      </w:r>
-      <w:smartTag w:uri="urn:schemas-microsoft-com:office:smarttags" w:element="PersonName">
-        <w:r>
-          <w:rPr>
-            <w:rFonts w:ascii="Bookman Old Style" w:hAnsi="Bookman Old Style" w:cs="Tahoma"/>
-            <w:sz w:val="20"/>
-          </w:rPr>
-          <w:t xml:space="preserve">Sri </w:t>
-        </w:r>
-        <w:smartTag w:uri="urn:schemas:contacts" w:element="Sn">
-          <w:r>
-            <w:rPr>
-              <w:rFonts w:ascii="Bookman Old Style" w:hAnsi="Bookman Old Style" w:cs="Tahoma"/>
-              <w:sz w:val="20"/>
-            </w:rPr>
-            <w:t>_______________________________</w:t>
-          </w:r>
-        </w:smartTag>
-      </w:smartTag>
-    </w:p>
-    <w:p>
-      <w:pPr>
-        <w:jc w:val="both"/>
-        <w:rPr>
-          <w:rFonts w:ascii="Bookman Old Style" w:hAnsi="Bookman Old Style" w:cs="Tahoma"/>
-          <w:sz w:val="20"/>
-        </w:rPr>
-      </w:pPr>
-    </w:p>
-    <w:p>
-      <w:pPr>
-        <w:rPr>
-          <w:rFonts w:ascii="Bookman Old Style" w:hAnsi="Bookman Old Style" w:cs="Tahoma"/>
-          <w:sz w:val="20"/>
-        </w:rPr>
-      </w:pPr>
-      <w:proofErr w:type="gramStart"/>
-      <w:r>
-        <w:rPr>
-          <w:rFonts w:ascii="Bookman Old Style" w:hAnsi="Bookman Old Style" w:cs="Tahoma"/>
-          <w:sz w:val="20"/>
-        </w:rPr>
-        <w:t>Executed  on</w:t>
-      </w:r>
-      <w:proofErr w:type="gramEnd"/>
-      <w:r>
-        <w:rPr>
-          <w:rFonts w:ascii="Bookman Old Style" w:hAnsi="Bookman Old Style" w:cs="Tahoma"/>
-          <w:sz w:val="20"/>
-        </w:rPr>
-        <w:t xml:space="preserve"> </w:t>
-      </w:r>
-      <w:r>
-        <w:rPr>
-          <w:rFonts w:ascii="Bookman Old Style" w:hAnsi="Bookman Old Style" w:cs="Tahoma"/>
-          <w:noProof/>
-          <w:sz w:val="20"/>
-        </w:rPr>
-        <w:t>{{dof</w:t>
-      </w:r>
-      <w:proofErr w:type="gramStart"/>
-      <w:r>
-        <w:rPr>
-          <w:rFonts w:ascii="Bookman Old Style" w:hAnsi="Bookman Old Style" w:cs="Tahoma"/>
-          <w:noProof/>
-          <w:sz w:val="20"/>
-        </w:rPr>
-        <w:t>}}</w:t>
-      </w:r>
-      <w:r>
-        <w:rPr>
-          <w:rFonts w:ascii="Bookman Old Style" w:hAnsi="Bookman Old Style" w:cs="Tahoma"/>
-          <w:sz w:val="20"/>
-        </w:rPr>
-        <w:t xml:space="preserve">   </w:t>
-      </w:r>
-      <w:proofErr w:type="gramEnd"/>
-      <w:r>
-        <w:rPr>
-          <w:rFonts w:ascii="Bookman Old Style" w:hAnsi="Bookman Old Style" w:cs="Tahoma"/>
-          <w:sz w:val="20"/>
-        </w:rPr>
-        <w:t xml:space="preserve">                                         ADVOCATE</w:t>
-      </w:r>
-    </w:p>
-    <w:p>
-      <w:pPr>
-        <w:rPr>
-          <w:rFonts w:ascii="Bookman Old Style" w:hAnsi="Bookman Old Style" w:cs="Tahoma"/>
-          <w:sz w:val="20"/>
-        </w:rPr>
-      </w:pPr>
-      <w:r>
-        <w:rPr>
-          <w:rFonts w:ascii="Bookman Old Style" w:hAnsi="Bookman Old Style" w:cs="Tahoma"/>
-          <w:sz w:val="20"/>
-        </w:rPr>
-        <w:t xml:space="preserve">At </w:t>
-      </w:r>
-      <w:r>
-        <w:rPr>
-          <w:rFonts w:ascii="Bookman Old Style" w:hAnsi="Bookman Old Style" w:cs="Tahoma"/>
-          <w:noProof/>
-          <w:sz w:val="20"/>
-        </w:rPr>
-        <w:t>{{place}}</w:t>
-      </w:r>
-    </w:p>
-    <w:p>
-      <w:pPr>
-        <w:rPr>
-          <w:rFonts w:ascii="Bookman Old Style" w:hAnsi="Bookman Old Style" w:cs="Tahoma"/>
-          <w:sz w:val="20"/>
-        </w:rPr>
-      </w:pPr>
-      <w:r>
-        <w:rPr>
-          <w:rFonts w:ascii="Bookman Old Style" w:hAnsi="Bookman Old Style" w:cs="Tahoma"/>
-          <w:sz w:val="20"/>
-        </w:rPr>
-        <w:br w:type="page"/>
-      </w:r>
-    </w:p>
-    <w:p>
-      <w:pPr>
-        <w:ind w:left="5040" w:right="-720"/>
-        <w:jc w:val="center"/>
-        <w:rPr>
-          <w:rFonts w:ascii="Bookman Old Style" w:hAnsi="Bookman Old Style" w:cs="Tahoma"/>
-          <w:sz w:val="22"/>
-        </w:rPr>
-      </w:pPr>
-    </w:p>
-    <w:p>
-      <w:pPr>
-        <w:ind w:left="5040" w:right="-720"/>
-        <w:jc w:val="center"/>
-        <w:rPr>
-          <w:rFonts w:ascii="Bookman Old Style" w:hAnsi="Bookman Old Style" w:cs="Tahoma"/>
-          <w:sz w:val="22"/>
-          <w:u w:val="single"/>
-        </w:rPr>
-      </w:pPr>
-      <w:r>
-        <w:rPr>
-          <w:rFonts w:ascii="Bookman Old Style" w:hAnsi="Bookman Old Style" w:cs="Tahoma"/>
-          <w:sz w:val="22"/>
-          <w:u w:val="single"/>
-        </w:rPr>
-        <w:t>IN THE COURT OF THE</w:t>
-      </w:r>
-    </w:p>
-    <w:p>
-      <w:pPr>
-        <w:ind w:left="5040" w:right="-720"/>
-        <w:jc w:val="center"/>
-        <w:rPr>
-          <w:rFonts w:ascii="Bookman Old Style" w:hAnsi="Bookman Old Style" w:cs="Tahoma"/>
-          <w:sz w:val="22"/>
-          <w:u w:val="single"/>
-        </w:rPr>
-      </w:pPr>
-      <w:r>
-        <w:rPr>
-          <w:rFonts w:ascii="Bookman Old Style" w:hAnsi="Bookman Old Style" w:cs="Tahoma"/>
-          <w:noProof/>
-          <w:sz w:val="22"/>
-          <w:u w:val="single"/>
-        </w:rPr>
-        <w:t>{{court_name}}</w:t>
-      </w:r>
-    </w:p>
-    <w:p>
-      <w:pPr>
-        <w:ind w:left="5040" w:right="-720"/>
-        <w:jc w:val="center"/>
-        <w:rPr>
-          <w:rFonts w:ascii="Bookman Old Style" w:hAnsi="Bookman Old Style" w:cs="Tahoma"/>
-          <w:sz w:val="22"/>
-        </w:rPr>
-      </w:pPr>
-    </w:p>
-    <w:p>
-      <w:pPr>
-        <w:ind w:left="5040" w:right="-720"/>
-        <w:jc w:val="center"/>
-        <w:rPr>
-          <w:rFonts w:ascii="Bookman Old Style" w:hAnsi="Bookman Old Style" w:cs="Tahoma"/>
-          <w:sz w:val="22"/>
-        </w:rPr>
-      </w:pPr>
-    </w:p>
-    <w:p>
-      <w:pPr>
-        <w:ind w:left="5040" w:right="-720"/>
-        <w:jc w:val="center"/>
-        <w:rPr>
-          <w:rFonts w:ascii="Bookman Old Style" w:hAnsi="Bookman Old Style" w:cs="Tahoma"/>
-          <w:sz w:val="22"/>
-          <w:szCs w:val="22"/>
-        </w:rPr>
-      </w:pPr>
-      <w:r>
-        <w:rPr>
-          <w:rFonts w:ascii="Bookman Old Style" w:hAnsi="Bookman Old Style" w:cs="Tahoma"/>
-          <w:sz w:val="22"/>
-          <w:szCs w:val="22"/>
-        </w:rPr>
-        <w:t>F.C.O.P.</w:t>
-      </w:r>
-      <w:r>
-        <w:rPr>
-          <w:rFonts w:ascii="Bookman Old Style" w:hAnsi="Bookman Old Style" w:cs="Tahoma"/>
-          <w:sz w:val="22"/>
-          <w:szCs w:val="22"/>
-        </w:rPr>
-        <w:t xml:space="preserve"> </w:t>
-      </w:r>
-      <w:r>
-        <w:rPr>
-          <w:rFonts w:ascii="Bookman Old Style" w:hAnsi="Bookman Old Style" w:cs="Tahoma"/>
-          <w:sz w:val="22"/>
-          <w:szCs w:val="22"/>
-        </w:rPr>
-        <w:t xml:space="preserve">No.              OF </w:t>
-      </w:r>
-      <w:r>
-        <w:rPr>
-          <w:rFonts w:ascii="Bookman Old Style" w:hAnsi="Bookman Old Style" w:cs="Tahoma"/>
-          <w:noProof/>
-          <w:sz w:val="22"/>
-          <w:szCs w:val="22"/>
-        </w:rPr>
-        <w:t>{{year}}</w:t>
-      </w:r>
-    </w:p>
-    <w:p>
-      <w:pPr>
-        <w:ind w:left="5040" w:right="-720"/>
-        <w:jc w:val="center"/>
-        <w:rPr>
-          <w:rFonts w:ascii="Bookman Old Style" w:hAnsi="Bookman Old Style" w:cs="Tahoma"/>
-          <w:sz w:val="22"/>
-        </w:rPr>
-      </w:pPr>
-    </w:p>
-    <w:p>
-      <w:pPr>
-        <w:ind w:left="5040" w:right="-720"/>
-        <w:jc w:val="center"/>
-        <w:rPr>
-          <w:rFonts w:ascii="Bookman Old Style" w:hAnsi="Bookman Old Style" w:cs="Tahoma"/>
-          <w:sz w:val="22"/>
-        </w:rPr>
-      </w:pPr>
-    </w:p>
-    <w:p>
-      <w:pPr>
-        <w:ind w:left="5040" w:right="-720"/>
-        <w:jc w:val="center"/>
-        <w:rPr>
-          <w:rFonts w:ascii="Bookman Old Style" w:hAnsi="Bookman Old Style" w:cs="Tahoma"/>
-          <w:sz w:val="22"/>
-        </w:rPr>
-      </w:pPr>
-    </w:p>
-    <w:p>
-      <w:pPr>
-        <w:ind w:left="5040" w:right="-720"/>
-        <w:rPr>
-          <w:rFonts w:ascii="Bookman Old Style" w:hAnsi="Bookman Old Style" w:cs="Tahoma"/>
-          <w:sz w:val="22"/>
-        </w:rPr>
-      </w:pPr>
-      <w:r>
-        <w:rPr>
-          <w:rFonts w:ascii="Bookman Old Style" w:hAnsi="Bookman Old Style" w:cs="Tahoma"/>
-          <w:sz w:val="22"/>
-        </w:rPr>
-        <w:t>BETWEEN:</w:t>
-      </w:r>
-    </w:p>
-    <w:p>
-      <w:pPr>
-        <w:ind w:left="5040" w:right="-720"/>
-        <w:rPr>
-          <w:rFonts w:ascii="Bookman Old Style" w:hAnsi="Bookman Old Style" w:cs="Tahoma"/>
-          <w:sz w:val="22"/>
-        </w:rPr>
-      </w:pPr>
-    </w:p>
-    <w:p>
-      <w:pPr>
-        <w:ind w:left="5040" w:right="-900"/>
-        <w:jc w:val="both"/>
-        <w:rPr>
-          <w:rFonts w:ascii="Bookman Old Style" w:hAnsi="Bookman Old Style" w:cs="Tahoma"/>
-          <w:sz w:val="22"/>
-        </w:rPr>
-      </w:pPr>
-      <w:r>
-        <w:rPr>
-          <w:rFonts w:ascii="Bookman Old Style" w:hAnsi="Bookman Old Style" w:cs="Tahoma"/>
-          <w:noProof/>
-          <w:sz w:val="22"/>
-        </w:rPr>
-        <w:t>{{pet_name}}</w:t>
-      </w:r>
-    </w:p>
-    <w:p>
-      <w:pPr>
-        <w:ind w:left="5040" w:right="-720"/>
-        <w:rPr>
-          <w:rFonts w:ascii="Bookman Old Style" w:hAnsi="Bookman Old Style" w:cs="Tahoma"/>
-          <w:sz w:val="22"/>
-        </w:rPr>
-      </w:pPr>
-    </w:p>
-    <w:p>
-      <w:pPr>
-        <w:ind w:left="5040" w:right="-720"/>
-        <w:jc w:val="right"/>
-        <w:rPr>
-          <w:rFonts w:ascii="Bookman Old Style" w:hAnsi="Bookman Old Style" w:cs="Tahoma"/>
-          <w:sz w:val="22"/>
-        </w:rPr>
-      </w:pPr>
-      <w:r>
-        <w:rPr>
-          <w:rFonts w:ascii="Bookman Old Style" w:hAnsi="Bookman Old Style" w:cs="Tahoma"/>
-          <w:sz w:val="22"/>
-        </w:rPr>
-        <w:t>…</w:t>
-      </w:r>
-      <w:r>
-        <w:rPr>
-          <w:rFonts w:ascii="Bookman Old Style" w:hAnsi="Bookman Old Style" w:cs="Tahoma"/>
-          <w:sz w:val="22"/>
-        </w:rPr>
-        <w:t xml:space="preserve"> </w:t>
-      </w:r>
-      <w:r>
-        <w:rPr>
-          <w:rFonts w:ascii="Bookman Old Style" w:hAnsi="Bookman Old Style" w:cs="Tahoma"/>
-          <w:sz w:val="22"/>
-        </w:rPr>
-        <w:t>FIRST PETITIONER</w:t>
-      </w:r>
-    </w:p>
-    <w:p>
-      <w:pPr>
-        <w:ind w:left="5040" w:right="-720"/>
-        <w:jc w:val="center"/>
-        <w:rPr>
-          <w:rFonts w:ascii="Bookman Old Style" w:hAnsi="Bookman Old Style" w:cs="Tahoma"/>
-          <w:sz w:val="22"/>
-        </w:rPr>
-      </w:pPr>
-    </w:p>
-    <w:p>
-      <w:pPr>
-        <w:ind w:left="5040" w:right="-720"/>
-        <w:jc w:val="center"/>
-        <w:rPr>
-          <w:rFonts w:ascii="Bookman Old Style" w:hAnsi="Bookman Old Style" w:cs="Tahoma"/>
-          <w:sz w:val="22"/>
-        </w:rPr>
-      </w:pPr>
-      <w:r>
-        <w:rPr>
-          <w:rFonts w:ascii="Bookman Old Style" w:hAnsi="Bookman Old Style" w:cs="Tahoma"/>
-          <w:sz w:val="22"/>
-        </w:rPr>
-        <w:t>AND</w:t>
-      </w:r>
-    </w:p>
-    <w:p>
-      <w:pPr>
-        <w:ind w:left="5040" w:right="-720"/>
-        <w:jc w:val="center"/>
-        <w:rPr>
-          <w:rFonts w:ascii="Bookman Old Style" w:hAnsi="Bookman Old Style" w:cs="Tahoma"/>
-          <w:sz w:val="22"/>
-        </w:rPr>
-      </w:pPr>
-    </w:p>
-    <w:p>
-      <w:pPr>
-        <w:ind w:left="5040" w:right="-900"/>
-        <w:jc w:val="both"/>
-        <w:rPr>
-          <w:rFonts w:ascii="Bookman Old Style" w:hAnsi="Bookman Old Style" w:cs="Tahoma"/>
-          <w:sz w:val="22"/>
-        </w:rPr>
-      </w:pPr>
-      <w:r>
-        <w:rPr>
-          <w:rFonts w:ascii="Bookman Old Style" w:hAnsi="Bookman Old Style" w:cs="Tahoma"/>
-          <w:noProof/>
-          <w:sz w:val="22"/>
-        </w:rPr>
-        <w:t>{{res_name}}</w:t>
-      </w:r>
-    </w:p>
-    <w:p>
-      <w:pPr>
-        <w:ind w:left="5040" w:right="-720"/>
-        <w:jc w:val="center"/>
-        <w:rPr>
-          <w:rFonts w:ascii="Bookman Old Style" w:hAnsi="Bookman Old Style" w:cs="Tahoma"/>
-          <w:sz w:val="22"/>
-        </w:rPr>
-      </w:pPr>
-    </w:p>
-    <w:p>
-      <w:pPr>
-        <w:ind w:left="5040" w:right="-720"/>
-        <w:jc w:val="right"/>
-        <w:rPr>
-          <w:rFonts w:ascii="Bookman Old Style" w:hAnsi="Bookman Old Style" w:cs="Tahoma"/>
-          <w:sz w:val="22"/>
-        </w:rPr>
-      </w:pPr>
-      <w:r>
-        <w:rPr>
-          <w:rFonts w:ascii="Bookman Old Style" w:hAnsi="Bookman Old Style" w:cs="Tahoma"/>
-          <w:sz w:val="22"/>
-        </w:rPr>
-        <w:t xml:space="preserve">… </w:t>
-      </w:r>
-      <w:r>
-        <w:rPr>
-          <w:rFonts w:ascii="Bookman Old Style" w:hAnsi="Bookman Old Style" w:cs="Tahoma"/>
-          <w:sz w:val="22"/>
-        </w:rPr>
-        <w:t>SECOND PETITIONER</w:t>
-      </w:r>
-    </w:p>
-    <w:p>
-      <w:pPr>
-        <w:ind w:left="5040" w:right="-720"/>
-        <w:jc w:val="center"/>
-        <w:rPr>
-          <w:rFonts w:ascii="Bookman Old Style" w:hAnsi="Bookman Old Style" w:cs="Tahoma"/>
-          <w:sz w:val="22"/>
-        </w:rPr>
-      </w:pPr>
-    </w:p>
-    <w:p>
-      <w:pPr>
-        <w:ind w:left="5040" w:right="-720"/>
-        <w:jc w:val="center"/>
-        <w:rPr>
-          <w:rFonts w:ascii="Bookman Old Style" w:hAnsi="Bookman Old Style" w:cs="Tahoma"/>
-          <w:sz w:val="22"/>
-        </w:rPr>
-      </w:pPr>
-    </w:p>
-    <w:p>
-      <w:pPr>
-        <w:ind w:left="5040" w:right="-720"/>
-        <w:jc w:val="center"/>
-        <w:rPr>
-          <w:rFonts w:ascii="Bookman Old Style" w:hAnsi="Bookman Old Style" w:cs="Tahoma"/>
-          <w:sz w:val="22"/>
-        </w:rPr>
-      </w:pPr>
-    </w:p>
-    <w:p>
-      <w:pPr>
-        <w:ind w:left="5040" w:right="-720"/>
-        <w:jc w:val="center"/>
-        <w:rPr>
-          <w:rFonts w:ascii="Bookman Old Style" w:hAnsi="Bookman Old Style" w:cs="Tahoma"/>
-          <w:sz w:val="22"/>
-        </w:rPr>
-      </w:pPr>
-    </w:p>
-    <w:p>
-      <w:pPr>
-        <w:ind w:left="5040" w:right="-720"/>
-        <w:jc w:val="center"/>
-        <w:rPr>
-          <w:rFonts w:ascii="Bookman Old Style" w:hAnsi="Bookman Old Style" w:cs="Tahoma"/>
-          <w:sz w:val="22"/>
-        </w:rPr>
-      </w:pPr>
-    </w:p>
-    <w:p>
-      <w:pPr>
-        <w:pStyle w:val="Heading7"/>
-        <w:ind w:left="5040" w:right="-720"/>
-        <w:jc w:val="center"/>
-        <w:rPr>
-          <w:rFonts w:ascii="Bookman Old Style" w:hAnsi="Bookman Old Style" w:cs="Tahoma"/>
-          <w:sz w:val="38"/>
-        </w:rPr>
-      </w:pPr>
-      <w:r>
-        <w:rPr>
-          <w:rFonts w:ascii="Bookman Old Style" w:hAnsi="Bookman Old Style" w:cs="Tahoma"/>
-          <w:sz w:val="38"/>
-        </w:rPr>
-        <w:t>VAKALAT</w:t>
-      </w:r>
-    </w:p>
-    <w:p>
-      <w:pPr>
-        <w:ind w:left="5040" w:right="-720"/>
-        <w:jc w:val="center"/>
-        <w:rPr>
-          <w:rFonts w:ascii="Bookman Old Style" w:hAnsi="Bookman Old Style" w:cs="Tahoma"/>
-          <w:b/>
-          <w:bCs/>
-          <w:sz w:val="22"/>
-          <w:u w:val="single"/>
-        </w:rPr>
-      </w:pPr>
-      <w:r>
-        <w:rPr>
-          <w:rFonts w:ascii="Bookman Old Style" w:hAnsi="Bookman Old Style" w:cs="Tahoma"/>
-          <w:b/>
-          <w:bCs/>
-          <w:sz w:val="22"/>
-          <w:u w:val="single"/>
-        </w:rPr>
-        <w:t>ACCEPTED</w:t>
-      </w:r>
-    </w:p>
-    <w:p>
-      <w:pPr>
-        <w:ind w:left="5040" w:right="-720"/>
-        <w:jc w:val="center"/>
-        <w:rPr>
-          <w:rFonts w:ascii="Bookman Old Style" w:hAnsi="Bookman Old Style" w:cs="Tahoma"/>
-          <w:sz w:val="22"/>
-        </w:rPr>
-      </w:pPr>
-    </w:p>
-    <w:p>
-      <w:pPr>
-        <w:ind w:left="5040" w:right="-720"/>
-        <w:jc w:val="center"/>
-        <w:rPr>
-          <w:rFonts w:ascii="Bookman Old Style" w:hAnsi="Bookman Old Style" w:cs="Tahoma"/>
-          <w:sz w:val="22"/>
-        </w:rPr>
-      </w:pPr>
-    </w:p>
-    <w:p>
-      <w:pPr>
-        <w:ind w:left="5040" w:right="-720"/>
-        <w:jc w:val="center"/>
-        <w:rPr>
-          <w:rFonts w:ascii="Bookman Old Style" w:hAnsi="Bookman Old Style" w:cs="Tahoma"/>
-          <w:sz w:val="22"/>
-        </w:rPr>
-      </w:pPr>
-    </w:p>
-    <w:p>
-      <w:pPr>
-        <w:ind w:left="5040" w:right="-720"/>
-        <w:jc w:val="center"/>
-        <w:rPr>
-          <w:rFonts w:ascii="Bookman Old Style" w:hAnsi="Bookman Old Style" w:cs="Tahoma"/>
-          <w:sz w:val="22"/>
-        </w:rPr>
-      </w:pPr>
-    </w:p>
-    <w:p>
-      <w:pPr>
-        <w:ind w:left="5040" w:right="-720"/>
-        <w:jc w:val="center"/>
-        <w:rPr>
-          <w:rFonts w:ascii="Bookman Old Style" w:hAnsi="Bookman Old Style" w:cs="Tahoma"/>
-          <w:sz w:val="22"/>
-        </w:rPr>
-      </w:pPr>
-    </w:p>
-    <w:p>
-      <w:pPr>
-        <w:ind w:left="5040" w:right="-720"/>
-        <w:rPr>
-          <w:rFonts w:ascii="Bookman Old Style" w:hAnsi="Bookman Old Style" w:cs="Tahoma"/>
-          <w:sz w:val="22"/>
-        </w:rPr>
-      </w:pPr>
-      <w:r>
-        <w:rPr>
-          <w:rFonts w:ascii="Bookman Old Style" w:hAnsi="Bookman Old Style" w:cs="Tahoma"/>
-          <w:sz w:val="22"/>
-        </w:rPr>
-        <w:t xml:space="preserve">FILED ON: </w:t>
-      </w:r>
-      <w:r>
-        <w:rPr>
-          <w:rFonts w:ascii="Bookman Old Style" w:hAnsi="Bookman Old Style" w:cs="Tahoma"/>
-          <w:noProof/>
-          <w:sz w:val="22"/>
-        </w:rPr>
-        <w:t>{{dof}}</w:t>
-      </w:r>
-    </w:p>
-    <w:p>
-      <w:pPr>
-        <w:ind w:left="5040" w:right="-720"/>
-        <w:jc w:val="center"/>
-        <w:rPr>
-          <w:rFonts w:ascii="Bookman Old Style" w:hAnsi="Bookman Old Style" w:cs="Tahoma"/>
-          <w:sz w:val="22"/>
-        </w:rPr>
-      </w:pPr>
-    </w:p>
-    <w:p>
-      <w:pPr>
-        <w:ind w:left="5040" w:right="-720"/>
-        <w:jc w:val="center"/>
-        <w:rPr>
-          <w:rFonts w:ascii="Bookman Old Style" w:hAnsi="Bookman Old Style" w:cs="Tahoma"/>
-          <w:sz w:val="22"/>
-        </w:rPr>
-      </w:pPr>
-    </w:p>
-    <w:p>
-      <w:pPr>
-        <w:ind w:left="5040" w:right="-720"/>
-        <w:rPr>
-          <w:rFonts w:ascii="Bookman Old Style" w:hAnsi="Bookman Old Style" w:cs="Tahoma"/>
-          <w:sz w:val="22"/>
-        </w:rPr>
-      </w:pPr>
-      <w:r>
-        <w:rPr>
-          <w:rFonts w:ascii="Bookman Old Style" w:hAnsi="Bookman Old Style" w:cs="Tahoma"/>
-          <w:sz w:val="22"/>
-        </w:rPr>
-        <w:t>FILED BY:</w:t>
-      </w:r>
-    </w:p>
-    <w:p>
-      <w:pPr>
-        <w:ind w:left="5040" w:right="-720"/>
-        <w:rPr>
-          <w:rFonts w:ascii="Bookman Old Style" w:hAnsi="Bookman Old Style" w:cs="Tahoma"/>
-          <w:sz w:val="22"/>
-        </w:rPr>
-      </w:pPr>
-    </w:p>
-    <w:p>
-      <w:pPr>
-        <w:ind w:left="5040" w:right="-720"/>
-        <w:jc w:val="both"/>
-        <w:rPr>
-          <w:rFonts w:ascii="Bookman Old Style" w:hAnsi="Bookman Old Style" w:cs="Tahoma"/>
-          <w:sz w:val="22"/>
-        </w:rPr>
-      </w:pPr>
-      <w:r>
-        <w:rPr>
-          <w:rFonts w:ascii="Bookman Old Style" w:hAnsi="Bookman Old Style" w:cs="Tahoma"/>
-          <w:sz w:val="22"/>
-        </w:rPr>
-        <w:t xml:space="preserve">M/s </w:t>
-      </w:r>
-      <w:r>
-        <w:rPr>
-          <w:rFonts w:ascii="Bookman Old Style" w:hAnsi="Bookman Old Style" w:cs="Tahoma"/>
-          <w:noProof/>
-          <w:sz w:val="22"/>
         </w:rPr>
         <w:t>{{address_for_service}}</w:t>
       </w:r>
@@ -8254,29 +6955,19 @@
         <w:ind w:left="5040" w:right="-720"/>
         <w:rPr>
           <w:rFonts w:ascii="Bookman Old Style" w:hAnsi="Bookman Old Style" w:cs="Tahoma"/>
-          <w:sz w:val="22"/>
-        </w:rPr>
-      </w:pPr>
-      <w:r>
-        <w:rPr>
-          <w:rFonts w:ascii="Bookman Old Style" w:hAnsi="Bookman Old Style" w:cs="Tahoma"/>
-          <w:sz w:val="22"/>
-        </w:rPr>
-        <w:t>Advocate</w:t>
-      </w:r>
-    </w:p>
-    <w:p>
-      <w:pPr>
-        <w:ind w:left="5040" w:right="-720"/>
-        <w:rPr>
-          <w:rFonts w:ascii="Bookman Old Style" w:hAnsi="Bookman Old Style" w:cs="Tahoma"/>
-          <w:sz w:val="22"/>
-        </w:rPr>
-      </w:pPr>
-      <w:r>
-        <w:rPr>
-          <w:rFonts w:ascii="Bookman Old Style" w:hAnsi="Bookman Old Style" w:cs="Tahoma"/>
-          <w:sz w:val="22"/>
+        </w:rPr>
+      </w:pPr>
+    </w:p>
+    <w:p>
+      <w:pPr>
+        <w:ind w:left="5040" w:right="-720"/>
+        <w:rPr>
+          <w:rFonts w:ascii="Bookman Old Style" w:hAnsi="Bookman Old Style" w:cs="Tahoma"/>
+        </w:rPr>
+      </w:pPr>
+      <w:r>
+        <w:rPr>
+          <w:rFonts w:ascii="Bookman Old Style" w:hAnsi="Bookman Old Style" w:cs="Tahoma"/>
         </w:rPr>
         <w:t>Counsel for Petitioners No.1 &amp; 2</w:t>
       </w:r>
@@ -8301,6 +6992,3301 @@
           <w:cols w:space="720"/>
           <w:docGrid w:linePitch="360"/>
         </w:sectPr>
+      </w:pPr>
+    </w:p>
+    <w:p>
+      <w:pPr>
+        <w:jc w:val="center"/>
+        <w:rPr>
+          <w:rFonts w:ascii="Bookman Old Style" w:hAnsi="Bookman Old Style" w:cs="Tahoma"/>
+          <w:b/>
+          <w:bCs/>
+        </w:rPr>
+      </w:pPr>
+    </w:p>
+    <w:p>
+      <w:pPr>
+        <w:rPr>
+          <w:rFonts w:ascii="Bookman Old Style" w:hAnsi="Bookman Old Style" w:cs="Tahoma"/>
+        </w:rPr>
+      </w:pPr>
+    </w:p>
+    <w:p>
+      <w:pPr>
+        <w:jc w:val="center"/>
+        <w:rPr>
+          <w:rFonts w:ascii="Bookman Old Style" w:hAnsi="Bookman Old Style" w:cs="Tahoma"/>
+          <w:b/>
+          <w:bCs/>
+        </w:rPr>
+      </w:pPr>
+    </w:p>
+    <w:p>
+      <w:pPr>
+        <w:jc w:val="center"/>
+        <w:rPr>
+          <w:rFonts w:ascii="Bookman Old Style" w:hAnsi="Bookman Old Style" w:cs="Tahoma"/>
+          <w:b/>
+        </w:rPr>
+      </w:pPr>
+      <w:bookmarkStart w:id="0" w:name="_Hlk191193783"/>
+      <w:r>
+        <w:rPr>
+          <w:rFonts w:ascii="Bookman Old Style" w:hAnsi="Bookman Old Style" w:cs="Tahoma"/>
+          <w:b/>
+          <w:bCs/>
+        </w:rPr>
+        <w:br w:type="page"/>
+      </w:r>
+      <w:r>
+        <w:rPr>
+          <w:rFonts w:ascii="Bookman Old Style" w:hAnsi="Bookman Old Style" w:cs="Tahoma"/>
+          <w:b/>
+          <w:bCs/>
+        </w:rPr>
+        <w:lastRenderedPageBreak/>
+        <w:t xml:space="preserve">IN THE COURT OF THE </w:t>
+      </w:r>
+      <w:r>
+        <w:rPr>
+          <w:rFonts w:ascii="Bookman Old Style" w:hAnsi="Bookman Old Style" w:cs="Tahoma"/>
+          <w:b/>
+          <w:noProof/>
+        </w:rPr>
+        <w:t>{{court_name}}</w:t>
+      </w:r>
+    </w:p>
+    <w:p>
+      <w:pPr>
+        <w:jc w:val="center"/>
+        <w:rPr>
+          <w:rFonts w:ascii="Bookman Old Style" w:hAnsi="Bookman Old Style" w:cs="Tahoma"/>
+          <w:b/>
+          <w:bCs/>
+          <w:u w:val="single"/>
+        </w:rPr>
+      </w:pPr>
+    </w:p>
+    <w:p>
+      <w:pPr>
+        <w:jc w:val="center"/>
+        <w:rPr>
+          <w:rFonts w:ascii="Bookman Old Style" w:hAnsi="Bookman Old Style" w:cs="Tahoma"/>
+        </w:rPr>
+      </w:pPr>
+    </w:p>
+    <w:p>
+      <w:pPr>
+        <w:jc w:val="center"/>
+        <w:rPr>
+          <w:rFonts w:ascii="Bookman Old Style" w:hAnsi="Bookman Old Style" w:cs="Tahoma"/>
+        </w:rPr>
+      </w:pPr>
+      <w:r>
+        <w:rPr>
+          <w:rFonts w:ascii="Bookman Old Style" w:hAnsi="Bookman Old Style" w:cs="Tahoma"/>
+        </w:rPr>
+        <w:t xml:space="preserve">F.C.O.P.No.                  OF </w:t>
+      </w:r>
+      <w:r>
+        <w:rPr>
+          <w:rFonts w:ascii="Bookman Old Style" w:hAnsi="Bookman Old Style" w:cs="Tahoma"/>
+          <w:noProof/>
+        </w:rPr>
+        <w:t>{{year}}</w:t>
+      </w:r>
+    </w:p>
+    <w:p>
+      <w:pPr>
+        <w:jc w:val="both"/>
+        <w:rPr>
+          <w:rFonts w:ascii="Bookman Old Style" w:hAnsi="Bookman Old Style" w:cs="Tahoma"/>
+        </w:rPr>
+      </w:pPr>
+    </w:p>
+    <w:p>
+      <w:pPr>
+        <w:jc w:val="both"/>
+        <w:rPr>
+          <w:rFonts w:ascii="Bookman Old Style" w:hAnsi="Bookman Old Style" w:cs="Tahoma"/>
+        </w:rPr>
+      </w:pPr>
+      <w:r>
+        <w:rPr>
+          <w:rFonts w:ascii="Bookman Old Style" w:hAnsi="Bookman Old Style" w:cs="Tahoma"/>
+        </w:rPr>
+        <w:t>BETWEEN:</w:t>
+      </w:r>
+    </w:p>
+    <w:p>
+      <w:pPr>
+        <w:jc w:val="both"/>
+        <w:rPr>
+          <w:rFonts w:ascii="Bookman Old Style" w:hAnsi="Bookman Old Style" w:cs="Tahoma"/>
+        </w:rPr>
+      </w:pPr>
+    </w:p>
+    <w:p>
+      <w:pPr>
+        <w:jc w:val="both"/>
+        <w:rPr>
+          <w:rFonts w:ascii="Bookman Old Style" w:hAnsi="Bookman Old Style" w:cs="Tahoma"/>
+        </w:rPr>
+      </w:pPr>
+      <w:r>
+        <w:rPr>
+          <w:rFonts w:ascii="Bookman Old Style" w:hAnsi="Bookman Old Style" w:cs="Tahoma"/>
+          <w:noProof/>
+        </w:rPr>
+        <w:t>{{pet_name}}</w:t>
+      </w:r>
+    </w:p>
+    <w:p>
+      <w:pPr>
+        <w:jc w:val="right"/>
+        <w:rPr>
+          <w:rFonts w:ascii="Bookman Old Style" w:hAnsi="Bookman Old Style" w:cs="Tahoma"/>
+        </w:rPr>
+      </w:pPr>
+      <w:r>
+        <w:rPr>
+          <w:rFonts w:ascii="Bookman Old Style" w:hAnsi="Bookman Old Style" w:cs="Tahoma"/>
+        </w:rPr>
+        <w:t xml:space="preserve">….  FIRST PETITIONER </w:t>
+      </w:r>
+    </w:p>
+    <w:p>
+      <w:pPr>
+        <w:jc w:val="both"/>
+        <w:rPr>
+          <w:rFonts w:ascii="Bookman Old Style" w:hAnsi="Bookman Old Style" w:cs="Tahoma"/>
+        </w:rPr>
+      </w:pPr>
+      <w:r>
+        <w:rPr>
+          <w:rFonts w:ascii="Bookman Old Style" w:hAnsi="Bookman Old Style" w:cs="Tahoma"/>
+        </w:rPr>
+        <w:t xml:space="preserve">        AND</w:t>
+      </w:r>
+    </w:p>
+    <w:p>
+      <w:pPr>
+        <w:jc w:val="both"/>
+        <w:rPr>
+          <w:rFonts w:ascii="Bookman Old Style" w:hAnsi="Bookman Old Style" w:cs="Tahoma"/>
+        </w:rPr>
+      </w:pPr>
+    </w:p>
+    <w:p>
+      <w:pPr>
+        <w:jc w:val="both"/>
+        <w:rPr>
+          <w:rFonts w:ascii="Bookman Old Style" w:hAnsi="Bookman Old Style" w:cs="Tahoma"/>
+        </w:rPr>
+      </w:pPr>
+      <w:r>
+        <w:rPr>
+          <w:rFonts w:ascii="Bookman Old Style" w:hAnsi="Bookman Old Style" w:cs="Tahoma"/>
+          <w:noProof/>
+        </w:rPr>
+        <w:t>{{res_name}}</w:t>
+      </w:r>
+    </w:p>
+    <w:p>
+      <w:pPr>
+        <w:jc w:val="right"/>
+        <w:rPr>
+          <w:rFonts w:ascii="Bookman Old Style" w:hAnsi="Bookman Old Style" w:cs="Tahoma"/>
+        </w:rPr>
+      </w:pPr>
+      <w:r>
+        <w:rPr>
+          <w:rFonts w:ascii="Bookman Old Style" w:hAnsi="Bookman Old Style" w:cs="Tahoma"/>
+        </w:rPr>
+        <w:t>…..SECOND PETITIONER</w:t>
+      </w:r>
+    </w:p>
+    <w:p>
+      <w:pPr>
+        <w:jc w:val="center"/>
+        <w:rPr>
+          <w:rFonts w:ascii="Bookman Old Style" w:eastAsia="Bookman Old Style" w:hAnsi="Bookman Old Style" w:cs="Bookman Old Style"/>
+        </w:rPr>
+      </w:pPr>
+      <w:r>
+        <w:rPr>
+          <w:rFonts w:ascii="Bookman Old Style" w:eastAsia="Bookman Old Style" w:hAnsi="Bookman Old Style" w:cs="Bookman Old Style"/>
+        </w:rPr>
+        <w:tab/>
+      </w:r>
+    </w:p>
+    <w:p>
+      <w:pPr>
+        <w:jc w:val="center"/>
+        <w:rPr>
+          <w:rFonts w:ascii="Bookman Old Style" w:hAnsi="Bookman Old Style"/>
+          <w:b/>
+          <w:bCs/>
+          <w:u w:val="single"/>
+        </w:rPr>
+      </w:pPr>
+      <w:r>
+        <w:rPr>
+          <w:rFonts w:ascii="Bookman Old Style" w:hAnsi="Bookman Old Style"/>
+          <w:b/>
+          <w:bCs/>
+          <w:u w:val="single"/>
+        </w:rPr>
+        <w:t>VERIFICATION AFFIDAVIT OF PETITIONER NO.</w:t>
+      </w:r>
+      <w:r>
+        <w:rPr>
+          <w:rFonts w:ascii="Bookman Old Style" w:hAnsi="Bookman Old Style"/>
+          <w:b/>
+          <w:bCs/>
+          <w:u w:val="single"/>
+        </w:rPr>
+        <w:t>2</w:t>
+      </w:r>
+    </w:p>
+    <w:p>
+      <w:pPr>
+        <w:spacing w:after="240"/>
+        <w:ind w:left="284"/>
+        <w:jc w:val="both"/>
+        <w:rPr>
+          <w:rFonts w:ascii="Bookman Old Style" w:eastAsia="Bookman Old Style" w:hAnsi="Bookman Old Style" w:cs="Bookman Old Style"/>
+        </w:rPr>
+      </w:pPr>
+    </w:p>
+    <w:p>
+      <w:pPr>
+        <w:spacing w:after="240"/>
+        <w:jc w:val="both"/>
+        <w:rPr>
+          <w:rFonts w:ascii="Bookman Old Style" w:eastAsia="Bookman Old Style" w:hAnsi="Bookman Old Style" w:cs="Bookman Old Style"/>
+        </w:rPr>
+      </w:pPr>
+      <w:r>
+        <w:rPr>
+          <w:rFonts w:ascii="Bookman Old Style" w:eastAsia="Bookman Old Style" w:hAnsi="Bookman Old Style" w:cs="Bookman Old Style"/>
+        </w:rPr>
+        <w:t xml:space="preserve">I, </w:t>
+      </w:r>
+      <w:r>
+        <w:rPr>
+          <w:rFonts w:ascii="Bookman Old Style" w:hAnsi="Bookman Old Style" w:cs="Tahoma"/>
+          <w:noProof/>
+        </w:rPr>
+        <w:t>{{respondent_oath}}</w:t>
+      </w:r>
+      <w:r>
+        <w:rPr>
+          <w:rFonts w:ascii="Bookman Old Style" w:eastAsia="Bookman Old Style" w:hAnsi="Bookman Old Style" w:cs="Bookman Old Style"/>
+        </w:rPr>
+        <w:t>., do hereby solemnly affirm and sincerely state on oath as follows:</w:t>
+      </w:r>
+    </w:p>
+    <w:p>
+      <w:pPr>
+        <w:pStyle w:val="ListParagraph"/>
+        <w:numPr>
+          <w:ilvl w:val="0"/>
+          <w:numId w:val="7"/>
+        </w:numPr>
+        <w:spacing w:after="240"/>
+        <w:ind w:left="426"/>
+        <w:jc w:val="both"/>
+        <w:rPr>
+          <w:rFonts w:ascii="Bookman Old Style" w:eastAsia="Bookman Old Style" w:hAnsi="Bookman Old Style" w:cs="Bookman Old Style"/>
+          <w:sz w:val="24"/>
+          <w:szCs w:val="24"/>
+        </w:rPr>
+      </w:pPr>
+      <w:r>
+        <w:rPr>
+          <w:rFonts w:ascii="Bookman Old Style" w:eastAsia="Bookman Old Style" w:hAnsi="Bookman Old Style" w:cs="Bookman Old Style"/>
+          <w:sz w:val="24"/>
+          <w:szCs w:val="24"/>
+        </w:rPr>
+        <w:t>I am the petitioner No.1 herein, as such I am well acquainted with the facts of the case and do hereby swear to the contents of this affidavit.</w:t>
+      </w:r>
+    </w:p>
+    <w:p>
+      <w:pPr>
+        <w:pStyle w:val="ListParagraph"/>
+        <w:spacing w:after="240"/>
+        <w:ind w:left="426"/>
+        <w:jc w:val="both"/>
+        <w:rPr>
+          <w:rFonts w:ascii="Bookman Old Style" w:eastAsia="Bookman Old Style" w:hAnsi="Bookman Old Style" w:cs="Bookman Old Style"/>
+          <w:sz w:val="24"/>
+          <w:szCs w:val="24"/>
+        </w:rPr>
+      </w:pPr>
+    </w:p>
+    <w:p>
+      <w:pPr>
+        <w:pStyle w:val="ListParagraph"/>
+        <w:numPr>
+          <w:ilvl w:val="0"/>
+          <w:numId w:val="7"/>
+        </w:numPr>
+        <w:spacing w:after="200"/>
+        <w:ind w:left="426"/>
+        <w:jc w:val="both"/>
+        <w:rPr>
+          <w:rFonts w:ascii="Bookman Old Style" w:hAnsi="Bookman Old Style"/>
+          <w:sz w:val="24"/>
+          <w:szCs w:val="24"/>
+        </w:rPr>
+      </w:pPr>
+      <w:r>
+        <w:rPr>
+          <w:rFonts w:ascii="Bookman Old Style" w:hAnsi="Bookman Old Style"/>
+          <w:sz w:val="24"/>
+          <w:szCs w:val="24"/>
+        </w:rPr>
+        <w:t>That I am the petitioner</w:t>
+      </w:r>
+      <w:r>
+        <w:rPr>
+          <w:rFonts w:ascii="Bookman Old Style" w:hAnsi="Bookman Old Style"/>
+          <w:sz w:val="24"/>
+          <w:szCs w:val="24"/>
+        </w:rPr>
+        <w:t xml:space="preserve"> No.1</w:t>
+      </w:r>
+      <w:r>
+        <w:rPr>
+          <w:rFonts w:ascii="Bookman Old Style" w:hAnsi="Bookman Old Style"/>
+          <w:sz w:val="24"/>
+          <w:szCs w:val="24"/>
+        </w:rPr>
+        <w:t xml:space="preserve"> herein and I filed the above </w:t>
+      </w:r>
+      <w:r>
+        <w:rPr>
+          <w:rFonts w:ascii="Bookman Old Style" w:hAnsi="Bookman Old Style"/>
+          <w:b/>
+          <w:bCs/>
+          <w:sz w:val="24"/>
+          <w:szCs w:val="24"/>
+        </w:rPr>
+        <w:t>F.C.</w:t>
+      </w:r>
+      <w:r>
+        <w:rPr>
+          <w:rFonts w:ascii="Bookman Old Style" w:eastAsia="Bookman Old Style" w:hAnsi="Bookman Old Style" w:cs="Bookman Old Style"/>
+          <w:b/>
+          <w:bCs/>
+          <w:sz w:val="24"/>
+          <w:szCs w:val="24"/>
+        </w:rPr>
+        <w:t>O</w:t>
+      </w:r>
+      <w:r>
+        <w:rPr>
+          <w:rFonts w:ascii="Bookman Old Style" w:eastAsia="Bookman Old Style" w:hAnsi="Bookman Old Style" w:cs="Bookman Old Style"/>
+          <w:b/>
+          <w:sz w:val="24"/>
+          <w:szCs w:val="24"/>
+        </w:rPr>
+        <w:t>.P(Mutual Consent Divorce)</w:t>
+      </w:r>
+      <w:r>
+        <w:rPr>
+          <w:rFonts w:ascii="Bookman Old Style" w:hAnsi="Bookman Old Style"/>
+          <w:sz w:val="24"/>
+          <w:szCs w:val="24"/>
+        </w:rPr>
+        <w:t>., that the contents mentioned in the main Petition., and all the Paras</w:t>
+      </w:r>
+      <w:r>
+        <w:rPr>
+          <w:rFonts w:ascii="Bookman Old Style" w:hAnsi="Bookman Old Style"/>
+          <w:sz w:val="24"/>
+          <w:szCs w:val="24"/>
+        </w:rPr>
+        <w:t xml:space="preserve"> 1 to ____ </w:t>
+      </w:r>
+      <w:r>
+        <w:rPr>
+          <w:rFonts w:ascii="Bookman Old Style" w:hAnsi="Bookman Old Style"/>
+          <w:sz w:val="24"/>
+          <w:szCs w:val="24"/>
+        </w:rPr>
+        <w:t>of the FCOP are true and correct to the best of my knowledge and belief, hence verified.</w:t>
+      </w:r>
+    </w:p>
+    <w:p>
+      <w:pPr>
+        <w:pStyle w:val="ListParagraph"/>
+        <w:ind w:left="360"/>
+        <w:jc w:val="both"/>
+        <w:rPr>
+          <w:rFonts w:ascii="Bookman Old Style" w:hAnsi="Bookman Old Style"/>
+          <w:sz w:val="24"/>
+          <w:szCs w:val="24"/>
+        </w:rPr>
+      </w:pPr>
+    </w:p>
+    <w:p>
+      <w:pPr>
+        <w:pStyle w:val="ListParagraph"/>
+        <w:rPr>
+          <w:rFonts w:ascii="Bookman Old Style" w:eastAsia="Bookman Old Style" w:hAnsi="Bookman Old Style" w:cs="Bookman Old Style"/>
+          <w:sz w:val="24"/>
+          <w:szCs w:val="24"/>
+        </w:rPr>
+      </w:pPr>
+    </w:p>
+    <w:p>
+      <w:pPr>
+        <w:spacing w:before="240" w:after="240"/>
+        <w:jc w:val="right"/>
+        <w:rPr>
+          <w:rFonts w:ascii="Bookman Old Style" w:eastAsia="Bookman Old Style" w:hAnsi="Bookman Old Style" w:cs="Bookman Old Style"/>
+        </w:rPr>
+      </w:pPr>
+      <w:r>
+        <w:rPr>
+          <w:rFonts w:ascii="Bookman Old Style" w:eastAsia="Bookman Old Style" w:hAnsi="Bookman Old Style" w:cs="Bookman Old Style"/>
+        </w:rPr>
+        <w:t>Deponent</w:t>
+      </w:r>
+      <w:r>
+        <w:rPr>
+          <w:rFonts w:ascii="Bookman Old Style" w:eastAsia="Bookman Old Style" w:hAnsi="Bookman Old Style" w:cs="Bookman Old Style"/>
+        </w:rPr>
+        <w:tab/>
+      </w:r>
+    </w:p>
+    <w:p>
+      <w:pPr>
+        <w:jc w:val="both"/>
+        <w:rPr>
+          <w:rFonts w:ascii="Bookman Old Style" w:eastAsia="Bookman Old Style" w:hAnsi="Bookman Old Style" w:cs="Bookman Old Style"/>
+        </w:rPr>
+      </w:pPr>
+      <w:r>
+        <w:rPr>
+          <w:rFonts w:ascii="Bookman Old Style" w:eastAsia="Bookman Old Style" w:hAnsi="Bookman Old Style" w:cs="Bookman Old Style"/>
+        </w:rPr>
+        <w:t xml:space="preserve">Sworn and signed before me </w:t>
+      </w:r>
+    </w:p>
+    <w:p>
+      <w:pPr>
+        <w:jc w:val="both"/>
+        <w:rPr>
+          <w:rFonts w:ascii="Bookman Old Style" w:eastAsia="Bookman Old Style" w:hAnsi="Bookman Old Style" w:cs="Bookman Old Style"/>
+        </w:rPr>
+      </w:pPr>
+      <w:r>
+        <w:rPr>
+          <w:rFonts w:ascii="Bookman Old Style" w:eastAsia="Bookman Old Style" w:hAnsi="Bookman Old Style" w:cs="Bookman Old Style"/>
+        </w:rPr>
+        <w:t>on this ______ day of _____________ 2026</w:t>
+      </w:r>
+    </w:p>
+    <w:p>
+      <w:pPr>
+        <w:jc w:val="both"/>
+        <w:rPr>
+          <w:rFonts w:ascii="Bookman Old Style" w:eastAsia="Bookman Old Style" w:hAnsi="Bookman Old Style" w:cs="Bookman Old Style"/>
+        </w:rPr>
+      </w:pPr>
+      <w:r>
+        <w:rPr>
+          <w:rFonts w:ascii="Bookman Old Style" w:eastAsia="Bookman Old Style" w:hAnsi="Bookman Old Style" w:cs="Bookman Old Style"/>
+        </w:rPr>
+        <w:t xml:space="preserve">at </w:t>
+      </w:r>
+      <w:r>
+        <w:rPr>
+          <w:rFonts w:ascii="Bookman Old Style" w:eastAsia="Bookman Old Style" w:hAnsi="Bookman Old Style" w:cs="Bookman Old Style"/>
+        </w:rPr>
+        <w:t>{{place}}</w:t>
+      </w:r>
+    </w:p>
+    <w:p>
+      <w:pPr>
+        <w:rPr>
+          <w:rFonts w:ascii="Bookman Old Style" w:eastAsia="Bookman Old Style" w:hAnsi="Bookman Old Style" w:cs="Bookman Old Style"/>
+        </w:rPr>
+      </w:pPr>
+      <w:r>
+        <w:rPr>
+          <w:rFonts w:ascii="Bookman Old Style" w:eastAsia="Bookman Old Style" w:hAnsi="Bookman Old Style" w:cs="Bookman Old Style"/>
+        </w:rPr>
+        <w:t xml:space="preserve">                             Before me,</w:t>
+      </w:r>
+    </w:p>
+    <w:p>
+      <w:pPr>
+        <w:spacing w:before="240" w:after="240" w:line="480" w:lineRule="auto"/>
+        <w:ind w:firstLine="720"/>
+        <w:jc w:val="center"/>
+        <w:rPr>
+          <w:rFonts w:ascii="Bookman Old Style" w:eastAsia="Bookman Old Style" w:hAnsi="Bookman Old Style" w:cs="Bookman Old Style"/>
+        </w:rPr>
+      </w:pPr>
+      <w:r>
+        <w:rPr>
+          <w:rFonts w:ascii="Bookman Old Style" w:eastAsia="Bookman Old Style" w:hAnsi="Bookman Old Style" w:cs="Bookman Old Style"/>
+        </w:rPr>
+        <w:t>Advocate/</w:t>
+      </w:r>
+      <w:r>
+        <w:rPr>
+          <w:rFonts w:ascii="Bookman Old Style" w:eastAsia="Bookman Old Style" w:hAnsi="Bookman Old Style" w:cs="Bookman Old Style"/>
+        </w:rPr>
+        <w:t>{{place}}</w:t>
+      </w:r>
+    </w:p>
+    <w:p>
+      <w:pPr>
+        <w:jc w:val="center"/>
+        <w:rPr>
+          <w:rFonts w:ascii="Bookman Old Style" w:hAnsi="Bookman Old Style" w:cs="Tahoma"/>
+          <w:b/>
+          <w:bCs/>
+        </w:rPr>
+      </w:pPr>
+    </w:p>
+    <w:p>
+      <w:pPr>
+        <w:ind w:left="5040" w:right="-720"/>
+        <w:jc w:val="center"/>
+        <w:rPr>
+          <w:rFonts w:ascii="Bookman Old Style" w:hAnsi="Bookman Old Style" w:cs="Tahoma"/>
+          <w:b/>
+          <w:bCs/>
+        </w:rPr>
+      </w:pPr>
+    </w:p>
+    <w:p>
+      <w:pPr>
+        <w:rPr>
+          <w:rFonts w:ascii="Bookman Old Style" w:hAnsi="Bookman Old Style" w:cs="Tahoma"/>
+        </w:rPr>
+      </w:pPr>
+    </w:p>
+    <w:p>
+      <w:pPr>
+        <w:ind w:left="5040" w:right="-720"/>
+        <w:jc w:val="center"/>
+        <w:rPr>
+          <w:rFonts w:ascii="Bookman Old Style" w:hAnsi="Bookman Old Style" w:cs="Tahoma"/>
+          <w:b/>
+          <w:bCs/>
+        </w:rPr>
+      </w:pPr>
+      <w:r>
+        <w:rPr>
+          <w:rFonts w:ascii="Bookman Old Style" w:hAnsi="Bookman Old Style" w:cs="Tahoma"/>
+          <w:b/>
+          <w:bCs/>
+        </w:rPr>
+        <w:br w:type="page"/>
+      </w:r>
+      <w:r>
+        <w:rPr>
+          <w:rFonts w:ascii="Bookman Old Style" w:hAnsi="Bookman Old Style" w:cs="Tahoma"/>
+          <w:b/>
+          <w:bCs/>
+        </w:rPr>
+        <w:lastRenderedPageBreak/>
+        <w:t>IN THE COURT OF THE</w:t>
+      </w:r>
+    </w:p>
+    <w:p>
+      <w:pPr>
+        <w:ind w:left="5040" w:right="-720"/>
+        <w:jc w:val="center"/>
+        <w:rPr>
+          <w:rFonts w:ascii="Bookman Old Style" w:hAnsi="Bookman Old Style" w:cs="Tahoma"/>
+          <w:b/>
+          <w:bCs/>
+        </w:rPr>
+      </w:pPr>
+      <w:r>
+        <w:rPr>
+          <w:rFonts w:ascii="Bookman Old Style" w:hAnsi="Bookman Old Style" w:cs="Tahoma"/>
+          <w:b/>
+          <w:bCs/>
+          <w:noProof/>
+        </w:rPr>
+        <w:t>{{court_name}}</w:t>
+      </w:r>
+    </w:p>
+    <w:p>
+      <w:pPr>
+        <w:ind w:left="5040" w:right="-720"/>
+        <w:jc w:val="center"/>
+        <w:rPr>
+          <w:rFonts w:ascii="Bookman Old Style" w:hAnsi="Bookman Old Style" w:cs="Tahoma"/>
+        </w:rPr>
+      </w:pPr>
+    </w:p>
+    <w:p>
+      <w:pPr>
+        <w:ind w:left="5040" w:right="-720"/>
+        <w:jc w:val="center"/>
+        <w:rPr>
+          <w:rFonts w:ascii="Bookman Old Style" w:hAnsi="Bookman Old Style" w:cs="Tahoma"/>
+        </w:rPr>
+      </w:pPr>
+    </w:p>
+    <w:p>
+      <w:pPr>
+        <w:ind w:left="5040" w:right="-720"/>
+        <w:jc w:val="center"/>
+        <w:rPr>
+          <w:rFonts w:ascii="Bookman Old Style" w:hAnsi="Bookman Old Style" w:cs="Tahoma"/>
+        </w:rPr>
+      </w:pPr>
+      <w:r>
+        <w:rPr>
+          <w:rFonts w:ascii="Bookman Old Style" w:hAnsi="Bookman Old Style" w:cs="Tahoma"/>
+        </w:rPr>
+        <w:t xml:space="preserve">F.C.O.P. No.              OF </w:t>
+      </w:r>
+      <w:r>
+        <w:rPr>
+          <w:rFonts w:ascii="Bookman Old Style" w:hAnsi="Bookman Old Style" w:cs="Tahoma"/>
+          <w:noProof/>
+        </w:rPr>
+        <w:t>{{year}}</w:t>
+      </w:r>
+    </w:p>
+    <w:p>
+      <w:pPr>
+        <w:ind w:left="5040" w:right="-720"/>
+        <w:jc w:val="center"/>
+        <w:rPr>
+          <w:rFonts w:ascii="Bookman Old Style" w:hAnsi="Bookman Old Style" w:cs="Tahoma"/>
+        </w:rPr>
+      </w:pPr>
+    </w:p>
+    <w:p>
+      <w:pPr>
+        <w:ind w:left="5040" w:right="-720"/>
+        <w:jc w:val="center"/>
+        <w:rPr>
+          <w:rFonts w:ascii="Bookman Old Style" w:hAnsi="Bookman Old Style" w:cs="Tahoma"/>
+        </w:rPr>
+      </w:pPr>
+    </w:p>
+    <w:p>
+      <w:pPr>
+        <w:ind w:left="5040" w:right="-720"/>
+        <w:jc w:val="center"/>
+        <w:rPr>
+          <w:rFonts w:ascii="Bookman Old Style" w:hAnsi="Bookman Old Style" w:cs="Tahoma"/>
+        </w:rPr>
+      </w:pPr>
+    </w:p>
+    <w:p>
+      <w:pPr>
+        <w:ind w:left="5040" w:right="-720"/>
+        <w:rPr>
+          <w:rFonts w:ascii="Bookman Old Style" w:hAnsi="Bookman Old Style" w:cs="Tahoma"/>
+        </w:rPr>
+      </w:pPr>
+      <w:r>
+        <w:rPr>
+          <w:rFonts w:ascii="Bookman Old Style" w:hAnsi="Bookman Old Style" w:cs="Tahoma"/>
+        </w:rPr>
+        <w:t>BETWEEN:</w:t>
+      </w:r>
+    </w:p>
+    <w:p>
+      <w:pPr>
+        <w:ind w:left="5040" w:right="-720"/>
+        <w:rPr>
+          <w:rFonts w:ascii="Bookman Old Style" w:hAnsi="Bookman Old Style" w:cs="Tahoma"/>
+        </w:rPr>
+      </w:pPr>
+    </w:p>
+    <w:p>
+      <w:pPr>
+        <w:ind w:left="5040" w:right="-900"/>
+        <w:jc w:val="both"/>
+        <w:rPr>
+          <w:rFonts w:ascii="Bookman Old Style" w:hAnsi="Bookman Old Style" w:cs="Tahoma"/>
+        </w:rPr>
+      </w:pPr>
+      <w:r>
+        <w:rPr>
+          <w:rFonts w:ascii="Bookman Old Style" w:hAnsi="Bookman Old Style" w:cs="Tahoma"/>
+          <w:noProof/>
+        </w:rPr>
+        <w:t>{{pet_name}}</w:t>
+      </w:r>
+    </w:p>
+    <w:p>
+      <w:pPr>
+        <w:ind w:left="5040" w:right="-720"/>
+        <w:rPr>
+          <w:rFonts w:ascii="Bookman Old Style" w:hAnsi="Bookman Old Style" w:cs="Tahoma"/>
+        </w:rPr>
+      </w:pPr>
+    </w:p>
+    <w:p>
+      <w:pPr>
+        <w:ind w:left="5040" w:right="-720"/>
+        <w:jc w:val="right"/>
+        <w:rPr>
+          <w:rFonts w:ascii="Bookman Old Style" w:hAnsi="Bookman Old Style" w:cs="Tahoma"/>
+        </w:rPr>
+      </w:pPr>
+      <w:r>
+        <w:rPr>
+          <w:rFonts w:ascii="Bookman Old Style" w:hAnsi="Bookman Old Style" w:cs="Tahoma"/>
+        </w:rPr>
+        <w:t>… FIRST PETITIONER</w:t>
+      </w:r>
+    </w:p>
+    <w:p>
+      <w:pPr>
+        <w:ind w:left="5040" w:right="-720"/>
+        <w:jc w:val="center"/>
+        <w:rPr>
+          <w:rFonts w:ascii="Bookman Old Style" w:hAnsi="Bookman Old Style" w:cs="Tahoma"/>
+        </w:rPr>
+      </w:pPr>
+    </w:p>
+    <w:p>
+      <w:pPr>
+        <w:ind w:left="5040" w:right="-720"/>
+        <w:jc w:val="center"/>
+        <w:rPr>
+          <w:rFonts w:ascii="Bookman Old Style" w:hAnsi="Bookman Old Style" w:cs="Tahoma"/>
+        </w:rPr>
+      </w:pPr>
+      <w:r>
+        <w:rPr>
+          <w:rFonts w:ascii="Bookman Old Style" w:hAnsi="Bookman Old Style" w:cs="Tahoma"/>
+        </w:rPr>
+        <w:t>AND</w:t>
+      </w:r>
+    </w:p>
+    <w:p>
+      <w:pPr>
+        <w:ind w:left="5040" w:right="-720"/>
+        <w:jc w:val="center"/>
+        <w:rPr>
+          <w:rFonts w:ascii="Bookman Old Style" w:hAnsi="Bookman Old Style" w:cs="Tahoma"/>
+        </w:rPr>
+      </w:pPr>
+    </w:p>
+    <w:p>
+      <w:pPr>
+        <w:ind w:left="5040" w:right="-900"/>
+        <w:jc w:val="both"/>
+        <w:rPr>
+          <w:rFonts w:ascii="Bookman Old Style" w:hAnsi="Bookman Old Style" w:cs="Tahoma"/>
+        </w:rPr>
+      </w:pPr>
+      <w:r>
+        <w:rPr>
+          <w:rFonts w:ascii="Bookman Old Style" w:hAnsi="Bookman Old Style" w:cs="Tahoma"/>
+          <w:noProof/>
+        </w:rPr>
+        <w:t>{{res_name}}</w:t>
+      </w:r>
+    </w:p>
+    <w:p>
+      <w:pPr>
+        <w:ind w:left="5040" w:right="-720"/>
+        <w:jc w:val="center"/>
+        <w:rPr>
+          <w:rFonts w:ascii="Bookman Old Style" w:hAnsi="Bookman Old Style" w:cs="Tahoma"/>
+        </w:rPr>
+      </w:pPr>
+    </w:p>
+    <w:p>
+      <w:pPr>
+        <w:ind w:left="5040" w:right="-720"/>
+        <w:jc w:val="right"/>
+        <w:rPr>
+          <w:rFonts w:ascii="Bookman Old Style" w:hAnsi="Bookman Old Style" w:cs="Tahoma"/>
+        </w:rPr>
+      </w:pPr>
+      <w:r>
+        <w:rPr>
+          <w:rFonts w:ascii="Bookman Old Style" w:hAnsi="Bookman Old Style" w:cs="Tahoma"/>
+        </w:rPr>
+        <w:t>… SECOND PETITIONER</w:t>
+      </w:r>
+    </w:p>
+    <w:p>
+      <w:pPr>
+        <w:ind w:left="4820" w:right="-765"/>
+        <w:jc w:val="center"/>
+        <w:rPr>
+          <w:rFonts w:ascii="Bookman Old Style" w:hAnsi="Bookman Old Style" w:cs="Tahoma"/>
+        </w:rPr>
+      </w:pPr>
+    </w:p>
+    <w:p>
+      <w:pPr>
+        <w:ind w:left="4820" w:right="-765"/>
+        <w:rPr>
+          <w:rFonts w:ascii="Bookman Old Style" w:eastAsia="Bookman Old Style" w:hAnsi="Bookman Old Style" w:cs="Bookman Old Style"/>
+        </w:rPr>
+      </w:pPr>
+      <w:r>
+        <w:rPr>
+          <w:rFonts w:ascii="Bookman Old Style" w:eastAsia="Bookman Old Style" w:hAnsi="Bookman Old Style" w:cs="Bookman Old Style"/>
+        </w:rPr>
+        <w:tab/>
+      </w:r>
+    </w:p>
+    <w:p>
+      <w:pPr>
+        <w:ind w:left="4820" w:right="-765"/>
+        <w:jc w:val="center"/>
+        <w:rPr>
+          <w:rFonts w:ascii="Bookman Old Style" w:hAnsi="Bookman Old Style"/>
+          <w:b/>
+          <w:bCs/>
+          <w:u w:val="single"/>
+        </w:rPr>
+      </w:pPr>
+    </w:p>
+    <w:p>
+      <w:pPr>
+        <w:ind w:left="4820" w:right="-765"/>
+        <w:jc w:val="center"/>
+        <w:rPr>
+          <w:rFonts w:ascii="Bookman Old Style" w:hAnsi="Bookman Old Style"/>
+          <w:b/>
+          <w:bCs/>
+          <w:u w:val="single"/>
+        </w:rPr>
+      </w:pPr>
+    </w:p>
+    <w:p>
+      <w:pPr>
+        <w:ind w:left="4820" w:right="-765"/>
+        <w:jc w:val="center"/>
+        <w:rPr>
+          <w:rFonts w:ascii="Bookman Old Style" w:hAnsi="Bookman Old Style"/>
+          <w:b/>
+          <w:bCs/>
+          <w:u w:val="single"/>
+        </w:rPr>
+      </w:pPr>
+      <w:r>
+        <w:rPr>
+          <w:rFonts w:ascii="Bookman Old Style" w:hAnsi="Bookman Old Style"/>
+          <w:b/>
+          <w:bCs/>
+          <w:u w:val="single"/>
+        </w:rPr>
+        <w:t>VERIFICATION AFFIDAVIT OF PETITIONER NO.2</w:t>
+      </w:r>
+    </w:p>
+    <w:p>
+      <w:pPr>
+        <w:ind w:left="4820" w:right="-765"/>
+        <w:jc w:val="center"/>
+        <w:rPr>
+          <w:rFonts w:ascii="Bookman Old Style" w:eastAsia="Bookman Old Style" w:hAnsi="Bookman Old Style" w:cs="Bookman Old Style"/>
+          <w:b/>
+          <w:u w:val="single"/>
+        </w:rPr>
+      </w:pPr>
+    </w:p>
+    <w:p>
+      <w:pPr>
+        <w:ind w:left="4820" w:right="-765"/>
+        <w:jc w:val="center"/>
+        <w:rPr>
+          <w:rFonts w:ascii="Bookman Old Style" w:eastAsia="Bookman Old Style" w:hAnsi="Bookman Old Style" w:cs="Bookman Old Style"/>
+          <w:b/>
+          <w:u w:val="single"/>
+        </w:rPr>
+      </w:pPr>
+      <w:r>
+        <w:rPr>
+          <w:rFonts w:ascii="Bookman Old Style" w:eastAsia="Bookman Old Style" w:hAnsi="Bookman Old Style" w:cs="Bookman Old Style"/>
+          <w:b/>
+          <w:u w:val="single"/>
+        </w:rPr>
+        <w:t xml:space="preserve"> </w:t>
+      </w:r>
+    </w:p>
+    <w:p>
+      <w:pPr>
+        <w:ind w:left="5040" w:right="-720"/>
+        <w:rPr>
+          <w:rFonts w:ascii="Bookman Old Style" w:hAnsi="Bookman Old Style" w:cs="Tahoma"/>
+        </w:rPr>
+      </w:pPr>
+      <w:r>
+        <w:rPr>
+          <w:rFonts w:ascii="Bookman Old Style" w:hAnsi="Bookman Old Style" w:cs="Tahoma"/>
+        </w:rPr>
+        <w:t xml:space="preserve">FILED ON: </w:t>
+      </w:r>
+      <w:r>
+        <w:rPr>
+          <w:rFonts w:ascii="Bookman Old Style" w:hAnsi="Bookman Old Style" w:cs="Tahoma"/>
+          <w:noProof/>
+        </w:rPr>
+        <w:t>{{dof}}</w:t>
+      </w:r>
+    </w:p>
+    <w:p>
+      <w:pPr>
+        <w:ind w:left="5040" w:right="-720"/>
+        <w:jc w:val="center"/>
+        <w:rPr>
+          <w:rFonts w:ascii="Bookman Old Style" w:hAnsi="Bookman Old Style" w:cs="Tahoma"/>
+        </w:rPr>
+      </w:pPr>
+    </w:p>
+    <w:p>
+      <w:pPr>
+        <w:ind w:left="5040" w:right="-720"/>
+        <w:jc w:val="center"/>
+        <w:rPr>
+          <w:rFonts w:ascii="Bookman Old Style" w:hAnsi="Bookman Old Style" w:cs="Tahoma"/>
+        </w:rPr>
+      </w:pPr>
+    </w:p>
+    <w:p>
+      <w:pPr>
+        <w:ind w:left="5040" w:right="-720"/>
+        <w:rPr>
+          <w:rFonts w:ascii="Bookman Old Style" w:hAnsi="Bookman Old Style" w:cs="Tahoma"/>
+        </w:rPr>
+      </w:pPr>
+      <w:r>
+        <w:rPr>
+          <w:rFonts w:ascii="Bookman Old Style" w:hAnsi="Bookman Old Style" w:cs="Tahoma"/>
+        </w:rPr>
+        <w:t>FILED BY:</w:t>
+      </w:r>
+    </w:p>
+    <w:p>
+      <w:pPr>
+        <w:ind w:left="5040" w:right="-720"/>
+        <w:rPr>
+          <w:rFonts w:ascii="Bookman Old Style" w:hAnsi="Bookman Old Style" w:cs="Tahoma"/>
+        </w:rPr>
+      </w:pPr>
+    </w:p>
+    <w:p>
+      <w:pPr>
+        <w:ind w:left="5040" w:right="-720"/>
+        <w:rPr>
+          <w:rFonts w:ascii="Bookman Old Style" w:hAnsi="Bookman Old Style" w:cs="Tahoma"/>
+          <w:u w:val="single"/>
+        </w:rPr>
+      </w:pPr>
+      <w:r>
+        <w:rPr>
+          <w:rFonts w:ascii="Bookman Old Style" w:hAnsi="Bookman Old Style" w:cs="Tahoma"/>
+          <w:u w:val="single"/>
+        </w:rPr>
+        <w:t xml:space="preserve">Address for Service: </w:t>
+      </w:r>
+    </w:p>
+    <w:p>
+      <w:pPr>
+        <w:ind w:left="5040" w:right="-720"/>
+        <w:rPr>
+          <w:rFonts w:ascii="Bookman Old Style" w:hAnsi="Bookman Old Style" w:cs="Tahoma"/>
+        </w:rPr>
+      </w:pPr>
+    </w:p>
+    <w:p>
+      <w:pPr>
+        <w:ind w:left="5040" w:right="-720"/>
+        <w:jc w:val="both"/>
+        <w:rPr>
+          <w:rFonts w:ascii="Bookman Old Style" w:hAnsi="Bookman Old Style" w:cs="Tahoma"/>
+        </w:rPr>
+      </w:pPr>
+      <w:r>
+        <w:rPr>
+          <w:rFonts w:ascii="Bookman Old Style" w:hAnsi="Bookman Old Style" w:cs="Tahoma"/>
+          <w:noProof/>
+        </w:rPr>
+        <w:t>{{address_for_service}}</w:t>
+      </w:r>
+    </w:p>
+    <w:p>
+      <w:pPr>
+        <w:ind w:left="5040" w:right="-720"/>
+        <w:rPr>
+          <w:rFonts w:ascii="Bookman Old Style" w:hAnsi="Bookman Old Style" w:cs="Tahoma"/>
+        </w:rPr>
+      </w:pPr>
+    </w:p>
+    <w:p>
+      <w:pPr>
+        <w:ind w:left="5040" w:right="-720"/>
+        <w:rPr>
+          <w:rFonts w:ascii="Bookman Old Style" w:hAnsi="Bookman Old Style" w:cs="Tahoma"/>
+        </w:rPr>
+      </w:pPr>
+      <w:r>
+        <w:rPr>
+          <w:rFonts w:ascii="Bookman Old Style" w:hAnsi="Bookman Old Style" w:cs="Tahoma"/>
+        </w:rPr>
+        <w:t>Counsel for Petitioners No.1 &amp; 2</w:t>
+      </w:r>
+    </w:p>
+    <w:p>
+      <w:pPr>
+        <w:ind w:left="4820" w:right="-765"/>
+        <w:rPr>
+          <w:rFonts w:ascii="Bookman Old Style" w:hAnsi="Bookman Old Style"/>
+          <w:u w:val="single"/>
+        </w:rPr>
+      </w:pPr>
+    </w:p>
+    <w:p>
+      <w:pPr>
+        <w:ind w:left="4820" w:right="-765"/>
+        <w:jc w:val="right"/>
+        <w:rPr>
+          <w:rFonts w:ascii="Bookman Old Style" w:hAnsi="Bookman Old Style"/>
+        </w:rPr>
+      </w:pPr>
+    </w:p>
+    <w:bookmarkEnd w:id="0"/>
+    <w:p>
+      <w:pPr>
+        <w:ind w:right="-720"/>
+        <w:rPr>
+          <w:rFonts w:ascii="Bookman Old Style" w:hAnsi="Bookman Old Style" w:cs="Tahoma"/>
+        </w:rPr>
+      </w:pPr>
+    </w:p>
+    <w:p>
+      <w:pPr>
+        <w:rPr>
+          <w:rFonts w:ascii="Bookman Old Style" w:hAnsi="Bookman Old Style"/>
+        </w:rPr>
+      </w:pPr>
+    </w:p>
+    <w:p>
+      <w:pPr>
+        <w:ind w:right="-630"/>
+        <w:rPr>
+          <w:rFonts w:ascii="Bookman Old Style" w:hAnsi="Bookman Old Style" w:cs="Tahoma"/>
+        </w:rPr>
+        <w:sectPr>
+          <w:type w:val="continuous"/>
+          <w:pgSz w:w="11907" w:h="16839" w:code="9"/>
+          <w:pgMar w:top="1440" w:right="1800" w:bottom="1440" w:left="1800" w:header="0" w:footer="0" w:gutter="0"/>
+          <w:pgNumType w:start="1"/>
+          <w:cols w:space="720"/>
+          <w:docGrid w:linePitch="360"/>
+        </w:sectPr>
+      </w:pPr>
+    </w:p>
+    <w:p>
+      <w:pPr>
+        <w:jc w:val="center"/>
+        <w:rPr>
+          <w:rFonts w:ascii="Bookman Old Style" w:hAnsi="Bookman Old Style" w:cs="Tahoma"/>
+          <w:b/>
+          <w:bCs/>
+        </w:rPr>
+      </w:pPr>
+    </w:p>
+    <w:p>
+      <w:pPr>
+        <w:rPr>
+          <w:rFonts w:ascii="Bookman Old Style" w:hAnsi="Bookman Old Style" w:cs="Tahoma"/>
+        </w:rPr>
+      </w:pPr>
+    </w:p>
+    <w:p>
+      <w:pPr>
+        <w:rPr>
+          <w:rFonts w:ascii="Bookman Old Style" w:hAnsi="Bookman Old Style" w:cs="Tahoma"/>
+        </w:rPr>
+      </w:pPr>
+    </w:p>
+    <w:p>
+      <w:pPr>
+        <w:rPr>
+          <w:rFonts w:ascii="Bookman Old Style" w:hAnsi="Bookman Old Style" w:cs="Tahoma"/>
+        </w:rPr>
+      </w:pPr>
+    </w:p>
+    <w:p>
+      <w:pPr>
+        <w:rPr>
+          <w:rFonts w:ascii="Bookman Old Style" w:hAnsi="Bookman Old Style" w:cs="Tahoma"/>
+        </w:rPr>
+      </w:pPr>
+    </w:p>
+    <w:p>
+      <w:pPr>
+        <w:rPr>
+          <w:rFonts w:ascii="Bookman Old Style" w:hAnsi="Bookman Old Style" w:cs="Tahoma"/>
+        </w:rPr>
+      </w:pPr>
+    </w:p>
+    <w:p>
+      <w:pPr>
+        <w:rPr>
+          <w:rFonts w:ascii="Bookman Old Style" w:hAnsi="Bookman Old Style" w:cs="Tahoma"/>
+        </w:rPr>
+      </w:pPr>
+    </w:p>
+    <w:p>
+      <w:pPr>
+        <w:jc w:val="center"/>
+        <w:rPr>
+          <w:rFonts w:ascii="Bookman Old Style" w:hAnsi="Bookman Old Style" w:cs="Tahoma"/>
+          <w:b/>
+          <w:bCs/>
+        </w:rPr>
+      </w:pPr>
+    </w:p>
+    <w:p>
+      <w:pPr>
+        <w:jc w:val="center"/>
+        <w:rPr>
+          <w:rFonts w:ascii="Bookman Old Style" w:hAnsi="Bookman Old Style" w:cs="Tahoma"/>
+          <w:b/>
+        </w:rPr>
+      </w:pPr>
+      <w:r>
+        <w:rPr>
+          <w:rFonts w:ascii="Bookman Old Style" w:hAnsi="Bookman Old Style" w:cs="Tahoma"/>
+          <w:b/>
+          <w:bCs/>
+        </w:rPr>
+        <w:br w:type="page"/>
+      </w:r>
+      <w:r>
+        <w:rPr>
+          <w:rFonts w:ascii="Bookman Old Style" w:hAnsi="Bookman Old Style" w:cs="Tahoma"/>
+          <w:b/>
+          <w:bCs/>
+        </w:rPr>
+        <w:lastRenderedPageBreak/>
+        <w:t xml:space="preserve">IN THE COURT OF THE </w:t>
+      </w:r>
+      <w:r>
+        <w:rPr>
+          <w:rFonts w:ascii="Bookman Old Style" w:hAnsi="Bookman Old Style" w:cs="Tahoma"/>
+          <w:b/>
+          <w:noProof/>
+        </w:rPr>
+        <w:t>{{court_name}}</w:t>
+      </w:r>
+    </w:p>
+    <w:p>
+      <w:pPr>
+        <w:jc w:val="center"/>
+        <w:rPr>
+          <w:rFonts w:ascii="Bookman Old Style" w:hAnsi="Bookman Old Style" w:cs="Tahoma"/>
+          <w:b/>
+          <w:bCs/>
+          <w:u w:val="single"/>
+        </w:rPr>
+      </w:pPr>
+    </w:p>
+    <w:p>
+      <w:pPr>
+        <w:jc w:val="center"/>
+        <w:rPr>
+          <w:rFonts w:ascii="Bookman Old Style" w:hAnsi="Bookman Old Style" w:cs="Tahoma"/>
+        </w:rPr>
+      </w:pPr>
+    </w:p>
+    <w:p>
+      <w:pPr>
+        <w:jc w:val="center"/>
+        <w:rPr>
+          <w:rFonts w:ascii="Bookman Old Style" w:hAnsi="Bookman Old Style" w:cs="Tahoma"/>
+        </w:rPr>
+      </w:pPr>
+      <w:r>
+        <w:rPr>
+          <w:rFonts w:ascii="Bookman Old Style" w:hAnsi="Bookman Old Style" w:cs="Tahoma"/>
+        </w:rPr>
+        <w:t>F.C.O.P.</w:t>
+      </w:r>
+      <w:r>
+        <w:rPr>
+          <w:rFonts w:ascii="Bookman Old Style" w:hAnsi="Bookman Old Style" w:cs="Tahoma"/>
+        </w:rPr>
+        <w:t xml:space="preserve"> </w:t>
+      </w:r>
+      <w:r>
+        <w:rPr>
+          <w:rFonts w:ascii="Bookman Old Style" w:hAnsi="Bookman Old Style" w:cs="Tahoma"/>
+        </w:rPr>
+        <w:t xml:space="preserve">No.                  OF </w:t>
+      </w:r>
+      <w:r>
+        <w:rPr>
+          <w:rFonts w:ascii="Bookman Old Style" w:hAnsi="Bookman Old Style" w:cs="Tahoma"/>
+          <w:noProof/>
+        </w:rPr>
+        <w:t>{{year}}</w:t>
+      </w:r>
+    </w:p>
+    <w:p>
+      <w:pPr>
+        <w:jc w:val="both"/>
+        <w:rPr>
+          <w:rFonts w:ascii="Bookman Old Style" w:hAnsi="Bookman Old Style" w:cs="Tahoma"/>
+        </w:rPr>
+      </w:pPr>
+    </w:p>
+    <w:p>
+      <w:pPr>
+        <w:jc w:val="both"/>
+        <w:rPr>
+          <w:rFonts w:ascii="Bookman Old Style" w:hAnsi="Bookman Old Style" w:cs="Tahoma"/>
+        </w:rPr>
+      </w:pPr>
+      <w:r>
+        <w:rPr>
+          <w:rFonts w:ascii="Bookman Old Style" w:hAnsi="Bookman Old Style" w:cs="Tahoma"/>
+        </w:rPr>
+        <w:t>BETWEEN:</w:t>
+      </w:r>
+    </w:p>
+    <w:p>
+      <w:pPr>
+        <w:jc w:val="both"/>
+        <w:rPr>
+          <w:rFonts w:ascii="Bookman Old Style" w:hAnsi="Bookman Old Style" w:cs="Tahoma"/>
+        </w:rPr>
+      </w:pPr>
+    </w:p>
+    <w:p>
+      <w:pPr>
+        <w:jc w:val="both"/>
+        <w:rPr>
+          <w:rFonts w:ascii="Bookman Old Style" w:hAnsi="Bookman Old Style" w:cs="Tahoma"/>
+        </w:rPr>
+      </w:pPr>
+      <w:r>
+        <w:rPr>
+          <w:rFonts w:ascii="Bookman Old Style" w:hAnsi="Bookman Old Style" w:cs="Tahoma"/>
+          <w:noProof/>
+        </w:rPr>
+        <w:t>{{pet_name}}</w:t>
+      </w:r>
+    </w:p>
+    <w:p>
+      <w:pPr>
+        <w:jc w:val="right"/>
+        <w:rPr>
+          <w:rFonts w:ascii="Bookman Old Style" w:hAnsi="Bookman Old Style" w:cs="Tahoma"/>
+        </w:rPr>
+      </w:pPr>
+      <w:r>
+        <w:rPr>
+          <w:rFonts w:ascii="Bookman Old Style" w:hAnsi="Bookman Old Style" w:cs="Tahoma"/>
+        </w:rPr>
+        <w:t xml:space="preserve">….  FIRST PETITIONER </w:t>
+      </w:r>
+    </w:p>
+    <w:p>
+      <w:pPr>
+        <w:jc w:val="both"/>
+        <w:rPr>
+          <w:rFonts w:ascii="Bookman Old Style" w:hAnsi="Bookman Old Style" w:cs="Tahoma"/>
+        </w:rPr>
+      </w:pPr>
+      <w:r>
+        <w:rPr>
+          <w:rFonts w:ascii="Bookman Old Style" w:hAnsi="Bookman Old Style" w:cs="Tahoma"/>
+        </w:rPr>
+        <w:t xml:space="preserve">        AND</w:t>
+      </w:r>
+    </w:p>
+    <w:p>
+      <w:pPr>
+        <w:jc w:val="both"/>
+        <w:rPr>
+          <w:rFonts w:ascii="Bookman Old Style" w:hAnsi="Bookman Old Style" w:cs="Tahoma"/>
+        </w:rPr>
+      </w:pPr>
+    </w:p>
+    <w:p>
+      <w:pPr>
+        <w:jc w:val="both"/>
+        <w:rPr>
+          <w:rFonts w:ascii="Bookman Old Style" w:hAnsi="Bookman Old Style" w:cs="Tahoma"/>
+        </w:rPr>
+      </w:pPr>
+      <w:r>
+        <w:rPr>
+          <w:rFonts w:ascii="Bookman Old Style" w:hAnsi="Bookman Old Style" w:cs="Tahoma"/>
+          <w:noProof/>
+        </w:rPr>
+        <w:t>{{res_name}}</w:t>
+      </w:r>
+    </w:p>
+    <w:p>
+      <w:pPr>
+        <w:jc w:val="right"/>
+        <w:rPr>
+          <w:rFonts w:ascii="Bookman Old Style" w:hAnsi="Bookman Old Style" w:cs="Tahoma"/>
+        </w:rPr>
+      </w:pPr>
+      <w:r>
+        <w:rPr>
+          <w:rFonts w:ascii="Bookman Old Style" w:hAnsi="Bookman Old Style" w:cs="Tahoma"/>
+        </w:rPr>
+        <w:t>…..SECOND PETITIONER</w:t>
+      </w:r>
+    </w:p>
+    <w:p>
+      <w:pPr>
+        <w:jc w:val="center"/>
+        <w:rPr>
+          <w:rFonts w:ascii="Bookman Old Style" w:eastAsia="Bookman Old Style" w:hAnsi="Bookman Old Style" w:cs="Bookman Old Style"/>
+        </w:rPr>
+      </w:pPr>
+      <w:r>
+        <w:rPr>
+          <w:rFonts w:ascii="Bookman Old Style" w:eastAsia="Bookman Old Style" w:hAnsi="Bookman Old Style" w:cs="Bookman Old Style"/>
+        </w:rPr>
+        <w:tab/>
+      </w:r>
+    </w:p>
+    <w:p>
+      <w:pPr>
+        <w:jc w:val="center"/>
+        <w:rPr>
+          <w:rFonts w:ascii="Bookman Old Style" w:hAnsi="Bookman Old Style"/>
+          <w:b/>
+          <w:bCs/>
+          <w:u w:val="single"/>
+        </w:rPr>
+      </w:pPr>
+      <w:r>
+        <w:rPr>
+          <w:rFonts w:ascii="Bookman Old Style" w:hAnsi="Bookman Old Style"/>
+          <w:b/>
+          <w:bCs/>
+          <w:u w:val="single"/>
+        </w:rPr>
+        <w:t>VERIFICATION AFFIDAVIT OF PETITIONER NO.1</w:t>
+      </w:r>
+    </w:p>
+    <w:p>
+      <w:pPr>
+        <w:spacing w:after="240"/>
+        <w:ind w:left="284"/>
+        <w:jc w:val="both"/>
+        <w:rPr>
+          <w:rFonts w:ascii="Bookman Old Style" w:eastAsia="Bookman Old Style" w:hAnsi="Bookman Old Style" w:cs="Bookman Old Style"/>
+        </w:rPr>
+      </w:pPr>
+    </w:p>
+    <w:p>
+      <w:pPr>
+        <w:spacing w:after="240"/>
+        <w:jc w:val="both"/>
+        <w:rPr>
+          <w:rFonts w:ascii="Bookman Old Style" w:eastAsia="Bookman Old Style" w:hAnsi="Bookman Old Style" w:cs="Bookman Old Style"/>
+        </w:rPr>
+      </w:pPr>
+      <w:r>
+        <w:rPr>
+          <w:rFonts w:ascii="Bookman Old Style" w:eastAsia="Bookman Old Style" w:hAnsi="Bookman Old Style" w:cs="Bookman Old Style"/>
+        </w:rPr>
+        <w:t xml:space="preserve">I, </w:t>
+      </w:r>
+      <w:r>
+        <w:rPr>
+          <w:rFonts w:ascii="Bookman Old Style" w:hAnsi="Bookman Old Style" w:cs="Tahoma"/>
+          <w:noProof/>
+        </w:rPr>
+        <w:t>{{aff_oath}}</w:t>
+      </w:r>
+      <w:r>
+        <w:rPr>
+          <w:rFonts w:ascii="Bookman Old Style" w:eastAsia="Bookman Old Style" w:hAnsi="Bookman Old Style" w:cs="Bookman Old Style"/>
+        </w:rPr>
+        <w:t>., do hereby solemnly affirm and sincerely state on oath as follows:</w:t>
+      </w:r>
+    </w:p>
+    <w:p>
+      <w:pPr>
+        <w:pStyle w:val="ListParagraph"/>
+        <w:numPr>
+          <w:ilvl w:val="0"/>
+          <w:numId w:val="7"/>
+        </w:numPr>
+        <w:spacing w:after="240"/>
+        <w:ind w:left="426"/>
+        <w:jc w:val="both"/>
+        <w:rPr>
+          <w:rFonts w:ascii="Bookman Old Style" w:eastAsia="Bookman Old Style" w:hAnsi="Bookman Old Style" w:cs="Bookman Old Style"/>
+          <w:sz w:val="24"/>
+          <w:szCs w:val="24"/>
+        </w:rPr>
+      </w:pPr>
+      <w:r>
+        <w:rPr>
+          <w:rFonts w:ascii="Bookman Old Style" w:eastAsia="Bookman Old Style" w:hAnsi="Bookman Old Style" w:cs="Bookman Old Style"/>
+          <w:sz w:val="24"/>
+          <w:szCs w:val="24"/>
+        </w:rPr>
+        <w:t>I am the petitioner No.1 herein, as such I am well acquainted with the facts of the case and do hereby swear to the contents of this affidavit.</w:t>
+      </w:r>
+    </w:p>
+    <w:p>
+      <w:pPr>
+        <w:pStyle w:val="ListParagraph"/>
+        <w:spacing w:after="240"/>
+        <w:ind w:left="426"/>
+        <w:jc w:val="both"/>
+        <w:rPr>
+          <w:rFonts w:ascii="Bookman Old Style" w:eastAsia="Bookman Old Style" w:hAnsi="Bookman Old Style" w:cs="Bookman Old Style"/>
+          <w:sz w:val="24"/>
+          <w:szCs w:val="24"/>
+        </w:rPr>
+      </w:pPr>
+    </w:p>
+    <w:p>
+      <w:pPr>
+        <w:pStyle w:val="ListParagraph"/>
+        <w:numPr>
+          <w:ilvl w:val="0"/>
+          <w:numId w:val="7"/>
+        </w:numPr>
+        <w:spacing w:after="200"/>
+        <w:ind w:left="426"/>
+        <w:jc w:val="both"/>
+        <w:rPr>
+          <w:rFonts w:ascii="Bookman Old Style" w:hAnsi="Bookman Old Style"/>
+          <w:sz w:val="24"/>
+          <w:szCs w:val="24"/>
+        </w:rPr>
+      </w:pPr>
+      <w:r>
+        <w:rPr>
+          <w:rFonts w:ascii="Bookman Old Style" w:hAnsi="Bookman Old Style"/>
+          <w:sz w:val="24"/>
+          <w:szCs w:val="24"/>
+        </w:rPr>
+        <w:t>That I am the petitioner</w:t>
+      </w:r>
+      <w:r>
+        <w:rPr>
+          <w:rFonts w:ascii="Bookman Old Style" w:hAnsi="Bookman Old Style"/>
+          <w:sz w:val="24"/>
+          <w:szCs w:val="24"/>
+        </w:rPr>
+        <w:t xml:space="preserve"> No.1</w:t>
+      </w:r>
+      <w:r>
+        <w:rPr>
+          <w:rFonts w:ascii="Bookman Old Style" w:hAnsi="Bookman Old Style"/>
+          <w:sz w:val="24"/>
+          <w:szCs w:val="24"/>
+        </w:rPr>
+        <w:t xml:space="preserve"> herein and I filed the above </w:t>
+      </w:r>
+      <w:r>
+        <w:rPr>
+          <w:rFonts w:ascii="Bookman Old Style" w:hAnsi="Bookman Old Style"/>
+          <w:b/>
+          <w:bCs/>
+          <w:sz w:val="24"/>
+          <w:szCs w:val="24"/>
+        </w:rPr>
+        <w:t>F.C.</w:t>
+      </w:r>
+      <w:r>
+        <w:rPr>
+          <w:rFonts w:ascii="Bookman Old Style" w:eastAsia="Bookman Old Style" w:hAnsi="Bookman Old Style" w:cs="Bookman Old Style"/>
+          <w:b/>
+          <w:bCs/>
+          <w:sz w:val="24"/>
+          <w:szCs w:val="24"/>
+        </w:rPr>
+        <w:t>O</w:t>
+      </w:r>
+      <w:r>
+        <w:rPr>
+          <w:rFonts w:ascii="Bookman Old Style" w:eastAsia="Bookman Old Style" w:hAnsi="Bookman Old Style" w:cs="Bookman Old Style"/>
+          <w:b/>
+          <w:sz w:val="24"/>
+          <w:szCs w:val="24"/>
+        </w:rPr>
+        <w:t>.P(Mutual Consent Divorce)</w:t>
+      </w:r>
+      <w:r>
+        <w:rPr>
+          <w:rFonts w:ascii="Bookman Old Style" w:hAnsi="Bookman Old Style"/>
+          <w:sz w:val="24"/>
+          <w:szCs w:val="24"/>
+        </w:rPr>
+        <w:t>., that the contents mentioned in the main Petition., and all the Paras</w:t>
+      </w:r>
+      <w:r>
+        <w:rPr>
+          <w:rFonts w:ascii="Bookman Old Style" w:hAnsi="Bookman Old Style"/>
+          <w:sz w:val="24"/>
+          <w:szCs w:val="24"/>
+        </w:rPr>
+        <w:t xml:space="preserve"> 1 to ____ </w:t>
+      </w:r>
+      <w:r>
+        <w:rPr>
+          <w:rFonts w:ascii="Bookman Old Style" w:hAnsi="Bookman Old Style"/>
+          <w:sz w:val="24"/>
+          <w:szCs w:val="24"/>
+        </w:rPr>
+        <w:t>of the FCOP are true and correct to the best of my knowledge and belief, hence verified.</w:t>
+      </w:r>
+    </w:p>
+    <w:p>
+      <w:pPr>
+        <w:pStyle w:val="ListParagraph"/>
+        <w:ind w:left="360"/>
+        <w:jc w:val="both"/>
+        <w:rPr>
+          <w:rFonts w:ascii="Bookman Old Style" w:hAnsi="Bookman Old Style"/>
+          <w:sz w:val="24"/>
+          <w:szCs w:val="24"/>
+        </w:rPr>
+      </w:pPr>
+    </w:p>
+    <w:p>
+      <w:pPr>
+        <w:pStyle w:val="ListParagraph"/>
+        <w:rPr>
+          <w:rFonts w:ascii="Bookman Old Style" w:eastAsia="Bookman Old Style" w:hAnsi="Bookman Old Style" w:cs="Bookman Old Style"/>
+          <w:sz w:val="24"/>
+          <w:szCs w:val="24"/>
+        </w:rPr>
+      </w:pPr>
+    </w:p>
+    <w:p>
+      <w:pPr>
+        <w:spacing w:before="240" w:after="240"/>
+        <w:jc w:val="right"/>
+        <w:rPr>
+          <w:rFonts w:ascii="Bookman Old Style" w:eastAsia="Bookman Old Style" w:hAnsi="Bookman Old Style" w:cs="Bookman Old Style"/>
+        </w:rPr>
+      </w:pPr>
+      <w:r>
+        <w:rPr>
+          <w:rFonts w:ascii="Bookman Old Style" w:eastAsia="Bookman Old Style" w:hAnsi="Bookman Old Style" w:cs="Bookman Old Style"/>
+        </w:rPr>
+        <w:t>Deponent</w:t>
+      </w:r>
+      <w:r>
+        <w:rPr>
+          <w:rFonts w:ascii="Bookman Old Style" w:eastAsia="Bookman Old Style" w:hAnsi="Bookman Old Style" w:cs="Bookman Old Style"/>
+        </w:rPr>
+        <w:tab/>
+      </w:r>
+    </w:p>
+    <w:p>
+      <w:pPr>
+        <w:jc w:val="both"/>
+        <w:rPr>
+          <w:rFonts w:ascii="Bookman Old Style" w:eastAsia="Bookman Old Style" w:hAnsi="Bookman Old Style" w:cs="Bookman Old Style"/>
+        </w:rPr>
+      </w:pPr>
+      <w:r>
+        <w:rPr>
+          <w:rFonts w:ascii="Bookman Old Style" w:eastAsia="Bookman Old Style" w:hAnsi="Bookman Old Style" w:cs="Bookman Old Style"/>
+        </w:rPr>
+        <w:t xml:space="preserve">Sworn and signed before me </w:t>
+      </w:r>
+    </w:p>
+    <w:p>
+      <w:pPr>
+        <w:jc w:val="both"/>
+        <w:rPr>
+          <w:rFonts w:ascii="Bookman Old Style" w:eastAsia="Bookman Old Style" w:hAnsi="Bookman Old Style" w:cs="Bookman Old Style"/>
+        </w:rPr>
+      </w:pPr>
+      <w:r>
+        <w:rPr>
+          <w:rFonts w:ascii="Bookman Old Style" w:eastAsia="Bookman Old Style" w:hAnsi="Bookman Old Style" w:cs="Bookman Old Style"/>
+        </w:rPr>
+        <w:t>on this ______ day of _____________ 2026</w:t>
+      </w:r>
+    </w:p>
+    <w:p>
+      <w:pPr>
+        <w:jc w:val="both"/>
+        <w:rPr>
+          <w:rFonts w:ascii="Bookman Old Style" w:eastAsia="Bookman Old Style" w:hAnsi="Bookman Old Style" w:cs="Bookman Old Style"/>
+        </w:rPr>
+      </w:pPr>
+      <w:r>
+        <w:rPr>
+          <w:rFonts w:ascii="Bookman Old Style" w:eastAsia="Bookman Old Style" w:hAnsi="Bookman Old Style" w:cs="Bookman Old Style"/>
+        </w:rPr>
+        <w:t xml:space="preserve">at </w:t>
+      </w:r>
+      <w:r>
+        <w:rPr>
+          <w:rFonts w:ascii="Bookman Old Style" w:eastAsia="Bookman Old Style" w:hAnsi="Bookman Old Style" w:cs="Bookman Old Style"/>
+        </w:rPr>
+        <w:t>{{place}}</w:t>
+      </w:r>
+    </w:p>
+    <w:p>
+      <w:pPr>
+        <w:rPr>
+          <w:rFonts w:ascii="Bookman Old Style" w:eastAsia="Bookman Old Style" w:hAnsi="Bookman Old Style" w:cs="Bookman Old Style"/>
+        </w:rPr>
+      </w:pPr>
+      <w:r>
+        <w:rPr>
+          <w:rFonts w:ascii="Bookman Old Style" w:eastAsia="Bookman Old Style" w:hAnsi="Bookman Old Style" w:cs="Bookman Old Style"/>
+        </w:rPr>
+        <w:t xml:space="preserve">                             Before me,</w:t>
+      </w:r>
+    </w:p>
+    <w:p>
+      <w:pPr>
+        <w:spacing w:before="240" w:after="240" w:line="480" w:lineRule="auto"/>
+        <w:ind w:firstLine="720"/>
+        <w:jc w:val="center"/>
+        <w:rPr>
+          <w:rFonts w:ascii="Bookman Old Style" w:eastAsia="Bookman Old Style" w:hAnsi="Bookman Old Style" w:cs="Bookman Old Style"/>
+        </w:rPr>
+      </w:pPr>
+      <w:r>
+        <w:rPr>
+          <w:rFonts w:ascii="Bookman Old Style" w:eastAsia="Bookman Old Style" w:hAnsi="Bookman Old Style" w:cs="Bookman Old Style"/>
+        </w:rPr>
+        <w:t>Advocate/</w:t>
+      </w:r>
+      <w:r>
+        <w:rPr>
+          <w:rFonts w:ascii="Bookman Old Style" w:eastAsia="Bookman Old Style" w:hAnsi="Bookman Old Style" w:cs="Bookman Old Style"/>
+        </w:rPr>
+        <w:t>{{place}}</w:t>
+      </w:r>
+    </w:p>
+    <w:p>
+      <w:pPr>
+        <w:ind w:left="5040" w:right="-720"/>
+        <w:jc w:val="center"/>
+        <w:rPr>
+          <w:rFonts w:ascii="Bookman Old Style" w:hAnsi="Bookman Old Style" w:cs="Tahoma"/>
+          <w:b/>
+          <w:bCs/>
+        </w:rPr>
+      </w:pPr>
+    </w:p>
+    <w:p>
+      <w:pPr>
+        <w:rPr>
+          <w:rFonts w:ascii="Bookman Old Style" w:hAnsi="Bookman Old Style" w:cs="Tahoma"/>
+        </w:rPr>
+      </w:pPr>
+    </w:p>
+    <w:p>
+      <w:pPr>
+        <w:rPr>
+          <w:rFonts w:ascii="Bookman Old Style" w:hAnsi="Bookman Old Style" w:cs="Tahoma"/>
+        </w:rPr>
+      </w:pPr>
+    </w:p>
+    <w:p>
+      <w:pPr>
+        <w:ind w:left="5040" w:right="-720"/>
+        <w:jc w:val="center"/>
+        <w:rPr>
+          <w:rFonts w:ascii="Bookman Old Style" w:hAnsi="Bookman Old Style" w:cs="Tahoma"/>
+          <w:b/>
+          <w:bCs/>
+        </w:rPr>
+      </w:pPr>
+      <w:r>
+        <w:rPr>
+          <w:rFonts w:ascii="Bookman Old Style" w:hAnsi="Bookman Old Style" w:cs="Tahoma"/>
+          <w:b/>
+          <w:bCs/>
+        </w:rPr>
+        <w:br w:type="page"/>
+      </w:r>
+      <w:r>
+        <w:rPr>
+          <w:rFonts w:ascii="Bookman Old Style" w:hAnsi="Bookman Old Style" w:cs="Tahoma"/>
+          <w:b/>
+          <w:bCs/>
+        </w:rPr>
+        <w:lastRenderedPageBreak/>
+        <w:t>IN THE COURT OF THE</w:t>
+      </w:r>
+    </w:p>
+    <w:p>
+      <w:pPr>
+        <w:ind w:left="5040" w:right="-720"/>
+        <w:jc w:val="center"/>
+        <w:rPr>
+          <w:rFonts w:ascii="Bookman Old Style" w:hAnsi="Bookman Old Style" w:cs="Tahoma"/>
+          <w:b/>
+          <w:bCs/>
+        </w:rPr>
+      </w:pPr>
+      <w:r>
+        <w:rPr>
+          <w:rFonts w:ascii="Bookman Old Style" w:hAnsi="Bookman Old Style" w:cs="Tahoma"/>
+          <w:b/>
+          <w:bCs/>
+          <w:noProof/>
+        </w:rPr>
+        <w:t>{{court_name}}</w:t>
+      </w:r>
+    </w:p>
+    <w:p>
+      <w:pPr>
+        <w:ind w:left="5040" w:right="-720"/>
+        <w:jc w:val="center"/>
+        <w:rPr>
+          <w:rFonts w:ascii="Bookman Old Style" w:hAnsi="Bookman Old Style" w:cs="Tahoma"/>
+        </w:rPr>
+      </w:pPr>
+    </w:p>
+    <w:p>
+      <w:pPr>
+        <w:ind w:left="5040" w:right="-720"/>
+        <w:jc w:val="center"/>
+        <w:rPr>
+          <w:rFonts w:ascii="Bookman Old Style" w:hAnsi="Bookman Old Style" w:cs="Tahoma"/>
+        </w:rPr>
+      </w:pPr>
+    </w:p>
+    <w:p>
+      <w:pPr>
+        <w:ind w:left="5040" w:right="-720"/>
+        <w:jc w:val="center"/>
+        <w:rPr>
+          <w:rFonts w:ascii="Bookman Old Style" w:hAnsi="Bookman Old Style" w:cs="Tahoma"/>
+        </w:rPr>
+      </w:pPr>
+      <w:r>
+        <w:rPr>
+          <w:rFonts w:ascii="Bookman Old Style" w:hAnsi="Bookman Old Style" w:cs="Tahoma"/>
+        </w:rPr>
+        <w:t xml:space="preserve">F.C.O.P. No.              OF </w:t>
+      </w:r>
+      <w:r>
+        <w:rPr>
+          <w:rFonts w:ascii="Bookman Old Style" w:hAnsi="Bookman Old Style" w:cs="Tahoma"/>
+          <w:noProof/>
+        </w:rPr>
+        <w:t>{{year}}</w:t>
+      </w:r>
+    </w:p>
+    <w:p>
+      <w:pPr>
+        <w:ind w:left="5040" w:right="-720"/>
+        <w:jc w:val="center"/>
+        <w:rPr>
+          <w:rFonts w:ascii="Bookman Old Style" w:hAnsi="Bookman Old Style" w:cs="Tahoma"/>
+        </w:rPr>
+      </w:pPr>
+    </w:p>
+    <w:p>
+      <w:pPr>
+        <w:ind w:left="5040" w:right="-720"/>
+        <w:jc w:val="center"/>
+        <w:rPr>
+          <w:rFonts w:ascii="Bookman Old Style" w:hAnsi="Bookman Old Style" w:cs="Tahoma"/>
+        </w:rPr>
+      </w:pPr>
+    </w:p>
+    <w:p>
+      <w:pPr>
+        <w:ind w:left="5040" w:right="-720"/>
+        <w:jc w:val="center"/>
+        <w:rPr>
+          <w:rFonts w:ascii="Bookman Old Style" w:hAnsi="Bookman Old Style" w:cs="Tahoma"/>
+        </w:rPr>
+      </w:pPr>
+    </w:p>
+    <w:p>
+      <w:pPr>
+        <w:ind w:left="5040" w:right="-720"/>
+        <w:rPr>
+          <w:rFonts w:ascii="Bookman Old Style" w:hAnsi="Bookman Old Style" w:cs="Tahoma"/>
+        </w:rPr>
+      </w:pPr>
+      <w:r>
+        <w:rPr>
+          <w:rFonts w:ascii="Bookman Old Style" w:hAnsi="Bookman Old Style" w:cs="Tahoma"/>
+        </w:rPr>
+        <w:t>BETWEEN:</w:t>
+      </w:r>
+    </w:p>
+    <w:p>
+      <w:pPr>
+        <w:ind w:left="5040" w:right="-720"/>
+        <w:rPr>
+          <w:rFonts w:ascii="Bookman Old Style" w:hAnsi="Bookman Old Style" w:cs="Tahoma"/>
+        </w:rPr>
+      </w:pPr>
+    </w:p>
+    <w:p>
+      <w:pPr>
+        <w:ind w:left="5040" w:right="-900"/>
+        <w:jc w:val="both"/>
+        <w:rPr>
+          <w:rFonts w:ascii="Bookman Old Style" w:hAnsi="Bookman Old Style" w:cs="Tahoma"/>
+        </w:rPr>
+      </w:pPr>
+      <w:r>
+        <w:rPr>
+          <w:rFonts w:ascii="Bookman Old Style" w:hAnsi="Bookman Old Style" w:cs="Tahoma"/>
+          <w:noProof/>
+        </w:rPr>
+        <w:t>{{pet_name}}</w:t>
+      </w:r>
+    </w:p>
+    <w:p>
+      <w:pPr>
+        <w:ind w:left="5040" w:right="-720"/>
+        <w:rPr>
+          <w:rFonts w:ascii="Bookman Old Style" w:hAnsi="Bookman Old Style" w:cs="Tahoma"/>
+        </w:rPr>
+      </w:pPr>
+    </w:p>
+    <w:p>
+      <w:pPr>
+        <w:ind w:left="5040" w:right="-720"/>
+        <w:jc w:val="right"/>
+        <w:rPr>
+          <w:rFonts w:ascii="Bookman Old Style" w:hAnsi="Bookman Old Style" w:cs="Tahoma"/>
+        </w:rPr>
+      </w:pPr>
+      <w:r>
+        <w:rPr>
+          <w:rFonts w:ascii="Bookman Old Style" w:hAnsi="Bookman Old Style" w:cs="Tahoma"/>
+        </w:rPr>
+        <w:t>… FIRST PETITIONER</w:t>
+      </w:r>
+    </w:p>
+    <w:p>
+      <w:pPr>
+        <w:ind w:left="5040" w:right="-720"/>
+        <w:jc w:val="center"/>
+        <w:rPr>
+          <w:rFonts w:ascii="Bookman Old Style" w:hAnsi="Bookman Old Style" w:cs="Tahoma"/>
+        </w:rPr>
+      </w:pPr>
+    </w:p>
+    <w:p>
+      <w:pPr>
+        <w:ind w:left="5040" w:right="-720"/>
+        <w:jc w:val="center"/>
+        <w:rPr>
+          <w:rFonts w:ascii="Bookman Old Style" w:hAnsi="Bookman Old Style" w:cs="Tahoma"/>
+        </w:rPr>
+      </w:pPr>
+      <w:r>
+        <w:rPr>
+          <w:rFonts w:ascii="Bookman Old Style" w:hAnsi="Bookman Old Style" w:cs="Tahoma"/>
+        </w:rPr>
+        <w:t>AND</w:t>
+      </w:r>
+    </w:p>
+    <w:p>
+      <w:pPr>
+        <w:ind w:left="5040" w:right="-720"/>
+        <w:jc w:val="center"/>
+        <w:rPr>
+          <w:rFonts w:ascii="Bookman Old Style" w:hAnsi="Bookman Old Style" w:cs="Tahoma"/>
+        </w:rPr>
+      </w:pPr>
+    </w:p>
+    <w:p>
+      <w:pPr>
+        <w:ind w:left="5040" w:right="-900"/>
+        <w:jc w:val="both"/>
+        <w:rPr>
+          <w:rFonts w:ascii="Bookman Old Style" w:hAnsi="Bookman Old Style" w:cs="Tahoma"/>
+        </w:rPr>
+      </w:pPr>
+      <w:r>
+        <w:rPr>
+          <w:rFonts w:ascii="Bookman Old Style" w:hAnsi="Bookman Old Style" w:cs="Tahoma"/>
+          <w:noProof/>
+        </w:rPr>
+        <w:t>{{res_name}}</w:t>
+      </w:r>
+    </w:p>
+    <w:p>
+      <w:pPr>
+        <w:ind w:left="5040" w:right="-720"/>
+        <w:jc w:val="center"/>
+        <w:rPr>
+          <w:rFonts w:ascii="Bookman Old Style" w:hAnsi="Bookman Old Style" w:cs="Tahoma"/>
+        </w:rPr>
+      </w:pPr>
+    </w:p>
+    <w:p>
+      <w:pPr>
+        <w:ind w:left="5040" w:right="-720"/>
+        <w:jc w:val="right"/>
+        <w:rPr>
+          <w:rFonts w:ascii="Bookman Old Style" w:hAnsi="Bookman Old Style" w:cs="Tahoma"/>
+        </w:rPr>
+      </w:pPr>
+      <w:r>
+        <w:rPr>
+          <w:rFonts w:ascii="Bookman Old Style" w:hAnsi="Bookman Old Style" w:cs="Tahoma"/>
+        </w:rPr>
+        <w:t>… SECOND PETITIONER</w:t>
+      </w:r>
+    </w:p>
+    <w:p>
+      <w:pPr>
+        <w:ind w:left="4820" w:right="-765"/>
+        <w:jc w:val="center"/>
+        <w:rPr>
+          <w:rFonts w:ascii="Bookman Old Style" w:hAnsi="Bookman Old Style" w:cs="Tahoma"/>
+        </w:rPr>
+      </w:pPr>
+    </w:p>
+    <w:p>
+      <w:pPr>
+        <w:ind w:left="4820" w:right="-765"/>
+        <w:rPr>
+          <w:rFonts w:ascii="Bookman Old Style" w:eastAsia="Bookman Old Style" w:hAnsi="Bookman Old Style" w:cs="Bookman Old Style"/>
+        </w:rPr>
+      </w:pPr>
+      <w:r>
+        <w:rPr>
+          <w:rFonts w:ascii="Bookman Old Style" w:eastAsia="Bookman Old Style" w:hAnsi="Bookman Old Style" w:cs="Bookman Old Style"/>
+        </w:rPr>
+        <w:tab/>
+      </w:r>
+    </w:p>
+    <w:p>
+      <w:pPr>
+        <w:ind w:left="4820" w:right="-765"/>
+        <w:jc w:val="center"/>
+        <w:rPr>
+          <w:rFonts w:ascii="Bookman Old Style" w:hAnsi="Bookman Old Style"/>
+          <w:b/>
+          <w:bCs/>
+          <w:u w:val="single"/>
+        </w:rPr>
+      </w:pPr>
+    </w:p>
+    <w:p>
+      <w:pPr>
+        <w:ind w:left="4820" w:right="-765"/>
+        <w:jc w:val="center"/>
+        <w:rPr>
+          <w:rFonts w:ascii="Bookman Old Style" w:hAnsi="Bookman Old Style"/>
+          <w:b/>
+          <w:bCs/>
+          <w:u w:val="single"/>
+        </w:rPr>
+      </w:pPr>
+    </w:p>
+    <w:p>
+      <w:pPr>
+        <w:ind w:left="4820" w:right="-765"/>
+        <w:jc w:val="center"/>
+        <w:rPr>
+          <w:rFonts w:ascii="Bookman Old Style" w:hAnsi="Bookman Old Style"/>
+          <w:b/>
+          <w:bCs/>
+          <w:u w:val="single"/>
+        </w:rPr>
+      </w:pPr>
+      <w:r>
+        <w:rPr>
+          <w:rFonts w:ascii="Bookman Old Style" w:hAnsi="Bookman Old Style"/>
+          <w:b/>
+          <w:bCs/>
+          <w:u w:val="single"/>
+        </w:rPr>
+        <w:t>VERIFICATION AFFIDAVIT OF PETITIONER NO.</w:t>
+      </w:r>
+      <w:r>
+        <w:rPr>
+          <w:rFonts w:ascii="Bookman Old Style" w:hAnsi="Bookman Old Style"/>
+          <w:b/>
+          <w:bCs/>
+          <w:u w:val="single"/>
+        </w:rPr>
+        <w:t>1</w:t>
+      </w:r>
+    </w:p>
+    <w:p>
+      <w:pPr>
+        <w:ind w:left="4820" w:right="-765"/>
+        <w:jc w:val="center"/>
+        <w:rPr>
+          <w:rFonts w:ascii="Bookman Old Style" w:eastAsia="Bookman Old Style" w:hAnsi="Bookman Old Style" w:cs="Bookman Old Style"/>
+          <w:b/>
+          <w:u w:val="single"/>
+        </w:rPr>
+      </w:pPr>
+    </w:p>
+    <w:p>
+      <w:pPr>
+        <w:ind w:left="4820" w:right="-765"/>
+        <w:jc w:val="center"/>
+        <w:rPr>
+          <w:rFonts w:ascii="Bookman Old Style" w:eastAsia="Bookman Old Style" w:hAnsi="Bookman Old Style" w:cs="Bookman Old Style"/>
+          <w:b/>
+          <w:u w:val="single"/>
+        </w:rPr>
+      </w:pPr>
+      <w:r>
+        <w:rPr>
+          <w:rFonts w:ascii="Bookman Old Style" w:eastAsia="Bookman Old Style" w:hAnsi="Bookman Old Style" w:cs="Bookman Old Style"/>
+          <w:b/>
+          <w:u w:val="single"/>
+        </w:rPr>
+        <w:t xml:space="preserve"> </w:t>
+      </w:r>
+    </w:p>
+    <w:p>
+      <w:pPr>
+        <w:ind w:left="5040" w:right="-720"/>
+        <w:rPr>
+          <w:rFonts w:ascii="Bookman Old Style" w:hAnsi="Bookman Old Style" w:cs="Tahoma"/>
+        </w:rPr>
+      </w:pPr>
+      <w:r>
+        <w:rPr>
+          <w:rFonts w:ascii="Bookman Old Style" w:hAnsi="Bookman Old Style" w:cs="Tahoma"/>
+        </w:rPr>
+        <w:t xml:space="preserve">FILED ON: </w:t>
+      </w:r>
+      <w:r>
+        <w:rPr>
+          <w:rFonts w:ascii="Bookman Old Style" w:hAnsi="Bookman Old Style" w:cs="Tahoma"/>
+          <w:noProof/>
+        </w:rPr>
+        <w:t>{{dof}}</w:t>
+      </w:r>
+    </w:p>
+    <w:p>
+      <w:pPr>
+        <w:ind w:left="5040" w:right="-720"/>
+        <w:jc w:val="center"/>
+        <w:rPr>
+          <w:rFonts w:ascii="Bookman Old Style" w:hAnsi="Bookman Old Style" w:cs="Tahoma"/>
+        </w:rPr>
+      </w:pPr>
+    </w:p>
+    <w:p>
+      <w:pPr>
+        <w:ind w:left="5040" w:right="-720"/>
+        <w:jc w:val="center"/>
+        <w:rPr>
+          <w:rFonts w:ascii="Bookman Old Style" w:hAnsi="Bookman Old Style" w:cs="Tahoma"/>
+        </w:rPr>
+      </w:pPr>
+    </w:p>
+    <w:p>
+      <w:pPr>
+        <w:ind w:left="5040" w:right="-720"/>
+        <w:rPr>
+          <w:rFonts w:ascii="Bookman Old Style" w:hAnsi="Bookman Old Style" w:cs="Tahoma"/>
+        </w:rPr>
+      </w:pPr>
+      <w:r>
+        <w:rPr>
+          <w:rFonts w:ascii="Bookman Old Style" w:hAnsi="Bookman Old Style" w:cs="Tahoma"/>
+        </w:rPr>
+        <w:t>FILED BY:</w:t>
+      </w:r>
+    </w:p>
+    <w:p>
+      <w:pPr>
+        <w:ind w:left="5040" w:right="-720"/>
+        <w:rPr>
+          <w:rFonts w:ascii="Bookman Old Style" w:hAnsi="Bookman Old Style" w:cs="Tahoma"/>
+        </w:rPr>
+      </w:pPr>
+    </w:p>
+    <w:p>
+      <w:pPr>
+        <w:ind w:left="5040" w:right="-720"/>
+        <w:rPr>
+          <w:rFonts w:ascii="Bookman Old Style" w:hAnsi="Bookman Old Style" w:cs="Tahoma"/>
+          <w:u w:val="single"/>
+        </w:rPr>
+      </w:pPr>
+      <w:r>
+        <w:rPr>
+          <w:rFonts w:ascii="Bookman Old Style" w:hAnsi="Bookman Old Style" w:cs="Tahoma"/>
+          <w:u w:val="single"/>
+        </w:rPr>
+        <w:t xml:space="preserve">Address for Service: </w:t>
+      </w:r>
+    </w:p>
+    <w:p>
+      <w:pPr>
+        <w:ind w:left="5040" w:right="-720"/>
+        <w:rPr>
+          <w:rFonts w:ascii="Bookman Old Style" w:hAnsi="Bookman Old Style" w:cs="Tahoma"/>
+        </w:rPr>
+      </w:pPr>
+    </w:p>
+    <w:p>
+      <w:pPr>
+        <w:ind w:left="5040" w:right="-720"/>
+        <w:jc w:val="both"/>
+        <w:rPr>
+          <w:rFonts w:ascii="Bookman Old Style" w:hAnsi="Bookman Old Style" w:cs="Tahoma"/>
+        </w:rPr>
+      </w:pPr>
+      <w:r>
+        <w:rPr>
+          <w:rFonts w:ascii="Bookman Old Style" w:hAnsi="Bookman Old Style" w:cs="Tahoma"/>
+          <w:noProof/>
+        </w:rPr>
+        <w:t>{{address_for_service}}</w:t>
+      </w:r>
+    </w:p>
+    <w:p>
+      <w:pPr>
+        <w:ind w:left="5040" w:right="-720"/>
+        <w:rPr>
+          <w:rFonts w:ascii="Bookman Old Style" w:hAnsi="Bookman Old Style" w:cs="Tahoma"/>
+        </w:rPr>
+      </w:pPr>
+    </w:p>
+    <w:p>
+      <w:pPr>
+        <w:ind w:left="5040" w:right="-720"/>
+        <w:rPr>
+          <w:rFonts w:ascii="Bookman Old Style" w:hAnsi="Bookman Old Style" w:cs="Tahoma"/>
+        </w:rPr>
+      </w:pPr>
+      <w:r>
+        <w:rPr>
+          <w:rFonts w:ascii="Bookman Old Style" w:hAnsi="Bookman Old Style" w:cs="Tahoma"/>
+        </w:rPr>
+        <w:t>Counsel for Petitioners No.1 &amp; 2</w:t>
+      </w:r>
+    </w:p>
+    <w:p>
+      <w:pPr>
+        <w:ind w:right="-765"/>
+        <w:rPr>
+          <w:rFonts w:ascii="Bookman Old Style" w:hAnsi="Bookman Old Style"/>
+          <w:u w:val="single"/>
+        </w:rPr>
+      </w:pPr>
+    </w:p>
+    <w:p>
+      <w:pPr>
+        <w:ind w:left="4820" w:right="-765"/>
+        <w:jc w:val="center"/>
+        <w:rPr>
+          <w:rFonts w:ascii="Bookman Old Style" w:hAnsi="Bookman Old Style" w:cs="Tahoma"/>
+        </w:rPr>
+      </w:pPr>
+    </w:p>
+    <w:p>
+      <w:pPr>
+        <w:jc w:val="center"/>
+        <w:rPr>
+          <w:rFonts w:ascii="Bookman Old Style" w:hAnsi="Bookman Old Style" w:cs="Tahoma"/>
+          <w:b/>
+        </w:rPr>
+      </w:pPr>
+      <w:r>
+        <w:rPr>
+          <w:rFonts w:ascii="Bookman Old Style" w:hAnsi="Bookman Old Style" w:cs="Tahoma"/>
+          <w:b/>
+          <w:bCs/>
+        </w:rPr>
+        <w:br w:type="page"/>
+      </w:r>
+      <w:r>
+        <w:rPr>
+          <w:rFonts w:ascii="Bookman Old Style" w:hAnsi="Bookman Old Style" w:cs="Tahoma"/>
+          <w:b/>
+          <w:bCs/>
+        </w:rPr>
+        <w:lastRenderedPageBreak/>
+        <w:t xml:space="preserve">IN THE COURT OF THE </w:t>
+      </w:r>
+      <w:r>
+        <w:rPr>
+          <w:rFonts w:ascii="Bookman Old Style" w:hAnsi="Bookman Old Style" w:cs="Tahoma"/>
+          <w:b/>
+          <w:noProof/>
+        </w:rPr>
+        <w:t>{{court_name}}</w:t>
+      </w:r>
+    </w:p>
+    <w:p>
+      <w:pPr>
+        <w:jc w:val="center"/>
+        <w:rPr>
+          <w:rFonts w:ascii="Bookman Old Style" w:hAnsi="Bookman Old Style" w:cs="Tahoma"/>
+          <w:b/>
+          <w:bCs/>
+          <w:u w:val="single"/>
+        </w:rPr>
+      </w:pPr>
+    </w:p>
+    <w:p>
+      <w:pPr>
+        <w:jc w:val="center"/>
+        <w:rPr>
+          <w:rFonts w:ascii="Bookman Old Style" w:hAnsi="Bookman Old Style" w:cs="Tahoma"/>
+        </w:rPr>
+      </w:pPr>
+    </w:p>
+    <w:p>
+      <w:pPr>
+        <w:jc w:val="center"/>
+        <w:rPr>
+          <w:rFonts w:ascii="Bookman Old Style" w:hAnsi="Bookman Old Style" w:cs="Tahoma"/>
+        </w:rPr>
+      </w:pPr>
+      <w:r>
+        <w:rPr>
+          <w:rFonts w:ascii="Bookman Old Style" w:hAnsi="Bookman Old Style" w:cs="Tahoma"/>
+        </w:rPr>
+        <w:t>F.C.O.P.</w:t>
+      </w:r>
+      <w:r>
+        <w:rPr>
+          <w:rFonts w:ascii="Bookman Old Style" w:hAnsi="Bookman Old Style" w:cs="Tahoma"/>
+        </w:rPr>
+        <w:t xml:space="preserve"> </w:t>
+      </w:r>
+      <w:r>
+        <w:rPr>
+          <w:rFonts w:ascii="Bookman Old Style" w:hAnsi="Bookman Old Style" w:cs="Tahoma"/>
+        </w:rPr>
+        <w:t xml:space="preserve">No.                  OF </w:t>
+      </w:r>
+      <w:r>
+        <w:rPr>
+          <w:rFonts w:ascii="Bookman Old Style" w:hAnsi="Bookman Old Style" w:cs="Tahoma"/>
+          <w:noProof/>
+        </w:rPr>
+        <w:t>{{year}}</w:t>
+      </w:r>
+    </w:p>
+    <w:p>
+      <w:pPr>
+        <w:jc w:val="both"/>
+        <w:rPr>
+          <w:rFonts w:ascii="Bookman Old Style" w:hAnsi="Bookman Old Style" w:cs="Tahoma"/>
+        </w:rPr>
+      </w:pPr>
+    </w:p>
+    <w:p>
+      <w:pPr>
+        <w:jc w:val="both"/>
+        <w:rPr>
+          <w:rFonts w:ascii="Bookman Old Style" w:hAnsi="Bookman Old Style" w:cs="Tahoma"/>
+        </w:rPr>
+      </w:pPr>
+      <w:r>
+        <w:rPr>
+          <w:rFonts w:ascii="Bookman Old Style" w:hAnsi="Bookman Old Style" w:cs="Tahoma"/>
+        </w:rPr>
+        <w:t>BETWEEN:</w:t>
+      </w:r>
+    </w:p>
+    <w:p>
+      <w:pPr>
+        <w:jc w:val="both"/>
+        <w:rPr>
+          <w:rFonts w:ascii="Bookman Old Style" w:hAnsi="Bookman Old Style" w:cs="Tahoma"/>
+        </w:rPr>
+      </w:pPr>
+    </w:p>
+    <w:p>
+      <w:pPr>
+        <w:jc w:val="both"/>
+        <w:rPr>
+          <w:rFonts w:ascii="Bookman Old Style" w:hAnsi="Bookman Old Style" w:cs="Tahoma"/>
+        </w:rPr>
+      </w:pPr>
+      <w:r>
+        <w:rPr>
+          <w:rFonts w:ascii="Bookman Old Style" w:hAnsi="Bookman Old Style" w:cs="Tahoma"/>
+          <w:noProof/>
+        </w:rPr>
+        <w:t>{{pet_name}}</w:t>
+      </w:r>
+    </w:p>
+    <w:p>
+      <w:pPr>
+        <w:jc w:val="right"/>
+        <w:rPr>
+          <w:rFonts w:ascii="Bookman Old Style" w:hAnsi="Bookman Old Style" w:cs="Tahoma"/>
+        </w:rPr>
+      </w:pPr>
+      <w:r>
+        <w:rPr>
+          <w:rFonts w:ascii="Bookman Old Style" w:hAnsi="Bookman Old Style" w:cs="Tahoma"/>
+        </w:rPr>
+        <w:t xml:space="preserve">….  FIRST PETITIONER </w:t>
+      </w:r>
+    </w:p>
+    <w:p>
+      <w:pPr>
+        <w:jc w:val="both"/>
+        <w:rPr>
+          <w:rFonts w:ascii="Bookman Old Style" w:hAnsi="Bookman Old Style" w:cs="Tahoma"/>
+        </w:rPr>
+      </w:pPr>
+      <w:r>
+        <w:rPr>
+          <w:rFonts w:ascii="Bookman Old Style" w:hAnsi="Bookman Old Style" w:cs="Tahoma"/>
+        </w:rPr>
+        <w:t xml:space="preserve">        AND</w:t>
+      </w:r>
+    </w:p>
+    <w:p>
+      <w:pPr>
+        <w:jc w:val="both"/>
+        <w:rPr>
+          <w:rFonts w:ascii="Bookman Old Style" w:hAnsi="Bookman Old Style" w:cs="Tahoma"/>
+        </w:rPr>
+      </w:pPr>
+    </w:p>
+    <w:p>
+      <w:pPr>
+        <w:jc w:val="both"/>
+        <w:rPr>
+          <w:rFonts w:ascii="Bookman Old Style" w:hAnsi="Bookman Old Style" w:cs="Tahoma"/>
+        </w:rPr>
+      </w:pPr>
+      <w:r>
+        <w:rPr>
+          <w:rFonts w:ascii="Bookman Old Style" w:hAnsi="Bookman Old Style" w:cs="Tahoma"/>
+          <w:noProof/>
+        </w:rPr>
+        <w:t>{{res_name}}</w:t>
+      </w:r>
+    </w:p>
+    <w:p>
+      <w:pPr>
+        <w:jc w:val="right"/>
+        <w:rPr>
+          <w:rFonts w:ascii="Bookman Old Style" w:hAnsi="Bookman Old Style" w:cs="Tahoma"/>
+        </w:rPr>
+      </w:pPr>
+      <w:r>
+        <w:rPr>
+          <w:rFonts w:ascii="Bookman Old Style" w:hAnsi="Bookman Old Style" w:cs="Tahoma"/>
+        </w:rPr>
+        <w:t>…..SECOND PETITIONER</w:t>
+      </w:r>
+    </w:p>
+    <w:p>
+      <w:pPr>
+        <w:jc w:val="center"/>
+        <w:rPr>
+          <w:rFonts w:ascii="Bookman Old Style" w:eastAsia="Bookman Old Style" w:hAnsi="Bookman Old Style" w:cs="Bookman Old Style"/>
+        </w:rPr>
+      </w:pPr>
+      <w:r>
+        <w:rPr>
+          <w:rFonts w:ascii="Bookman Old Style" w:eastAsia="Bookman Old Style" w:hAnsi="Bookman Old Style" w:cs="Bookman Old Style"/>
+        </w:rPr>
+        <w:tab/>
+      </w:r>
+    </w:p>
+    <w:p>
+      <w:pPr>
+        <w:jc w:val="center"/>
+        <w:rPr>
+          <w:rFonts w:ascii="Bookman Old Style" w:hAnsi="Bookman Old Style"/>
+          <w:b/>
+          <w:bCs/>
+          <w:u w:val="single"/>
+        </w:rPr>
+      </w:pPr>
+      <w:r>
+        <w:rPr>
+          <w:rFonts w:ascii="Bookman Old Style" w:hAnsi="Bookman Old Style"/>
+          <w:b/>
+          <w:bCs/>
+          <w:u w:val="single"/>
+        </w:rPr>
+        <w:t xml:space="preserve">AFFIDAVIT </w:t>
+      </w:r>
+    </w:p>
+    <w:p>
+      <w:pPr>
+        <w:spacing w:after="240"/>
+        <w:ind w:left="284"/>
+        <w:jc w:val="both"/>
+        <w:rPr>
+          <w:rFonts w:ascii="Bookman Old Style" w:eastAsia="Bookman Old Style" w:hAnsi="Bookman Old Style" w:cs="Bookman Old Style"/>
+        </w:rPr>
+      </w:pPr>
+    </w:p>
+    <w:p>
+      <w:pPr>
+        <w:spacing w:after="240"/>
+        <w:jc w:val="both"/>
+        <w:rPr>
+          <w:rFonts w:ascii="Bookman Old Style" w:eastAsia="Bookman Old Style" w:hAnsi="Bookman Old Style" w:cs="Bookman Old Style"/>
+        </w:rPr>
+      </w:pPr>
+      <w:r>
+        <w:rPr>
+          <w:rFonts w:ascii="Bookman Old Style" w:eastAsia="Bookman Old Style" w:hAnsi="Bookman Old Style" w:cs="Bookman Old Style"/>
+        </w:rPr>
+        <w:t xml:space="preserve">I, </w:t>
+      </w:r>
+      <w:r>
+        <w:rPr>
+          <w:rFonts w:ascii="Bookman Old Style" w:hAnsi="Bookman Old Style" w:cs="Tahoma"/>
+          <w:noProof/>
+        </w:rPr>
+        <w:t>{{aff_oath}}</w:t>
+      </w:r>
+      <w:r>
+        <w:rPr>
+          <w:rFonts w:ascii="Bookman Old Style" w:eastAsia="Bookman Old Style" w:hAnsi="Bookman Old Style" w:cs="Bookman Old Style"/>
+        </w:rPr>
+        <w:t>., do hereby solemnly affirm and sincerely state on oath as follows:</w:t>
+      </w:r>
+    </w:p>
+    <w:p>
+      <w:pPr>
+        <w:pStyle w:val="ListParagraph"/>
+        <w:numPr>
+          <w:ilvl w:val="0"/>
+          <w:numId w:val="8"/>
+        </w:numPr>
+        <w:spacing w:after="240"/>
+        <w:ind w:left="426"/>
+        <w:jc w:val="both"/>
+        <w:rPr>
+          <w:rFonts w:ascii="Bookman Old Style" w:eastAsia="Bookman Old Style" w:hAnsi="Bookman Old Style" w:cs="Bookman Old Style"/>
+          <w:sz w:val="24"/>
+          <w:szCs w:val="24"/>
+        </w:rPr>
+      </w:pPr>
+      <w:r>
+        <w:rPr>
+          <w:rFonts w:ascii="Bookman Old Style" w:eastAsia="Bookman Old Style" w:hAnsi="Bookman Old Style" w:cs="Bookman Old Style"/>
+          <w:sz w:val="24"/>
+          <w:szCs w:val="24"/>
+        </w:rPr>
+        <w:t>I am the petitioner No.1 herein, as such I am well acquainted with the facts of the case and do hereby swear to the contents of this affidavit.</w:t>
+      </w:r>
+    </w:p>
+    <w:p>
+      <w:pPr>
+        <w:numPr>
+          <w:ilvl w:val="0"/>
+          <w:numId w:val="8"/>
+        </w:numPr>
+        <w:ind w:left="426"/>
+        <w:jc w:val="both"/>
+        <w:rPr>
+          <w:rFonts w:ascii="Bookman Old Style" w:eastAsia="Arial" w:hAnsi="Bookman Old Style" w:cs="Mangal"/>
+          <w:lang w:val="en" w:eastAsia="en-GB" w:bidi="hi-IN"/>
+        </w:rPr>
+      </w:pPr>
+      <w:r>
+        <w:rPr>
+          <w:rFonts w:ascii="Bookman Old Style" w:hAnsi="Bookman Old Style"/>
+        </w:rPr>
+        <w:t xml:space="preserve">I submit that my marriage with petitioner No.2 was performed </w:t>
+      </w:r>
+      <w:r>
+        <w:rPr>
+          <w:rFonts w:ascii="Bookman Old Style" w:eastAsia="Arial" w:hAnsi="Bookman Old Style" w:cs="Mangal"/>
+          <w:lang w:val="en" w:eastAsia="en-GB" w:bidi="hi-IN"/>
+        </w:rPr>
+        <w:t xml:space="preserve">according to Hindu Customs, Rites and Rituals on </w:t>
+      </w:r>
+      <w:r>
+        <w:rPr>
+          <w:rFonts w:ascii="Bookman Old Style" w:eastAsia="Arial" w:hAnsi="Bookman Old Style" w:cs="Mangal"/>
+          <w:lang w:val="en" w:eastAsia="en-GB" w:bidi="hi-IN"/>
+        </w:rPr>
+        <w:t>___________</w:t>
+      </w:r>
+      <w:r>
+        <w:rPr>
+          <w:rFonts w:ascii="Bookman Old Style" w:eastAsia="Arial" w:hAnsi="Bookman Old Style" w:cs="Mangal"/>
+          <w:lang w:val="en" w:eastAsia="en-GB" w:bidi="hi-IN"/>
+        </w:rPr>
+        <w:t xml:space="preserve"> at </w:t>
+      </w:r>
+      <w:r>
+        <w:rPr>
+          <w:rFonts w:ascii="Bookman Old Style" w:eastAsia="Arial" w:hAnsi="Bookman Old Style" w:cs="Mangal"/>
+          <w:lang w:val="en" w:eastAsia="en-GB" w:bidi="hi-IN"/>
+        </w:rPr>
+        <w:t>__________</w:t>
+      </w:r>
+      <w:r>
+        <w:rPr>
+          <w:rFonts w:ascii="Bookman Old Style" w:eastAsia="Arial" w:hAnsi="Bookman Old Style" w:cs="Mangal"/>
+          <w:lang w:val="en" w:eastAsia="en-GB" w:bidi="hi-IN"/>
+        </w:rPr>
+        <w:t xml:space="preserve">. The marriage is an arranged marriage and the same was solemnized in the presence of the parents of the petitioners, elders, relatives and friends. </w:t>
+      </w:r>
+    </w:p>
+    <w:p>
+      <w:pPr>
+        <w:ind w:left="426"/>
+        <w:jc w:val="both"/>
+        <w:rPr>
+          <w:rFonts w:ascii="Bookman Old Style" w:eastAsia="Arial" w:hAnsi="Bookman Old Style" w:cs="Mangal"/>
+          <w:lang w:val="en" w:eastAsia="en-GB" w:bidi="hi-IN"/>
+        </w:rPr>
+      </w:pPr>
+    </w:p>
+    <w:p>
+      <w:pPr>
+        <w:pStyle w:val="ListParagraph"/>
+        <w:numPr>
+          <w:ilvl w:val="0"/>
+          <w:numId w:val="8"/>
+        </w:numPr>
+        <w:spacing w:after="200"/>
+        <w:ind w:left="426"/>
+        <w:jc w:val="both"/>
+        <w:rPr>
+          <w:rFonts w:ascii="Bookman Old Style" w:hAnsi="Bookman Old Style"/>
+          <w:sz w:val="24"/>
+          <w:szCs w:val="24"/>
+        </w:rPr>
+      </w:pPr>
+      <w:r>
+        <w:rPr>
+          <w:rFonts w:ascii="Bookman Old Style" w:hAnsi="Bookman Old Style"/>
+          <w:sz w:val="24"/>
+          <w:szCs w:val="24"/>
+        </w:rPr>
+        <w:t xml:space="preserve">I further submit that I did not get my marriage with petitioner No.2 registered at the registrar for marriages i.e. at any Sub-Registrar office in Telangana. Hence, I am unable to furnish the same before this Hon’ble court. </w:t>
+      </w:r>
+    </w:p>
+    <w:p>
+      <w:pPr>
+        <w:pStyle w:val="ListParagraph"/>
+        <w:spacing w:after="200"/>
+        <w:ind w:left="426"/>
+        <w:jc w:val="both"/>
+        <w:rPr>
+          <w:rFonts w:ascii="Bookman Old Style" w:hAnsi="Bookman Old Style"/>
+          <w:sz w:val="24"/>
+          <w:szCs w:val="24"/>
+        </w:rPr>
+      </w:pPr>
+    </w:p>
+    <w:p>
+      <w:pPr>
+        <w:pStyle w:val="ListParagraph"/>
+        <w:spacing w:after="200"/>
+        <w:ind w:left="426"/>
+        <w:jc w:val="both"/>
+        <w:rPr>
+          <w:rFonts w:ascii="Bookman Old Style" w:eastAsia="Bookman Old Style" w:hAnsi="Bookman Old Style" w:cs="Bookman Old Style"/>
+        </w:rPr>
+      </w:pPr>
+      <w:r>
+        <w:rPr>
+          <w:rFonts w:ascii="Bookman Old Style" w:hAnsi="Bookman Old Style"/>
+          <w:sz w:val="24"/>
+          <w:szCs w:val="24"/>
+        </w:rPr>
+        <w:t xml:space="preserve">Hence this affidavit. </w:t>
+      </w:r>
+      <w:r>
+        <w:rPr>
+          <w:rFonts w:ascii="Bookman Old Style" w:hAnsi="Bookman Old Style"/>
+          <w:sz w:val="24"/>
+          <w:szCs w:val="24"/>
+        </w:rPr>
+        <w:tab/>
+      </w:r>
+      <w:r>
+        <w:rPr>
+          <w:rFonts w:ascii="Bookman Old Style" w:hAnsi="Bookman Old Style"/>
+          <w:sz w:val="24"/>
+          <w:szCs w:val="24"/>
+        </w:rPr>
+        <w:tab/>
+      </w:r>
+      <w:r>
+        <w:rPr>
+          <w:rFonts w:ascii="Bookman Old Style" w:hAnsi="Bookman Old Style"/>
+          <w:sz w:val="24"/>
+          <w:szCs w:val="24"/>
+        </w:rPr>
+        <w:tab/>
+      </w:r>
+      <w:r>
+        <w:rPr>
+          <w:rFonts w:ascii="Bookman Old Style" w:hAnsi="Bookman Old Style"/>
+          <w:sz w:val="24"/>
+          <w:szCs w:val="24"/>
+        </w:rPr>
+        <w:tab/>
+      </w:r>
+      <w:r>
+        <w:rPr>
+          <w:rFonts w:ascii="Bookman Old Style" w:hAnsi="Bookman Old Style"/>
+          <w:sz w:val="24"/>
+          <w:szCs w:val="24"/>
+        </w:rPr>
+        <w:tab/>
+      </w:r>
+      <w:r>
+        <w:rPr>
+          <w:rFonts w:ascii="Bookman Old Style" w:hAnsi="Bookman Old Style"/>
+          <w:sz w:val="24"/>
+          <w:szCs w:val="24"/>
+        </w:rPr>
+        <w:tab/>
+      </w:r>
+      <w:r>
+        <w:rPr>
+          <w:rFonts w:ascii="Bookman Old Style" w:eastAsia="Bookman Old Style" w:hAnsi="Bookman Old Style" w:cs="Bookman Old Style"/>
+        </w:rPr>
+        <w:tab/>
+      </w:r>
+    </w:p>
+    <w:p>
+      <w:pPr>
+        <w:spacing w:before="240" w:after="240"/>
+        <w:jc w:val="right"/>
+        <w:rPr>
+          <w:rFonts w:ascii="Bookman Old Style" w:eastAsia="Bookman Old Style" w:hAnsi="Bookman Old Style" w:cs="Bookman Old Style"/>
+        </w:rPr>
+      </w:pPr>
+      <w:r>
+        <w:rPr>
+          <w:rFonts w:ascii="Bookman Old Style" w:eastAsia="Bookman Old Style" w:hAnsi="Bookman Old Style" w:cs="Bookman Old Style"/>
+        </w:rPr>
+        <w:t>Deponent</w:t>
+      </w:r>
+      <w:r>
+        <w:rPr>
+          <w:rFonts w:ascii="Bookman Old Style" w:eastAsia="Bookman Old Style" w:hAnsi="Bookman Old Style" w:cs="Bookman Old Style"/>
+        </w:rPr>
+        <w:tab/>
+      </w:r>
+    </w:p>
+    <w:p>
+      <w:pPr>
+        <w:jc w:val="both"/>
+        <w:rPr>
+          <w:rFonts w:ascii="Bookman Old Style" w:eastAsia="Bookman Old Style" w:hAnsi="Bookman Old Style" w:cs="Bookman Old Style"/>
+        </w:rPr>
+      </w:pPr>
+      <w:r>
+        <w:rPr>
+          <w:rFonts w:ascii="Bookman Old Style" w:eastAsia="Bookman Old Style" w:hAnsi="Bookman Old Style" w:cs="Bookman Old Style"/>
+        </w:rPr>
+        <w:t xml:space="preserve">Sworn and signed before me </w:t>
+      </w:r>
+    </w:p>
+    <w:p>
+      <w:pPr>
+        <w:jc w:val="both"/>
+        <w:rPr>
+          <w:rFonts w:ascii="Bookman Old Style" w:eastAsia="Bookman Old Style" w:hAnsi="Bookman Old Style" w:cs="Bookman Old Style"/>
+        </w:rPr>
+      </w:pPr>
+      <w:r>
+        <w:rPr>
+          <w:rFonts w:ascii="Bookman Old Style" w:eastAsia="Bookman Old Style" w:hAnsi="Bookman Old Style" w:cs="Bookman Old Style"/>
+        </w:rPr>
+        <w:t>on this ______ day of _____________ 2026</w:t>
+      </w:r>
+    </w:p>
+    <w:p>
+      <w:pPr>
+        <w:jc w:val="both"/>
+        <w:rPr>
+          <w:rFonts w:ascii="Bookman Old Style" w:eastAsia="Bookman Old Style" w:hAnsi="Bookman Old Style" w:cs="Bookman Old Style"/>
+        </w:rPr>
+      </w:pPr>
+      <w:r>
+        <w:rPr>
+          <w:rFonts w:ascii="Bookman Old Style" w:eastAsia="Bookman Old Style" w:hAnsi="Bookman Old Style" w:cs="Bookman Old Style"/>
+        </w:rPr>
+        <w:t xml:space="preserve">at </w:t>
+      </w:r>
+      <w:r>
+        <w:rPr>
+          <w:rFonts w:ascii="Bookman Old Style" w:eastAsia="Bookman Old Style" w:hAnsi="Bookman Old Style" w:cs="Bookman Old Style"/>
+        </w:rPr>
+        <w:t>{{place}}</w:t>
+      </w:r>
+    </w:p>
+    <w:p>
+      <w:pPr>
+        <w:rPr>
+          <w:rFonts w:ascii="Bookman Old Style" w:eastAsia="Bookman Old Style" w:hAnsi="Bookman Old Style" w:cs="Bookman Old Style"/>
+        </w:rPr>
+      </w:pPr>
+      <w:r>
+        <w:rPr>
+          <w:rFonts w:ascii="Bookman Old Style" w:eastAsia="Bookman Old Style" w:hAnsi="Bookman Old Style" w:cs="Bookman Old Style"/>
+        </w:rPr>
+        <w:t xml:space="preserve">                             Before me,</w:t>
+      </w:r>
+    </w:p>
+    <w:p>
+      <w:pPr>
+        <w:spacing w:before="240" w:after="240" w:line="480" w:lineRule="auto"/>
+        <w:ind w:firstLine="720"/>
+        <w:jc w:val="center"/>
+        <w:rPr>
+          <w:rFonts w:ascii="Bookman Old Style" w:eastAsia="Bookman Old Style" w:hAnsi="Bookman Old Style" w:cs="Bookman Old Style"/>
+        </w:rPr>
+      </w:pPr>
+      <w:r>
+        <w:rPr>
+          <w:rFonts w:ascii="Bookman Old Style" w:eastAsia="Bookman Old Style" w:hAnsi="Bookman Old Style" w:cs="Bookman Old Style"/>
+        </w:rPr>
+        <w:t>Advocate/</w:t>
+      </w:r>
+      <w:r>
+        <w:rPr>
+          <w:rFonts w:ascii="Bookman Old Style" w:eastAsia="Bookman Old Style" w:hAnsi="Bookman Old Style" w:cs="Bookman Old Style"/>
+        </w:rPr>
+        <w:t>{{place}}</w:t>
+      </w:r>
+    </w:p>
+    <w:p>
+      <w:pPr>
+        <w:ind w:left="5040" w:right="-720"/>
+        <w:jc w:val="center"/>
+        <w:rPr>
+          <w:rFonts w:ascii="Bookman Old Style" w:hAnsi="Bookman Old Style" w:cs="Tahoma"/>
+          <w:b/>
+          <w:bCs/>
+        </w:rPr>
+      </w:pPr>
+      <w:r>
+        <w:rPr>
+          <w:rFonts w:ascii="Bookman Old Style" w:hAnsi="Bookman Old Style" w:cs="Tahoma"/>
+          <w:b/>
+          <w:bCs/>
+        </w:rPr>
+        <w:br w:type="page"/>
+      </w:r>
+      <w:r>
+        <w:rPr>
+          <w:rFonts w:ascii="Bookman Old Style" w:hAnsi="Bookman Old Style" w:cs="Tahoma"/>
+          <w:b/>
+          <w:bCs/>
+        </w:rPr>
+        <w:lastRenderedPageBreak/>
+        <w:t>IN THE COURT OF THE</w:t>
+      </w:r>
+    </w:p>
+    <w:p>
+      <w:pPr>
+        <w:ind w:left="5040" w:right="-720"/>
+        <w:jc w:val="center"/>
+        <w:rPr>
+          <w:rFonts w:ascii="Bookman Old Style" w:hAnsi="Bookman Old Style" w:cs="Tahoma"/>
+          <w:b/>
+          <w:bCs/>
+        </w:rPr>
+      </w:pPr>
+      <w:r>
+        <w:rPr>
+          <w:rFonts w:ascii="Bookman Old Style" w:hAnsi="Bookman Old Style" w:cs="Tahoma"/>
+          <w:b/>
+          <w:bCs/>
+          <w:noProof/>
+        </w:rPr>
+        <w:t>{{court_name}}</w:t>
+      </w:r>
+    </w:p>
+    <w:p>
+      <w:pPr>
+        <w:ind w:left="5040" w:right="-720"/>
+        <w:jc w:val="center"/>
+        <w:rPr>
+          <w:rFonts w:ascii="Bookman Old Style" w:hAnsi="Bookman Old Style" w:cs="Tahoma"/>
+        </w:rPr>
+      </w:pPr>
+    </w:p>
+    <w:p>
+      <w:pPr>
+        <w:ind w:left="5040" w:right="-720"/>
+        <w:jc w:val="center"/>
+        <w:rPr>
+          <w:rFonts w:ascii="Bookman Old Style" w:hAnsi="Bookman Old Style" w:cs="Tahoma"/>
+        </w:rPr>
+      </w:pPr>
+    </w:p>
+    <w:p>
+      <w:pPr>
+        <w:ind w:left="5040" w:right="-720"/>
+        <w:jc w:val="center"/>
+        <w:rPr>
+          <w:rFonts w:ascii="Bookman Old Style" w:hAnsi="Bookman Old Style" w:cs="Tahoma"/>
+        </w:rPr>
+      </w:pPr>
+      <w:r>
+        <w:rPr>
+          <w:rFonts w:ascii="Bookman Old Style" w:hAnsi="Bookman Old Style" w:cs="Tahoma"/>
+        </w:rPr>
+        <w:t xml:space="preserve">F.C.O.P. No.              OF </w:t>
+      </w:r>
+      <w:r>
+        <w:rPr>
+          <w:rFonts w:ascii="Bookman Old Style" w:hAnsi="Bookman Old Style" w:cs="Tahoma"/>
+          <w:noProof/>
+        </w:rPr>
+        <w:t>{{year}}</w:t>
+      </w:r>
+    </w:p>
+    <w:p>
+      <w:pPr>
+        <w:ind w:left="5040" w:right="-720"/>
+        <w:jc w:val="center"/>
+        <w:rPr>
+          <w:rFonts w:ascii="Bookman Old Style" w:hAnsi="Bookman Old Style" w:cs="Tahoma"/>
+        </w:rPr>
+      </w:pPr>
+    </w:p>
+    <w:p>
+      <w:pPr>
+        <w:ind w:left="5040" w:right="-720"/>
+        <w:jc w:val="center"/>
+        <w:rPr>
+          <w:rFonts w:ascii="Bookman Old Style" w:hAnsi="Bookman Old Style" w:cs="Tahoma"/>
+        </w:rPr>
+      </w:pPr>
+    </w:p>
+    <w:p>
+      <w:pPr>
+        <w:ind w:left="5040" w:right="-720"/>
+        <w:jc w:val="center"/>
+        <w:rPr>
+          <w:rFonts w:ascii="Bookman Old Style" w:hAnsi="Bookman Old Style" w:cs="Tahoma"/>
+        </w:rPr>
+      </w:pPr>
+    </w:p>
+    <w:p>
+      <w:pPr>
+        <w:ind w:left="5040" w:right="-720"/>
+        <w:rPr>
+          <w:rFonts w:ascii="Bookman Old Style" w:hAnsi="Bookman Old Style" w:cs="Tahoma"/>
+        </w:rPr>
+      </w:pPr>
+      <w:r>
+        <w:rPr>
+          <w:rFonts w:ascii="Bookman Old Style" w:hAnsi="Bookman Old Style" w:cs="Tahoma"/>
+        </w:rPr>
+        <w:t>BETWEEN:</w:t>
+      </w:r>
+    </w:p>
+    <w:p>
+      <w:pPr>
+        <w:ind w:left="5040" w:right="-720"/>
+        <w:rPr>
+          <w:rFonts w:ascii="Bookman Old Style" w:hAnsi="Bookman Old Style" w:cs="Tahoma"/>
+        </w:rPr>
+      </w:pPr>
+    </w:p>
+    <w:p>
+      <w:pPr>
+        <w:ind w:left="5040" w:right="-900"/>
+        <w:jc w:val="both"/>
+        <w:rPr>
+          <w:rFonts w:ascii="Bookman Old Style" w:hAnsi="Bookman Old Style" w:cs="Tahoma"/>
+        </w:rPr>
+      </w:pPr>
+      <w:r>
+        <w:rPr>
+          <w:rFonts w:ascii="Bookman Old Style" w:hAnsi="Bookman Old Style" w:cs="Tahoma"/>
+          <w:noProof/>
+        </w:rPr>
+        <w:t>{{pet_name}}</w:t>
+      </w:r>
+    </w:p>
+    <w:p>
+      <w:pPr>
+        <w:ind w:left="5040" w:right="-720"/>
+        <w:rPr>
+          <w:rFonts w:ascii="Bookman Old Style" w:hAnsi="Bookman Old Style" w:cs="Tahoma"/>
+        </w:rPr>
+      </w:pPr>
+    </w:p>
+    <w:p>
+      <w:pPr>
+        <w:ind w:left="5040" w:right="-720"/>
+        <w:jc w:val="right"/>
+        <w:rPr>
+          <w:rFonts w:ascii="Bookman Old Style" w:hAnsi="Bookman Old Style" w:cs="Tahoma"/>
+        </w:rPr>
+      </w:pPr>
+      <w:r>
+        <w:rPr>
+          <w:rFonts w:ascii="Bookman Old Style" w:hAnsi="Bookman Old Style" w:cs="Tahoma"/>
+        </w:rPr>
+        <w:t>… FIRST PETITIONER</w:t>
+      </w:r>
+    </w:p>
+    <w:p>
+      <w:pPr>
+        <w:ind w:left="5040" w:right="-720"/>
+        <w:jc w:val="center"/>
+        <w:rPr>
+          <w:rFonts w:ascii="Bookman Old Style" w:hAnsi="Bookman Old Style" w:cs="Tahoma"/>
+        </w:rPr>
+      </w:pPr>
+    </w:p>
+    <w:p>
+      <w:pPr>
+        <w:ind w:left="5040" w:right="-720"/>
+        <w:jc w:val="center"/>
+        <w:rPr>
+          <w:rFonts w:ascii="Bookman Old Style" w:hAnsi="Bookman Old Style" w:cs="Tahoma"/>
+        </w:rPr>
+      </w:pPr>
+      <w:r>
+        <w:rPr>
+          <w:rFonts w:ascii="Bookman Old Style" w:hAnsi="Bookman Old Style" w:cs="Tahoma"/>
+        </w:rPr>
+        <w:t>AND</w:t>
+      </w:r>
+    </w:p>
+    <w:p>
+      <w:pPr>
+        <w:ind w:left="5040" w:right="-720"/>
+        <w:jc w:val="center"/>
+        <w:rPr>
+          <w:rFonts w:ascii="Bookman Old Style" w:hAnsi="Bookman Old Style" w:cs="Tahoma"/>
+        </w:rPr>
+      </w:pPr>
+    </w:p>
+    <w:p>
+      <w:pPr>
+        <w:ind w:left="5040" w:right="-900"/>
+        <w:jc w:val="both"/>
+        <w:rPr>
+          <w:rFonts w:ascii="Bookman Old Style" w:hAnsi="Bookman Old Style" w:cs="Tahoma"/>
+        </w:rPr>
+      </w:pPr>
+      <w:r>
+        <w:rPr>
+          <w:rFonts w:ascii="Bookman Old Style" w:hAnsi="Bookman Old Style" w:cs="Tahoma"/>
+          <w:noProof/>
+        </w:rPr>
+        <w:t>{{res_name}}</w:t>
+      </w:r>
+    </w:p>
+    <w:p>
+      <w:pPr>
+        <w:ind w:left="5040" w:right="-720"/>
+        <w:jc w:val="center"/>
+        <w:rPr>
+          <w:rFonts w:ascii="Bookman Old Style" w:hAnsi="Bookman Old Style" w:cs="Tahoma"/>
+        </w:rPr>
+      </w:pPr>
+    </w:p>
+    <w:p>
+      <w:pPr>
+        <w:ind w:left="5040" w:right="-720"/>
+        <w:jc w:val="right"/>
+        <w:rPr>
+          <w:rFonts w:ascii="Bookman Old Style" w:hAnsi="Bookman Old Style" w:cs="Tahoma"/>
+        </w:rPr>
+      </w:pPr>
+      <w:r>
+        <w:rPr>
+          <w:rFonts w:ascii="Bookman Old Style" w:hAnsi="Bookman Old Style" w:cs="Tahoma"/>
+        </w:rPr>
+        <w:t>… SECOND PETITIONER</w:t>
+      </w:r>
+    </w:p>
+    <w:p>
+      <w:pPr>
+        <w:ind w:left="4820" w:right="-765"/>
+        <w:jc w:val="center"/>
+        <w:rPr>
+          <w:rFonts w:ascii="Bookman Old Style" w:hAnsi="Bookman Old Style" w:cs="Tahoma"/>
+        </w:rPr>
+      </w:pPr>
+    </w:p>
+    <w:p>
+      <w:pPr>
+        <w:ind w:left="4820" w:right="-765"/>
+        <w:rPr>
+          <w:rFonts w:ascii="Bookman Old Style" w:eastAsia="Bookman Old Style" w:hAnsi="Bookman Old Style" w:cs="Bookman Old Style"/>
+        </w:rPr>
+      </w:pPr>
+      <w:r>
+        <w:rPr>
+          <w:rFonts w:ascii="Bookman Old Style" w:eastAsia="Bookman Old Style" w:hAnsi="Bookman Old Style" w:cs="Bookman Old Style"/>
+        </w:rPr>
+        <w:tab/>
+      </w:r>
+    </w:p>
+    <w:p>
+      <w:pPr>
+        <w:ind w:left="4820" w:right="-765"/>
+        <w:jc w:val="center"/>
+        <w:rPr>
+          <w:rFonts w:ascii="Bookman Old Style" w:hAnsi="Bookman Old Style"/>
+          <w:b/>
+          <w:bCs/>
+          <w:u w:val="single"/>
+        </w:rPr>
+      </w:pPr>
+    </w:p>
+    <w:p>
+      <w:pPr>
+        <w:ind w:left="4820" w:right="-765"/>
+        <w:jc w:val="center"/>
+        <w:rPr>
+          <w:rFonts w:ascii="Bookman Old Style" w:hAnsi="Bookman Old Style"/>
+          <w:b/>
+          <w:bCs/>
+          <w:u w:val="single"/>
+        </w:rPr>
+      </w:pPr>
+    </w:p>
+    <w:p>
+      <w:pPr>
+        <w:ind w:left="4820" w:right="-765"/>
+        <w:jc w:val="center"/>
+        <w:rPr>
+          <w:rFonts w:ascii="Bookman Old Style" w:hAnsi="Bookman Old Style"/>
+          <w:b/>
+          <w:bCs/>
+          <w:u w:val="single"/>
+        </w:rPr>
+      </w:pPr>
+      <w:r>
+        <w:rPr>
+          <w:rFonts w:ascii="Bookman Old Style" w:hAnsi="Bookman Old Style"/>
+          <w:b/>
+          <w:bCs/>
+          <w:u w:val="single"/>
+        </w:rPr>
+        <w:t xml:space="preserve">AFFIDAVIT </w:t>
+      </w:r>
+    </w:p>
+    <w:p>
+      <w:pPr>
+        <w:ind w:left="4820" w:right="-765"/>
+        <w:jc w:val="center"/>
+        <w:rPr>
+          <w:rFonts w:ascii="Bookman Old Style" w:eastAsia="Bookman Old Style" w:hAnsi="Bookman Old Style" w:cs="Bookman Old Style"/>
+          <w:b/>
+          <w:u w:val="single"/>
+        </w:rPr>
+      </w:pPr>
+    </w:p>
+    <w:p>
+      <w:pPr>
+        <w:ind w:left="4820" w:right="-765"/>
+        <w:jc w:val="center"/>
+        <w:rPr>
+          <w:rFonts w:ascii="Bookman Old Style" w:eastAsia="Bookman Old Style" w:hAnsi="Bookman Old Style" w:cs="Bookman Old Style"/>
+          <w:b/>
+          <w:u w:val="single"/>
+        </w:rPr>
+      </w:pPr>
+      <w:r>
+        <w:rPr>
+          <w:rFonts w:ascii="Bookman Old Style" w:eastAsia="Bookman Old Style" w:hAnsi="Bookman Old Style" w:cs="Bookman Old Style"/>
+          <w:b/>
+          <w:u w:val="single"/>
+        </w:rPr>
+        <w:t xml:space="preserve"> </w:t>
+      </w:r>
+    </w:p>
+    <w:p>
+      <w:pPr>
+        <w:ind w:left="5040" w:right="-720"/>
+        <w:rPr>
+          <w:rFonts w:ascii="Bookman Old Style" w:hAnsi="Bookman Old Style" w:cs="Tahoma"/>
+        </w:rPr>
+      </w:pPr>
+      <w:r>
+        <w:rPr>
+          <w:rFonts w:ascii="Bookman Old Style" w:hAnsi="Bookman Old Style" w:cs="Tahoma"/>
+        </w:rPr>
+        <w:t xml:space="preserve">FILED ON: </w:t>
+      </w:r>
+      <w:r>
+        <w:rPr>
+          <w:rFonts w:ascii="Bookman Old Style" w:hAnsi="Bookman Old Style" w:cs="Tahoma"/>
+          <w:noProof/>
+        </w:rPr>
+        <w:t>{{dof}}</w:t>
+      </w:r>
+    </w:p>
+    <w:p>
+      <w:pPr>
+        <w:ind w:left="5040" w:right="-720"/>
+        <w:jc w:val="center"/>
+        <w:rPr>
+          <w:rFonts w:ascii="Bookman Old Style" w:hAnsi="Bookman Old Style" w:cs="Tahoma"/>
+        </w:rPr>
+      </w:pPr>
+    </w:p>
+    <w:p>
+      <w:pPr>
+        <w:ind w:left="5040" w:right="-720"/>
+        <w:jc w:val="center"/>
+        <w:rPr>
+          <w:rFonts w:ascii="Bookman Old Style" w:hAnsi="Bookman Old Style" w:cs="Tahoma"/>
+        </w:rPr>
+      </w:pPr>
+    </w:p>
+    <w:p>
+      <w:pPr>
+        <w:ind w:left="5040" w:right="-720"/>
+        <w:rPr>
+          <w:rFonts w:ascii="Bookman Old Style" w:hAnsi="Bookman Old Style" w:cs="Tahoma"/>
+        </w:rPr>
+      </w:pPr>
+      <w:r>
+        <w:rPr>
+          <w:rFonts w:ascii="Bookman Old Style" w:hAnsi="Bookman Old Style" w:cs="Tahoma"/>
+        </w:rPr>
+        <w:t>FILED BY:</w:t>
+      </w:r>
+    </w:p>
+    <w:p>
+      <w:pPr>
+        <w:ind w:left="5040" w:right="-720"/>
+        <w:rPr>
+          <w:rFonts w:ascii="Bookman Old Style" w:hAnsi="Bookman Old Style" w:cs="Tahoma"/>
+        </w:rPr>
+      </w:pPr>
+    </w:p>
+    <w:p>
+      <w:pPr>
+        <w:ind w:left="5040" w:right="-720"/>
+        <w:rPr>
+          <w:rFonts w:ascii="Bookman Old Style" w:hAnsi="Bookman Old Style" w:cs="Tahoma"/>
+          <w:u w:val="single"/>
+        </w:rPr>
+      </w:pPr>
+      <w:r>
+        <w:rPr>
+          <w:rFonts w:ascii="Bookman Old Style" w:hAnsi="Bookman Old Style" w:cs="Tahoma"/>
+          <w:u w:val="single"/>
+        </w:rPr>
+        <w:t xml:space="preserve">Address for Service: </w:t>
+      </w:r>
+    </w:p>
+    <w:p>
+      <w:pPr>
+        <w:ind w:left="5040" w:right="-720"/>
+        <w:rPr>
+          <w:rFonts w:ascii="Bookman Old Style" w:hAnsi="Bookman Old Style" w:cs="Tahoma"/>
+        </w:rPr>
+      </w:pPr>
+    </w:p>
+    <w:p>
+      <w:pPr>
+        <w:ind w:left="5040" w:right="-720"/>
+        <w:jc w:val="both"/>
+        <w:rPr>
+          <w:rFonts w:ascii="Bookman Old Style" w:hAnsi="Bookman Old Style" w:cs="Tahoma"/>
+        </w:rPr>
+      </w:pPr>
+      <w:r>
+        <w:rPr>
+          <w:rFonts w:ascii="Bookman Old Style" w:hAnsi="Bookman Old Style" w:cs="Tahoma"/>
+          <w:noProof/>
+        </w:rPr>
+        <w:t>{{address_for_service}}</w:t>
+      </w:r>
+    </w:p>
+    <w:p>
+      <w:pPr>
+        <w:ind w:left="5040" w:right="-720"/>
+        <w:rPr>
+          <w:rFonts w:ascii="Bookman Old Style" w:hAnsi="Bookman Old Style" w:cs="Tahoma"/>
+        </w:rPr>
+      </w:pPr>
+    </w:p>
+    <w:p>
+      <w:pPr>
+        <w:ind w:left="5040" w:right="-720"/>
+        <w:rPr>
+          <w:rFonts w:ascii="Bookman Old Style" w:hAnsi="Bookman Old Style" w:cs="Tahoma"/>
+        </w:rPr>
+      </w:pPr>
+      <w:r>
+        <w:rPr>
+          <w:rFonts w:ascii="Bookman Old Style" w:hAnsi="Bookman Old Style" w:cs="Tahoma"/>
+        </w:rPr>
+        <w:t>Counsel for Petitioners No.1 &amp; 2</w:t>
+      </w:r>
+    </w:p>
+    <w:p>
+      <w:pPr>
+        <w:ind w:left="4820" w:right="-765"/>
+        <w:rPr>
+          <w:rFonts w:ascii="Bookman Old Style" w:hAnsi="Bookman Old Style"/>
+          <w:u w:val="single"/>
+        </w:rPr>
+      </w:pPr>
+    </w:p>
+    <w:p>
+      <w:pPr>
+        <w:ind w:left="4820" w:right="-765"/>
+        <w:jc w:val="center"/>
+        <w:rPr>
+          <w:rFonts w:ascii="Bookman Old Style" w:hAnsi="Bookman Old Style" w:cs="Tahoma"/>
+        </w:rPr>
+      </w:pPr>
+    </w:p>
+    <w:p>
+      <w:pPr>
+        <w:ind w:right="-630"/>
+        <w:rPr>
+          <w:rFonts w:ascii="Bookman Old Style" w:hAnsi="Bookman Old Style" w:cs="Tahoma"/>
+        </w:rPr>
+      </w:pPr>
+    </w:p>
+    <w:p>
+      <w:pPr>
+        <w:ind w:right="-630"/>
+        <w:rPr>
+          <w:rFonts w:ascii="Bookman Old Style" w:hAnsi="Bookman Old Style" w:cs="Tahoma"/>
+        </w:rPr>
+      </w:pPr>
+    </w:p>
+    <w:p>
+      <w:pPr>
+        <w:ind w:left="4820" w:right="-765"/>
+        <w:jc w:val="center"/>
+        <w:rPr>
+          <w:rFonts w:ascii="Bookman Old Style" w:hAnsi="Bookman Old Style" w:cs="Tahoma"/>
+        </w:rPr>
       </w:pPr>
     </w:p>
     <w:p>
@@ -8579,7 +10565,179 @@
       </w:pPr>
     </w:lvl>
   </w:abstractNum>
-  <w:abstractNum w:abstractNumId="2" w15:restartNumberingAfterBreak="1">
+  <w:abstractNum w:abstractNumId="2" w15:restartNumberingAfterBreak="0">
+    <w:nsid w:val="1E6F4915"/>
+    <w:multiLevelType w:val="hybridMultilevel"/>
+    <w:tmpl w:val="7B7E1320"/>
+    <w:lvl w:ilvl="0" w:tplc="FFFFFFFF">
+      <w:start w:val="1"/>
+      <w:numFmt w:val="decimal"/>
+      <w:lvlText w:val="%1."/>
+      <w:lvlJc w:val="left"/>
+      <w:pPr>
+        <w:ind w:left="2880" w:hanging="360"/>
+      </w:pPr>
+    </w:lvl>
+    <w:lvl w:ilvl="1" w:tplc="FFFFFFFF" w:tentative="1">
+      <w:start w:val="1"/>
+      <w:numFmt w:val="lowerLetter"/>
+      <w:lvlText w:val="%2."/>
+      <w:lvlJc w:val="left"/>
+      <w:pPr>
+        <w:ind w:left="1440" w:hanging="360"/>
+      </w:pPr>
+    </w:lvl>
+    <w:lvl w:ilvl="2" w:tplc="FFFFFFFF" w:tentative="1">
+      <w:start w:val="1"/>
+      <w:numFmt w:val="lowerRoman"/>
+      <w:lvlText w:val="%3."/>
+      <w:lvlJc w:val="right"/>
+      <w:pPr>
+        <w:ind w:left="2160" w:hanging="180"/>
+      </w:pPr>
+    </w:lvl>
+    <w:lvl w:ilvl="3" w:tplc="FFFFFFFF" w:tentative="1">
+      <w:start w:val="1"/>
+      <w:numFmt w:val="decimal"/>
+      <w:lvlText w:val="%4."/>
+      <w:lvlJc w:val="left"/>
+      <w:pPr>
+        <w:ind w:left="2880" w:hanging="360"/>
+      </w:pPr>
+    </w:lvl>
+    <w:lvl w:ilvl="4" w:tplc="FFFFFFFF" w:tentative="1">
+      <w:start w:val="1"/>
+      <w:numFmt w:val="lowerLetter"/>
+      <w:lvlText w:val="%5."/>
+      <w:lvlJc w:val="left"/>
+      <w:pPr>
+        <w:ind w:left="3600" w:hanging="360"/>
+      </w:pPr>
+    </w:lvl>
+    <w:lvl w:ilvl="5" w:tplc="FFFFFFFF" w:tentative="1">
+      <w:start w:val="1"/>
+      <w:numFmt w:val="lowerRoman"/>
+      <w:lvlText w:val="%6."/>
+      <w:lvlJc w:val="right"/>
+      <w:pPr>
+        <w:ind w:left="4320" w:hanging="180"/>
+      </w:pPr>
+    </w:lvl>
+    <w:lvl w:ilvl="6" w:tplc="FFFFFFFF" w:tentative="1">
+      <w:start w:val="1"/>
+      <w:numFmt w:val="decimal"/>
+      <w:lvlText w:val="%7."/>
+      <w:lvlJc w:val="left"/>
+      <w:pPr>
+        <w:ind w:left="5040" w:hanging="360"/>
+      </w:pPr>
+    </w:lvl>
+    <w:lvl w:ilvl="7" w:tplc="FFFFFFFF" w:tentative="1">
+      <w:start w:val="1"/>
+      <w:numFmt w:val="lowerLetter"/>
+      <w:lvlText w:val="%8."/>
+      <w:lvlJc w:val="left"/>
+      <w:pPr>
+        <w:ind w:left="5760" w:hanging="360"/>
+      </w:pPr>
+    </w:lvl>
+    <w:lvl w:ilvl="8" w:tplc="FFFFFFFF" w:tentative="1">
+      <w:start w:val="1"/>
+      <w:numFmt w:val="lowerRoman"/>
+      <w:lvlText w:val="%9."/>
+      <w:lvlJc w:val="right"/>
+      <w:pPr>
+        <w:ind w:left="6480" w:hanging="180"/>
+      </w:pPr>
+    </w:lvl>
+  </w:abstractNum>
+  <w:abstractNum w:abstractNumId="3" w15:restartNumberingAfterBreak="0">
+    <w:nsid w:val="280D4012"/>
+    <w:multiLevelType w:val="hybridMultilevel"/>
+    <w:tmpl w:val="7B7E1320"/>
+    <w:lvl w:ilvl="0" w:tplc="0809000F">
+      <w:start w:val="1"/>
+      <w:numFmt w:val="decimal"/>
+      <w:lvlText w:val="%1."/>
+      <w:lvlJc w:val="left"/>
+      <w:pPr>
+        <w:ind w:left="2880" w:hanging="360"/>
+      </w:pPr>
+    </w:lvl>
+    <w:lvl w:ilvl="1" w:tplc="08090019" w:tentative="1">
+      <w:start w:val="1"/>
+      <w:numFmt w:val="lowerLetter"/>
+      <w:lvlText w:val="%2."/>
+      <w:lvlJc w:val="left"/>
+      <w:pPr>
+        <w:ind w:left="1440" w:hanging="360"/>
+      </w:pPr>
+    </w:lvl>
+    <w:lvl w:ilvl="2" w:tplc="0809001B" w:tentative="1">
+      <w:start w:val="1"/>
+      <w:numFmt w:val="lowerRoman"/>
+      <w:lvlText w:val="%3."/>
+      <w:lvlJc w:val="right"/>
+      <w:pPr>
+        <w:ind w:left="2160" w:hanging="180"/>
+      </w:pPr>
+    </w:lvl>
+    <w:lvl w:ilvl="3" w:tplc="0809000F" w:tentative="1">
+      <w:start w:val="1"/>
+      <w:numFmt w:val="decimal"/>
+      <w:lvlText w:val="%4."/>
+      <w:lvlJc w:val="left"/>
+      <w:pPr>
+        <w:ind w:left="2880" w:hanging="360"/>
+      </w:pPr>
+    </w:lvl>
+    <w:lvl w:ilvl="4" w:tplc="08090019" w:tentative="1">
+      <w:start w:val="1"/>
+      <w:numFmt w:val="lowerLetter"/>
+      <w:lvlText w:val="%5."/>
+      <w:lvlJc w:val="left"/>
+      <w:pPr>
+        <w:ind w:left="3600" w:hanging="360"/>
+      </w:pPr>
+    </w:lvl>
+    <w:lvl w:ilvl="5" w:tplc="0809001B" w:tentative="1">
+      <w:start w:val="1"/>
+      <w:numFmt w:val="lowerRoman"/>
+      <w:lvlText w:val="%6."/>
+      <w:lvlJc w:val="right"/>
+      <w:pPr>
+        <w:ind w:left="4320" w:hanging="180"/>
+      </w:pPr>
+    </w:lvl>
+    <w:lvl w:ilvl="6" w:tplc="0809000F" w:tentative="1">
+      <w:start w:val="1"/>
+      <w:numFmt w:val="decimal"/>
+      <w:lvlText w:val="%7."/>
+      <w:lvlJc w:val="left"/>
+      <w:pPr>
+        <w:ind w:left="5040" w:hanging="360"/>
+      </w:pPr>
+    </w:lvl>
+    <w:lvl w:ilvl="7" w:tplc="08090019" w:tentative="1">
+      <w:start w:val="1"/>
+      <w:numFmt w:val="lowerLetter"/>
+      <w:lvlText w:val="%8."/>
+      <w:lvlJc w:val="left"/>
+      <w:pPr>
+        <w:ind w:left="5760" w:hanging="360"/>
+      </w:pPr>
+    </w:lvl>
+    <w:lvl w:ilvl="8" w:tplc="0809001B" w:tentative="1">
+      <w:start w:val="1"/>
+      <w:numFmt w:val="lowerRoman"/>
+      <w:lvlText w:val="%9."/>
+      <w:lvlJc w:val="right"/>
+      <w:pPr>
+        <w:ind w:left="6480" w:hanging="180"/>
+      </w:pPr>
+    </w:lvl>
+  </w:abstractNum>
+  <w:abstractNum w:abstractNumId="4" w15:restartNumberingAfterBreak="1">
     <w:nsid w:val="29364653"/>
     <w:multiLevelType w:val="hybridMultilevel"/>
     <w:tmpl w:val="B6DA73CA"/>
@@ -8695,7 +10853,7 @@
       </w:pPr>
     </w:lvl>
   </w:abstractNum>
-  <w:abstractNum w:abstractNumId="3" w15:restartNumberingAfterBreak="1">
+  <w:abstractNum w:abstractNumId="5" w15:restartNumberingAfterBreak="1">
     <w:nsid w:val="36FC292E"/>
     <w:multiLevelType w:val="hybridMultilevel"/>
     <w:tmpl w:val="19704E94"/>
@@ -8811,7 +10969,96 @@
       </w:pPr>
     </w:lvl>
   </w:abstractNum>
-  <w:abstractNum w:abstractNumId="4" w15:restartNumberingAfterBreak="1">
+  <w:abstractNum w:abstractNumId="6" w15:restartNumberingAfterBreak="0">
+    <w:nsid w:val="4AFE3D83"/>
+    <w:multiLevelType w:val="hybridMultilevel"/>
+    <w:tmpl w:val="EBE8A394"/>
+    <w:lvl w:ilvl="0" w:tplc="0809000F">
+      <w:start w:val="1"/>
+      <w:numFmt w:val="decimal"/>
+      <w:lvlText w:val="%1."/>
+      <w:lvlJc w:val="left"/>
+      <w:pPr>
+        <w:ind w:left="720" w:hanging="360"/>
+      </w:pPr>
+      <w:rPr>
+        <w:rFonts w:hint="default"/>
+      </w:rPr>
+    </w:lvl>
+    <w:lvl w:ilvl="1" w:tplc="08090019" w:tentative="1">
+      <w:start w:val="1"/>
+      <w:numFmt w:val="lowerLetter"/>
+      <w:lvlText w:val="%2."/>
+      <w:lvlJc w:val="left"/>
+      <w:pPr>
+        <w:ind w:left="1440" w:hanging="360"/>
+      </w:pPr>
+    </w:lvl>
+    <w:lvl w:ilvl="2" w:tplc="0809001B" w:tentative="1">
+      <w:start w:val="1"/>
+      <w:numFmt w:val="lowerRoman"/>
+      <w:lvlText w:val="%3."/>
+      <w:lvlJc w:val="right"/>
+      <w:pPr>
+        <w:ind w:left="2160" w:hanging="180"/>
+      </w:pPr>
+    </w:lvl>
+    <w:lvl w:ilvl="3" w:tplc="0809000F">
+      <w:start w:val="1"/>
+      <w:numFmt w:val="decimal"/>
+      <w:lvlText w:val="%4."/>
+      <w:lvlJc w:val="left"/>
+      <w:pPr>
+        <w:ind w:left="2880" w:hanging="360"/>
+      </w:pPr>
+    </w:lvl>
+    <w:lvl w:ilvl="4" w:tplc="08090019" w:tentative="1">
+      <w:start w:val="1"/>
+      <w:numFmt w:val="lowerLetter"/>
+      <w:lvlText w:val="%5."/>
+      <w:lvlJc w:val="left"/>
+      <w:pPr>
+        <w:ind w:left="3600" w:hanging="360"/>
+      </w:pPr>
+    </w:lvl>
+    <w:lvl w:ilvl="5" w:tplc="0809001B" w:tentative="1">
+      <w:start w:val="1"/>
+      <w:numFmt w:val="lowerRoman"/>
+      <w:lvlText w:val="%6."/>
+      <w:lvlJc w:val="right"/>
+      <w:pPr>
+        <w:ind w:left="4320" w:hanging="180"/>
+      </w:pPr>
+    </w:lvl>
+    <w:lvl w:ilvl="6" w:tplc="0809000F" w:tentative="1">
+      <w:start w:val="1"/>
+      <w:numFmt w:val="decimal"/>
+      <w:lvlText w:val="%7."/>
+      <w:lvlJc w:val="left"/>
+      <w:pPr>
+        <w:ind w:left="5040" w:hanging="360"/>
+      </w:pPr>
+    </w:lvl>
+    <w:lvl w:ilvl="7" w:tplc="08090019" w:tentative="1">
+      <w:start w:val="1"/>
+      <w:numFmt w:val="lowerLetter"/>
+      <w:lvlText w:val="%8."/>
+      <w:lvlJc w:val="left"/>
+      <w:pPr>
+        <w:ind w:left="5760" w:hanging="360"/>
+      </w:pPr>
+    </w:lvl>
+    <w:lvl w:ilvl="8" w:tplc="0809001B" w:tentative="1">
+      <w:start w:val="1"/>
+      <w:numFmt w:val="lowerRoman"/>
+      <w:lvlText w:val="%9."/>
+      <w:lvlJc w:val="right"/>
+      <w:pPr>
+        <w:ind w:left="6480" w:hanging="180"/>
+      </w:pPr>
+    </w:lvl>
+  </w:abstractNum>
+  <w:abstractNum w:abstractNumId="7" w15:restartNumberingAfterBreak="1">
     <w:nsid w:val="65583B2E"/>
     <w:multiLevelType w:val="hybridMultilevel"/>
     <w:tmpl w:val="A814B46E"/>
@@ -8928,10 +11175,10 @@
     </w:lvl>
   </w:abstractNum>
   <w:num w:numId="1" w16cid:durableId="262300115">
-    <w:abstractNumId w:val="3"/>
+    <w:abstractNumId w:val="5"/>
   </w:num>
   <w:num w:numId="2" w16cid:durableId="652804797">
-    <w:abstractNumId w:val="2"/>
+    <w:abstractNumId w:val="4"/>
   </w:num>
   <w:num w:numId="3" w16cid:durableId="980380550">
     <w:abstractNumId w:val="1"/>
@@ -8940,7 +11187,16 @@
     <w:abstractNumId w:val="0"/>
   </w:num>
   <w:num w:numId="5" w16cid:durableId="2065712927">
-    <w:abstractNumId w:val="4"/>
+    <w:abstractNumId w:val="7"/>
+  </w:num>
+  <w:num w:numId="6" w16cid:durableId="1026713744">
+    <w:abstractNumId w:val="6"/>
+  </w:num>
+  <w:num w:numId="7" w16cid:durableId="227495388">
+    <w:abstractNumId w:val="3"/>
+  </w:num>
+  <w:num w:numId="8" w16cid:durableId="1538662074">
+    <w:abstractNumId w:val="2"/>
   </w:num>
 </w:numbering>
 </file>
@@ -9395,6 +11651,24 @@
       </w:tblBorders>
     </w:tblPr>
   </w:style>
+  <w:style w:type="paragraph" w:styleId="ListParagraph">
+    <w:name w:val="List Paragraph"/>
+    <w:basedOn w:val="Normal"/>
+    <w:uiPriority w:val="34"/>
+    <w:qFormat/>
+    <w:rsid w:val="00CA64D9"/>
+    <w:pPr>
+      <w:spacing w:line="276" w:lineRule="auto"/>
+      <w:ind w:left="720"/>
+      <w:contextualSpacing/>
+    </w:pPr>
+    <w:rPr>
+      <w:rFonts w:ascii="Arial" w:eastAsia="Arial" w:hAnsi="Arial" w:cs="Mangal"/>
+      <w:sz w:val="22"/>
+      <w:szCs w:val="20"/>
+      <w:lang w:val="en" w:eastAsia="en-GB" w:bidi="hi-IN"/>
+    </w:rPr>
+  </w:style>
 </w:styles>
 </file>
 
